--- a/downloads/teacher/ai-7-week-27.docx
+++ b/downloads/teacher/ai-7-week-27.docx
@@ -1974,6 +1974,396 @@
         <w:t>For the Reproducible AI Research Study, retain an annotated worked trace and the changed-case reasoning. Connect the claim to its records, units and assumptions so another investigator can challenge or reproduce it.</w:t>
       </w:r>
     </w:p>
+    <w:p>
+      <w:pPr>
+        <w:pStyle w:val="Heading1"/>
+      </w:pPr>
+      <w:r>
+        <w:t>07. Prepare, teach and assess</w:t>
+      </w:r>
+    </w:p>
+    <w:p>
+      <w:r>
+        <w:t>Teaching target: Explain the mechanism and terminology of robustness across conditions</w:t>
+      </w:r>
+    </w:p>
+    <w:p>
+      <w:r>
+        <w:t>Prepare the labelled worked-case picture, the matching workbook, fictional input cards and a place for individual responses. Check a local Python 3 environment before class; have a paper-trace version ready.</w:t>
+      </w:r>
+    </w:p>
+    <w:tbl>
+      <w:tblPr>
+        <w:tblStyle w:val="LightShading-Accent1"/>
+        <w:tblW w:type="auto" w:w="0"/>
+        <w:tblLook w:firstColumn="1" w:firstRow="1" w:lastColumn="0" w:lastRow="0" w:noHBand="0" w:noVBand="1" w:val="04A0"/>
+      </w:tblPr>
+      <w:tblGrid>
+        <w:gridCol w:w="3408"/>
+        <w:gridCol w:w="3408"/>
+        <w:gridCol w:w="3408"/>
+      </w:tblGrid>
+      <w:tr>
+        <w:trPr>
+          <w:tblHeader/>
+        </w:trPr>
+        <w:tc>
+          <w:tcPr>
+            <w:tcW w:type="dxa" w:w="3408"/>
+          </w:tcPr>
+          <w:p>
+            <w:r>
+              <w:t>Session</w:t>
+            </w:r>
+          </w:p>
+        </w:tc>
+        <w:tc>
+          <w:tcPr>
+            <w:tcW w:type="dxa" w:w="3408"/>
+          </w:tcPr>
+          <w:p>
+            <w:r>
+              <w:t>Plan</w:t>
+            </w:r>
+          </w:p>
+        </w:tc>
+        <w:tc>
+          <w:tcPr>
+            <w:tcW w:type="dxa" w:w="3408"/>
+          </w:tcPr>
+          <w:p>
+            <w:r>
+              <w:t>Resources</w:t>
+            </w:r>
+          </w:p>
+        </w:tc>
+      </w:tr>
+      <w:tr>
+        <w:tc>
+          <w:tcPr>
+            <w:tcW w:type="dxa" w:w="3408"/>
+          </w:tcPr>
+          <w:p>
+            <w:r>
+              <w:t>Session 1 · Understand · 45 min</w:t>
+            </w:r>
+          </w:p>
+        </w:tc>
+        <w:tc>
+          <w:tcPr>
+            <w:tcW w:type="dxa" w:w="3408"/>
+          </w:tcPr>
+          <w:p>
+            <w:r>
+              <w:t>0–7: recall and prerequisite; 7–15: inspect the concrete case and predict; 15–30: teacher models the worked trace; 30–40: learners explain a step using the text and visual; 40–45: check the core idea.</w:t>
+            </w:r>
+          </w:p>
+        </w:tc>
+        <w:tc>
+          <w:tcPr>
+            <w:tcW w:type="dxa" w:w="3408"/>
+          </w:tcPr>
+          <w:p>
+            <w:r>
+              <w:t>Sections 1–6; record the brief recall in the workbook.</w:t>
+            </w:r>
+          </w:p>
+        </w:tc>
+      </w:tr>
+      <w:tr>
+        <w:tc>
+          <w:tcPr>
+            <w:tcW w:type="dxa" w:w="3408"/>
+          </w:tcPr>
+          <w:p>
+            <w:r>
+              <w:t>Session 2 · Practise · 45 min</w:t>
+            </w:r>
+          </w:p>
+        </w:tc>
+        <w:tc>
+          <w:tcPr>
+            <w:tcW w:type="dxa" w:w="3408"/>
+          </w:tcPr>
+          <w:p>
+            <w:r>
+              <w:t>0–5: retrieve the procedure; 5–15: W2 completion practice; 15–23: explain and check with a partner; 23–30: each learner answers the misconception check; 30–40: targeted reteaching or a harder variation; 40–45: prepare the investigation.</w:t>
+            </w:r>
+          </w:p>
+        </w:tc>
+        <w:tc>
+          <w:tcPr>
+            <w:tcW w:type="dxa" w:w="3408"/>
+          </w:tcPr>
+          <w:p>
+            <w:r>
+              <w:t>Sections 7–10; use the matching workbook W2 and misconception check.</w:t>
+            </w:r>
+          </w:p>
+        </w:tc>
+      </w:tr>
+      <w:tr>
+        <w:tc>
+          <w:tcPr>
+            <w:tcW w:type="dxa" w:w="3408"/>
+          </w:tcPr>
+          <w:p>
+            <w:r>
+              <w:t>Session 3 · Investigate and transfer · 45 min</w:t>
+            </w:r>
+          </w:p>
+        </w:tc>
+        <w:tc>
+          <w:tcPr>
+            <w:tcW w:type="dxa" w:w="3408"/>
+          </w:tcPr>
+          <w:p>
+            <w:r>
+              <w:t>0–5: retrieve the decision rule; 5–20: investigate or trace; 20–30: start the independent case; 30–38: connect the project; 38–43: act on feedback; 43–45: plan the return check.</w:t>
+            </w:r>
+          </w:p>
+        </w:tc>
+        <w:tc>
+          <w:tcPr>
+            <w:tcW w:type="dxa" w:w="3408"/>
+          </w:tcPr>
+          <w:p>
+            <w:r>
+              <w:t>Sections 9 and 11–14. Give extra time to finish the full task set; use Section 15 when the week includes a coding lab.</w:t>
+            </w:r>
+          </w:p>
+        </w:tc>
+      </w:tr>
+    </w:tbl>
+    <w:p>
+      <w:r>
+        <w:t>Before class, solve the supported practice: Method passes9/10 on current sources and5/10 on outdated sources. Show the intermediate steps and give the conclusion with its scope.</w:t>
+      </w:r>
+    </w:p>
+    <w:p>
+      <w:r>
+        <w:t>Reasoned practice answer: Teacher explanation: 90% versus50%; gap40 percentage points. Freshness condition is associated with lower quality here; inspect mechanisms before general causal claims.</w:t>
+      </w:r>
+    </w:p>
+    <w:p>
+      <w:r>
+        <w:t>Check every learner before discussion: Use the worked case for Robustness across conditions. Proposed explanation: “The worked result establishes every future case”. Decide whether this explanation is supported. Point to the step or supplied fact that decides; explain your repair if needed.</w:t>
+      </w:r>
+    </w:p>
+    <w:p>
+      <w:r>
+        <w:t>Misconception repair: Robustness is bounded by the tested variations and independent evidence policy.</w:t>
+      </w:r>
+    </w:p>
+    <w:p>
+      <w:r>
+        <w:t>Support: read the exact case aloud, enlarge the labelled picture, supply input cards and model only the first deciding step. Accept a spoken explanation or drawing; retain the reasoning goal.</w:t>
+      </w:r>
+    </w:p>
+    <w:p>
+      <w:r>
+        <w:t>Extension: Report only the combined 10/16=62.5%. Require a prediction and a reason before comparing. Expected result: The arithmetic is correct, but the condition gap becomes hidden. Reason: Combining records discards the slice distinction relevant to the deployment goal.</w:t>
+      </w:r>
+    </w:p>
+    <w:p>
+      <w:r>
+        <w:t>Independent assessment: withhold the reserved answer until the learner has attempted the new case. Record support separately from correctness.</w:t>
+      </w:r>
+    </w:p>
+    <w:tbl>
+      <w:tblPr>
+        <w:tblStyle w:val="LightShading-Accent1"/>
+        <w:tblW w:type="auto" w:w="0"/>
+        <w:tblLook w:firstColumn="1" w:firstRow="1" w:lastColumn="0" w:lastRow="0" w:noHBand="0" w:noVBand="1" w:val="04A0"/>
+      </w:tblPr>
+      <w:tblGrid>
+        <w:gridCol w:w="2556"/>
+        <w:gridCol w:w="2556"/>
+        <w:gridCol w:w="2556"/>
+        <w:gridCol w:w="2556"/>
+      </w:tblGrid>
+      <w:tr>
+        <w:trPr>
+          <w:tblHeader/>
+        </w:trPr>
+        <w:tc>
+          <w:tcPr>
+            <w:tcW w:type="dxa" w:w="2556"/>
+          </w:tcPr>
+          <w:p>
+            <w:r>
+              <w:t>Criterion</w:t>
+            </w:r>
+          </w:p>
+        </w:tc>
+        <w:tc>
+          <w:tcPr>
+            <w:tcW w:type="dxa" w:w="2556"/>
+          </w:tcPr>
+          <w:p>
+            <w:r>
+              <w:t>Not yet</w:t>
+            </w:r>
+          </w:p>
+        </w:tc>
+        <w:tc>
+          <w:tcPr>
+            <w:tcW w:type="dxa" w:w="2556"/>
+          </w:tcPr>
+          <w:p>
+            <w:r>
+              <w:t>With support</w:t>
+            </w:r>
+          </w:p>
+        </w:tc>
+        <w:tc>
+          <w:tcPr>
+            <w:tcW w:type="dxa" w:w="2556"/>
+          </w:tcPr>
+          <w:p>
+            <w:r>
+              <w:t>Independent</w:t>
+            </w:r>
+          </w:p>
+        </w:tc>
+      </w:tr>
+      <w:tr>
+        <w:tc>
+          <w:tcPr>
+            <w:tcW w:type="dxa" w:w="2556"/>
+          </w:tcPr>
+          <w:p>
+            <w:r>
+              <w:t>Explanation</w:t>
+            </w:r>
+          </w:p>
+        </w:tc>
+        <w:tc>
+          <w:tcPr>
+            <w:tcW w:type="dxa" w:w="2556"/>
+          </w:tcPr>
+          <w:p>
+            <w:r>
+              <w:t>Names an answer without a deciding fact</w:t>
+            </w:r>
+          </w:p>
+        </w:tc>
+        <w:tc>
+          <w:tcPr>
+            <w:tcW w:type="dxa" w:w="2556"/>
+          </w:tcPr>
+          <w:p>
+            <w:r>
+              <w:t>Uses a hint to link fact and decision</w:t>
+            </w:r>
+          </w:p>
+        </w:tc>
+        <w:tc>
+          <w:tcPr>
+            <w:tcW w:type="dxa" w:w="2556"/>
+          </w:tcPr>
+          <w:p>
+            <w:r>
+              <w:t>Explains the deciding fact in own words</w:t>
+            </w:r>
+          </w:p>
+        </w:tc>
+      </w:tr>
+      <w:tr>
+        <w:tc>
+          <w:tcPr>
+            <w:tcW w:type="dxa" w:w="2556"/>
+          </w:tcPr>
+          <w:p>
+            <w:r>
+              <w:t>Trace or test</w:t>
+            </w:r>
+          </w:p>
+        </w:tc>
+        <w:tc>
+          <w:tcPr>
+            <w:tcW w:type="dxa" w:w="2556"/>
+          </w:tcPr>
+          <w:p>
+            <w:r>
+              <w:t>Cannot connect input and result</w:t>
+            </w:r>
+          </w:p>
+        </w:tc>
+        <w:tc>
+          <w:tcPr>
+            <w:tcW w:type="dxa" w:w="2556"/>
+          </w:tcPr>
+          <w:p>
+            <w:r>
+              <w:t>Completes steps with prompts</w:t>
+            </w:r>
+          </w:p>
+        </w:tc>
+        <w:tc>
+          <w:tcPr>
+            <w:tcW w:type="dxa" w:w="2556"/>
+          </w:tcPr>
+          <w:p>
+            <w:r>
+              <w:t>Traces or tests a changed case accurately</w:t>
+            </w:r>
+          </w:p>
+        </w:tc>
+      </w:tr>
+      <w:tr>
+        <w:tc>
+          <w:tcPr>
+            <w:tcW w:type="dxa" w:w="2556"/>
+          </w:tcPr>
+          <w:p>
+            <w:r>
+              <w:t>Limits and revision</w:t>
+            </w:r>
+          </w:p>
+        </w:tc>
+        <w:tc>
+          <w:tcPr>
+            <w:tcW w:type="dxa" w:w="2556"/>
+          </w:tcPr>
+          <w:p>
+            <w:r>
+              <w:t>Claims more than evidence supports</w:t>
+            </w:r>
+          </w:p>
+        </w:tc>
+        <w:tc>
+          <w:tcPr>
+            <w:tcW w:type="dxa" w:w="2556"/>
+          </w:tcPr>
+          <w:p>
+            <w:r>
+              <w:t>Names a limit after a prompt</w:t>
+            </w:r>
+          </w:p>
+        </w:tc>
+        <w:tc>
+          <w:tcPr>
+            <w:tcW w:type="dxa" w:w="2556"/>
+          </w:tcPr>
+          <w:p>
+            <w:r>
+              <w:t>States a defensible limit and useful next test</w:t>
+            </w:r>
+          </w:p>
+        </w:tc>
+      </w:tr>
+    </w:tbl>
+    <w:p>
+      <w:r>
+        <w:t>Project checkpoint: Prepare the demonstration. Gather reproducible instructions, evidence, access checks and remaining limitations.</w:t>
+      </w:r>
+    </w:p>
+    <w:p>
+      <w:r>
+        <w:t>Use the weekly teacher answer for topic-specific reasoning. A saved progress tick is an activity record; judge mastery from the learner’s explanation and evidence.</w:t>
+      </w:r>
+    </w:p>
     <w:sectPr>
       <w:pgSz w:w="12240" w:h="15840"/>
       <w:pgMar w:top="936" w:right="1008" w:bottom="936" w:left="1008" w:header="720" w:footer="720" w:gutter="0"/>

--- a/downloads/teacher/ai-7-week-27.docx
+++ b/downloads/teacher/ai-7-week-27.docx
@@ -2364,6 +2364,39 @@
         <w:t>Use the weekly teacher answer for topic-specific reasoning. A saved progress tick is an activity record; judge mastery from the learner’s explanation and evidence.</w:t>
       </w:r>
     </w:p>
+    <w:p>
+      <w:pPr>
+        <w:pStyle w:val="Heading1"/>
+      </w:pPr>
+      <w:r>
+        <w:t>08. Use feedback, labs and repair paths</w:t>
+      </w:r>
+    </w:p>
+    <w:p>
+      <w:r>
+        <w:t>Use the two formative questions as supported practice, not as independent mastery scores. Discuss the deciding evidence rather than accepting a guessed selection.</w:t>
+      </w:r>
+    </w:p>
+    <w:p>
+      <w:r>
+        <w:t>The feedback comes from the reviewed public worked case. Do not reveal the separately reserved independent teacher answer until the learner has attempted that case.</w:t>
+      </w:r>
+    </w:p>
+    <w:p>
+      <w:r>
+        <w:t>Ask students to predict before running code. Preserve errors and actual outputs; collect a changed test and an explanation. The branch-boundary and indexing lessons deliberately include failure cases.</w:t>
+      </w:r>
+    </w:p>
+    <w:p>
+      <w:r>
+        <w:t>Use the earlier worked-explanation links to address a specific missing building block, then return to the current question. Adapt this suggestion after observing the learner; it is not an automatic diagnosis.</w:t>
+      </w:r>
+    </w:p>
+    <w:p>
+      <w:r>
+        <w:t>Collect the completed-work portfolio as evidence. Record support separately from correctness, and assess explanation, trace/test and limitations. Progress ticks and quiz selections alone do not establish mastery.</w:t>
+      </w:r>
+    </w:p>
     <w:sectPr>
       <w:pgSz w:w="12240" w:h="15840"/>
       <w:pgMar w:top="936" w:right="1008" w:bottom="936" w:left="1008" w:header="720" w:footer="720" w:gutter="0"/>

--- a/downloads/teacher/ai-7-week-27.docx
+++ b/downloads/teacher/ai-7-week-27.docx
@@ -29,16 +29,39 @@
       </w:r>
     </w:p>
     <w:p>
-      <w:pPr>
-        <w:pStyle w:val="Heading3"/>
-      </w:pPr>
-      <w:r>
-        <w:t>Teach the learning cycle</w:t>
+      <w:r>
+        <w:t>Prepare Robustness across conditions: check the target, prerequisites, resources and adaptable teaching schedule.</w:t>
       </w:r>
     </w:p>
     <w:p>
-      <w:r>
-        <w:t>Primary target: Explain the mechanism and terminology of robustness across conditions</w:t>
+      <w:pPr>
+        <w:pStyle w:val="Heading3"/>
+      </w:pPr>
+      <w:r>
+        <w:t>Teach the learning cycle</w:t>
+      </w:r>
+    </w:p>
+    <w:p>
+      <w:pPr>
+        <w:spacing w:line="336" w:lineRule="auto" w:after="180"/>
+      </w:pPr>
+      <w:r>
+        <w:rPr>
+          <w:b w:val="0"/>
+        </w:rPr>
+        <w:t xml:space="preserve">Primary target: Explain the </w:t>
+      </w:r>
+      <w:r>
+        <w:rPr>
+          <w:b/>
+        </w:rPr>
+        <w:t>mechanism</w:t>
+      </w:r>
+      <w:r>
+        <w:rPr>
+          <w:b w:val="0"/>
+        </w:rPr>
+        <w:t xml:space="preserve"> and terminology of robustness across conditions</w:t>
       </w:r>
     </w:p>
     <w:tbl>
@@ -185,16 +208,37 @@
       </w:tr>
     </w:tbl>
     <w:p>
-      <w:r>
-        <w:t>This is a starting allocation of 135 minutes, not a validated duration. Preserve all named topics. Schedule extra time for connected examples, the full investigation, independent cases and project building. Repeated copies of a case share one recorded attempt; they are not new evidence.</w:t>
+      <w:pPr>
+        <w:spacing w:line="336" w:lineRule="auto" w:after="180"/>
+      </w:pPr>
+      <w:r>
+        <w:rPr>
+          <w:b w:val="0"/>
+        </w:rPr>
+        <w:t>This is a starting allocation of 135 minutes, not a validated duration. Preserve all named topics. Schedule extra time for connected examples, the full investigation, independent cases and project building.</w:t>
       </w:r>
     </w:p>
     <w:p>
       <w:pPr>
-        <w:pStyle w:val="Heading3"/>
-      </w:pPr>
-      <w:r>
-        <w:t>Retrieval answer guidance</w:t>
+        <w:spacing w:line="336" w:lineRule="auto" w:after="180"/>
+      </w:pPr>
+      <w:r>
+        <w:rPr>
+          <w:b w:val="0"/>
+        </w:rPr>
+        <w:t xml:space="preserve">Repeated copies of a case share one recorded attempt; they are not new </w:t>
+      </w:r>
+      <w:r>
+        <w:rPr>
+          <w:b/>
+        </w:rPr>
+        <w:t>evidence</w:t>
+      </w:r>
+      <w:r>
+        <w:rPr>
+          <w:b w:val="0"/>
+        </w:rPr>
+        <w:t>.</w:t>
       </w:r>
     </w:p>
     <w:p>
@@ -202,132 +246,369 @@
         <w:pStyle w:val="Heading3"/>
       </w:pPr>
       <w:r>
-        <w:t>Inspecting failures and anomalies</w:t>
+        <w:t>Retrieval answer guidance</w:t>
       </w:r>
     </w:p>
     <w:p>
-      <w:r>
-        <w:t>Without opening the old lesson, explain one key idea from Inspecting failures and anomalies. Give an example and a mistake that the idea helps you avoid.</w:t>
+      <w:pPr>
+        <w:pStyle w:val="Heading3"/>
+      </w:pPr>
+      <w:r>
+        <w:t>Inspecting failures and anomalies</w:t>
       </w:r>
     </w:p>
     <w:p>
-      <w:r>
-        <w:t>Look for: Explain the mechanism and terminology of inspecting failures and anomalies</w:t>
+      <w:pPr>
+        <w:spacing w:line="336" w:lineRule="auto" w:after="180"/>
+      </w:pPr>
+      <w:r>
+        <w:rPr>
+          <w:b w:val="0"/>
+        </w:rPr>
+        <w:t>Without opening the old lesson, explain one key idea from Inspecting failures and anomalies. Give an example and a mistake that the idea helps you avoid.</w:t>
       </w:r>
     </w:p>
     <w:p>
-      <w:r>
-        <w:t>Reference example, not the only acceptable wording: Teacher explanation: Failure inspection generates explanations to test. An unusual result is not automatically a bad data point. Compare raw outputs, input validity and procedure traces. Correct demonstrable measurement errors with provenance; retain valid unusual observations. Label post-result investigations exploratory.</w:t>
+      <w:pPr>
+        <w:spacing w:line="336" w:lineRule="auto" w:after="180"/>
+      </w:pPr>
+      <w:r>
+        <w:rPr>
+          <w:b w:val="0"/>
+        </w:rPr>
+        <w:t xml:space="preserve">Look for: Explain the </w:t>
+      </w:r>
+      <w:r>
+        <w:rPr>
+          <w:b/>
+        </w:rPr>
+        <w:t>mechanism</w:t>
+      </w:r>
+      <w:r>
+        <w:rPr>
+          <w:b w:val="0"/>
+        </w:rPr>
+        <w:t xml:space="preserve"> and terminology of inspecting failures and anomalies</w:t>
       </w:r>
     </w:p>
     <w:p>
       <w:pPr>
-        <w:pStyle w:val="Heading3"/>
-      </w:pPr>
-      <w:r>
-        <w:t>Reproducible environment and records</w:t>
+        <w:spacing w:line="336" w:lineRule="auto" w:after="180"/>
+      </w:pPr>
+      <w:r>
+        <w:rPr>
+          <w:b w:val="0"/>
+        </w:rPr>
+        <w:t>Reference example, not the only acceptable wording: Teacher explanation: Failure inspection generates explanations to test. An unusual result is not automatically a bad data point.</w:t>
       </w:r>
     </w:p>
     <w:p>
-      <w:r>
-        <w:t>Without opening the old lesson, explain one key idea from Reproducible environment and records. Give an example and a mistake that the idea helps you avoid.</w:t>
+      <w:pPr>
+        <w:spacing w:line="336" w:lineRule="auto" w:after="180"/>
+      </w:pPr>
+      <w:r>
+        <w:rPr>
+          <w:b w:val="0"/>
+        </w:rPr>
+        <w:t xml:space="preserve">Compare raw </w:t>
+      </w:r>
+      <w:r>
+        <w:rPr>
+          <w:b/>
+        </w:rPr>
+        <w:t>output</w:t>
+      </w:r>
+      <w:r>
+        <w:rPr>
+          <w:b w:val="0"/>
+        </w:rPr>
+        <w:t xml:space="preserve">s, </w:t>
+      </w:r>
+      <w:r>
+        <w:rPr>
+          <w:b/>
+        </w:rPr>
+        <w:t>input</w:t>
+      </w:r>
+      <w:r>
+        <w:rPr>
+          <w:b w:val="0"/>
+        </w:rPr>
+        <w:t xml:space="preserve"> validity and procedure traces. Correct demonstrable measurement errors with provenance; retain valid unusual </w:t>
+      </w:r>
+      <w:r>
+        <w:rPr>
+          <w:b/>
+        </w:rPr>
+        <w:t>observation</w:t>
+      </w:r>
+      <w:r>
+        <w:rPr>
+          <w:b w:val="0"/>
+        </w:rPr>
+        <w:t>s. Label post-result investigations exploratory.</w:t>
       </w:r>
     </w:p>
     <w:p>
-      <w:r>
-        <w:t>Look for: Explain the mechanism and terminology of reproducible environment and records</w:t>
+      <w:pPr>
+        <w:pStyle w:val="Heading3"/>
+      </w:pPr>
+      <w:r>
+        <w:t>Reproducible environment and records</w:t>
       </w:r>
     </w:p>
     <w:p>
-      <w:r>
-        <w:t>Reference example, not the only acceptable wording: Teacher explanation: A reproducible environment record links code, data, configuration and runtime dependencies to results. A seed alone is insufficient. Record exact data IDs/splits, code version, dependency versions, parameters, randomness policy and raw outputs. Verify hashes for integrity without treating them as correctness proofs.</w:t>
+      <w:pPr>
+        <w:spacing w:line="336" w:lineRule="auto" w:after="180"/>
+      </w:pPr>
+      <w:r>
+        <w:rPr>
+          <w:b w:val="0"/>
+        </w:rPr>
+        <w:t>Without opening the old lesson, explain one key idea from Reproducible environment and records. Give an example and a mistake that the idea helps you avoid.</w:t>
       </w:r>
     </w:p>
     <w:p>
       <w:pPr>
-        <w:pStyle w:val="Heading3"/>
-      </w:pPr>
-      <w:r>
-        <w:t>Predefining an analysis plan</w:t>
+        <w:spacing w:line="336" w:lineRule="auto" w:after="180"/>
+      </w:pPr>
+      <w:r>
+        <w:rPr>
+          <w:b w:val="0"/>
+        </w:rPr>
+        <w:t xml:space="preserve">Look for: Explain the </w:t>
+      </w:r>
+      <w:r>
+        <w:rPr>
+          <w:b/>
+        </w:rPr>
+        <w:t>mechanism</w:t>
+      </w:r>
+      <w:r>
+        <w:rPr>
+          <w:b w:val="0"/>
+        </w:rPr>
+        <w:t xml:space="preserve"> and terminology of reproducible environment and records</w:t>
       </w:r>
     </w:p>
     <w:p>
-      <w:r>
-        <w:t>Without opening the old lesson, explain one key idea from Predefining an analysis plan. Give an example and a mistake that the idea helps you avoid.</w:t>
+      <w:pPr>
+        <w:spacing w:line="336" w:lineRule="auto" w:after="180"/>
+      </w:pPr>
+      <w:r>
+        <w:rPr>
+          <w:b w:val="0"/>
+        </w:rPr>
+        <w:t>Reference example, not the only acceptable wording: Teacher explanation: A reproducible environment record links code, data, configuration and runtime dependencies to results. A seed alone is insufficient.</w:t>
       </w:r>
     </w:p>
     <w:p>
-      <w:r>
-        <w:t>Look for: Explain the mechanism and terminology of predefining an analysis plan</w:t>
+      <w:pPr>
+        <w:spacing w:line="336" w:lineRule="auto" w:after="180"/>
+      </w:pPr>
+      <w:r>
+        <w:rPr>
+          <w:b w:val="0"/>
+        </w:rPr>
+        <w:t xml:space="preserve">Record exact data IDs/splits, code version, dependency versions, parameters, randomness policy and raw </w:t>
+      </w:r>
+      <w:r>
+        <w:rPr>
+          <w:b/>
+        </w:rPr>
+        <w:t>output</w:t>
+      </w:r>
+      <w:r>
+        <w:rPr>
+          <w:b w:val="0"/>
+        </w:rPr>
+        <w:t>s. Verify hashes for integrity without treating them as correctness proofs.</w:t>
       </w:r>
     </w:p>
     <w:p>
-      <w:r>
-        <w:t>Reference example, not the only acceptable wording: Teacher explanation: An analysis plan records outcomes, units, exclusions, comparisons and uncertainty methods before primary results are inspected. Deviations remain visible. Declare primary metric, eligible cases, missing handling, baseline, test assumptions and reporting. Timestamp/version the plan; label later choices exploratory.</w:t>
+      <w:pPr>
+        <w:pStyle w:val="Heading3"/>
+      </w:pPr>
+      <w:r>
+        <w:t>Predefining an analysis plan</w:t>
       </w:r>
     </w:p>
     <w:p>
-      <w:r>
-        <w:t>Two 45-minute sessions. Robustness checks examine a frozen procedure under declared varied conditions. Performance differences do not by themselves identify cause. Use the supplied constructed scenarios to make the mechanism inspectable. Collect W4 before sharing solutions. Students should name intermediate evidence and limitations; classroom pacing and learning effectiveness remain unvalidated.</w:t>
+      <w:pPr>
+        <w:spacing w:line="336" w:lineRule="auto" w:after="180"/>
+      </w:pPr>
+      <w:r>
+        <w:rPr>
+          <w:b w:val="0"/>
+        </w:rPr>
+        <w:t>Without opening the old lesson, explain one key idea from Predefining an analysis plan. Give an example and a mistake that the idea helps you avoid.</w:t>
       </w:r>
     </w:p>
     <w:p>
       <w:pPr>
-        <w:pStyle w:val="Heading3"/>
-      </w:pPr>
-      <w:r>
-        <w:t>Outcomes</w:t>
+        <w:spacing w:line="336" w:lineRule="auto" w:after="180"/>
+      </w:pPr>
+      <w:r>
+        <w:rPr>
+          <w:b w:val="0"/>
+        </w:rPr>
+        <w:t xml:space="preserve">Look for: Explain the </w:t>
+      </w:r>
+      <w:r>
+        <w:rPr>
+          <w:b/>
+        </w:rPr>
+        <w:t>mechanism</w:t>
+      </w:r>
+      <w:r>
+        <w:rPr>
+          <w:b w:val="0"/>
+        </w:rPr>
+        <w:t xml:space="preserve"> and terminology of predefining an analysis plan</w:t>
       </w:r>
     </w:p>
     <w:p>
-      <w:r>
-        <w:t>Explain the mechanism and terminology of robustness across conditions</w:t>
+      <w:pPr>
+        <w:spacing w:line="336" w:lineRule="auto" w:after="180"/>
+      </w:pPr>
+      <w:r>
+        <w:rPr>
+          <w:b w:val="0"/>
+        </w:rPr>
+        <w:t>Reference example, not the only acceptable wording: Teacher explanation: An analysis plan records outcomes, units, exclusions, comparisons and uncertainty methods before primary results are inspected.</w:t>
       </w:r>
     </w:p>
     <w:p>
-      <w:r>
-        <w:t>Apply the stated procedure to a new case with a traceable result</w:t>
+      <w:pPr>
+        <w:spacing w:line="336" w:lineRule="auto" w:after="180"/>
+      </w:pPr>
+      <w:r>
+        <w:rPr>
+          <w:b w:val="0"/>
+        </w:rPr>
+        <w:t>Deviations remain visible. Declare primary metric, eligible cases, missing handling, baseline, test assumptions and reporting. Timestamp/version the plan; label later choices exploratory.</w:t>
       </w:r>
     </w:p>
     <w:p>
-      <w:r>
-        <w:t>Identify an assumption or limitation and design a revealing follow-up</w:t>
+      <w:pPr>
+        <w:spacing w:line="336" w:lineRule="auto" w:after="180"/>
+      </w:pPr>
+      <w:r>
+        <w:rPr>
+          <w:b w:val="0"/>
+        </w:rPr>
+        <w:t xml:space="preserve">Two 45-minute sessions. </w:t>
+      </w:r>
+      <w:r>
+        <w:rPr>
+          <w:b/>
+        </w:rPr>
+        <w:t>Robustness check</w:t>
+      </w:r>
+      <w:r>
+        <w:rPr>
+          <w:b w:val="0"/>
+        </w:rPr>
+        <w:t>s examine a frozen procedure under declared varied conditions. Performance differences do not by themselves identify cause.</w:t>
       </w:r>
     </w:p>
     <w:p>
       <w:pPr>
-        <w:pStyle w:val="Heading3"/>
-      </w:pPr>
-      <w:r>
-        <w:t>Preparation</w:t>
+        <w:spacing w:line="336" w:lineRule="auto" w:after="180"/>
+      </w:pPr>
+      <w:r>
+        <w:rPr>
+          <w:b w:val="0"/>
+        </w:rPr>
+        <w:t xml:space="preserve">Use the supplied constructed scenarios to make the </w:t>
+      </w:r>
+      <w:r>
+        <w:rPr>
+          <w:b/>
+        </w:rPr>
+        <w:t>mechanism</w:t>
+      </w:r>
+      <w:r>
+        <w:rPr>
+          <w:b w:val="0"/>
+        </w:rPr>
+        <w:t xml:space="preserve"> inspectable. Collect W4 before sharing solutions.</w:t>
       </w:r>
     </w:p>
     <w:p>
-      <w:r>
-        <w:t>Lesson and workbook; paper and pencil</w:t>
+      <w:pPr>
+        <w:spacing w:line="336" w:lineRule="auto" w:after="180"/>
+      </w:pPr>
+      <w:r>
+        <w:rPr>
+          <w:b w:val="0"/>
+        </w:rPr>
+        <w:t xml:space="preserve">Students should name intermediate </w:t>
+      </w:r>
+      <w:r>
+        <w:rPr>
+          <w:b/>
+        </w:rPr>
+        <w:t>evidence</w:t>
+      </w:r>
+      <w:r>
+        <w:rPr>
+          <w:b w:val="0"/>
+        </w:rPr>
+        <w:t xml:space="preserve"> and limitations; classroom pacing and learning effectiveness remain unvalidated.</w:t>
       </w:r>
     </w:p>
     <w:p>
-      <w:r>
-        <w:t>Calculator and optional local Python 3 for arithmetic; no live API or private data</w:t>
+      <w:pPr>
+        <w:pStyle w:val="Heading3"/>
+      </w:pPr>
+      <w:r>
+        <w:t>Outcomes</w:t>
       </w:r>
     </w:p>
     <w:p>
-      <w:r>
-        <w:t>Prepare the fresh retry separately and withhold its solution until after collection</w:t>
+      <w:pPr>
+        <w:spacing w:line="336" w:lineRule="auto" w:after="180"/>
+      </w:pPr>
+      <w:r>
+        <w:rPr>
+          <w:b w:val="0"/>
+        </w:rPr>
+        <w:t xml:space="preserve">Explain the </w:t>
+      </w:r>
+      <w:r>
+        <w:rPr>
+          <w:b/>
+        </w:rPr>
+        <w:t>mechanism</w:t>
+      </w:r>
+      <w:r>
+        <w:rPr>
+          <w:b w:val="0"/>
+        </w:rPr>
+        <w:t xml:space="preserve"> and terminology of robustness across conditions</w:t>
       </w:r>
     </w:p>
     <w:p>
       <w:pPr>
-        <w:pStyle w:val="Heading3"/>
-      </w:pPr>
-      <w:r>
-        <w:t>Prerequisite answer</w:t>
+        <w:spacing w:line="336" w:lineRule="auto" w:after="180"/>
+      </w:pPr>
+      <w:r>
+        <w:rPr>
+          <w:b w:val="0"/>
+        </w:rPr>
+        <w:t>Apply the stated procedure to a new case with a traceable result</w:t>
       </w:r>
     </w:p>
     <w:p>
-      <w:r>
-        <w:t>A result depends on the inputs, procedure and conditions that produced it. Preserve data roles and distinguish observed outcomes from predictions or unmeasured conditions. If the prior concept cannot be explained, use a short retrieval activity before this chapter.</w:t>
+      <w:pPr>
+        <w:spacing w:line="336" w:lineRule="auto" w:after="180"/>
+      </w:pPr>
+      <w:r>
+        <w:rPr>
+          <w:b w:val="0"/>
+        </w:rPr>
+        <w:t>Identify an assumption or limitation and design a revealing follow-up</w:t>
       </w:r>
     </w:p>
     <w:p>
@@ -335,45 +616,261 @@
         <w:pStyle w:val="Heading3"/>
       </w:pPr>
       <w:r>
-        <w:t>End goal for the pictorial case</w:t>
+        <w:t>Preparation</w:t>
       </w:r>
     </w:p>
     <w:p>
-      <w:r>
-        <w:t>Explain robustness across conditions using the records and boundaries of this fictional investigation.</w:t>
+      <w:pPr>
+        <w:spacing w:line="336" w:lineRule="auto" w:after="180"/>
+      </w:pPr>
+      <w:r>
+        <w:rPr>
+          <w:b w:val="0"/>
+        </w:rPr>
+        <w:t>Lesson and workbook; paper and pencil</w:t>
       </w:r>
     </w:p>
     <w:p>
-      <w:r>
-        <w:t>This added worked case illustrates the week’s main idea. Retain all original and connected topics; schedule its practice within the teaching cycle.</w:t>
+      <w:pPr>
+        <w:spacing w:line="336" w:lineRule="auto" w:after="180"/>
+      </w:pPr>
+      <w:r>
+        <w:rPr>
+          <w:b w:val="0"/>
+        </w:rPr>
+        <w:t>Calculator and optional local Python 3 for arithmetic; no live API or private data</w:t>
       </w:r>
     </w:p>
     <w:p>
       <w:pPr>
-        <w:pStyle w:val="Heading1"/>
-      </w:pPr>
-      <w:r>
-        <w:t>02. Explain and model the mechanism</w:t>
+        <w:spacing w:line="336" w:lineRule="auto" w:after="180"/>
+      </w:pPr>
+      <w:r>
+        <w:rPr>
+          <w:b w:val="0"/>
+        </w:rPr>
+        <w:t>Prepare the fresh retry separately and withhold its solution until after collection</w:t>
       </w:r>
     </w:p>
     <w:p>
-      <w:r>
-        <w:t>Robustness checks examine a frozen procedure under declared varied conditions. Performance differences do not by themselves identify cause.</w:t>
+      <w:pPr>
+        <w:pStyle w:val="Heading3"/>
+      </w:pPr>
+      <w:r>
+        <w:t>Prerequisite answer</w:t>
       </w:r>
     </w:p>
     <w:p>
-      <w:r>
-        <w:t>Begin by writing the question the procedure is intended to answer. Identify the information already supplied, the information it will produce and the information still missing. These are constructed classroom examples; they do not require live accounts, private records or an external service. Do not treat a plausible explanation as a measured outcome.</w:t>
+      <w:pPr>
+        <w:spacing w:line="336" w:lineRule="auto" w:after="180"/>
+      </w:pPr>
+      <w:r>
+        <w:rPr>
+          <w:b w:val="0"/>
+        </w:rPr>
+        <w:t xml:space="preserve">A result depends on the </w:t>
+      </w:r>
+      <w:r>
+        <w:rPr>
+          <w:b/>
+        </w:rPr>
+        <w:t>input</w:t>
+      </w:r>
+      <w:r>
+        <w:rPr>
+          <w:b w:val="0"/>
+        </w:rPr>
+        <w:t xml:space="preserve">s, procedure and conditions that produced it. Preserve data roles and distinguish observed outcomes from </w:t>
+      </w:r>
+      <w:r>
+        <w:rPr>
+          <w:b/>
+        </w:rPr>
+        <w:t>prediction</w:t>
+      </w:r>
+      <w:r>
+        <w:rPr>
+          <w:b w:val="0"/>
+        </w:rPr>
+        <w:t>s or unmeasured conditions.</w:t>
       </w:r>
     </w:p>
     <w:p>
-      <w:r>
-        <w:t>Keep baseline, metric and eligibility aligned across conditions. Report condition counts and failures separately; new conditions may extend evidence but cannot guarantee all conditions.</w:t>
+      <w:pPr>
+        <w:spacing w:line="336" w:lineRule="auto" w:after="180"/>
+      </w:pPr>
+      <w:r>
+        <w:rPr>
+          <w:b w:val="0"/>
+        </w:rPr>
+        <w:t>If the prior concept cannot be explained, use a short retrieval activity before this chapter.</w:t>
       </w:r>
     </w:p>
     <w:p>
-      <w:r>
-        <w:t>Before applying the procedure, write its units, denominator or decision boundary where relevant. A partner should be able to repeat each step using the same inputs. If a required input is absent or violates the stated contract, record that condition explicitly instead of quietly replacing it with a convenient value.</w:t>
+      <w:pPr>
+        <w:pStyle w:val="Heading3"/>
+      </w:pPr>
+      <w:r>
+        <w:t>End goal for the pictorial case</w:t>
+      </w:r>
+    </w:p>
+    <w:p>
+      <w:pPr>
+        <w:spacing w:line="336" w:lineRule="auto" w:after="180"/>
+      </w:pPr>
+      <w:r>
+        <w:rPr>
+          <w:b w:val="0"/>
+        </w:rPr>
+        <w:t>Explain robustness across conditions using the records and boundaries of this fictional investigation.</w:t>
+      </w:r>
+    </w:p>
+    <w:p>
+      <w:pPr>
+        <w:spacing w:line="336" w:lineRule="auto" w:after="180"/>
+      </w:pPr>
+      <w:r>
+        <w:rPr>
+          <w:b w:val="0"/>
+        </w:rPr>
+        <w:t>This added worked case illustrates the week’s main idea. Retain all original and connected topics; schedule its practice within the teaching cycle.</w:t>
+      </w:r>
+    </w:p>
+    <w:p>
+      <w:pPr>
+        <w:pStyle w:val="Heading1"/>
+      </w:pPr>
+      <w:r>
+        <w:t>02. Explain and model the mechanism</w:t>
+      </w:r>
+    </w:p>
+    <w:p>
+      <w:r>
+        <w:t>Model Robustness across conditions using the supplied case, labelled mechanism and reasoning. Make the scope of each conclusion explicit.</w:t>
+      </w:r>
+    </w:p>
+    <w:p>
+      <w:pPr>
+        <w:spacing w:line="336" w:lineRule="auto" w:after="180"/>
+      </w:pPr>
+      <w:r>
+        <w:rPr>
+          <w:b/>
+        </w:rPr>
+        <w:t>Robustness check</w:t>
+      </w:r>
+      <w:r>
+        <w:rPr>
+          <w:b w:val="0"/>
+        </w:rPr>
+        <w:t>s examine a frozen procedure under declared varied conditions. Performance differences do not by themselves identify cause.</w:t>
+      </w:r>
+    </w:p>
+    <w:p>
+      <w:pPr>
+        <w:pStyle w:val="Heading3"/>
+      </w:pPr>
+      <w:r>
+        <w:t>Explain Robustness across conditions · 1</w:t>
+      </w:r>
+    </w:p>
+    <w:p>
+      <w:pPr>
+        <w:spacing w:line="336" w:lineRule="auto" w:after="180"/>
+      </w:pPr>
+      <w:r>
+        <w:rPr>
+          <w:b w:val="0"/>
+        </w:rPr>
+        <w:t>Begin by writing the question the procedure is intended to answer. Identify the information already supplied, the information it will produce and the information still missing.</w:t>
+      </w:r>
+    </w:p>
+    <w:p>
+      <w:pPr>
+        <w:spacing w:line="336" w:lineRule="auto" w:after="180"/>
+      </w:pPr>
+      <w:r>
+        <w:rPr>
+          <w:b w:val="0"/>
+        </w:rPr>
+        <w:t>These are constructed classroom examples; they do not require live accounts, private records or an external service. Do not treat a plausible explanation as a measured outcome.</w:t>
+      </w:r>
+    </w:p>
+    <w:p>
+      <w:pPr>
+        <w:spacing w:line="336" w:lineRule="auto" w:after="180"/>
+      </w:pPr>
+      <w:r>
+        <w:rPr>
+          <w:b w:val="0"/>
+        </w:rPr>
+        <w:t xml:space="preserve">Keep baseline, metric and eligibility aligned across conditions. Report condition counts and failures separately; new conditions may extend </w:t>
+      </w:r>
+      <w:r>
+        <w:rPr>
+          <w:b/>
+        </w:rPr>
+        <w:t>evidence</w:t>
+      </w:r>
+      <w:r>
+        <w:rPr>
+          <w:b w:val="0"/>
+        </w:rPr>
+        <w:t xml:space="preserve"> but cannot guarantee all conditions.</w:t>
+      </w:r>
+    </w:p>
+    <w:p>
+      <w:pPr>
+        <w:pStyle w:val="Heading3"/>
+      </w:pPr>
+      <w:r>
+        <w:t>Explain Robustness across conditions · 2</w:t>
+      </w:r>
+    </w:p>
+    <w:p>
+      <w:pPr>
+        <w:spacing w:line="336" w:lineRule="auto" w:after="180"/>
+      </w:pPr>
+      <w:r>
+        <w:rPr>
+          <w:b w:val="0"/>
+        </w:rPr>
+        <w:t xml:space="preserve">Before applying the procedure, write its units, denominator or decision boundary where relevant. A partner should be able to repeat each step using the same </w:t>
+      </w:r>
+      <w:r>
+        <w:rPr>
+          <w:b/>
+        </w:rPr>
+        <w:t>input</w:t>
+      </w:r>
+      <w:r>
+        <w:rPr>
+          <w:b w:val="0"/>
+        </w:rPr>
+        <w:t>s.</w:t>
+      </w:r>
+    </w:p>
+    <w:p>
+      <w:pPr>
+        <w:spacing w:line="336" w:lineRule="auto" w:after="180"/>
+      </w:pPr>
+      <w:r>
+        <w:rPr>
+          <w:b w:val="0"/>
+        </w:rPr>
+        <w:t xml:space="preserve">If a required </w:t>
+      </w:r>
+      <w:r>
+        <w:rPr>
+          <w:b/>
+        </w:rPr>
+        <w:t>input</w:t>
+      </w:r>
+      <w:r>
+        <w:rPr>
+          <w:b w:val="0"/>
+        </w:rPr>
+        <w:t xml:space="preserve"> is absent or violates the stated contract, record that condition explicitly instead of quietly replacing it with a convenient value.</w:t>
       </w:r>
     </w:p>
     <w:tbl>
@@ -571,36 +1068,234 @@
       </w:r>
     </w:p>
     <w:p>
-      <w:r>
-        <w:t>Guided: 90% versus50%; gap40 percentage points. Freshness condition is associated with lower quality here; inspect mechanisms before general causal claims. Qualification: Robustness is bounded by the tested variations and independent evidence policy. Exit: accept a concrete variation with its predicted outcome and a stated condition that would challenge the mechanism; reject a claim resting on unmeasured evidence.</w:t>
+      <w:pPr>
+        <w:pStyle w:val="Heading3"/>
+      </w:pPr>
+      <w:r>
+        <w:t>Explain Robustness across conditions · 3</w:t>
       </w:r>
     </w:p>
     <w:p>
       <w:pPr>
-        <w:pStyle w:val="Heading3"/>
-      </w:pPr>
-      <w:r>
-        <w:t>Model the reasoning aloud</w:t>
+        <w:spacing w:line="336" w:lineRule="auto" w:after="180"/>
+      </w:pPr>
+      <w:r>
+        <w:rPr>
+          <w:b w:val="0"/>
+        </w:rPr>
+        <w:t xml:space="preserve">Guided: 90% versus50%; gap40 percentage points. Freshness condition is associated with lower quality here; inspect </w:t>
+      </w:r>
+      <w:r>
+        <w:rPr>
+          <w:b/>
+        </w:rPr>
+        <w:t>mechanism</w:t>
+      </w:r>
+      <w:r>
+        <w:rPr>
+          <w:b w:val="0"/>
+        </w:rPr>
+        <w:t>s before general causal claims.</w:t>
       </w:r>
     </w:p>
     <w:p>
-      <w:r>
-        <w:t>Use the complete worked example below before asking learners to complete W2. Reveal a small part, invite a prediction, then explain the deciding step. These teacher notes contain solutions; do not reveal the independent case answer during modelling.</w:t>
+      <w:pPr>
+        <w:spacing w:line="336" w:lineRule="auto" w:after="180"/>
+      </w:pPr>
+      <w:r>
+        <w:rPr>
+          <w:b w:val="0"/>
+        </w:rPr>
+        <w:t xml:space="preserve">Qualification: Robustness is bounded by the tested variations and independent </w:t>
+      </w:r>
+      <w:r>
+        <w:rPr>
+          <w:b/>
+        </w:rPr>
+        <w:t>evidence</w:t>
+      </w:r>
+      <w:r>
+        <w:rPr>
+          <w:b w:val="0"/>
+        </w:rPr>
+        <w:t xml:space="preserve"> policy.</w:t>
       </w:r>
     </w:p>
     <w:p>
-      <w:r>
-        <w:t>Method passes9/10 on current sources and5/10 on outdated sources.</w:t>
+      <w:pPr>
+        <w:spacing w:line="336" w:lineRule="auto" w:after="180"/>
+      </w:pPr>
+      <w:r>
+        <w:rPr>
+          <w:b w:val="0"/>
+        </w:rPr>
+        <w:t xml:space="preserve">Exit: accept a concrete variation with its predicted outcome and a stated condition that would challenge the </w:t>
+      </w:r>
+      <w:r>
+        <w:rPr>
+          <w:b/>
+        </w:rPr>
+        <w:t>mechanism</w:t>
+      </w:r>
+      <w:r>
+        <w:rPr>
+          <w:b w:val="0"/>
+        </w:rPr>
+        <w:t xml:space="preserve">; reject a claim resting on unmeasured </w:t>
+      </w:r>
+      <w:r>
+        <w:rPr>
+          <w:b/>
+        </w:rPr>
+        <w:t>evidence</w:t>
+      </w:r>
+      <w:r>
+        <w:rPr>
+          <w:b w:val="0"/>
+        </w:rPr>
+        <w:t>.</w:t>
       </w:r>
     </w:p>
     <w:p>
-      <w:r>
-        <w:t>90% versus50%; gap40 percentage points. Freshness condition is associated with lower quality here; inspect mechanisms before general causal claims.</w:t>
+      <w:pPr>
+        <w:pStyle w:val="Heading3"/>
+      </w:pPr>
+      <w:r>
+        <w:t>Model the reasoning aloud</w:t>
       </w:r>
     </w:p>
     <w:p>
-      <w:r>
-        <w:t>Compare the intermediate evidence with the final statement. Explain why each number or decision follows from the stated inputs. The conclusion belongs to this scenario and procedure; changing the inputs, evaluation population or authority can change what it establishes. Retain the raw record so a later revision can be compared honestly.</w:t>
+      <w:pPr>
+        <w:spacing w:line="336" w:lineRule="auto" w:after="180"/>
+      </w:pPr>
+      <w:r>
+        <w:rPr>
+          <w:b w:val="0"/>
+        </w:rPr>
+        <w:t xml:space="preserve">Use the complete worked example below before asking learners to complete W2. Reveal a small part, invite a </w:t>
+      </w:r>
+      <w:r>
+        <w:rPr>
+          <w:b/>
+        </w:rPr>
+        <w:t>prediction</w:t>
+      </w:r>
+      <w:r>
+        <w:rPr>
+          <w:b w:val="0"/>
+        </w:rPr>
+        <w:t>, then explain the deciding step.</w:t>
+      </w:r>
+    </w:p>
+    <w:p>
+      <w:pPr>
+        <w:spacing w:line="336" w:lineRule="auto" w:after="180"/>
+      </w:pPr>
+      <w:r>
+        <w:rPr>
+          <w:b w:val="0"/>
+        </w:rPr>
+        <w:t>These teacher notes contain solutions; do not reveal the independent case answer during modelling.</w:t>
+      </w:r>
+    </w:p>
+    <w:p>
+      <w:pPr>
+        <w:spacing w:line="336" w:lineRule="auto" w:after="180"/>
+      </w:pPr>
+      <w:r>
+        <w:rPr>
+          <w:b w:val="0"/>
+        </w:rPr>
+        <w:t>Method passes9/10 on current sources and5/10 on outdated sources.</w:t>
+      </w:r>
+    </w:p>
+    <w:p>
+      <w:pPr>
+        <w:spacing w:line="336" w:lineRule="auto" w:after="180"/>
+      </w:pPr>
+      <w:r>
+        <w:rPr>
+          <w:b w:val="0"/>
+        </w:rPr>
+        <w:t xml:space="preserve">90% versus50%; gap40 percentage points. Freshness condition is associated with lower quality here; inspect </w:t>
+      </w:r>
+      <w:r>
+        <w:rPr>
+          <w:b/>
+        </w:rPr>
+        <w:t>mechanism</w:t>
+      </w:r>
+      <w:r>
+        <w:rPr>
+          <w:b w:val="0"/>
+        </w:rPr>
+        <w:t>s before general causal claims.</w:t>
+      </w:r>
+    </w:p>
+    <w:p>
+      <w:pPr>
+        <w:pStyle w:val="Heading3"/>
+      </w:pPr>
+      <w:r>
+        <w:t>Model the reasoning aloud · 4</w:t>
+      </w:r>
+    </w:p>
+    <w:p>
+      <w:pPr>
+        <w:spacing w:line="336" w:lineRule="auto" w:after="180"/>
+      </w:pPr>
+      <w:r>
+        <w:rPr>
+          <w:b w:val="0"/>
+        </w:rPr>
+        <w:t xml:space="preserve">Compare the intermediate </w:t>
+      </w:r>
+      <w:r>
+        <w:rPr>
+          <w:b/>
+        </w:rPr>
+        <w:t>evidence</w:t>
+      </w:r>
+      <w:r>
+        <w:rPr>
+          <w:b w:val="0"/>
+        </w:rPr>
+        <w:t xml:space="preserve"> with the final statement. Explain why each number or decision follows from the stated </w:t>
+      </w:r>
+      <w:r>
+        <w:rPr>
+          <w:b/>
+        </w:rPr>
+        <w:t>input</w:t>
+      </w:r>
+      <w:r>
+        <w:rPr>
+          <w:b w:val="0"/>
+        </w:rPr>
+        <w:t>s.</w:t>
+      </w:r>
+    </w:p>
+    <w:p>
+      <w:pPr>
+        <w:spacing w:line="336" w:lineRule="auto" w:after="180"/>
+      </w:pPr>
+      <w:r>
+        <w:rPr>
+          <w:b w:val="0"/>
+        </w:rPr>
+        <w:t xml:space="preserve">The conclusion belongs to this scenario and procedure; changing the </w:t>
+      </w:r>
+      <w:r>
+        <w:rPr>
+          <w:b/>
+        </w:rPr>
+        <w:t>input</w:t>
+      </w:r>
+      <w:r>
+        <w:rPr>
+          <w:b w:val="0"/>
+        </w:rPr>
+        <w:t>s, evaluation population or authority can change what it establishes. Retain the raw record so a later revision can be compared honestly.</w:t>
       </w:r>
     </w:p>
     <w:tbl>
@@ -706,7 +1401,13 @@
       </w:tr>
     </w:tbl>
     <w:p>
-      <w:r>
+      <w:pPr>
+        <w:spacing w:line="336" w:lineRule="auto" w:after="180"/>
+      </w:pPr>
+      <w:r>
+        <w:rPr>
+          <w:b w:val="0"/>
+        </w:rPr>
         <w:t>Use the diagram and verbal explanation together. Ask learners to match a sentence to a specific visual step; do not assign learners fixed visual or auditory learning styles.</w:t>
       </w:r>
     </w:p>
@@ -719,7 +1420,13 @@
       </w:r>
     </w:p>
     <w:p>
-      <w:r>
+      <w:pPr>
+        <w:spacing w:line="336" w:lineRule="auto" w:after="180"/>
+      </w:pPr>
+      <w:r>
+        <w:rPr>
+          <w:b w:val="0"/>
+        </w:rPr>
         <w:t>Check robustness across conditions. A fixed classifier is tested separately on indoor and shaded outdoor cases.</w:t>
       </w:r>
     </w:p>
@@ -732,7 +1439,22 @@
       </w:r>
     </w:p>
     <w:p>
-      <w:r>
+      <w:pPr>
+        <w:pStyle w:val="Heading3"/>
+      </w:pPr>
+      <w:r>
+        <w:t>Supplied facts</w:t>
+      </w:r>
+    </w:p>
+    <w:p>
+      <w:pPr>
+        <w:spacing w:line="336" w:lineRule="auto" w:after="180"/>
+        <w:shd w:fill="F1F6FC"/>
+      </w:pPr>
+      <w:r>
+        <w:rPr>
+          <w:b w:val="0"/>
+        </w:rPr>
         <w:t>Indoor 7/8 correct; outdoor 3/8 correct. The rubric and frozen model are unchanged.</w:t>
       </w:r>
     </w:p>
@@ -932,21 +1654,31 @@
       </w:r>
     </w:p>
     <w:p>
-      <w:r>
-        <w:t>Robustness asks whether behaviour survives relevant changes in conditions. A total score can hide a weak slice; keep the scenario and denominator visible.</w:t>
+      <w:pPr>
+        <w:pStyle w:val="Heading3"/>
+      </w:pPr>
+      <w:r>
+        <w:t>Why the result follows</w:t>
       </w:r>
     </w:p>
     <w:p>
       <w:pPr>
-        <w:pStyle w:val="Heading3"/>
-      </w:pPr>
-      <w:r>
-        <w:t>What this example does not establish</w:t>
+        <w:spacing w:line="336" w:lineRule="auto" w:after="180"/>
+        <w:shd w:fill="F1F6FC"/>
+      </w:pPr>
+      <w:r>
+        <w:rPr>
+          <w:b w:val="0"/>
+        </w:rPr>
+        <w:t>Robustness asks whether behaviour survives relevant changes in conditions. A total score can hide a weak slice; keep the scenario and denominator visible.</w:t>
       </w:r>
     </w:p>
     <w:p>
-      <w:r>
-        <w:t>Eight cases per slice do not establish stable population rates or the reason for the difference.</w:t>
+      <w:pPr>
+        <w:pStyle w:val="Heading3"/>
+      </w:pPr>
+      <w:r>
+        <w:t>What this example does not establish</w:t>
       </w:r>
     </w:p>
     <w:p>
@@ -954,43 +1686,168 @@
         <w:pStyle w:val="Heading3"/>
       </w:pPr>
       <w:r>
-        <w:t>Change one thing in the pictured case</w:t>
+        <w:t>Keep the stated limit</w:t>
       </w:r>
     </w:p>
     <w:p>
-      <w:r>
-        <w:t>Change: Report only the combined 10/16=62.5%.</w:t>
+      <w:pPr>
+        <w:spacing w:line="336" w:lineRule="auto" w:after="180"/>
+        <w:shd w:fill="FFF5E6"/>
+      </w:pPr>
+      <w:r>
+        <w:rPr>
+          <w:b w:val="0"/>
+        </w:rPr>
+        <w:t>Eight cases per slice do not establish stable population rates or the reason for the difference.</w:t>
       </w:r>
     </w:p>
     <w:p>
-      <w:r>
-        <w:t>Prediction: The arithmetic is correct, but the condition gap becomes hidden.</w:t>
+      <w:pPr>
+        <w:pStyle w:val="Heading3"/>
+      </w:pPr>
+      <w:r>
+        <w:t>Change one thing in the pictured case</w:t>
       </w:r>
     </w:p>
     <w:p>
-      <w:r>
-        <w:t>Reason: Combining records discards the slice distinction relevant to the deployment goal.</w:t>
+      <w:pPr>
+        <w:pStyle w:val="Heading3"/>
+      </w:pPr>
+      <w:r>
+        <w:t>Change one thing</w:t>
       </w:r>
     </w:p>
     <w:p>
       <w:pPr>
-        <w:pStyle w:val="Heading3"/>
-      </w:pPr>
-      <w:r>
-        <w:t>Ask while showing the picture</w:t>
+        <w:spacing w:line="336" w:lineRule="auto" w:after="180"/>
+        <w:shd w:fill="F5F1FB"/>
+      </w:pPr>
+      <w:r>
+        <w:rPr>
+          <w:b w:val="0"/>
+        </w:rPr>
+        <w:t>Change: Report only the combined 10/16=62.5%.</w:t>
       </w:r>
     </w:p>
     <w:p>
-      <w:r>
-        <w:t>Cover the result. Ask learners to name the inputs and predict the next step. Uncover one step, connect the icon to the actual procedure, and explain its evidence. Then change the supplied condition and compare. The picture is a representation; it does not document execution of a real AI model.</w:t>
+      <w:pPr>
+        <w:pStyle w:val="Heading3"/>
+      </w:pPr>
+      <w:r>
+        <w:t>Predicted result</w:t>
       </w:r>
     </w:p>
     <w:p>
       <w:pPr>
+        <w:spacing w:line="336" w:lineRule="auto" w:after="180"/>
+        <w:shd w:fill="F1F6FC"/>
+      </w:pPr>
+      <w:r>
+        <w:rPr>
+          <w:b/>
+        </w:rPr>
+        <w:t>Prediction</w:t>
+      </w:r>
+      <w:r>
+        <w:rPr>
+          <w:b w:val="0"/>
+        </w:rPr>
+        <w:t>: The arithmetic is correct, but the condition gap becomes hidden.</w:t>
+      </w:r>
+    </w:p>
+    <w:p>
+      <w:pPr>
+        <w:pStyle w:val="Heading3"/>
+      </w:pPr>
+      <w:r>
+        <w:t>Why the result follows</w:t>
+      </w:r>
+    </w:p>
+    <w:p>
+      <w:pPr>
+        <w:spacing w:line="336" w:lineRule="auto" w:after="180"/>
+        <w:shd w:fill="F1F6FC"/>
+      </w:pPr>
+      <w:r>
+        <w:rPr>
+          <w:b w:val="0"/>
+        </w:rPr>
+        <w:t>Reason: Combining records discards the slice distinction relevant to the deployment goal.</w:t>
+      </w:r>
+    </w:p>
+    <w:p>
+      <w:pPr>
+        <w:pStyle w:val="Heading3"/>
+      </w:pPr>
+      <w:r>
+        <w:t>Ask while showing the picture</w:t>
+      </w:r>
+    </w:p>
+    <w:p>
+      <w:pPr>
+        <w:pStyle w:val="Heading3"/>
+      </w:pPr>
+      <w:r>
+        <w:t>Ask while showing the picture · 5</w:t>
+      </w:r>
+    </w:p>
+    <w:p>
+      <w:pPr>
+        <w:spacing w:line="336" w:lineRule="auto" w:after="180"/>
+      </w:pPr>
+      <w:r>
+        <w:rPr>
+          <w:b w:val="0"/>
+        </w:rPr>
+        <w:t xml:space="preserve">Cover the result. Ask learners to name the </w:t>
+      </w:r>
+      <w:r>
+        <w:rPr>
+          <w:b/>
+        </w:rPr>
+        <w:t>input</w:t>
+      </w:r>
+      <w:r>
+        <w:rPr>
+          <w:b w:val="0"/>
+        </w:rPr>
+        <w:t xml:space="preserve">s and predict the next step. Uncover one step, connect the icon to the actual procedure, and explain its </w:t>
+      </w:r>
+      <w:r>
+        <w:rPr>
+          <w:b/>
+        </w:rPr>
+        <w:t>evidence</w:t>
+      </w:r>
+      <w:r>
+        <w:rPr>
+          <w:b w:val="0"/>
+        </w:rPr>
+        <w:t>. Then change the supplied condition and compare.</w:t>
+      </w:r>
+    </w:p>
+    <w:p>
+      <w:pPr>
+        <w:spacing w:line="336" w:lineRule="auto" w:after="180"/>
+      </w:pPr>
+      <w:r>
+        <w:rPr>
+          <w:b w:val="0"/>
+        </w:rPr>
+        <w:t>The picture is a representation; it does not document execution of a real AI model.</w:t>
+      </w:r>
+    </w:p>
+    <w:p>
+      <w:pPr>
         <w:pStyle w:val="Heading1"/>
       </w:pPr>
       <w:r>
         <w:t>03. Demonstrate and guide practice</w:t>
+      </w:r>
+    </w:p>
+    <w:p>
+      <w:r>
+        <w:t>Demonstrate Robustness across conditions, reduce support deliberately and check individual reasoning before discussing answers.</w:t>
       </w:r>
     </w:p>
     <w:tbl>
@@ -1206,36 +2063,100 @@
       </w:tr>
     </w:tbl>
     <w:p>
-      <w:r>
-        <w:t>Use the worked example in Sections 3 and 6. Collect a prediction before revealing its result; ask the learner to point to each intermediate fact.</w:t>
+      <w:pPr>
+        <w:spacing w:line="336" w:lineRule="auto" w:after="180"/>
+      </w:pPr>
+      <w:r>
+        <w:rPr>
+          <w:b w:val="0"/>
+        </w:rPr>
+        <w:t xml:space="preserve">Use the worked example in Sections 3 and 6. Collect a </w:t>
+      </w:r>
+      <w:r>
+        <w:rPr>
+          <w:b/>
+        </w:rPr>
+        <w:t>prediction</w:t>
+      </w:r>
+      <w:r>
+        <w:rPr>
+          <w:b w:val="0"/>
+        </w:rPr>
+        <w:t xml:space="preserve"> before revealing its result; ask the learner to point to each intermediate fact.</w:t>
       </w:r>
     </w:p>
     <w:p>
-      <w:r>
-        <w:t>Provide an input/procedure/result/limit frame and a calculator when needed. Ask students to identify the first step before completing the whole trace. Extension: compare two concrete variants of this mechanism while holding unrelated conditions fixed; report both successful and unsuccessful outcomes.</w:t>
+      <w:pPr>
+        <w:spacing w:line="336" w:lineRule="auto" w:after="180"/>
+      </w:pPr>
+      <w:r>
+        <w:rPr>
+          <w:b w:val="0"/>
+        </w:rPr>
+        <w:t xml:space="preserve">Provide an </w:t>
+      </w:r>
+      <w:r>
+        <w:rPr>
+          <w:b/>
+        </w:rPr>
+        <w:t>input</w:t>
+      </w:r>
+      <w:r>
+        <w:rPr>
+          <w:b w:val="0"/>
+        </w:rPr>
+        <w:t>/procedure/result/limit frame and a calculator when needed. Ask students to identify the first step before completing the whole trace.</w:t>
       </w:r>
     </w:p>
     <w:p>
       <w:pPr>
-        <w:pStyle w:val="Heading3"/>
-      </w:pPr>
-      <w:r>
-        <w:t>Reduce help deliberately</w:t>
+        <w:spacing w:line="336" w:lineRule="auto" w:after="180"/>
+      </w:pPr>
+      <w:r>
+        <w:rPr>
+          <w:b w:val="0"/>
+        </w:rPr>
+        <w:t xml:space="preserve">Extension: compare two concrete variants of this </w:t>
+      </w:r>
+      <w:r>
+        <w:rPr>
+          <w:b/>
+        </w:rPr>
+        <w:t>mechanism</w:t>
+      </w:r>
+      <w:r>
+        <w:rPr>
+          <w:b w:val="0"/>
+        </w:rPr>
+        <w:t xml:space="preserve"> while holding unrelated conditions fixed; report both successful and unsuccessful outcomes.</w:t>
       </w:r>
     </w:p>
     <w:p>
-      <w:r>
-        <w:t>Completion task: Method passes9/10 on current sources and5/10 on outdated sources. Show the intermediate steps and give the conclusion with its scope.</w:t>
+      <w:pPr>
+        <w:pStyle w:val="Heading3"/>
+      </w:pPr>
+      <w:r>
+        <w:t>Reduce help deliberately</w:t>
       </w:r>
     </w:p>
     <w:p>
-      <w:r>
-        <w:t>Teacher check: Teacher explanation: 90% versus50%; gap40 percentage points. Freshness condition is associated with lower quality here; inspect mechanisms before general causal claims.</w:t>
+      <w:pPr>
+        <w:pStyle w:val="Heading3"/>
+      </w:pPr>
+      <w:r>
+        <w:t>Completion practice</w:t>
       </w:r>
     </w:p>
     <w:p>
-      <w:r>
-        <w:t>Start by identifying the given inputs together. Leave the intermediate steps blank. If needed, model one step, then withdraw that help on the next step. Move to a full trace only when the partial trace is understood. For partners, alternate explainer and checker; collect a response from every learner before discussion.</w:t>
+      <w:pPr>
+        <w:spacing w:line="336" w:lineRule="auto" w:after="180"/>
+        <w:shd w:fill="F5F1FB"/>
+      </w:pPr>
+      <w:r>
+        <w:rPr>
+          <w:b w:val="0"/>
+        </w:rPr>
+        <w:t>Completion task: Method passes9/10 on current sources and5/10 on outdated sources. Show the intermediate steps and give the conclusion with its scope.</w:t>
       </w:r>
     </w:p>
     <w:p>
@@ -1243,22 +2164,65 @@
         <w:pStyle w:val="Heading3"/>
       </w:pPr>
       <w:r>
-        <w:t>Individual reasoning check</w:t>
+        <w:t>Reasoning to listen for</w:t>
       </w:r>
     </w:p>
     <w:p>
-      <w:r>
-        <w:t>Use the worked case for Robustness across conditions. Proposed explanation: “The worked result establishes every future case”. Decide whether this explanation is supported. Point to the step or supplied fact that decides; explain your repair if needed.</w:t>
+      <w:pPr>
+        <w:spacing w:line="336" w:lineRule="auto" w:after="180"/>
+        <w:shd w:fill="F1F6FC"/>
+      </w:pPr>
+      <w:r>
+        <w:rPr>
+          <w:b w:val="0"/>
+        </w:rPr>
+        <w:t xml:space="preserve">Teacher check: Teacher explanation: 90% versus50%; gap40 percentage points. Freshness condition is associated with lower quality here; inspect </w:t>
+      </w:r>
+      <w:r>
+        <w:rPr>
+          <w:b/>
+        </w:rPr>
+        <w:t>mechanism</w:t>
+      </w:r>
+      <w:r>
+        <w:rPr>
+          <w:b w:val="0"/>
+        </w:rPr>
+        <w:t>s before general causal claims.</w:t>
       </w:r>
     </w:p>
     <w:p>
-      <w:r>
-        <w:t>Expected correction: Robustness is bounded by the tested variations and independent evidence policy.</w:t>
+      <w:pPr>
+        <w:spacing w:line="336" w:lineRule="auto" w:after="180"/>
+      </w:pPr>
+      <w:r>
+        <w:rPr>
+          <w:b w:val="0"/>
+        </w:rPr>
+        <w:t xml:space="preserve">Start by identifying the given </w:t>
+      </w:r>
+      <w:r>
+        <w:rPr>
+          <w:b/>
+        </w:rPr>
+        <w:t>input</w:t>
+      </w:r>
+      <w:r>
+        <w:rPr>
+          <w:b w:val="0"/>
+        </w:rPr>
+        <w:t>s together. Leave the intermediate steps blank. If needed, model one step, then withdraw that help on the next step. Move to a full trace only when the partial trace is understood.</w:t>
       </w:r>
     </w:p>
     <w:p>
-      <w:r>
-        <w:t>Collect explanations, not only yes/no votes. If a misunderstanding is common, re-model the relevant step for the class. If it affects a few learners, give a short targeted group explanation while others solve a more demanding variation.</w:t>
+      <w:pPr>
+        <w:spacing w:line="336" w:lineRule="auto" w:after="180"/>
+      </w:pPr>
+      <w:r>
+        <w:rPr>
+          <w:b w:val="0"/>
+        </w:rPr>
+        <w:t>For partners, alternate explainer and checker; collect a response from every learner before discussion.</w:t>
       </w:r>
     </w:p>
     <w:p>
@@ -1266,63 +2230,308 @@
         <w:pStyle w:val="Heading3"/>
       </w:pPr>
       <w:r>
-        <w:t>Pictorial practice question</w:t>
+        <w:t>Individual reasoning check</w:t>
       </w:r>
     </w:p>
     <w:p>
-      <w:r>
-        <w:t>Calculate indoor, outdoor and combined rates. Which relevant weakness disappears from view when only the combined rate is reported?</w:t>
+      <w:pPr>
+        <w:spacing w:line="336" w:lineRule="auto" w:after="180"/>
+      </w:pPr>
+      <w:r>
+        <w:rPr>
+          <w:b w:val="0"/>
+        </w:rPr>
+        <w:t>Use the worked case for Robustness across conditions. Proposed explanation: “The worked result establishes every future case”. Decide whether this explanation is supported.</w:t>
       </w:r>
     </w:p>
     <w:p>
       <w:pPr>
-        <w:pStyle w:val="Heading3"/>
-      </w:pPr>
-      <w:r>
-        <w:t>Reasoned teacher answer</w:t>
+        <w:spacing w:line="336" w:lineRule="auto" w:after="180"/>
+      </w:pPr>
+      <w:r>
+        <w:rPr>
+          <w:b w:val="0"/>
+        </w:rPr>
+        <w:t>Point to the step or supplied fact that decides; explain your repair if needed.</w:t>
       </w:r>
     </w:p>
     <w:p>
-      <w:r>
-        <w:t>Each condition has eight labelled cases. Indoor is 87.5%; outdoor is 37.5%. The large observed gap motivates investigation rather than claiming condition independence. Changed case: The arithmetic is correct, but the condition gap becomes hidden. Combining records discards the slice distinction relevant to the deployment goal.</w:t>
+      <w:pPr>
+        <w:pStyle w:val="Heading3"/>
+      </w:pPr>
+      <w:r>
+        <w:t>Expected repair</w:t>
       </w:r>
     </w:p>
     <w:p>
-      <w:r>
-        <w:t>Changed-case reasoning: The arithmetic is correct, but the condition gap becomes hidden. Combining records discards the slice distinction relevant to the deployment goal.</w:t>
+      <w:pPr>
+        <w:spacing w:line="336" w:lineRule="auto" w:after="180"/>
+        <w:shd w:fill="F1F6FC"/>
+      </w:pPr>
+      <w:r>
+        <w:rPr>
+          <w:b w:val="0"/>
+        </w:rPr>
+        <w:t xml:space="preserve">Expected correction: Robustness is bounded by the tested variations and independent </w:t>
+      </w:r>
+      <w:r>
+        <w:rPr>
+          <w:b/>
+        </w:rPr>
+        <w:t>evidence</w:t>
+      </w:r>
+      <w:r>
+        <w:rPr>
+          <w:b w:val="0"/>
+        </w:rPr>
+        <w:t xml:space="preserve"> policy.</w:t>
       </w:r>
     </w:p>
     <w:p>
-      <w:r>
-        <w:t>Collect each learner’s explanation before discussion. Use the first missing connection between input, deciding step and result to choose support. This question is worked-case practice, not fresh mastery evidence.</w:t>
+      <w:pPr>
+        <w:spacing w:line="336" w:lineRule="auto" w:after="180"/>
+      </w:pPr>
+      <w:r>
+        <w:rPr>
+          <w:b w:val="0"/>
+        </w:rPr>
+        <w:t>Collect explanations, not only yes/no votes. If a misunderstanding is common, re-model the relevant step for the class.</w:t>
       </w:r>
     </w:p>
     <w:p>
       <w:pPr>
-        <w:pStyle w:val="Heading1"/>
-      </w:pPr>
-      <w:r>
-        <w:t>04. Run the investigation and diagnose misconceptions</w:t>
+        <w:spacing w:line="336" w:lineRule="auto" w:after="180"/>
+      </w:pPr>
+      <w:r>
+        <w:rPr>
+          <w:b w:val="0"/>
+        </w:rPr>
+        <w:t>If it affects a few learners, give a short targeted group explanation while others solve a more demanding variation.</w:t>
       </w:r>
     </w:p>
     <w:p>
-      <w:r>
-        <w:t>The worked result establishes every future case: Robustness is bounded by the tested variations and independent evidence policy.</w:t>
+      <w:pPr>
+        <w:pStyle w:val="Heading3"/>
+      </w:pPr>
+      <w:r>
+        <w:t>Pictorial practice question</w:t>
       </w:r>
     </w:p>
     <w:p>
-      <w:r>
-        <w:t>A missing input may be replaced without recording the change: A replacement changes the evidence or contract. Record the change and its justification; do not silently turn unknown into a measured value.</w:t>
+      <w:pPr>
+        <w:spacing w:line="336" w:lineRule="auto" w:after="180"/>
+        <w:shd w:fill="F5F1FB"/>
+      </w:pPr>
+      <w:r>
+        <w:rPr>
+          <w:b w:val="0"/>
+        </w:rPr>
+        <w:t>Calculate indoor, outdoor and combined rates. Which relevant weakness disappears from view when only the combined rate is reported?</w:t>
       </w:r>
     </w:p>
     <w:p>
-      <w:r>
-        <w:t>Repeating an assessed case is new independent evidence: A replay checks consistency. An example used for feedback or revision cannot later be described as untouched final evaluation.</w:t>
+      <w:pPr>
+        <w:pStyle w:val="Heading3"/>
+      </w:pPr>
+      <w:r>
+        <w:t>Reasoned teacher answer</w:t>
       </w:r>
     </w:p>
     <w:p>
-      <w:r>
-        <w:t>Use Section 9 for the evidence ledger. Add a boundary or missing-input case and record the expected response before checking. More successful repeats of one case do not establish wider coverage.</w:t>
+      <w:pPr>
+        <w:spacing w:line="336" w:lineRule="auto" w:after="180"/>
+      </w:pPr>
+      <w:r>
+        <w:rPr>
+          <w:b w:val="0"/>
+        </w:rPr>
+        <w:t>Each condition has eight labelled cases. Indoor is 87.5%; outdoor is 37.5%. The large observed gap motivates investigation rather than claiming condition independence.</w:t>
+      </w:r>
+    </w:p>
+    <w:p>
+      <w:pPr>
+        <w:spacing w:line="336" w:lineRule="auto" w:after="180"/>
+      </w:pPr>
+      <w:r>
+        <w:rPr>
+          <w:b w:val="0"/>
+        </w:rPr>
+        <w:t>Changed case: The arithmetic is correct, but the condition gap becomes hidden. Combining records discards the slice distinction relevant to the deployment goal.</w:t>
+      </w:r>
+    </w:p>
+    <w:p>
+      <w:pPr>
+        <w:spacing w:line="336" w:lineRule="auto" w:after="180"/>
+      </w:pPr>
+      <w:r>
+        <w:rPr>
+          <w:b w:val="0"/>
+        </w:rPr>
+        <w:t>Changed-case reasoning: The arithmetic is correct, but the condition gap becomes hidden. Combining records discards the slice distinction relevant to the deployment goal.</w:t>
+      </w:r>
+    </w:p>
+    <w:p>
+      <w:pPr>
+        <w:spacing w:line="336" w:lineRule="auto" w:after="180"/>
+      </w:pPr>
+      <w:r>
+        <w:rPr>
+          <w:b w:val="0"/>
+        </w:rPr>
+        <w:t xml:space="preserve">Collect each learner’s explanation before discussion. Use the first missing connection between </w:t>
+      </w:r>
+      <w:r>
+        <w:rPr>
+          <w:b/>
+        </w:rPr>
+        <w:t>input</w:t>
+      </w:r>
+      <w:r>
+        <w:rPr>
+          <w:b w:val="0"/>
+        </w:rPr>
+        <w:t xml:space="preserve">, deciding step and result to choose support. This question is worked-case practice, not fresh mastery </w:t>
+      </w:r>
+      <w:r>
+        <w:rPr>
+          <w:b/>
+        </w:rPr>
+        <w:t>evidence</w:t>
+      </w:r>
+      <w:r>
+        <w:rPr>
+          <w:b w:val="0"/>
+        </w:rPr>
+        <w:t>.</w:t>
+      </w:r>
+    </w:p>
+    <w:p>
+      <w:pPr>
+        <w:pStyle w:val="Heading1"/>
+      </w:pPr>
+      <w:r>
+        <w:t>04. Run the investigation and diagnose misconceptions</w:t>
+      </w:r>
+    </w:p>
+    <w:p>
+      <w:r>
+        <w:t>Run the Robustness across conditions investigation and use the first unsupported step to choose a teaching response.</w:t>
+      </w:r>
+    </w:p>
+    <w:p>
+      <w:pPr>
+        <w:spacing w:line="336" w:lineRule="auto" w:after="180"/>
+      </w:pPr>
+      <w:r>
+        <w:rPr>
+          <w:b w:val="0"/>
+        </w:rPr>
+        <w:t xml:space="preserve">The worked result establishes every future case: Robustness is bounded by the tested variations and independent </w:t>
+      </w:r>
+      <w:r>
+        <w:rPr>
+          <w:b/>
+        </w:rPr>
+        <w:t>evidence</w:t>
+      </w:r>
+      <w:r>
+        <w:rPr>
+          <w:b w:val="0"/>
+        </w:rPr>
+        <w:t xml:space="preserve"> policy.</w:t>
+      </w:r>
+    </w:p>
+    <w:p>
+      <w:pPr>
+        <w:spacing w:line="336" w:lineRule="auto" w:after="180"/>
+      </w:pPr>
+      <w:r>
+        <w:rPr>
+          <w:b w:val="0"/>
+        </w:rPr>
+        <w:t xml:space="preserve">A missing </w:t>
+      </w:r>
+      <w:r>
+        <w:rPr>
+          <w:b/>
+        </w:rPr>
+        <w:t>input</w:t>
+      </w:r>
+      <w:r>
+        <w:rPr>
+          <w:b w:val="0"/>
+        </w:rPr>
+        <w:t xml:space="preserve"> may be replaced without recording the change: A replacement changes the </w:t>
+      </w:r>
+      <w:r>
+        <w:rPr>
+          <w:b/>
+        </w:rPr>
+        <w:t>evidence</w:t>
+      </w:r>
+      <w:r>
+        <w:rPr>
+          <w:b w:val="0"/>
+        </w:rPr>
+        <w:t xml:space="preserve"> or contract. Record the change and its justification; do not silently turn unknown into a measured value.</w:t>
+      </w:r>
+    </w:p>
+    <w:p>
+      <w:pPr>
+        <w:spacing w:line="336" w:lineRule="auto" w:after="180"/>
+      </w:pPr>
+      <w:r>
+        <w:rPr>
+          <w:b w:val="0"/>
+        </w:rPr>
+        <w:t xml:space="preserve">Repeating an assessed case is new independent </w:t>
+      </w:r>
+      <w:r>
+        <w:rPr>
+          <w:b/>
+        </w:rPr>
+        <w:t>evidence</w:t>
+      </w:r>
+      <w:r>
+        <w:rPr>
+          <w:b w:val="0"/>
+        </w:rPr>
+        <w:t>: A replay checks consistency. An example used for feedback or revision cannot later be described as untouched final evaluation.</w:t>
+      </w:r>
+    </w:p>
+    <w:p>
+      <w:pPr>
+        <w:spacing w:line="336" w:lineRule="auto" w:after="180"/>
+      </w:pPr>
+      <w:r>
+        <w:rPr>
+          <w:b w:val="0"/>
+        </w:rPr>
+        <w:t xml:space="preserve">Use Section 9 for the </w:t>
+      </w:r>
+      <w:r>
+        <w:rPr>
+          <w:b/>
+        </w:rPr>
+        <w:t>evidence</w:t>
+      </w:r>
+      <w:r>
+        <w:rPr>
+          <w:b w:val="0"/>
+        </w:rPr>
+        <w:t xml:space="preserve"> ledger. Add a boundary or missing-</w:t>
+      </w:r>
+      <w:r>
+        <w:rPr>
+          <w:b/>
+        </w:rPr>
+        <w:t>input</w:t>
+      </w:r>
+      <w:r>
+        <w:rPr>
+          <w:b w:val="0"/>
+        </w:rPr>
+        <w:t xml:space="preserve"> case and record the expected response before checking. More successful repeats of one case do not establish wider coverage.</w:t>
       </w:r>
     </w:p>
     <w:p>
@@ -1480,29 +2689,38 @@
       </w:tr>
     </w:tbl>
     <w:p>
-      <w:r>
-        <w:t>Offer an oral explanation, drawing, enlarged visual or fewer examples when that removes a reading/writing barrier. Keep the same reasoning goal. Stretch secure learners by changing a boundary or assumption and asking them to defend the effect, not simply by assigning more of the same questions.</w:t>
+      <w:pPr>
+        <w:spacing w:line="336" w:lineRule="auto" w:after="180"/>
+      </w:pPr>
+      <w:r>
+        <w:rPr>
+          <w:b w:val="0"/>
+        </w:rPr>
+        <w:t>Offer an oral explanation, drawing, enlarged visual or fewer examples when that removes a reading/writing barrier. Keep the same reasoning goal.</w:t>
       </w:r>
     </w:p>
     <w:p>
       <w:pPr>
-        <w:pStyle w:val="Heading1"/>
-      </w:pPr>
-      <w:r>
-        <w:t>05. Assess and explain the answers</w:t>
+        <w:spacing w:line="336" w:lineRule="auto" w:after="180"/>
+      </w:pPr>
+      <w:r>
+        <w:rPr>
+          <w:b w:val="0"/>
+        </w:rPr>
+        <w:t>Stretch secure learners by changing a boundary or assumption and asking them to defend the effect, not simply by assigning more of the same questions.</w:t>
       </w:r>
     </w:p>
     <w:p>
       <w:pPr>
-        <w:pStyle w:val="Heading3"/>
-      </w:pPr>
-      <w:r>
-        <w:t>Guided and exit questions</w:t>
+        <w:pStyle w:val="Heading1"/>
+      </w:pPr>
+      <w:r>
+        <w:t>05. Assess and explain the answers</w:t>
       </w:r>
     </w:p>
     <w:p>
       <w:r>
-        <w:t>Guided: 90% versus50%; gap40 percentage points. Freshness condition is associated with lower quality here; inspect mechanisms before general causal claims. Qualification: Robustness is bounded by the tested variations and independent evidence policy. Exit: accept a concrete variation with its predicted outcome and a stated condition that would challenge the mechanism; reject a claim resting on unmeasured evidence.</w:t>
+        <w:t>Use the Robustness across conditions questions, teacher keys and criteria after the relevant attempts. Previously discussed cases are practice; protect the separately selected independent task.</w:t>
       </w:r>
     </w:p>
     <w:p>
@@ -1510,89 +2728,268 @@
         <w:pStyle w:val="Heading3"/>
       </w:pPr>
       <w:r>
-        <w:t>W1 Explain the mechanism</w:t>
+        <w:t>Guided and exit questions</w:t>
       </w:r>
     </w:p>
     <w:p>
-      <w:r>
-        <w:t>Explain the weekly mechanism in your own words. Use the worked scenario to name its input, decision rule and output.</w:t>
+      <w:pPr>
+        <w:spacing w:line="336" w:lineRule="auto" w:after="180"/>
+      </w:pPr>
+      <w:r>
+        <w:rPr>
+          <w:b w:val="0"/>
+        </w:rPr>
+        <w:t xml:space="preserve">Guided: 90% versus50%; gap40 percentage points. Freshness condition is associated with lower quality here; inspect </w:t>
+      </w:r>
+      <w:r>
+        <w:rPr>
+          <w:b/>
+        </w:rPr>
+        <w:t>mechanism</w:t>
+      </w:r>
+      <w:r>
+        <w:rPr>
+          <w:b w:val="0"/>
+        </w:rPr>
+        <w:t>s before general causal claims.</w:t>
       </w:r>
     </w:p>
     <w:p>
-      <w:r>
-        <w:t>Teacher explanation: Robustness checks examine a frozen procedure under declared varied conditions. Performance differences do not by themselves identify cause. Keep baseline, metric and eligibility aligned across conditions. Report condition counts and failures separately; new conditions may extend evidence but cannot guarantee all conditions.</w:t>
+      <w:pPr>
+        <w:spacing w:line="336" w:lineRule="auto" w:after="180"/>
+      </w:pPr>
+      <w:r>
+        <w:rPr>
+          <w:b w:val="0"/>
+        </w:rPr>
+        <w:t xml:space="preserve">Qualification: Robustness is bounded by the tested variations and independent </w:t>
+      </w:r>
+      <w:r>
+        <w:rPr>
+          <w:b/>
+        </w:rPr>
+        <w:t>evidence</w:t>
+      </w:r>
+      <w:r>
+        <w:rPr>
+          <w:b w:val="0"/>
+        </w:rPr>
+        <w:t xml:space="preserve"> policy.</w:t>
       </w:r>
     </w:p>
     <w:p>
       <w:pPr>
-        <w:pStyle w:val="Heading3"/>
-      </w:pPr>
-      <w:r>
-        <w:t>W2 Trace the worked case</w:t>
+        <w:spacing w:line="336" w:lineRule="auto" w:after="180"/>
+      </w:pPr>
+      <w:r>
+        <w:rPr>
+          <w:b w:val="0"/>
+        </w:rPr>
+        <w:t xml:space="preserve">Exit: accept a concrete variation with its predicted outcome and a stated condition that would challenge the </w:t>
+      </w:r>
+      <w:r>
+        <w:rPr>
+          <w:b/>
+        </w:rPr>
+        <w:t>mechanism</w:t>
+      </w:r>
+      <w:r>
+        <w:rPr>
+          <w:b w:val="0"/>
+        </w:rPr>
+        <w:t xml:space="preserve">; reject a claim resting on unmeasured </w:t>
+      </w:r>
+      <w:r>
+        <w:rPr>
+          <w:b/>
+        </w:rPr>
+        <w:t>evidence</w:t>
+      </w:r>
+      <w:r>
+        <w:rPr>
+          <w:b w:val="0"/>
+        </w:rPr>
+        <w:t>.</w:t>
       </w:r>
     </w:p>
     <w:p>
-      <w:r>
-        <w:t>Method passes9/10 on current sources and5/10 on outdated sources. Show the intermediate steps and give the conclusion with its scope.</w:t>
+      <w:pPr>
+        <w:pStyle w:val="Heading3"/>
+      </w:pPr>
+      <w:r>
+        <w:t>W1 Explain the mechanism</w:t>
       </w:r>
     </w:p>
     <w:p>
-      <w:r>
-        <w:t>Teacher explanation: 90% versus50%; gap40 percentage points. Freshness condition is associated with lower quality here; inspect mechanisms before general causal claims.</w:t>
+      <w:pPr>
+        <w:pStyle w:val="Heading3"/>
+      </w:pPr>
+      <w:r>
+        <w:t>Workbook question · W1</w:t>
       </w:r>
     </w:p>
     <w:p>
       <w:pPr>
-        <w:pStyle w:val="Heading3"/>
-      </w:pPr>
-      <w:r>
-        <w:t>W3 Audit the limit</w:t>
+        <w:spacing w:line="336" w:lineRule="auto" w:after="180"/>
+        <w:shd w:fill="F5F1FB"/>
+      </w:pPr>
+      <w:r>
+        <w:rPr>
+          <w:b w:val="0"/>
+        </w:rPr>
+        <w:t xml:space="preserve">Explain the weekly </w:t>
+      </w:r>
+      <w:r>
+        <w:rPr>
+          <w:b/>
+        </w:rPr>
+        <w:t>mechanism</w:t>
+      </w:r>
+      <w:r>
+        <w:rPr>
+          <w:b w:val="0"/>
+        </w:rPr>
+        <w:t xml:space="preserve"> in your own words. Use the worked scenario to name its </w:t>
+      </w:r>
+      <w:r>
+        <w:rPr>
+          <w:b/>
+        </w:rPr>
+        <w:t>input</w:t>
+      </w:r>
+      <w:r>
+        <w:rPr>
+          <w:b w:val="0"/>
+        </w:rPr>
+        <w:t xml:space="preserve">, decision rule and </w:t>
+      </w:r>
+      <w:r>
+        <w:rPr>
+          <w:b/>
+        </w:rPr>
+        <w:t>output</w:t>
+      </w:r>
+      <w:r>
+        <w:rPr>
+          <w:b w:val="0"/>
+        </w:rPr>
+        <w:t>.</w:t>
       </w:r>
     </w:p>
     <w:p>
-      <w:r>
-        <w:t>A report omits this qualification: Robustness is bounded by the tested variations and independent evidence policy. Explain how omitting it could change a reader's interpretation, and write an accurate replacement.</w:t>
+      <w:pPr>
+        <w:pStyle w:val="Heading3"/>
+      </w:pPr>
+      <w:r>
+        <w:t>Teacher reasoning · W1</w:t>
       </w:r>
     </w:p>
     <w:p>
-      <w:r>
-        <w:t>Teacher explanation: Robustness is bounded by the tested variations and independent evidence policy. State the observed result separately from the unverified or out-of-scope claim; preserve the original evidence rather than inventing a missing fact.</w:t>
+      <w:pPr>
+        <w:spacing w:line="336" w:lineRule="auto" w:after="180"/>
+        <w:shd w:fill="F1F6FC"/>
+      </w:pPr>
+      <w:r>
+        <w:rPr>
+          <w:b w:val="0"/>
+        </w:rPr>
+        <w:t xml:space="preserve">Teacher explanation: </w:t>
+      </w:r>
+      <w:r>
+        <w:rPr>
+          <w:b/>
+        </w:rPr>
+        <w:t>Robustness check</w:t>
+      </w:r>
+      <w:r>
+        <w:rPr>
+          <w:b w:val="0"/>
+        </w:rPr>
+        <w:t>s examine a frozen procedure under declared varied conditions. Performance differences do not by themselves identify cause. Keep baseline, metric and eligibility aligned across conditions.</w:t>
       </w:r>
     </w:p>
     <w:p>
       <w:pPr>
-        <w:pStyle w:val="Heading3"/>
-      </w:pPr>
-      <w:r>
-        <w:t>W4 Apply a new case independently</w:t>
+        <w:spacing w:line="336" w:lineRule="auto" w:after="180"/>
+        <w:shd w:fill="F1F6FC"/>
+      </w:pPr>
+      <w:r>
+        <w:rPr>
+          <w:b w:val="0"/>
+        </w:rPr>
+        <w:t xml:space="preserve">Report condition counts and failures separately; new conditions may extend </w:t>
+      </w:r>
+      <w:r>
+        <w:rPr>
+          <w:b/>
+        </w:rPr>
+        <w:t>evidence</w:t>
+      </w:r>
+      <w:r>
+        <w:rPr>
+          <w:b w:val="0"/>
+        </w:rPr>
+        <w:t xml:space="preserve"> but cannot guarantee all conditions.</w:t>
       </w:r>
     </w:p>
     <w:p>
-      <w:r>
-        <w:t>Baseline/candidate on conditionA:6/8, 7/8; conditionB:5/8, 4/8. Compare paired rates.</w:t>
+      <w:pPr>
+        <w:pStyle w:val="Heading3"/>
+      </w:pPr>
+      <w:r>
+        <w:t>W2 Trace the worked case</w:t>
       </w:r>
     </w:p>
     <w:p>
-      <w:r>
-        <w:t>Teacher explanation: Candidate gains12.5 points inA but loses12.5 inB; overall11/16 for both. Aggregate equality hides condition differences.</w:t>
+      <w:pPr>
+        <w:pStyle w:val="Heading3"/>
+      </w:pPr>
+      <w:r>
+        <w:t>Workbook question · W2</w:t>
       </w:r>
     </w:p>
     <w:p>
       <w:pPr>
-        <w:pStyle w:val="Heading3"/>
-      </w:pPr>
-      <w:r>
-        <w:t>W5 Design a revealing follow-up</w:t>
+        <w:spacing w:line="336" w:lineRule="auto" w:after="180"/>
+        <w:shd w:fill="F5F1FB"/>
+      </w:pPr>
+      <w:r>
+        <w:rPr>
+          <w:b w:val="0"/>
+        </w:rPr>
+        <w:t>Method passes9/10 on current sources and5/10 on outdated sources. Show the intermediate steps and give the conclusion with its scope.</w:t>
       </w:r>
     </w:p>
     <w:p>
-      <w:r>
-        <w:t>For the worked scenario, propose one additional case that could reveal a failure, describe its expected outcome before running it, and explain what would need to remain fixed for a fair comparison. Do not reuse W4 as a new final test after receiving feedback.</w:t>
+      <w:pPr>
+        <w:pStyle w:val="Heading3"/>
+      </w:pPr>
+      <w:r>
+        <w:t>Teacher reasoning · W2</w:t>
       </w:r>
     </w:p>
     <w:p>
-      <w:r>
-        <w:t>Teacher explanation: Accept a concrete variant of the worked input or a missing/conflicting/boundary condition, with an expectation derived from the declared procedure. Require preserved settings, original outputs and data roles. Robustness is bounded by the tested variations and independent evidence policy. The new case should test this particular mechanism rather than merely restate the original result.</w:t>
+      <w:pPr>
+        <w:spacing w:line="336" w:lineRule="auto" w:after="180"/>
+        <w:shd w:fill="F1F6FC"/>
+      </w:pPr>
+      <w:r>
+        <w:rPr>
+          <w:b w:val="0"/>
+        </w:rPr>
+        <w:t xml:space="preserve">Teacher explanation: 90% versus50%; gap40 percentage points. Freshness condition is associated with lower quality here; inspect </w:t>
+      </w:r>
+      <w:r>
+        <w:rPr>
+          <w:b/>
+        </w:rPr>
+        <w:t>mechanism</w:t>
+      </w:r>
+      <w:r>
+        <w:rPr>
+          <w:b w:val="0"/>
+        </w:rPr>
+        <w:t>s before general causal claims.</w:t>
       </w:r>
     </w:p>
     <w:p>
@@ -1600,37 +2997,382 @@
         <w:pStyle w:val="Heading3"/>
       </w:pPr>
       <w:r>
-        <w:t>Independent assessment and fresh retry</w:t>
+        <w:t>W3 Audit the limit</w:t>
       </w:r>
     </w:p>
     <w:p>
-      <w:r>
-        <w:t>W4: Candidate gains12.5 points inA but loses12.5 inB; overall11/16 for both. Aggregate equality hides condition differences. Require intermediate reasoning and the stated scope. Fresh retry: A baseline4/6, candidate5/6; B baseline5/6, candidate4/6. Expected reasoning: Gains/losses16.667 points; overall9/12 each. Preserve condition-specific findings. If students need support, record it and reassess with another new case rather than awarding independence to a copied answer.</w:t>
+      <w:pPr>
+        <w:pStyle w:val="Heading3"/>
+      </w:pPr>
+      <w:r>
+        <w:t>Workbook question · W3</w:t>
       </w:r>
     </w:p>
     <w:p>
       <w:pPr>
-        <w:pStyle w:val="Heading3"/>
-      </w:pPr>
-      <w:r>
-        <w:t>Assess independent transfer</w:t>
+        <w:spacing w:line="336" w:lineRule="auto" w:after="180"/>
+        <w:shd w:fill="F5F1FB"/>
+      </w:pPr>
+      <w:r>
+        <w:rPr>
+          <w:b w:val="0"/>
+        </w:rPr>
+        <w:t xml:space="preserve">A report omits this qualification: Robustness is bounded by the tested variations and independent </w:t>
+      </w:r>
+      <w:r>
+        <w:rPr>
+          <w:b/>
+        </w:rPr>
+        <w:t>evidence</w:t>
+      </w:r>
+      <w:r>
+        <w:rPr>
+          <w:b w:val="0"/>
+        </w:rPr>
+        <w:t xml:space="preserve"> policy. Explain how omitting it could change a reader's interpretation, and write an accurate replacement.</w:t>
       </w:r>
     </w:p>
     <w:p>
-      <w:r>
-        <w:t>Selected case: Baseline/candidate on conditionA:6/8, 7/8; conditionB:5/8, 4/8. Compare paired rates.</w:t>
+      <w:pPr>
+        <w:pStyle w:val="Heading3"/>
+      </w:pPr>
+      <w:r>
+        <w:t>Teacher reasoning · W3</w:t>
       </w:r>
     </w:p>
     <w:p>
       <w:pPr>
-        <w:pStyle w:val="Heading3"/>
-      </w:pPr>
-      <w:r>
-        <w:t>Selected case answer</w:t>
+        <w:spacing w:line="336" w:lineRule="auto" w:after="180"/>
+        <w:shd w:fill="F1F6FC"/>
+      </w:pPr>
+      <w:r>
+        <w:rPr>
+          <w:b w:val="0"/>
+        </w:rPr>
+        <w:t xml:space="preserve">Teacher explanation: Robustness is bounded by the tested variations and independent </w:t>
+      </w:r>
+      <w:r>
+        <w:rPr>
+          <w:b/>
+        </w:rPr>
+        <w:t>evidence</w:t>
+      </w:r>
+      <w:r>
+        <w:rPr>
+          <w:b w:val="0"/>
+        </w:rPr>
+        <w:t xml:space="preserve"> policy.</w:t>
       </w:r>
     </w:p>
     <w:p>
-      <w:r>
+      <w:pPr>
+        <w:spacing w:line="336" w:lineRule="auto" w:after="180"/>
+        <w:shd w:fill="F1F6FC"/>
+      </w:pPr>
+      <w:r>
+        <w:rPr>
+          <w:b w:val="0"/>
+        </w:rPr>
+        <w:t xml:space="preserve">State the observed result separately from the unverified or out-of-scope claim; preserve the original </w:t>
+      </w:r>
+      <w:r>
+        <w:rPr>
+          <w:b/>
+        </w:rPr>
+        <w:t>evidence</w:t>
+      </w:r>
+      <w:r>
+        <w:rPr>
+          <w:b w:val="0"/>
+        </w:rPr>
+        <w:t xml:space="preserve"> rather than inventing a missing fact.</w:t>
+      </w:r>
+    </w:p>
+    <w:p>
+      <w:pPr>
+        <w:pStyle w:val="Heading3"/>
+      </w:pPr>
+      <w:r>
+        <w:t>W4 Apply a new case independently</w:t>
+      </w:r>
+    </w:p>
+    <w:p>
+      <w:pPr>
+        <w:pStyle w:val="Heading3"/>
+      </w:pPr>
+      <w:r>
+        <w:t>Workbook question · W4</w:t>
+      </w:r>
+    </w:p>
+    <w:p>
+      <w:pPr>
+        <w:spacing w:line="336" w:lineRule="auto" w:after="180"/>
+        <w:shd w:fill="F5F1FB"/>
+      </w:pPr>
+      <w:r>
+        <w:rPr>
+          <w:b w:val="0"/>
+        </w:rPr>
+        <w:t>Baseline/candidate on conditionA:6/8, 7/8; conditionB:5/8, 4/8. Compare paired rates.</w:t>
+      </w:r>
+    </w:p>
+    <w:p>
+      <w:pPr>
+        <w:pStyle w:val="Heading3"/>
+      </w:pPr>
+      <w:r>
+        <w:t>Teacher reasoning · W4</w:t>
+      </w:r>
+    </w:p>
+    <w:p>
+      <w:pPr>
+        <w:spacing w:line="336" w:lineRule="auto" w:after="180"/>
+        <w:shd w:fill="F1F6FC"/>
+      </w:pPr>
+      <w:r>
+        <w:rPr>
+          <w:b w:val="0"/>
+        </w:rPr>
+        <w:t>Teacher explanation: Candidate gains12.5 points inA but loses12.5 inB; overall11/16 for both. Aggregate equality hides condition differences.</w:t>
+      </w:r>
+    </w:p>
+    <w:p>
+      <w:pPr>
+        <w:pStyle w:val="Heading3"/>
+      </w:pPr>
+      <w:r>
+        <w:t>W5 Design a revealing follow-up</w:t>
+      </w:r>
+    </w:p>
+    <w:p>
+      <w:pPr>
+        <w:pStyle w:val="Heading3"/>
+      </w:pPr>
+      <w:r>
+        <w:t>Workbook question · W5</w:t>
+      </w:r>
+    </w:p>
+    <w:p>
+      <w:pPr>
+        <w:spacing w:line="336" w:lineRule="auto" w:after="180"/>
+        <w:shd w:fill="F5F1FB"/>
+      </w:pPr>
+      <w:r>
+        <w:rPr>
+          <w:b w:val="0"/>
+        </w:rPr>
+        <w:t>For the worked scenario, propose one additional case that could reveal a failure, describe its expected outcome before running it, and explain what would need to remain fixed for a fair comparison.</w:t>
+      </w:r>
+    </w:p>
+    <w:p>
+      <w:pPr>
+        <w:spacing w:line="336" w:lineRule="auto" w:after="180"/>
+        <w:shd w:fill="F5F1FB"/>
+      </w:pPr>
+      <w:r>
+        <w:rPr>
+          <w:b w:val="0"/>
+        </w:rPr>
+        <w:t>Do not reuse W4 as a new final test after receiving feedback.</w:t>
+      </w:r>
+    </w:p>
+    <w:p>
+      <w:pPr>
+        <w:pStyle w:val="Heading3"/>
+      </w:pPr>
+      <w:r>
+        <w:t>Teacher reasoning · W5</w:t>
+      </w:r>
+    </w:p>
+    <w:p>
+      <w:pPr>
+        <w:spacing w:line="336" w:lineRule="auto" w:after="180"/>
+        <w:shd w:fill="F1F6FC"/>
+      </w:pPr>
+      <w:r>
+        <w:rPr>
+          <w:b w:val="0"/>
+        </w:rPr>
+        <w:t xml:space="preserve">Teacher explanation: Accept a concrete variant of the worked </w:t>
+      </w:r>
+      <w:r>
+        <w:rPr>
+          <w:b/>
+        </w:rPr>
+        <w:t>input</w:t>
+      </w:r>
+      <w:r>
+        <w:rPr>
+          <w:b w:val="0"/>
+        </w:rPr>
+        <w:t xml:space="preserve"> or a missing/conflicting/boundary condition, with an expectation derived from the declared procedure.</w:t>
+      </w:r>
+    </w:p>
+    <w:p>
+      <w:pPr>
+        <w:spacing w:line="336" w:lineRule="auto" w:after="180"/>
+        <w:shd w:fill="F1F6FC"/>
+      </w:pPr>
+      <w:r>
+        <w:rPr>
+          <w:b w:val="0"/>
+        </w:rPr>
+        <w:t xml:space="preserve">Require preserved settings, original </w:t>
+      </w:r>
+      <w:r>
+        <w:rPr>
+          <w:b/>
+        </w:rPr>
+        <w:t>output</w:t>
+      </w:r>
+      <w:r>
+        <w:rPr>
+          <w:b w:val="0"/>
+        </w:rPr>
+        <w:t xml:space="preserve">s and data roles. Robustness is bounded by the tested variations and independent </w:t>
+      </w:r>
+      <w:r>
+        <w:rPr>
+          <w:b/>
+        </w:rPr>
+        <w:t>evidence</w:t>
+      </w:r>
+      <w:r>
+        <w:rPr>
+          <w:b w:val="0"/>
+        </w:rPr>
+        <w:t xml:space="preserve"> policy.</w:t>
+      </w:r>
+    </w:p>
+    <w:p>
+      <w:pPr>
+        <w:spacing w:line="336" w:lineRule="auto" w:after="180"/>
+        <w:shd w:fill="F1F6FC"/>
+      </w:pPr>
+      <w:r>
+        <w:rPr>
+          <w:b w:val="0"/>
+        </w:rPr>
+        <w:t xml:space="preserve">The new case should test this particular </w:t>
+      </w:r>
+      <w:r>
+        <w:rPr>
+          <w:b/>
+        </w:rPr>
+        <w:t>mechanism</w:t>
+      </w:r>
+      <w:r>
+        <w:rPr>
+          <w:b w:val="0"/>
+        </w:rPr>
+        <w:t xml:space="preserve"> rather than merely restate the original result.</w:t>
+      </w:r>
+    </w:p>
+    <w:p>
+      <w:pPr>
+        <w:pStyle w:val="Heading3"/>
+      </w:pPr>
+      <w:r>
+        <w:t>Independent assessment and fresh retry</w:t>
+      </w:r>
+    </w:p>
+    <w:p>
+      <w:pPr>
+        <w:pStyle w:val="Heading3"/>
+      </w:pPr>
+      <w:r>
+        <w:t>Teacher key · Independent assessment and fresh retry</w:t>
+      </w:r>
+    </w:p>
+    <w:p>
+      <w:pPr>
+        <w:spacing w:line="336" w:lineRule="auto" w:after="180"/>
+        <w:shd w:fill="F1F6FC"/>
+      </w:pPr>
+      <w:r>
+        <w:rPr>
+          <w:b w:val="0"/>
+        </w:rPr>
+        <w:t>W4: Candidate gains12.5 points inA but loses12.5 inB; overall11/16 for both. Aggregate equality hides condition differences. Require intermediate reasoning and the stated scope.</w:t>
+      </w:r>
+    </w:p>
+    <w:p>
+      <w:pPr>
+        <w:spacing w:line="336" w:lineRule="auto" w:after="180"/>
+        <w:shd w:fill="F1F6FC"/>
+      </w:pPr>
+      <w:r>
+        <w:rPr>
+          <w:b w:val="0"/>
+        </w:rPr>
+        <w:t>Fresh retry: A baseline4/6, candidate5/6; B baseline5/6, candidate4/6. Expected reasoning: Gains/losses16.667 points; overall9/12 each. Preserve condition-specific findings.</w:t>
+      </w:r>
+    </w:p>
+    <w:p>
+      <w:pPr>
+        <w:spacing w:line="336" w:lineRule="auto" w:after="180"/>
+        <w:shd w:fill="F1F6FC"/>
+      </w:pPr>
+      <w:r>
+        <w:rPr>
+          <w:b w:val="0"/>
+        </w:rPr>
+        <w:t>If students need support, record it and reassess with another new case rather than awarding independence to a copied answer.</w:t>
+      </w:r>
+    </w:p>
+    <w:p>
+      <w:pPr>
+        <w:pStyle w:val="Heading3"/>
+      </w:pPr>
+      <w:r>
+        <w:t>Assess independent transfer</w:t>
+      </w:r>
+    </w:p>
+    <w:p>
+      <w:pPr>
+        <w:pStyle w:val="Heading3"/>
+      </w:pPr>
+      <w:r>
+        <w:t>Independent question · withhold the key</w:t>
+      </w:r>
+    </w:p>
+    <w:p>
+      <w:pPr>
+        <w:spacing w:line="336" w:lineRule="auto" w:after="180"/>
+        <w:shd w:fill="F5F1FB"/>
+      </w:pPr>
+      <w:r>
+        <w:rPr>
+          <w:b w:val="0"/>
+        </w:rPr>
+        <w:t>Selected case: Baseline/candidate on conditionA:6/8, 7/8; conditionB:5/8, 4/8. Compare paired rates.</w:t>
+      </w:r>
+    </w:p>
+    <w:p>
+      <w:pPr>
+        <w:pStyle w:val="Heading3"/>
+      </w:pPr>
+      <w:r>
+        <w:t>Selected case answer</w:t>
+      </w:r>
+    </w:p>
+    <w:p>
+      <w:pPr>
+        <w:pStyle w:val="Heading3"/>
+      </w:pPr>
+      <w:r>
+        <w:t>Teacher key · Selected case answer</w:t>
+      </w:r>
+    </w:p>
+    <w:p>
+      <w:pPr>
+        <w:spacing w:line="336" w:lineRule="auto" w:after="180"/>
+        <w:shd w:fill="F1F6FC"/>
+      </w:pPr>
+      <w:r>
+        <w:rPr>
+          <w:b w:val="0"/>
+        </w:rPr>
         <w:t>Teacher explanation: Candidate gains12.5 points inA but loses12.5 inB; overall11/16 for both. Aggregate equality hides condition differences.</w:t>
       </w:r>
     </w:p>
@@ -1737,67 +3479,281 @@
       </w:tr>
     </w:tbl>
     <w:p>
-      <w:r>
-        <w:t>Record each dimension as not yet, with support, or independent. Accept a valid alternative procedure with a defensible trace. Do not penalise an honestly recorded model failure if the learner correctly explains its evidence and limits.</w:t>
+      <w:pPr>
+        <w:pStyle w:val="Heading3"/>
+      </w:pPr>
+      <w:r>
+        <w:t>Teacher key · Selected case answer</w:t>
       </w:r>
     </w:p>
     <w:p>
       <w:pPr>
-        <w:pStyle w:val="Heading3"/>
-      </w:pPr>
-      <w:r>
-        <w:t>Feedback that the learner uses</w:t>
+        <w:spacing w:line="336" w:lineRule="auto" w:after="180"/>
+        <w:shd w:fill="F1F6FC"/>
+      </w:pPr>
+      <w:r>
+        <w:rPr>
+          <w:b w:val="0"/>
+        </w:rPr>
+        <w:t>Record each dimension as not yet, with support, or independent. Accept a valid alternative procedure with a defensible trace.</w:t>
       </w:r>
     </w:p>
     <w:p>
-      <w:r>
-        <w:t>Name the earliest unsupported step and give one action to repair it. Have the learner make that repair now and explain why. Then assess the relevant skill on a fresh, fully specified case. Confirm it was not previously practised with feedback; solve and check the new case before assigning it. A follow-up design prompt is a starting brief, not automatically an equivalent test.</w:t>
+      <w:pPr>
+        <w:spacing w:line="336" w:lineRule="auto" w:after="180"/>
+        <w:shd w:fill="F1F6FC"/>
+      </w:pPr>
+      <w:r>
+        <w:rPr>
+          <w:b w:val="0"/>
+        </w:rPr>
+        <w:t xml:space="preserve">Do not penalise an honestly recorded model failure if the learner correctly explains its </w:t>
+      </w:r>
+      <w:r>
+        <w:rPr>
+          <w:b/>
+        </w:rPr>
+        <w:t>evidence</w:t>
+      </w:r>
+      <w:r>
+        <w:rPr>
+          <w:b w:val="0"/>
+        </w:rPr>
+        <w:t xml:space="preserve"> and limits.</w:t>
       </w:r>
     </w:p>
     <w:p>
       <w:pPr>
-        <w:pStyle w:val="Heading1"/>
-      </w:pPr>
-      <w:r>
-        <w:t>06. Connect the project, support and next lesson</w:t>
+        <w:pStyle w:val="Heading3"/>
+      </w:pPr>
+      <w:r>
+        <w:t>Feedback that the learner uses</w:t>
       </w:r>
     </w:p>
     <w:p>
-      <w:r>
-        <w:t>Add a labelled robustness across conditions evidence sheet to Reproducible AI Research Study. Show how you can explain the mechanism and terminology of robustness across conditions. Use the supplied fictional case and keep its inputs, intermediate steps, calculation or prediction, and limitation. Connect this record to last week’s record; a matching answer without a trace is insufficient.</w:t>
+      <w:pPr>
+        <w:spacing w:line="336" w:lineRule="auto" w:after="180"/>
+      </w:pPr>
+      <w:r>
+        <w:rPr>
+          <w:b w:val="0"/>
+        </w:rPr>
+        <w:t>Name the earliest unsupported step and give one action to repair it. Have the learner make that repair now and explain why. Then assess the relevant skill on a fresh, fully specified case.</w:t>
       </w:r>
     </w:p>
     <w:p>
-      <w:r>
-        <w:t>Provide an input/procedure/result/limit frame and a calculator when needed. Ask students to identify the first step before completing the whole trace. Extension: compare two concrete variants of this mechanism while holding unrelated conditions fixed; report both successful and unsuccessful outcomes.</w:t>
+      <w:pPr>
+        <w:spacing w:line="336" w:lineRule="auto" w:after="180"/>
+      </w:pPr>
+      <w:r>
+        <w:rPr>
+          <w:b w:val="0"/>
+        </w:rPr>
+        <w:t>Confirm it was not previously practised with feedback; solve and check the new case before assigning it. A follow-up design prompt is a starting brief, not automatically an equivalent test.</w:t>
       </w:r>
     </w:p>
     <w:p>
-      <w:r>
-        <w:t>Next connection: Negative results and claim revision. Preserve the current case record and retrieve its evidence boundary before moving on.</w:t>
+      <w:pPr>
+        <w:pStyle w:val="Heading1"/>
+      </w:pPr>
+      <w:r>
+        <w:t>06. Connect the project, support and next lesson</w:t>
       </w:r>
     </w:p>
     <w:p>
       <w:r>
-        <w:t>Retain the project ledger and assess a changed case after support. Check the relevant prerequisite before carrying this component forward.</w:t>
+        <w:t>Connect Robustness across conditions to Reproducible AI Research Study, adapt support and plan a later changed-case check.</w:t>
       </w:r>
     </w:p>
     <w:p>
       <w:pPr>
-        <w:pStyle w:val="Heading3"/>
-      </w:pPr>
-      <w:r>
-        <w:t>Plan the delayed return</w:t>
+        <w:spacing w:line="336" w:lineRule="auto" w:after="180"/>
+      </w:pPr>
+      <w:r>
+        <w:rPr>
+          <w:b w:val="0"/>
+        </w:rPr>
+        <w:t xml:space="preserve">Add a labelled robustness across conditions </w:t>
+      </w:r>
+      <w:r>
+        <w:rPr>
+          <w:b/>
+        </w:rPr>
+        <w:t>evidence</w:t>
+      </w:r>
+      <w:r>
+        <w:rPr>
+          <w:b w:val="0"/>
+        </w:rPr>
+        <w:t xml:space="preserve"> sheet to Reproducible AI Research Study. Show how you can explain the </w:t>
+      </w:r>
+      <w:r>
+        <w:rPr>
+          <w:b/>
+        </w:rPr>
+        <w:t>mechanism</w:t>
+      </w:r>
+      <w:r>
+        <w:rPr>
+          <w:b w:val="0"/>
+        </w:rPr>
+        <w:t xml:space="preserve"> and terminology of robustness across conditions.</w:t>
       </w:r>
     </w:p>
     <w:p>
-      <w:r>
-        <w:t>Suggested return points in this level: ai-7/28, ai-7/30, ai-7/33. Use actual classroom dates, adjusting for holidays and gaps. One, three and six teaching weeks are scheduling choices, not a claimed optimal spacing.</w:t>
+      <w:pPr>
+        <w:spacing w:line="336" w:lineRule="auto" w:after="180"/>
+      </w:pPr>
+      <w:r>
+        <w:rPr>
+          <w:b w:val="0"/>
+        </w:rPr>
+        <w:t xml:space="preserve">Use the supplied fictional case and keep its </w:t>
+      </w:r>
+      <w:r>
+        <w:rPr>
+          <w:b/>
+        </w:rPr>
+        <w:t>input</w:t>
+      </w:r>
+      <w:r>
+        <w:rPr>
+          <w:b w:val="0"/>
+        </w:rPr>
+        <w:t xml:space="preserve">s, intermediate steps, calculation or </w:t>
+      </w:r>
+      <w:r>
+        <w:rPr>
+          <w:b/>
+        </w:rPr>
+        <w:t>prediction</w:t>
+      </w:r>
+      <w:r>
+        <w:rPr>
+          <w:b w:val="0"/>
+        </w:rPr>
+        <w:t>, and limitation. Connect this record to last week’s record; a matching answer without a trace is insufficient.</w:t>
       </w:r>
     </w:p>
     <w:p>
-      <w:r>
-        <w:t>At a delayed check, ask for the idea from memory and a changed application. Compare with the earlier independent response and record support used. For a new level, revisit the previous capstone before checking the new prerequisites.</w:t>
+      <w:pPr>
+        <w:spacing w:line="336" w:lineRule="auto" w:after="180"/>
+      </w:pPr>
+      <w:r>
+        <w:rPr>
+          <w:b w:val="0"/>
+        </w:rPr>
+        <w:t xml:space="preserve">Provide an </w:t>
+      </w:r>
+      <w:r>
+        <w:rPr>
+          <w:b/>
+        </w:rPr>
+        <w:t>input</w:t>
+      </w:r>
+      <w:r>
+        <w:rPr>
+          <w:b w:val="0"/>
+        </w:rPr>
+        <w:t>/procedure/result/limit frame and a calculator when needed. Ask students to identify the first step before completing the whole trace.</w:t>
+      </w:r>
+    </w:p>
+    <w:p>
+      <w:pPr>
+        <w:spacing w:line="336" w:lineRule="auto" w:after="180"/>
+      </w:pPr>
+      <w:r>
+        <w:rPr>
+          <w:b w:val="0"/>
+        </w:rPr>
+        <w:t xml:space="preserve">Extension: compare two concrete variants of this </w:t>
+      </w:r>
+      <w:r>
+        <w:rPr>
+          <w:b/>
+        </w:rPr>
+        <w:t>mechanism</w:t>
+      </w:r>
+      <w:r>
+        <w:rPr>
+          <w:b w:val="0"/>
+        </w:rPr>
+        <w:t xml:space="preserve"> while holding unrelated conditions fixed; report both successful and unsuccessful outcomes.</w:t>
+      </w:r>
+    </w:p>
+    <w:p>
+      <w:pPr>
+        <w:spacing w:line="336" w:lineRule="auto" w:after="180"/>
+      </w:pPr>
+      <w:r>
+        <w:rPr>
+          <w:b w:val="0"/>
+        </w:rPr>
+        <w:t xml:space="preserve">Next connection: Negative results and claim revision. Preserve the current case record and retrieve its </w:t>
+      </w:r>
+      <w:r>
+        <w:rPr>
+          <w:b/>
+        </w:rPr>
+        <w:t>evidence</w:t>
+      </w:r>
+      <w:r>
+        <w:rPr>
+          <w:b w:val="0"/>
+        </w:rPr>
+        <w:t xml:space="preserve"> boundary before moving on.</w:t>
+      </w:r>
+    </w:p>
+    <w:p>
+      <w:pPr>
+        <w:spacing w:line="336" w:lineRule="auto" w:after="180"/>
+      </w:pPr>
+      <w:r>
+        <w:rPr>
+          <w:b w:val="0"/>
+        </w:rPr>
+        <w:t>Retain the project ledger and assess a changed case after support. Check the relevant prerequisite before carrying this component forward.</w:t>
+      </w:r>
+    </w:p>
+    <w:p>
+      <w:pPr>
+        <w:pStyle w:val="Heading3"/>
+      </w:pPr>
+      <w:r>
+        <w:t>Plan the delayed return</w:t>
+      </w:r>
+    </w:p>
+    <w:p>
+      <w:pPr>
+        <w:spacing w:line="336" w:lineRule="auto" w:after="180"/>
+      </w:pPr>
+      <w:r>
+        <w:rPr>
+          <w:b w:val="0"/>
+        </w:rPr>
+        <w:t>Suggested return points in this level: ai-7/28, ai-7/30, ai-7/33. Use actual classroom dates, adjusting for holidays and gaps. One, three and six teaching weeks are scheduling choices, not a claimed optimal spacing.</w:t>
+      </w:r>
+    </w:p>
+    <w:p>
+      <w:pPr>
+        <w:spacing w:line="336" w:lineRule="auto" w:after="180"/>
+      </w:pPr>
+      <w:r>
+        <w:rPr>
+          <w:b w:val="0"/>
+        </w:rPr>
+        <w:t>At a delayed check, ask for the idea from memory and a changed application. Compare with the earlier independent response and record support used.</w:t>
+      </w:r>
+    </w:p>
+    <w:p>
+      <w:pPr>
+        <w:spacing w:line="336" w:lineRule="auto" w:after="180"/>
+      </w:pPr>
+      <w:r>
+        <w:rPr>
+          <w:b w:val="0"/>
+        </w:rPr>
+        <w:t>For a new level, revisit the previous capstone before checking the new prerequisites.</w:t>
       </w:r>
     </w:p>
     <w:tbl>
@@ -1957,8 +3913,26 @@
       </w:tr>
     </w:tbl>
     <w:p>
-      <w:r>
-        <w:t>Use the evidence to choose reteaching or the next step. A completed page, confidence rating or attractive project does not by itself demonstrate understanding.</w:t>
+      <w:pPr>
+        <w:spacing w:line="336" w:lineRule="auto" w:after="180"/>
+      </w:pPr>
+      <w:r>
+        <w:rPr>
+          <w:b w:val="0"/>
+        </w:rPr>
+        <w:t xml:space="preserve">Use the </w:t>
+      </w:r>
+      <w:r>
+        <w:rPr>
+          <w:b/>
+        </w:rPr>
+        <w:t>evidence</w:t>
+      </w:r>
+      <w:r>
+        <w:rPr>
+          <w:b w:val="0"/>
+        </w:rPr>
+        <w:t xml:space="preserve"> to choose reteaching or the next step. A completed page, confidence rating or attractive project does not by itself demonstrate understanding.</w:t>
       </w:r>
     </w:p>
     <w:p>
@@ -1970,7 +3944,13 @@
       </w:r>
     </w:p>
     <w:p>
-      <w:r>
+      <w:pPr>
+        <w:spacing w:line="336" w:lineRule="auto" w:after="180"/>
+      </w:pPr>
+      <w:r>
+        <w:rPr>
+          <w:b w:val="0"/>
+        </w:rPr>
         <w:t>For the Reproducible AI Research Study, retain an annotated worked trace and the changed-case reasoning. Connect the claim to its records, units and assumptions so another investigator can challenge or reproduce it.</w:t>
       </w:r>
     </w:p>
@@ -1984,12 +3964,62 @@
     </w:p>
     <w:p>
       <w:r>
-        <w:t>Teaching target: Explain the mechanism and terminology of robustness across conditions</w:t>
+        <w:t>Use this preparation summary alongside the detailed Robustness across conditions lesson; it is a checklist rather than a replacement for the full sequence.</w:t>
       </w:r>
     </w:p>
     <w:p>
-      <w:r>
-        <w:t>Prepare the labelled worked-case picture, the matching workbook, fictional input cards and a place for individual responses. Check a local Python 3 environment before class; have a paper-trace version ready.</w:t>
+      <w:pPr>
+        <w:pStyle w:val="Heading3"/>
+      </w:pPr>
+      <w:r>
+        <w:t>Teaching target</w:t>
+      </w:r>
+    </w:p>
+    <w:p>
+      <w:pPr>
+        <w:spacing w:line="336" w:lineRule="auto" w:after="180"/>
+        <w:shd w:fill="EDF7F3"/>
+      </w:pPr>
+      <w:r>
+        <w:rPr>
+          <w:b w:val="0"/>
+        </w:rPr>
+        <w:t xml:space="preserve">Teaching target: Explain the </w:t>
+      </w:r>
+      <w:r>
+        <w:rPr>
+          <w:b/>
+        </w:rPr>
+        <w:t>mechanism</w:t>
+      </w:r>
+      <w:r>
+        <w:rPr>
+          <w:b w:val="0"/>
+        </w:rPr>
+        <w:t xml:space="preserve"> and terminology of robustness across conditions</w:t>
+      </w:r>
+    </w:p>
+    <w:p>
+      <w:pPr>
+        <w:spacing w:line="336" w:lineRule="auto" w:after="180"/>
+      </w:pPr>
+      <w:r>
+        <w:rPr>
+          <w:b w:val="0"/>
+        </w:rPr>
+        <w:t xml:space="preserve">Prepare the labelled worked-case picture, the matching workbook, fictional </w:t>
+      </w:r>
+      <w:r>
+        <w:rPr>
+          <w:b/>
+        </w:rPr>
+        <w:t>input</w:t>
+      </w:r>
+      <w:r>
+        <w:rPr>
+          <w:b w:val="0"/>
+        </w:rPr>
+        <w:t xml:space="preserve"> cards and a place for individual responses. Check a local Python 3 environment before class; have a paper-trace version ready.</w:t>
       </w:r>
     </w:p>
     <w:tbl>
@@ -2136,37 +4166,195 @@
       </w:tr>
     </w:tbl>
     <w:p>
-      <w:r>
+      <w:pPr>
+        <w:spacing w:line="336" w:lineRule="auto" w:after="180"/>
+      </w:pPr>
+      <w:r>
+        <w:rPr>
+          <w:b w:val="0"/>
+        </w:rPr>
         <w:t>Before class, solve the supported practice: Method passes9/10 on current sources and5/10 on outdated sources. Show the intermediate steps and give the conclusion with its scope.</w:t>
       </w:r>
     </w:p>
     <w:p>
-      <w:r>
-        <w:t>Reasoned practice answer: Teacher explanation: 90% versus50%; gap40 percentage points. Freshness condition is associated with lower quality here; inspect mechanisms before general causal claims.</w:t>
+      <w:pPr>
+        <w:pStyle w:val="Heading3"/>
+      </w:pPr>
+      <w:r>
+        <w:t>Supported practice answer</w:t>
       </w:r>
     </w:p>
     <w:p>
-      <w:r>
-        <w:t>Check every learner before discussion: Use the worked case for Robustness across conditions. Proposed explanation: “The worked result establishes every future case”. Decide whether this explanation is supported. Point to the step or supplied fact that decides; explain your repair if needed.</w:t>
+      <w:pPr>
+        <w:spacing w:line="336" w:lineRule="auto" w:after="180"/>
+        <w:shd w:fill="F1F6FC"/>
+      </w:pPr>
+      <w:r>
+        <w:rPr>
+          <w:b w:val="0"/>
+        </w:rPr>
+        <w:t xml:space="preserve">Reasoned practice answer: Teacher explanation: 90% versus50%; gap40 percentage points. Freshness condition is associated with lower quality here; inspect </w:t>
+      </w:r>
+      <w:r>
+        <w:rPr>
+          <w:b/>
+        </w:rPr>
+        <w:t>mechanism</w:t>
+      </w:r>
+      <w:r>
+        <w:rPr>
+          <w:b w:val="0"/>
+        </w:rPr>
+        <w:t>s before general causal claims.</w:t>
       </w:r>
     </w:p>
     <w:p>
-      <w:r>
-        <w:t>Misconception repair: Robustness is bounded by the tested variations and independent evidence policy.</w:t>
+      <w:pPr>
+        <w:spacing w:line="336" w:lineRule="auto" w:after="180"/>
+      </w:pPr>
+      <w:r>
+        <w:rPr>
+          <w:b w:val="0"/>
+        </w:rPr>
+        <w:t>Check every learner before discussion: Use the worked case for Robustness across conditions. Proposed explanation: “The worked result establishes every future case”. Decide whether this explanation is supported.</w:t>
       </w:r>
     </w:p>
     <w:p>
-      <w:r>
-        <w:t>Support: read the exact case aloud, enlarge the labelled picture, supply input cards and model only the first deciding step. Accept a spoken explanation or drawing; retain the reasoning goal.</w:t>
+      <w:pPr>
+        <w:spacing w:line="336" w:lineRule="auto" w:after="180"/>
+      </w:pPr>
+      <w:r>
+        <w:rPr>
+          <w:b w:val="0"/>
+        </w:rPr>
+        <w:t>Point to the step or supplied fact that decides; explain your repair if needed.</w:t>
       </w:r>
     </w:p>
     <w:p>
-      <w:r>
-        <w:t>Extension: Report only the combined 10/16=62.5%. Require a prediction and a reason before comparing. Expected result: The arithmetic is correct, but the condition gap becomes hidden. Reason: Combining records discards the slice distinction relevant to the deployment goal.</w:t>
+      <w:pPr>
+        <w:pStyle w:val="Heading3"/>
+      </w:pPr>
+      <w:r>
+        <w:t>Repair the misconception</w:t>
       </w:r>
     </w:p>
     <w:p>
-      <w:r>
+      <w:pPr>
+        <w:spacing w:line="336" w:lineRule="auto" w:after="180"/>
+        <w:shd w:fill="FFF5E6"/>
+      </w:pPr>
+      <w:r>
+        <w:rPr>
+          <w:b w:val="0"/>
+        </w:rPr>
+        <w:t xml:space="preserve">Misconception repair: Robustness is bounded by the tested variations and independent </w:t>
+      </w:r>
+      <w:r>
+        <w:rPr>
+          <w:b/>
+        </w:rPr>
+        <w:t>evidence</w:t>
+      </w:r>
+      <w:r>
+        <w:rPr>
+          <w:b w:val="0"/>
+        </w:rPr>
+        <w:t xml:space="preserve"> policy.</w:t>
+      </w:r>
+    </w:p>
+    <w:p>
+      <w:pPr>
+        <w:pStyle w:val="Heading3"/>
+      </w:pPr>
+      <w:r>
+        <w:t>Support without giving away the answer</w:t>
+      </w:r>
+    </w:p>
+    <w:p>
+      <w:pPr>
+        <w:spacing w:line="336" w:lineRule="auto" w:after="180"/>
+        <w:shd w:fill="F1F6F8"/>
+      </w:pPr>
+      <w:r>
+        <w:rPr>
+          <w:b w:val="0"/>
+        </w:rPr>
+        <w:t xml:space="preserve">Support: read the exact case aloud, enlarge the labelled picture, supply </w:t>
+      </w:r>
+      <w:r>
+        <w:rPr>
+          <w:b/>
+        </w:rPr>
+        <w:t>input</w:t>
+      </w:r>
+      <w:r>
+        <w:rPr>
+          <w:b w:val="0"/>
+        </w:rPr>
+        <w:t xml:space="preserve"> cards and model only the first deciding step. Accept a spoken explanation or drawing; retain the reasoning goal.</w:t>
+      </w:r>
+    </w:p>
+    <w:p>
+      <w:pPr>
+        <w:pStyle w:val="Heading3"/>
+      </w:pPr>
+      <w:r>
+        <w:t>Extend the reasoning</w:t>
+      </w:r>
+    </w:p>
+    <w:p>
+      <w:pPr>
+        <w:spacing w:line="336" w:lineRule="auto" w:after="180"/>
+        <w:shd w:fill="F5F1FB"/>
+      </w:pPr>
+      <w:r>
+        <w:rPr>
+          <w:b w:val="0"/>
+        </w:rPr>
+        <w:t xml:space="preserve">Extension: Report only the combined 10/16=62.5%. Require a </w:t>
+      </w:r>
+      <w:r>
+        <w:rPr>
+          <w:b/>
+        </w:rPr>
+        <w:t>prediction</w:t>
+      </w:r>
+      <w:r>
+        <w:rPr>
+          <w:b w:val="0"/>
+        </w:rPr>
+        <w:t xml:space="preserve"> and a reason before comparing. Expected result: The arithmetic is correct, but the condition gap becomes hidden.</w:t>
+      </w:r>
+    </w:p>
+    <w:p>
+      <w:pPr>
+        <w:spacing w:line="336" w:lineRule="auto" w:after="180"/>
+        <w:shd w:fill="F5F1FB"/>
+      </w:pPr>
+      <w:r>
+        <w:rPr>
+          <w:b w:val="0"/>
+        </w:rPr>
+        <w:t>Reason: Combining records discards the slice distinction relevant to the deployment goal.</w:t>
+      </w:r>
+    </w:p>
+    <w:p>
+      <w:pPr>
+        <w:pStyle w:val="Heading3"/>
+      </w:pPr>
+      <w:r>
+        <w:t>Protect the independent attempt</w:t>
+      </w:r>
+    </w:p>
+    <w:p>
+      <w:pPr>
+        <w:spacing w:line="336" w:lineRule="auto" w:after="180"/>
+        <w:shd w:fill="FFF5E6"/>
+      </w:pPr>
+      <w:r>
+        <w:rPr>
+          <w:b w:val="0"/>
+        </w:rPr>
         <w:t>Independent assessment: withhold the reserved answer until the learner has attempted the new case. Record support separately from correctness.</w:t>
       </w:r>
     </w:p>
@@ -2355,46 +4543,887 @@
       </w:tr>
     </w:tbl>
     <w:p>
-      <w:r>
-        <w:t>Project checkpoint: Prepare the demonstration. Gather reproducible instructions, evidence, access checks and remaining limitations.</w:t>
+      <w:pPr>
+        <w:pStyle w:val="Heading3"/>
+      </w:pPr>
+      <w:r>
+        <w:t>Project checkpoint</w:t>
       </w:r>
     </w:p>
     <w:p>
-      <w:r>
-        <w:t>Use the weekly teacher answer for topic-specific reasoning. A saved progress tick is an activity record; judge mastery from the learner’s explanation and evidence.</w:t>
+      <w:pPr>
+        <w:spacing w:line="336" w:lineRule="auto" w:after="180"/>
+        <w:shd w:fill="EDF7F3"/>
+      </w:pPr>
+      <w:r>
+        <w:rPr>
+          <w:b w:val="0"/>
+        </w:rPr>
+        <w:t xml:space="preserve">Project checkpoint: Prepare the demonstration. Gather reproducible instructions, </w:t>
+      </w:r>
+      <w:r>
+        <w:rPr>
+          <w:b/>
+        </w:rPr>
+        <w:t>evidence</w:t>
+      </w:r>
+      <w:r>
+        <w:rPr>
+          <w:b w:val="0"/>
+        </w:rPr>
+        <w:t>, access checks and remaining limitations.</w:t>
       </w:r>
     </w:p>
     <w:p>
       <w:pPr>
-        <w:pStyle w:val="Heading1"/>
-      </w:pPr>
-      <w:r>
-        <w:t>08. Use feedback, labs and repair paths</w:t>
+        <w:spacing w:line="336" w:lineRule="auto" w:after="180"/>
+      </w:pPr>
+      <w:r>
+        <w:rPr>
+          <w:b w:val="0"/>
+        </w:rPr>
+        <w:t xml:space="preserve">Use the weekly teacher answer for topic-specific reasoning. A saved progress tick is an activity record; judge mastery from the learner’s explanation and </w:t>
+      </w:r>
+      <w:r>
+        <w:rPr>
+          <w:b/>
+        </w:rPr>
+        <w:t>evidence</w:t>
+      </w:r>
+      <w:r>
+        <w:rPr>
+          <w:b w:val="0"/>
+        </w:rPr>
+        <w:t>.</w:t>
       </w:r>
     </w:p>
     <w:p>
-      <w:r>
-        <w:t>Use the two formative questions as supported practice, not as independent mastery scores. Discuss the deciding evidence rather than accepting a guessed selection.</w:t>
+      <w:pPr>
+        <w:pStyle w:val="Heading1"/>
+      </w:pPr>
+      <w:r>
+        <w:t>08. Use feedback, labs and repair paths</w:t>
       </w:r>
     </w:p>
     <w:p>
       <w:r>
-        <w:t>The feedback comes from the reviewed public worked case. Do not reveal the separately reserved independent teacher answer until the learner has attempted that case.</w:t>
+        <w:t>Use feedback, earlier review and portfolios purposefully. Apply the coding routine only when this lesson has an executable lab.</w:t>
       </w:r>
     </w:p>
     <w:p>
-      <w:r>
-        <w:t>Ask students to predict before running code. Preserve errors and actual outputs; collect a changed test and an explanation. The branch-boundary and indexing lessons deliberately include failure cases.</w:t>
+      <w:pPr>
+        <w:spacing w:line="336" w:lineRule="auto" w:after="180"/>
+      </w:pPr>
+      <w:r>
+        <w:rPr>
+          <w:b w:val="0"/>
+        </w:rPr>
+        <w:t xml:space="preserve">Use the two formative questions as supported practice, not as independent mastery scores. Discuss the deciding </w:t>
+      </w:r>
+      <w:r>
+        <w:rPr>
+          <w:b/>
+        </w:rPr>
+        <w:t>evidence</w:t>
+      </w:r>
+      <w:r>
+        <w:rPr>
+          <w:b w:val="0"/>
+        </w:rPr>
+        <w:t xml:space="preserve"> rather than accepting a guessed selection.</w:t>
       </w:r>
     </w:p>
     <w:p>
-      <w:r>
-        <w:t>Use the earlier worked-explanation links to address a specific missing building block, then return to the current question. Adapt this suggestion after observing the learner; it is not an automatic diagnosis.</w:t>
+      <w:pPr>
+        <w:spacing w:line="336" w:lineRule="auto" w:after="180"/>
+      </w:pPr>
+      <w:r>
+        <w:rPr>
+          <w:b w:val="0"/>
+        </w:rPr>
+        <w:t>The feedback comes from the reviewed public worked case. Do not reveal the separately reserved independent teacher answer until the learner has attempted that case.</w:t>
       </w:r>
     </w:p>
     <w:p>
-      <w:r>
-        <w:t>Collect the completed-work portfolio as evidence. Record support separately from correctness, and assess explanation, trace/test and limitations. Progress ticks and quiz selections alone do not establish mastery.</w:t>
+      <w:pPr>
+        <w:pStyle w:val="Heading3"/>
+      </w:pPr>
+      <w:r>
+        <w:t>For later coding lessons</w:t>
+      </w:r>
+    </w:p>
+    <w:p>
+      <w:r>
+        <w:t>This week has no code block. Use this routine when a later lesson includes an executable lab.</w:t>
+      </w:r>
+    </w:p>
+    <w:p>
+      <w:pPr>
+        <w:spacing w:line="336" w:lineRule="auto" w:after="180"/>
+        <w:shd w:fill="F1F6F8"/>
+      </w:pPr>
+      <w:r>
+        <w:rPr>
+          <w:b w:val="0"/>
+        </w:rPr>
+        <w:t xml:space="preserve">Ask students to predict before running code. Preserve errors and actual </w:t>
+      </w:r>
+      <w:r>
+        <w:rPr>
+          <w:b/>
+        </w:rPr>
+        <w:t>output</w:t>
+      </w:r>
+      <w:r>
+        <w:rPr>
+          <w:b w:val="0"/>
+        </w:rPr>
+        <w:t>s; collect a changed test and an explanation. The branch-boundary and indexing lessons deliberately include failure cases.</w:t>
+      </w:r>
+    </w:p>
+    <w:p>
+      <w:pPr>
+        <w:spacing w:line="336" w:lineRule="auto" w:after="180"/>
+      </w:pPr>
+      <w:r>
+        <w:rPr>
+          <w:b w:val="0"/>
+        </w:rPr>
+        <w:t>Use the earlier worked-explanation links to address a specific missing building block, then return to the current question. Adapt this suggestion after observing the learner; it is not an automatic diagnosis.</w:t>
+      </w:r>
+    </w:p>
+    <w:p>
+      <w:pPr>
+        <w:spacing w:line="336" w:lineRule="auto" w:after="180"/>
+      </w:pPr>
+      <w:r>
+        <w:rPr>
+          <w:b w:val="0"/>
+        </w:rPr>
+        <w:t xml:space="preserve">Collect the completed-work portfolio as </w:t>
+      </w:r>
+      <w:r>
+        <w:rPr>
+          <w:b/>
+        </w:rPr>
+        <w:t>evidence</w:t>
+      </w:r>
+      <w:r>
+        <w:rPr>
+          <w:b w:val="0"/>
+        </w:rPr>
+        <w:t>. Record support separately from correctness, and assess explanation, trace/test and limitations. Progress ticks and quiz selections alone do not establish mastery.</w:t>
+      </w:r>
+    </w:p>
+    <w:p>
+      <w:pPr>
+        <w:pStyle w:val="Heading1"/>
+      </w:pPr>
+      <w:r>
+        <w:t>09. Visual concept journey</w:t>
+      </w:r>
+    </w:p>
+    <w:p>
+      <w:r>
+        <w:t>Show one Robustness across conditions graphic at a time, request a prediction and discuss its trace before the independent assessment.</w:t>
+      </w:r>
+    </w:p>
+    <w:p>
+      <w:pPr>
+        <w:spacing w:line="336" w:lineRule="auto" w:after="180"/>
+      </w:pPr>
+      <w:r>
+        <w:rPr>
+          <w:b w:val="0"/>
+        </w:rPr>
+        <w:t xml:space="preserve">Use one picture at a time. Hide a worked result before asking for a </w:t>
+      </w:r>
+      <w:r>
+        <w:rPr>
+          <w:b/>
+        </w:rPr>
+        <w:t>prediction</w:t>
+      </w:r>
+      <w:r>
+        <w:rPr>
+          <w:b w:val="0"/>
+        </w:rPr>
+        <w:t>, then reveal it for feedback. These are supported teaching cases; retain the separate independent assessment for a fresh first attempt.</w:t>
+      </w:r>
+    </w:p>
+    <w:p>
+      <w:pPr>
+        <w:pStyle w:val="Heading3"/>
+      </w:pPr>
+      <w:r>
+        <w:t>01. Robustness across conditions: the case</w:t>
+      </w:r>
+    </w:p>
+    <w:p>
+      <w:r>
+        <w:drawing>
+          <wp:inline xmlns:a="http://schemas.openxmlformats.org/drawingml/2006/main" xmlns:pic="http://schemas.openxmlformats.org/drawingml/2006/picture">
+            <wp:extent cx="5486400" cy="2834640"/>
+            <wp:docPr id="3" name="Picture 3" descr="Check robustness across conditions. A fixed classifier is tested separately on indoor and shaded outdoor cases. Supplied facts: Indoor 7/8 correct; outdoor 3/8 correct. The rubric and frozen model are unchanged."/>
+            <wp:cNvGraphicFramePr>
+              <a:graphicFrameLocks noChangeAspect="1"/>
+            </wp:cNvGraphicFramePr>
+            <a:graphic>
+              <a:graphicData uri="http://schemas.openxmlformats.org/drawingml/2006/picture">
+                <pic:pic>
+                  <pic:nvPicPr>
+                    <pic:cNvPr id="0" name="academy-story-ai-7-27-01.png"/>
+                    <pic:cNvPicPr/>
+                  </pic:nvPicPr>
+                  <pic:blipFill>
+                    <a:blip r:embed="rId11"/>
+                    <a:stretch>
+                      <a:fillRect/>
+                    </a:stretch>
+                  </pic:blipFill>
+                  <pic:spPr>
+                    <a:xfrm>
+                      <a:off x="0" y="0"/>
+                      <a:ext cx="5486400" cy="2834640"/>
+                    </a:xfrm>
+                    <a:prstGeom prst="rect"/>
+                  </pic:spPr>
+                </pic:pic>
+              </a:graphicData>
+            </a:graphic>
+          </wp:inline>
+        </w:drawing>
+      </w:r>
+    </w:p>
+    <w:p>
+      <w:pPr>
+        <w:spacing w:line="336" w:lineRule="auto" w:after="180"/>
+      </w:pPr>
+      <w:r>
+        <w:rPr>
+          <w:b w:val="0"/>
+        </w:rPr>
+        <w:t>Check robustness across conditions. A fixed classifier is tested separately on indoor and shaded outdoor cases. Supplied facts: Indoor 7/8 correct; outdoor 3/8 correct. The rubric and frozen model are unchanged.</w:t>
+      </w:r>
+    </w:p>
+    <w:p>
+      <w:pPr>
+        <w:spacing w:line="336" w:lineRule="auto" w:after="180"/>
+        <w:shd w:fill="F5F1FB"/>
+      </w:pPr>
+      <w:r>
+        <w:rPr>
+          <w:b w:val="0"/>
+        </w:rPr>
+        <w:t>Point to the given fact that matters most. Explain why it matters.</w:t>
+      </w:r>
+    </w:p>
+    <w:p>
+      <w:pPr>
+        <w:pStyle w:val="Heading3"/>
+      </w:pPr>
+      <w:r>
+        <w:t>Discuss while showing the picture</w:t>
+      </w:r>
+    </w:p>
+    <w:p>
+      <w:pPr>
+        <w:spacing w:line="336" w:lineRule="auto" w:after="180"/>
+        <w:shd w:fill="F1F6F8"/>
+      </w:pPr>
+      <w:r>
+        <w:rPr>
+          <w:b w:val="0"/>
+        </w:rPr>
+        <w:t>Teacher prompt: Point to the given fact that matters most. Explain why it matters. Ask learners to describe one label or arrow in ordinary words. Use the adjacent transcript if the image is difficult to see.</w:t>
+      </w:r>
+    </w:p>
+    <w:p>
+      <w:pPr>
+        <w:pStyle w:val="Heading3"/>
+      </w:pPr>
+      <w:r>
+        <w:t>02. Follow the deciding steps</w:t>
+      </w:r>
+    </w:p>
+    <w:p>
+      <w:r>
+        <w:drawing>
+          <wp:inline xmlns:a="http://schemas.openxmlformats.org/drawingml/2006/main" xmlns:pic="http://schemas.openxmlformats.org/drawingml/2006/picture">
+            <wp:extent cx="5486400" cy="3337560"/>
+            <wp:docPr id="4" name="Picture 4" descr="Name both slices: Each condition has eight labelled cases. → Compute rates: Indoor is 87.5%; outdoor is 37.5%. → Bound robustness: The large observed gap motivates investigation rather than claiming condition independence."/>
+            <wp:cNvGraphicFramePr>
+              <a:graphicFrameLocks noChangeAspect="1"/>
+            </wp:cNvGraphicFramePr>
+            <a:graphic>
+              <a:graphicData uri="http://schemas.openxmlformats.org/drawingml/2006/picture">
+                <pic:pic>
+                  <pic:nvPicPr>
+                    <pic:cNvPr id="0" name="academy-story-ai-7-27-02.png"/>
+                    <pic:cNvPicPr/>
+                  </pic:nvPicPr>
+                  <pic:blipFill>
+                    <a:blip r:embed="rId12"/>
+                    <a:stretch>
+                      <a:fillRect/>
+                    </a:stretch>
+                  </pic:blipFill>
+                  <pic:spPr>
+                    <a:xfrm>
+                      <a:off x="0" y="0"/>
+                      <a:ext cx="5486400" cy="3337560"/>
+                    </a:xfrm>
+                    <a:prstGeom prst="rect"/>
+                  </pic:spPr>
+                </pic:pic>
+              </a:graphicData>
+            </a:graphic>
+          </wp:inline>
+        </w:drawing>
+      </w:r>
+    </w:p>
+    <w:p>
+      <w:pPr>
+        <w:spacing w:line="336" w:lineRule="auto" w:after="180"/>
+      </w:pPr>
+      <w:r>
+        <w:rPr>
+          <w:b w:val="0"/>
+        </w:rPr>
+        <w:t>Name both slices: Each condition has eight labelled cases. → Compute rates: Indoor is 87.5%; outdoor is 37.5%. → Bound robustness: The large observed gap motivates investigation rather than claiming condition independence.</w:t>
+      </w:r>
+    </w:p>
+    <w:p>
+      <w:pPr>
+        <w:spacing w:line="336" w:lineRule="auto" w:after="180"/>
+        <w:shd w:fill="F5F1FB"/>
+      </w:pPr>
+      <w:r>
+        <w:rPr>
+          <w:b w:val="0"/>
+        </w:rPr>
+        <w:t xml:space="preserve">Point to each numbered stage and explain which recorded </w:t>
+      </w:r>
+      <w:r>
+        <w:rPr>
+          <w:b/>
+        </w:rPr>
+        <w:t>input</w:t>
+      </w:r>
+      <w:r>
+        <w:rPr>
+          <w:b w:val="0"/>
+        </w:rPr>
+        <w:t xml:space="preserve"> it uses.</w:t>
+      </w:r>
+    </w:p>
+    <w:p>
+      <w:pPr>
+        <w:pStyle w:val="Heading3"/>
+      </w:pPr>
+      <w:r>
+        <w:t>Discuss while showing the picture</w:t>
+      </w:r>
+    </w:p>
+    <w:p>
+      <w:pPr>
+        <w:spacing w:line="336" w:lineRule="auto" w:after="180"/>
+        <w:shd w:fill="F1F6F8"/>
+      </w:pPr>
+      <w:r>
+        <w:rPr>
+          <w:b w:val="0"/>
+        </w:rPr>
+        <w:t xml:space="preserve">Teacher prompt: Point to each numbered stage and explain which recorded </w:t>
+      </w:r>
+      <w:r>
+        <w:rPr>
+          <w:b/>
+        </w:rPr>
+        <w:t>input</w:t>
+      </w:r>
+      <w:r>
+        <w:rPr>
+          <w:b w:val="0"/>
+        </w:rPr>
+        <w:t xml:space="preserve"> it uses. Ask learners to describe one label or arrow in ordinary words. Use the adjacent transcript if the image is difficult to see.</w:t>
+      </w:r>
+    </w:p>
+    <w:p>
+      <w:pPr>
+        <w:pStyle w:val="Heading3"/>
+      </w:pPr>
+      <w:r>
+        <w:t>03. Fixed model across conditions</w:t>
+      </w:r>
+    </w:p>
+    <w:p>
+      <w:r>
+        <w:drawing>
+          <wp:inline xmlns:a="http://schemas.openxmlformats.org/drawingml/2006/main" xmlns:pic="http://schemas.openxmlformats.org/drawingml/2006/picture">
+            <wp:extent cx="5486400" cy="2834640"/>
+            <wp:docPr id="5" name="Picture 5" descr="Fixed model across conditions. Units: correct cases out of 8 per condition. Indoor: 7. Shaded outdoor: 3."/>
+            <wp:cNvGraphicFramePr>
+              <a:graphicFrameLocks noChangeAspect="1"/>
+            </wp:cNvGraphicFramePr>
+            <a:graphic>
+              <a:graphicData uri="http://schemas.openxmlformats.org/drawingml/2006/picture">
+                <pic:pic>
+                  <pic:nvPicPr>
+                    <pic:cNvPr id="0" name="academy-story-ai-7-27-03.png"/>
+                    <pic:cNvPicPr/>
+                  </pic:nvPicPr>
+                  <pic:blipFill>
+                    <a:blip r:embed="rId13"/>
+                    <a:stretch>
+                      <a:fillRect/>
+                    </a:stretch>
+                  </pic:blipFill>
+                  <pic:spPr>
+                    <a:xfrm>
+                      <a:off x="0" y="0"/>
+                      <a:ext cx="5486400" cy="2834640"/>
+                    </a:xfrm>
+                    <a:prstGeom prst="rect"/>
+                  </pic:spPr>
+                </pic:pic>
+              </a:graphicData>
+            </a:graphic>
+          </wp:inline>
+        </w:drawing>
+      </w:r>
+    </w:p>
+    <w:p>
+      <w:pPr>
+        <w:spacing w:line="336" w:lineRule="auto" w:after="180"/>
+      </w:pPr>
+      <w:r>
+        <w:rPr>
+          <w:b w:val="0"/>
+        </w:rPr>
+        <w:t>Fixed model across conditions. Units: correct cases out of 8 per condition. Indoor: 7. Shaded outdoor: 3.</w:t>
+      </w:r>
+    </w:p>
+    <w:p>
+      <w:pPr>
+        <w:spacing w:line="336" w:lineRule="auto" w:after="180"/>
+        <w:shd w:fill="F5F1FB"/>
+      </w:pPr>
+      <w:r>
+        <w:rPr>
+          <w:b w:val="0"/>
+        </w:rPr>
+        <w:t>Read the labels and values. Explain the relationship the model shows.</w:t>
+      </w:r>
+    </w:p>
+    <w:p>
+      <w:pPr>
+        <w:pStyle w:val="Heading3"/>
+      </w:pPr>
+      <w:r>
+        <w:t>Discuss while showing the picture</w:t>
+      </w:r>
+    </w:p>
+    <w:p>
+      <w:pPr>
+        <w:spacing w:line="336" w:lineRule="auto" w:after="180"/>
+        <w:shd w:fill="F1F6F8"/>
+      </w:pPr>
+      <w:r>
+        <w:rPr>
+          <w:b w:val="0"/>
+        </w:rPr>
+        <w:t>Teacher prompt: Read the labels and values. Explain the relationship the model shows. Ask learners to describe one label or arrow in ordinary words. Use the adjacent transcript if the image is difficult to see.</w:t>
+      </w:r>
+    </w:p>
+    <w:p>
+      <w:pPr>
+        <w:spacing w:line="336" w:lineRule="auto" w:after="180"/>
+        <w:shd w:fill="F1F6F8"/>
+      </w:pPr>
+      <w:r>
+        <w:rPr>
+          <w:b w:val="0"/>
+        </w:rPr>
+        <w:t>Check row/column meanings, units and denominators before discussing a difference. Supplied toy values are not real class or model results.</w:t>
+      </w:r>
+    </w:p>
+    <w:p>
+      <w:pPr>
+        <w:pStyle w:val="Heading3"/>
+      </w:pPr>
+      <w:r>
+        <w:t>04. Change one thing. Trace what follows.</w:t>
+      </w:r>
+    </w:p>
+    <w:p>
+      <w:r>
+        <w:drawing>
+          <wp:inline xmlns:a="http://schemas.openxmlformats.org/drawingml/2006/main" xmlns:pic="http://schemas.openxmlformats.org/drawingml/2006/picture">
+            <wp:extent cx="5486400" cy="3041904"/>
+            <wp:docPr id="6" name="Picture 6" descr="Original case: The large observed gap motivates investigation rather than claiming condition independence. Changed condition: Report only the combined 10/16=62.5%. Expected result: The arithmetic is correct, but the condition gap becomes hidden. Reason: Combining records discards the slice distinction relevant to the deployment goal."/>
+            <wp:cNvGraphicFramePr>
+              <a:graphicFrameLocks noChangeAspect="1"/>
+            </wp:cNvGraphicFramePr>
+            <a:graphic>
+              <a:graphicData uri="http://schemas.openxmlformats.org/drawingml/2006/picture">
+                <pic:pic>
+                  <pic:nvPicPr>
+                    <pic:cNvPr id="0" name="academy-story-ai-7-27-04.png"/>
+                    <pic:cNvPicPr/>
+                  </pic:nvPicPr>
+                  <pic:blipFill>
+                    <a:blip r:embed="rId14"/>
+                    <a:stretch>
+                      <a:fillRect/>
+                    </a:stretch>
+                  </pic:blipFill>
+                  <pic:spPr>
+                    <a:xfrm>
+                      <a:off x="0" y="0"/>
+                      <a:ext cx="5486400" cy="3041904"/>
+                    </a:xfrm>
+                    <a:prstGeom prst="rect"/>
+                  </pic:spPr>
+                </pic:pic>
+              </a:graphicData>
+            </a:graphic>
+          </wp:inline>
+        </w:drawing>
+      </w:r>
+    </w:p>
+    <w:p>
+      <w:pPr>
+        <w:spacing w:line="336" w:lineRule="auto" w:after="180"/>
+      </w:pPr>
+      <w:r>
+        <w:rPr>
+          <w:b w:val="0"/>
+        </w:rPr>
+        <w:t>Original case: The large observed gap motivates investigation rather than claiming condition independence. Changed condition: Report only the combined 10/16=62.5%.</w:t>
+      </w:r>
+    </w:p>
+    <w:p>
+      <w:pPr>
+        <w:spacing w:line="336" w:lineRule="auto" w:after="180"/>
+      </w:pPr>
+      <w:r>
+        <w:rPr>
+          <w:b w:val="0"/>
+        </w:rPr>
+        <w:t>Expected result: The arithmetic is correct, but the condition gap becomes hidden. Reason: Combining records discards the slice distinction relevant to the deployment goal.</w:t>
+      </w:r>
+    </w:p>
+    <w:p>
+      <w:pPr>
+        <w:spacing w:line="336" w:lineRule="auto" w:after="180"/>
+        <w:shd w:fill="F5F1FB"/>
+      </w:pPr>
+      <w:r>
+        <w:rPr>
+          <w:b w:val="0"/>
+        </w:rPr>
+        <w:t>Predict before checking the worked changed-case result. Name what changed and what the supplied facts allow you to conclude.</w:t>
+      </w:r>
+    </w:p>
+    <w:p>
+      <w:pPr>
+        <w:pStyle w:val="Heading3"/>
+      </w:pPr>
+      <w:r>
+        <w:t>Discuss while showing the picture</w:t>
+      </w:r>
+    </w:p>
+    <w:p>
+      <w:pPr>
+        <w:spacing w:line="336" w:lineRule="auto" w:after="180"/>
+        <w:shd w:fill="F1F6F8"/>
+      </w:pPr>
+      <w:r>
+        <w:rPr>
+          <w:b w:val="0"/>
+        </w:rPr>
+        <w:t>Teacher prompt: Predict before checking the worked changed-case result. Name what changed and what the supplied facts allow you to conclude. Ask learners to describe one label or arrow in ordinary words.</w:t>
+      </w:r>
+    </w:p>
+    <w:p>
+      <w:pPr>
+        <w:spacing w:line="336" w:lineRule="auto" w:after="180"/>
+        <w:shd w:fill="F1F6F8"/>
+      </w:pPr>
+      <w:r>
+        <w:rPr>
+          <w:b w:val="0"/>
+        </w:rPr>
+        <w:t>Use the adjacent transcript if the image is difficult to see. Changed-case reasoning: Combining records discards the slice distinction relevant to the deployment goal.</w:t>
+      </w:r>
+    </w:p>
+    <w:p>
+      <w:pPr>
+        <w:pStyle w:val="Heading3"/>
+      </w:pPr>
+      <w:r>
+        <w:t>05. Connect the explanation to its limit</w:t>
+      </w:r>
+    </w:p>
+    <w:p>
+      <w:r>
+        <w:drawing>
+          <wp:inline xmlns:a="http://schemas.openxmlformats.org/drawingml/2006/main" xmlns:pic="http://schemas.openxmlformats.org/drawingml/2006/picture">
+            <wp:extent cx="5486400" cy="2834640"/>
+            <wp:docPr id="7" name="Picture 7" descr="Robustness asks whether behaviour survives relevant changes in conditions. A total score can hide a weak slice; keep the scenario and denominator visible. Limit: Eight cases per slice do not establish stable population rates or the reason for the difference."/>
+            <wp:cNvGraphicFramePr>
+              <a:graphicFrameLocks noChangeAspect="1"/>
+            </wp:cNvGraphicFramePr>
+            <a:graphic>
+              <a:graphicData uri="http://schemas.openxmlformats.org/drawingml/2006/picture">
+                <pic:pic>
+                  <pic:nvPicPr>
+                    <pic:cNvPr id="0" name="academy-story-ai-7-27-05.png"/>
+                    <pic:cNvPicPr/>
+                  </pic:nvPicPr>
+                  <pic:blipFill>
+                    <a:blip r:embed="rId15"/>
+                    <a:stretch>
+                      <a:fillRect/>
+                    </a:stretch>
+                  </pic:blipFill>
+                  <pic:spPr>
+                    <a:xfrm>
+                      <a:off x="0" y="0"/>
+                      <a:ext cx="5486400" cy="2834640"/>
+                    </a:xfrm>
+                    <a:prstGeom prst="rect"/>
+                  </pic:spPr>
+                </pic:pic>
+              </a:graphicData>
+            </a:graphic>
+          </wp:inline>
+        </w:drawing>
+      </w:r>
+    </w:p>
+    <w:p>
+      <w:pPr>
+        <w:spacing w:line="336" w:lineRule="auto" w:after="180"/>
+      </w:pPr>
+      <w:r>
+        <w:rPr>
+          <w:b w:val="0"/>
+        </w:rPr>
+        <w:t>Robustness asks whether behaviour survives relevant changes in conditions. A total score can hide a weak slice; keep the scenario and denominator visible.</w:t>
+      </w:r>
+    </w:p>
+    <w:p>
+      <w:pPr>
+        <w:spacing w:line="336" w:lineRule="auto" w:after="180"/>
+      </w:pPr>
+      <w:r>
+        <w:rPr>
+          <w:b w:val="0"/>
+        </w:rPr>
+        <w:t>Limit: Eight cases per slice do not establish stable population rates or the reason for the difference.</w:t>
+      </w:r>
+    </w:p>
+    <w:p>
+      <w:pPr>
+        <w:spacing w:line="336" w:lineRule="auto" w:after="180"/>
+        <w:shd w:fill="F5F1FB"/>
+      </w:pPr>
+      <w:r>
+        <w:rPr>
+          <w:b w:val="0"/>
+        </w:rPr>
+        <w:t>Explain the case, then point to a limit on the claim.</w:t>
+      </w:r>
+    </w:p>
+    <w:p>
+      <w:pPr>
+        <w:pStyle w:val="Heading3"/>
+      </w:pPr>
+      <w:r>
+        <w:t>Discuss while showing the picture</w:t>
+      </w:r>
+    </w:p>
+    <w:p>
+      <w:pPr>
+        <w:spacing w:line="336" w:lineRule="auto" w:after="180"/>
+        <w:shd w:fill="F1F6F8"/>
+      </w:pPr>
+      <w:r>
+        <w:rPr>
+          <w:b w:val="0"/>
+        </w:rPr>
+        <w:t>Teacher prompt: Explain the case, then point to a limit on the claim. Ask learners to describe one label or arrow in ordinary words. Use the adjacent transcript if the image is difficult to see.</w:t>
+      </w:r>
+    </w:p>
+    <w:p>
+      <w:pPr>
+        <w:spacing w:line="336" w:lineRule="auto" w:after="180"/>
+        <w:shd w:fill="F1F6F8"/>
+      </w:pPr>
+      <w:r>
+        <w:rPr>
+          <w:b w:val="0"/>
+        </w:rPr>
+        <w:t>Keep the stated scope: Eight cases per slice do not establish stable population rates or the reason for the difference.</w:t>
+      </w:r>
+    </w:p>
+    <w:p>
+      <w:pPr>
+        <w:pStyle w:val="Heading3"/>
+      </w:pPr>
+      <w:r>
+        <w:t>06. Make the idea visible in your project</w:t>
+      </w:r>
+    </w:p>
+    <w:p>
+      <w:r>
+        <w:drawing>
+          <wp:inline xmlns:a="http://schemas.openxmlformats.org/drawingml/2006/main" xmlns:pic="http://schemas.openxmlformats.org/drawingml/2006/picture">
+            <wp:extent cx="5486400" cy="3681984"/>
+            <wp:docPr id="8" name="Picture 8" descr="For the Reproducible AI Research Study, retain an annotated worked trace and the changed-case reasoning. Connect the claim to its records, units and assumptions so another investigator can challenge or reproduce it. Draw your input, deciding step, result and limit. Supported question: Calculate indoor, outdoor and combined rates. Which relevant weakness disappears from view when only the combined rate is reported?"/>
+            <wp:cNvGraphicFramePr>
+              <a:graphicFrameLocks noChangeAspect="1"/>
+            </wp:cNvGraphicFramePr>
+            <a:graphic>
+              <a:graphicData uri="http://schemas.openxmlformats.org/drawingml/2006/picture">
+                <pic:pic>
+                  <pic:nvPicPr>
+                    <pic:cNvPr id="0" name="academy-story-ai-7-27-06.png"/>
+                    <pic:cNvPicPr/>
+                  </pic:nvPicPr>
+                  <pic:blipFill>
+                    <a:blip r:embed="rId16"/>
+                    <a:stretch>
+                      <a:fillRect/>
+                    </a:stretch>
+                  </pic:blipFill>
+                  <pic:spPr>
+                    <a:xfrm>
+                      <a:off x="0" y="0"/>
+                      <a:ext cx="5486400" cy="3681984"/>
+                    </a:xfrm>
+                    <a:prstGeom prst="rect"/>
+                  </pic:spPr>
+                </pic:pic>
+              </a:graphicData>
+            </a:graphic>
+          </wp:inline>
+        </w:drawing>
+      </w:r>
+    </w:p>
+    <w:p>
+      <w:pPr>
+        <w:spacing w:line="336" w:lineRule="auto" w:after="180"/>
+      </w:pPr>
+      <w:r>
+        <w:rPr>
+          <w:b w:val="0"/>
+        </w:rPr>
+        <w:t>For the Reproducible AI Research Study, retain an annotated worked trace and the changed-case reasoning. Connect the claim to its records, units and assumptions so another investigator can challenge or reproduce it.</w:t>
+      </w:r>
+    </w:p>
+    <w:p>
+      <w:pPr>
+        <w:spacing w:line="336" w:lineRule="auto" w:after="180"/>
+      </w:pPr>
+      <w:r>
+        <w:rPr>
+          <w:b w:val="0"/>
+        </w:rPr>
+        <w:t xml:space="preserve">Draw your </w:t>
+      </w:r>
+      <w:r>
+        <w:rPr>
+          <w:b/>
+        </w:rPr>
+        <w:t>input</w:t>
+      </w:r>
+      <w:r>
+        <w:rPr>
+          <w:b w:val="0"/>
+        </w:rPr>
+        <w:t>, deciding step, result and limit. Supported question: Calculate indoor, outdoor and combined rates. Which relevant weakness disappears from view when only the combined rate is reported?</w:t>
+      </w:r>
+    </w:p>
+    <w:p>
+      <w:pPr>
+        <w:spacing w:line="336" w:lineRule="auto" w:after="180"/>
+        <w:shd w:fill="F5F1FB"/>
+      </w:pPr>
+      <w:r>
+        <w:rPr>
+          <w:b w:val="0"/>
+        </w:rPr>
+        <w:t xml:space="preserve">Draw your project trace and justify the deciding step using </w:t>
+      </w:r>
+      <w:r>
+        <w:rPr>
+          <w:b/>
+        </w:rPr>
+        <w:t>evidence</w:t>
+      </w:r>
+      <w:r>
+        <w:rPr>
+          <w:b w:val="0"/>
+        </w:rPr>
+        <w:t>.</w:t>
+      </w:r>
+    </w:p>
+    <w:p>
+      <w:pPr>
+        <w:pStyle w:val="Heading3"/>
+      </w:pPr>
+      <w:r>
+        <w:t>Discuss while showing the picture</w:t>
+      </w:r>
+    </w:p>
+    <w:p>
+      <w:pPr>
+        <w:spacing w:line="336" w:lineRule="auto" w:after="180"/>
+        <w:shd w:fill="F1F6F8"/>
+      </w:pPr>
+      <w:r>
+        <w:rPr>
+          <w:b w:val="0"/>
+        </w:rPr>
+        <w:t xml:space="preserve">Teacher prompt: Draw your project trace and justify the deciding step using </w:t>
+      </w:r>
+      <w:r>
+        <w:rPr>
+          <w:b/>
+        </w:rPr>
+        <w:t>evidence</w:t>
+      </w:r>
+      <w:r>
+        <w:rPr>
+          <w:b w:val="0"/>
+        </w:rPr>
+        <w:t>. Ask learners to describe one label or arrow in ordinary words. Use the adjacent transcript if the image is difficult to see.</w:t>
+      </w:r>
+    </w:p>
+    <w:p>
+      <w:pPr>
+        <w:spacing w:line="336" w:lineRule="auto" w:after="180"/>
+        <w:shd w:fill="F1F6F8"/>
+      </w:pPr>
+      <w:r>
+        <w:rPr>
+          <w:b w:val="0"/>
+        </w:rPr>
+        <w:t>Supported practice key: Each condition has eight labelled cases. Indoor is 87.5%; outdoor is 37.5%. The large observed gap motivates investigation rather than claiming condition independence.</w:t>
+      </w:r>
+    </w:p>
+    <w:p>
+      <w:pPr>
+        <w:spacing w:line="336" w:lineRule="auto" w:after="180"/>
+        <w:shd w:fill="F1F6F8"/>
+      </w:pPr>
+      <w:r>
+        <w:rPr>
+          <w:b w:val="0"/>
+        </w:rPr>
+        <w:t>Changed case: The arithmetic is correct, but the condition gap becomes hidden. Combining records discards the slice distinction relevant to the deployment goal.</w:t>
       </w:r>
     </w:p>
     <w:sectPr>

--- a/downloads/teacher/ai-7-week-27.docx
+++ b/downloads/teacher/ai-7-week-27.docx
@@ -137,7 +137,7 @@
           </w:tcPr>
           <w:p>
             <w:r>
-              <w:t>Sections 1–6; record the brief recall in the workbook.</w:t>
+              <w:t>Use Your mission, Notice the evidence, See how it works, Words that unlock the idea and Follow a worked example; record the brief recall in the workbook.</w:t>
             </w:r>
           </w:p>
         </w:tc>
@@ -169,7 +169,7 @@
           </w:tcPr>
           <w:p>
             <w:r>
-              <w:t>Sections 7–10; use the matching workbook W2 and misconception check.</w:t>
+              <w:t>Use Find and repair a mistake, Practise together and Run the investigation, with workbook W2 and Individual reasoning check.</w:t>
             </w:r>
           </w:p>
         </w:tc>
@@ -201,7 +201,7 @@
           </w:tcPr>
           <w:p>
             <w:r>
-              <w:t>Sections 9 and 11–14. Give extra time to finish the full task set; use Section 15 when the week includes a coding lab.</w:t>
+              <w:t>Use Run the investigation, Build your understanding, Connect your project and Show what you know. Reserve further time for the full task set. Use a code example only where one is actually supplied.</w:t>
             </w:r>
           </w:p>
         </w:tc>
@@ -497,7 +497,7 @@
         <w:rPr>
           <w:b w:val="0"/>
         </w:rPr>
-        <w:t xml:space="preserve">Two 45-minute sessions. </w:t>
+        <w:t xml:space="preserve">Compact alternative: two 45-minute sessions for the core explanation and W1–W5 only. The main plan uses three sessions; schedule further time for the complete investigation, project, visual journey and any code examples. </w:t>
       </w:r>
       <w:r>
         <w:rPr>
@@ -1056,7 +1056,7 @@
           </w:tcPr>
           <w:p>
             <w:r>
-              <w:t>90% versus50%; gap40 percentage points. Freshness condition is associated with lower quality here; inspect mechanisms before general causal claims.</w:t>
+              <w:t>90% versus50%; gap40 percentage points. The outdated-source condition is associated with lower quality here; inspect mechanisms before general causal claims.</w:t>
             </w:r>
           </w:p>
         </w:tc>
@@ -1083,7 +1083,7 @@
         <w:rPr>
           <w:b w:val="0"/>
         </w:rPr>
-        <w:t xml:space="preserve">Guided: 90% versus50%; gap40 percentage points. Freshness condition is associated with lower quality here; inspect </w:t>
+        <w:t xml:space="preserve">Guided: 90% versus50%; gap40 percentage points. The outdated-source condition is associated with lower quality here; inspect </w:t>
       </w:r>
       <w:r>
         <w:rPr>
@@ -1217,7 +1217,7 @@
         <w:rPr>
           <w:b w:val="0"/>
         </w:rPr>
-        <w:t xml:space="preserve">90% versus50%; gap40 percentage points. Freshness condition is associated with lower quality here; inspect </w:t>
+        <w:t xml:space="preserve">90% versus50%; gap40 percentage points. The outdated-source condition is associated with lower quality here; inspect </w:t>
       </w:r>
       <w:r>
         <w:rPr>
@@ -1924,7 +1924,7 @@
           </w:tcPr>
           <w:p>
             <w:r>
-              <w:t>Explain section 1 and vocabulary. Complete W1 with a mechanism-based explanation.</w:t>
+              <w:t>Explain See how it works and Words that unlock the idea. Complete W1 with a mechanism-based explanation.</w:t>
             </w:r>
           </w:p>
         </w:tc>
@@ -2176,7 +2176,7 @@
         <w:rPr>
           <w:b w:val="0"/>
         </w:rPr>
-        <w:t xml:space="preserve">Teacher check: Teacher explanation: 90% versus50%; gap40 percentage points. Freshness condition is associated with lower quality here; inspect </w:t>
+        <w:t xml:space="preserve">Teacher check: Teacher explanation: 90% versus50%; gap40 percentage points. The outdated-source condition is associated with lower quality here; inspect </w:t>
       </w:r>
       <w:r>
         <w:rPr>
@@ -2739,7 +2739,7 @@
         <w:rPr>
           <w:b w:val="0"/>
         </w:rPr>
-        <w:t xml:space="preserve">Guided: 90% versus50%; gap40 percentage points. Freshness condition is associated with lower quality here; inspect </w:t>
+        <w:t xml:space="preserve">Guided: 90% versus50%; gap40 percentage points. The outdated-source condition is associated with lower quality here; inspect </w:t>
       </w:r>
       <w:r>
         <w:rPr>
@@ -2977,7 +2977,7 @@
         <w:rPr>
           <w:b w:val="0"/>
         </w:rPr>
-        <w:t xml:space="preserve">Teacher explanation: 90% versus50%; gap40 percentage points. Freshness condition is associated with lower quality here; inspect </w:t>
+        <w:t xml:space="preserve">Teacher explanation: 90% versus50%; gap40 percentage points. The outdated-source condition is associated with lower quality here; inspect </w:t>
       </w:r>
       <w:r>
         <w:rPr>
@@ -4095,7 +4095,7 @@
           </w:tcPr>
           <w:p>
             <w:r>
-              <w:t>Sections 1–6; record the brief recall in the workbook.</w:t>
+              <w:t>Use Your mission, Notice the evidence, See how it works, Words that unlock the idea and Follow a worked example; record the brief recall in the workbook.</w:t>
             </w:r>
           </w:p>
         </w:tc>
@@ -4127,7 +4127,7 @@
           </w:tcPr>
           <w:p>
             <w:r>
-              <w:t>Sections 7–10; use the matching workbook W2 and misconception check.</w:t>
+              <w:t>Use Find and repair a mistake, Practise together and Run the investigation, with workbook W2 and Individual reasoning check.</w:t>
             </w:r>
           </w:p>
         </w:tc>
@@ -4159,7 +4159,7 @@
           </w:tcPr>
           <w:p>
             <w:r>
-              <w:t>Sections 9 and 11–14. Give extra time to finish the full task set; use Section 15 when the week includes a coding lab.</w:t>
+              <w:t>Use Run the investigation, Build your understanding, Connect your project and Show what you know. Reserve further time for the full task set. Use a code example only where one is actually supplied.</w:t>
             </w:r>
           </w:p>
         </w:tc>
@@ -4193,7 +4193,7 @@
         <w:rPr>
           <w:b w:val="0"/>
         </w:rPr>
-        <w:t xml:space="preserve">Reasoned practice answer: Teacher explanation: 90% versus50%; gap40 percentage points. Freshness condition is associated with lower quality here; inspect </w:t>
+        <w:t xml:space="preserve">Reasoned practice answer: Teacher explanation: 90% versus50%; gap40 percentage points. The outdated-source condition is associated with lower quality here; inspect </w:t>
       </w:r>
       <w:r>
         <w:rPr>

--- a/downloads/teacher/ai-7-week-27.docx
+++ b/downloads/teacher/ai-7-week-27.docx
@@ -25,20 +25,38 @@
         <w:pStyle w:val="Heading1"/>
       </w:pPr>
       <w:r>
-        <w:t>01. Prepare the purpose, prerequisites and materials</w:t>
+        <w:t>Teach the evidence-to-conclusion chain for Robustness across conditions</w:t>
       </w:r>
     </w:p>
     <w:p>
       <w:r>
-        <w:t>Prepare Robustness across conditions: check the target, prerequisites, resources and adaptable teaching schedule.</w:t>
+        <w:t>Compare frozen procedures across declared conditions without replacing slices with one pooled score.</w:t>
       </w:r>
     </w:p>
     <w:p>
-      <w:pPr>
-        <w:pStyle w:val="Heading3"/>
-      </w:pPr>
-      <w:r>
-        <w:t>Teach the learning cycle</w:t>
+      <w:r>
+        <w:t>Model the main case → reveal the picture gradually → probe limits → assess independent reasoning → plan a changed-case return.</w:t>
+      </w:r>
+    </w:p>
+    <w:p>
+      <w:pPr>
+        <w:pStyle w:val="Heading1"/>
+      </w:pPr>
+      <w:r>
+        <w:t>01. Prepare the connected research investigation</w:t>
+      </w:r>
+    </w:p>
+    <w:p>
+      <w:r>
+        <w:t>Keep modelling, shared practice and independent evidence distinct.</w:t>
+      </w:r>
+    </w:p>
+    <w:p>
+      <w:pPr>
+        <w:pStyle w:val="Heading2"/>
+      </w:pPr>
+      <w:r>
+        <w:t>Target and main teaching plan</w:t>
       </w:r>
     </w:p>
     <w:p>
@@ -243,18 +261,21 @@
     </w:p>
     <w:p>
       <w:pPr>
-        <w:pStyle w:val="Heading3"/>
-      </w:pPr>
-      <w:r>
-        <w:t>Retrieval answer guidance</w:t>
+        <w:pStyle w:val="Heading2"/>
+      </w:pPr>
+      <w:r>
+        <w:t>Preparation and prerequisite</w:t>
       </w:r>
     </w:p>
     <w:p>
       <w:pPr>
-        <w:pStyle w:val="Heading3"/>
-      </w:pPr>
-      <w:r>
-        <w:t>Inspecting failures and anomalies</w:t>
+        <w:spacing w:line="336" w:lineRule="auto" w:after="180"/>
+      </w:pPr>
+      <w:r>
+        <w:rPr>
+          <w:b w:val="0"/>
+        </w:rPr>
+        <w:t>Lesson and workbook; paper and pencil</w:t>
       </w:r>
     </w:p>
     <w:p>
@@ -265,7 +286,7 @@
         <w:rPr>
           <w:b w:val="0"/>
         </w:rPr>
-        <w:t>Without opening the old lesson, explain one key idea from Inspecting failures and anomalies. Give an example and a mistake that the idea helps you avoid.</w:t>
+        <w:t>Calculator and optional local Python 3 for arithmetic; no live API or private data</w:t>
       </w:r>
     </w:p>
     <w:p>
@@ -276,19 +297,7 @@
         <w:rPr>
           <w:b w:val="0"/>
         </w:rPr>
-        <w:t xml:space="preserve">Look for: Explain the </w:t>
-      </w:r>
-      <w:r>
-        <w:rPr>
-          <w:b/>
-        </w:rPr>
-        <w:t>mechanism</w:t>
-      </w:r>
-      <w:r>
-        <w:rPr>
-          <w:b w:val="0"/>
-        </w:rPr>
-        <w:t xml:space="preserve"> and terminology of inspecting failures and anomalies</w:t>
+        <w:t>Prepare the fresh retry separately and withhold its solution until after collection</w:t>
       </w:r>
     </w:p>
     <w:p>
@@ -299,7 +308,31 @@
         <w:rPr>
           <w:b w:val="0"/>
         </w:rPr>
-        <w:t>Reference example, not the only acceptable wording: Teacher explanation: Failure inspection generates explanations to test. An unusual result is not automatically a bad data point.</w:t>
+        <w:t xml:space="preserve">A result depends on the </w:t>
+      </w:r>
+      <w:r>
+        <w:rPr>
+          <w:b/>
+        </w:rPr>
+        <w:t>input</w:t>
+      </w:r>
+      <w:r>
+        <w:rPr>
+          <w:b w:val="0"/>
+        </w:rPr>
+        <w:t xml:space="preserve">s, procedure and conditions that produced it. Preserve data roles and distinguish observed outcomes from </w:t>
+      </w:r>
+      <w:r>
+        <w:rPr>
+          <w:b/>
+        </w:rPr>
+        <w:t>prediction</w:t>
+      </w:r>
+      <w:r>
+        <w:rPr>
+          <w:b w:val="0"/>
+        </w:rPr>
+        <w:t>s or unmeasured conditions.</w:t>
       </w:r>
     </w:p>
     <w:p>
@@ -310,51 +343,15 @@
         <w:rPr>
           <w:b w:val="0"/>
         </w:rPr>
-        <w:t xml:space="preserve">Compare raw </w:t>
-      </w:r>
-      <w:r>
-        <w:rPr>
-          <w:b/>
-        </w:rPr>
-        <w:t>output</w:t>
-      </w:r>
-      <w:r>
-        <w:rPr>
-          <w:b w:val="0"/>
-        </w:rPr>
-        <w:t xml:space="preserve">s, </w:t>
-      </w:r>
-      <w:r>
-        <w:rPr>
-          <w:b/>
-        </w:rPr>
-        <w:t>input</w:t>
-      </w:r>
-      <w:r>
-        <w:rPr>
-          <w:b w:val="0"/>
-        </w:rPr>
-        <w:t xml:space="preserve"> validity and procedure traces. Correct demonstrable measurement errors with provenance; retain valid unusual </w:t>
-      </w:r>
-      <w:r>
-        <w:rPr>
-          <w:b/>
-        </w:rPr>
-        <w:t>observation</w:t>
-      </w:r>
-      <w:r>
-        <w:rPr>
-          <w:b w:val="0"/>
-        </w:rPr>
-        <w:t>s. Label post-result investigations exploratory.</w:t>
+        <w:t>If the prior concept cannot be explained, use a short retrieval activity before this chapter.</w:t>
       </w:r>
     </w:p>
     <w:p>
       <w:pPr>
-        <w:pStyle w:val="Heading3"/>
-      </w:pPr>
-      <w:r>
-        <w:t>Reproducible environment and records</w:t>
+        <w:pStyle w:val="Heading2"/>
+      </w:pPr>
+      <w:r>
+        <w:t>Opening retrieval</w:t>
       </w:r>
     </w:p>
     <w:p>
@@ -365,7 +362,7 @@
         <w:rPr>
           <w:b w:val="0"/>
         </w:rPr>
-        <w:t>Without opening the old lesson, explain one key idea from Reproducible environment and records. Give an example and a mistake that the idea helps you avoid.</w:t>
+        <w:t>Without opening the old lesson, explain one key idea from Inspecting failures and anomalies. Give an example and a mistake that the idea helps you avoid.</w:t>
       </w:r>
     </w:p>
     <w:p>
@@ -388,7 +385,7 @@
         <w:rPr>
           <w:b w:val="0"/>
         </w:rPr>
-        <w:t xml:space="preserve"> and terminology of reproducible environment and records</w:t>
+        <w:t xml:space="preserve"> and terminology of inspecting failures and anomalies</w:t>
       </w:r>
     </w:p>
     <w:p>
@@ -399,7 +396,7 @@
         <w:rPr>
           <w:b w:val="0"/>
         </w:rPr>
-        <w:t>Reference example, not the only acceptable wording: Teacher explanation: A reproducible environment record links code, data, configuration and runtime dependencies to results. A seed alone is insufficient.</w:t>
+        <w:t>Reference example, not the only acceptable wording: Teacher explanation: Failure inspection generates explanations to test. An unusual result is not automatically a bad data point.</w:t>
       </w:r>
     </w:p>
     <w:p>
@@ -410,7 +407,7 @@
         <w:rPr>
           <w:b w:val="0"/>
         </w:rPr>
-        <w:t xml:space="preserve">Record exact data IDs/splits, code version, dependency versions, parameters, randomness policy and raw </w:t>
+        <w:t xml:space="preserve">Compare raw </w:t>
       </w:r>
       <w:r>
         <w:rPr>
@@ -422,15 +419,42 @@
         <w:rPr>
           <w:b w:val="0"/>
         </w:rPr>
-        <w:t>s. Verify hashes for integrity without treating them as correctness proofs.</w:t>
+        <w:t xml:space="preserve">s, </w:t>
+      </w:r>
+      <w:r>
+        <w:rPr>
+          <w:b/>
+        </w:rPr>
+        <w:t>input</w:t>
+      </w:r>
+      <w:r>
+        <w:rPr>
+          <w:b w:val="0"/>
+        </w:rPr>
+        <w:t xml:space="preserve"> validity and procedure traces. Correct demonstrable measurement errors with provenance; retain valid unusual </w:t>
+      </w:r>
+      <w:r>
+        <w:rPr>
+          <w:b/>
+        </w:rPr>
+        <w:t>observation</w:t>
+      </w:r>
+      <w:r>
+        <w:rPr>
+          <w:b w:val="0"/>
+        </w:rPr>
+        <w:t>s. Label post-result investigations exploratory.</w:t>
       </w:r>
     </w:p>
     <w:p>
       <w:pPr>
-        <w:pStyle w:val="Heading3"/>
-      </w:pPr>
-      <w:r>
-        <w:t>Predefining an analysis plan</w:t>
+        <w:spacing w:line="336" w:lineRule="auto" w:after="180"/>
+      </w:pPr>
+      <w:r>
+        <w:rPr>
+          <w:b w:val="0"/>
+        </w:rPr>
+        <w:t>Without opening the old lesson, explain one key idea from Reproducible environment and records. Give an example and a mistake that the idea helps you avoid.</w:t>
       </w:r>
     </w:p>
     <w:p>
@@ -441,7 +465,19 @@
         <w:rPr>
           <w:b w:val="0"/>
         </w:rPr>
-        <w:t>Without opening the old lesson, explain one key idea from Predefining an analysis plan. Give an example and a mistake that the idea helps you avoid.</w:t>
+        <w:t xml:space="preserve">Look for: Explain the </w:t>
+      </w:r>
+      <w:r>
+        <w:rPr>
+          <w:b/>
+        </w:rPr>
+        <w:t>mechanism</w:t>
+      </w:r>
+      <w:r>
+        <w:rPr>
+          <w:b w:val="0"/>
+        </w:rPr>
+        <w:t xml:space="preserve"> and terminology of reproducible environment and records</w:t>
       </w:r>
     </w:p>
     <w:p>
@@ -452,19 +488,7 @@
         <w:rPr>
           <w:b w:val="0"/>
         </w:rPr>
-        <w:t xml:space="preserve">Look for: Explain the </w:t>
-      </w:r>
-      <w:r>
-        <w:rPr>
-          <w:b/>
-        </w:rPr>
-        <w:t>mechanism</w:t>
-      </w:r>
-      <w:r>
-        <w:rPr>
-          <w:b w:val="0"/>
-        </w:rPr>
-        <w:t xml:space="preserve"> and terminology of predefining an analysis plan</w:t>
+        <w:t>Reference example, not the only acceptable wording: Teacher explanation: A reproducible environment record links code, data, configuration and runtime dependencies to results. A seed alone is insufficient.</w:t>
       </w:r>
     </w:p>
     <w:p>
@@ -475,7 +499,19 @@
         <w:rPr>
           <w:b w:val="0"/>
         </w:rPr>
-        <w:t>Reference example, not the only acceptable wording: Teacher explanation: An analysis plan records outcomes, units, exclusions, comparisons and uncertainty methods before primary results are inspected.</w:t>
+        <w:t xml:space="preserve">Record exact data IDs/splits, code version, dependency versions, parameters, randomness policy and raw </w:t>
+      </w:r>
+      <w:r>
+        <w:rPr>
+          <w:b/>
+        </w:rPr>
+        <w:t>output</w:t>
+      </w:r>
+      <w:r>
+        <w:rPr>
+          <w:b w:val="0"/>
+        </w:rPr>
+        <w:t>s. Verify hashes for integrity without treating them as correctness proofs.</w:t>
       </w:r>
     </w:p>
     <w:p>
@@ -486,7 +522,7 @@
         <w:rPr>
           <w:b w:val="0"/>
         </w:rPr>
-        <w:t>Deviations remain visible. Declare primary metric, eligible cases, missing handling, baseline, test assumptions and reporting. Timestamp/version the plan; label later choices exploratory.</w:t>
+        <w:t>Without opening the old lesson, explain one key idea from Predefining an analysis plan. Give an example and a mistake that the idea helps you avoid.</w:t>
       </w:r>
     </w:p>
     <w:p>
@@ -497,19 +533,19 @@
         <w:rPr>
           <w:b w:val="0"/>
         </w:rPr>
-        <w:t xml:space="preserve">Compact alternative: two 45-minute sessions for the core explanation and W1–W5 only. The main plan uses three sessions; schedule further time for the complete investigation, project, visual journey and any code examples. </w:t>
+        <w:t xml:space="preserve">Look for: Explain the </w:t>
       </w:r>
       <w:r>
         <w:rPr>
           <w:b/>
         </w:rPr>
-        <w:t>Robustness check</w:t>
+        <w:t>mechanism</w:t>
       </w:r>
       <w:r>
         <w:rPr>
           <w:b w:val="0"/>
         </w:rPr>
-        <w:t>s examine a frozen procedure under declared varied conditions. Performance differences do not by themselves identify cause.</w:t>
+        <w:t xml:space="preserve"> and terminology of predefining an analysis plan</w:t>
       </w:r>
     </w:p>
     <w:p>
@@ -520,19 +556,7 @@
         <w:rPr>
           <w:b w:val="0"/>
         </w:rPr>
-        <w:t xml:space="preserve">Use the supplied constructed scenarios to make the </w:t>
-      </w:r>
-      <w:r>
-        <w:rPr>
-          <w:b/>
-        </w:rPr>
-        <w:t>mechanism</w:t>
-      </w:r>
-      <w:r>
-        <w:rPr>
-          <w:b w:val="0"/>
-        </w:rPr>
-        <w:t xml:space="preserve"> inspectable. Collect W4 before sharing solutions.</w:t>
+        <w:t>Reference example, not the only acceptable wording: Teacher explanation: An analysis plan records outcomes, units, exclusions, comparisons and uncertainty methods before primary results are inspected.</w:t>
       </w:r>
     </w:p>
     <w:p>
@@ -543,27 +567,15 @@
         <w:rPr>
           <w:b w:val="0"/>
         </w:rPr>
-        <w:t xml:space="preserve">Students should name intermediate </w:t>
-      </w:r>
-      <w:r>
-        <w:rPr>
-          <w:b/>
-        </w:rPr>
-        <w:t>evidence</w:t>
-      </w:r>
-      <w:r>
-        <w:rPr>
-          <w:b w:val="0"/>
-        </w:rPr>
-        <w:t xml:space="preserve"> and limitations; classroom pacing and learning effectiveness remain unvalidated.</w:t>
+        <w:t>Deviations remain visible. Declare primary metric, eligible cases, missing handling, baseline, test assumptions and reporting. Timestamp/version the plan; label later choices exploratory.</w:t>
       </w:r>
     </w:p>
     <w:p>
       <w:pPr>
-        <w:pStyle w:val="Heading3"/>
-      </w:pPr>
-      <w:r>
-        <w:t>Outcomes</w:t>
+        <w:pStyle w:val="Heading2"/>
+      </w:pPr>
+      <w:r>
+        <w:t>Pictured end goal</w:t>
       </w:r>
     </w:p>
     <w:p>
@@ -574,41 +586,23 @@
         <w:rPr>
           <w:b w:val="0"/>
         </w:rPr>
-        <w:t xml:space="preserve">Explain the </w:t>
-      </w:r>
-      <w:r>
-        <w:rPr>
-          <w:b/>
-        </w:rPr>
-        <w:t>mechanism</w:t>
-      </w:r>
-      <w:r>
-        <w:rPr>
-          <w:b w:val="0"/>
-        </w:rPr>
-        <w:t xml:space="preserve"> and terminology of robustness across conditions</w:t>
+        <w:t>Explain robustness across conditions using the records and boundaries of this fictional investigation.</w:t>
       </w:r>
     </w:p>
     <w:p>
       <w:pPr>
-        <w:spacing w:line="336" w:lineRule="auto" w:after="180"/>
-      </w:pPr>
-      <w:r>
-        <w:rPr>
-          <w:b w:val="0"/>
-        </w:rPr>
-        <w:t>Apply the stated procedure to a new case with a traceable result</w:t>
+        <w:pStyle w:val="Heading2"/>
+      </w:pPr>
+      <w:r>
+        <w:t>Earlier wording, alternatives and picture transcripts · reference / check after trying</w:t>
       </w:r>
     </w:p>
     <w:p>
       <w:pPr>
-        <w:spacing w:line="336" w:lineRule="auto" w:after="180"/>
-      </w:pPr>
-      <w:r>
-        <w:rPr>
-          <w:b w:val="0"/>
-        </w:rPr>
-        <w:t>Identify an assumption or limitation and design a revealing follow-up</w:t>
+        <w:pStyle w:val="Heading3"/>
+      </w:pPr>
+      <w:r>
+        <w:t>Teach the learning cycle</w:t>
       </w:r>
     </w:p>
     <w:p>
@@ -616,48 +610,54 @@
         <w:pStyle w:val="Heading3"/>
       </w:pPr>
       <w:r>
-        <w:t>Preparation</w:t>
+        <w:t>Retrieval answer guidance</w:t>
       </w:r>
     </w:p>
     <w:p>
       <w:pPr>
-        <w:spacing w:line="336" w:lineRule="auto" w:after="180"/>
-      </w:pPr>
-      <w:r>
-        <w:rPr>
-          <w:b w:val="0"/>
-        </w:rPr>
-        <w:t>Lesson and workbook; paper and pencil</w:t>
+        <w:pStyle w:val="Heading3"/>
+      </w:pPr>
+      <w:r>
+        <w:t>Inspecting failures and anomalies</w:t>
       </w:r>
     </w:p>
     <w:p>
       <w:pPr>
-        <w:spacing w:line="336" w:lineRule="auto" w:after="180"/>
-      </w:pPr>
-      <w:r>
-        <w:rPr>
-          <w:b w:val="0"/>
-        </w:rPr>
-        <w:t>Calculator and optional local Python 3 for arithmetic; no live API or private data</w:t>
+        <w:pStyle w:val="Heading3"/>
+      </w:pPr>
+      <w:r>
+        <w:t>Reproducible environment and records</w:t>
       </w:r>
     </w:p>
     <w:p>
       <w:pPr>
-        <w:spacing w:line="336" w:lineRule="auto" w:after="180"/>
-      </w:pPr>
-      <w:r>
-        <w:rPr>
-          <w:b w:val="0"/>
-        </w:rPr>
-        <w:t>Prepare the fresh retry separately and withhold its solution until after collection</w:t>
+        <w:pStyle w:val="Heading3"/>
+      </w:pPr>
+      <w:r>
+        <w:t>Predefining an analysis plan</w:t>
       </w:r>
     </w:p>
     <w:p>
       <w:pPr>
-        <w:pStyle w:val="Heading3"/>
-      </w:pPr>
-      <w:r>
-        <w:t>Prerequisite answer</w:t>
+        <w:spacing w:line="336" w:lineRule="auto" w:after="180"/>
+      </w:pPr>
+      <w:r>
+        <w:rPr>
+          <w:b w:val="0"/>
+        </w:rPr>
+        <w:t xml:space="preserve">Compact alternative: two 45-minute sessions for the core explanation and W1–W5 only. The main plan uses three sessions; schedule further time for the complete investigation, project, visual journey and any code examples. </w:t>
+      </w:r>
+      <w:r>
+        <w:rPr>
+          <w:b/>
+        </w:rPr>
+        <w:t>Robustness check</w:t>
+      </w:r>
+      <w:r>
+        <w:rPr>
+          <w:b w:val="0"/>
+        </w:rPr>
+        <w:t>s examine a frozen procedure under declared varied conditions. Performance differences do not by themselves identify cause.</w:t>
       </w:r>
     </w:p>
     <w:p>
@@ -668,31 +668,19 @@
         <w:rPr>
           <w:b w:val="0"/>
         </w:rPr>
-        <w:t xml:space="preserve">A result depends on the </w:t>
+        <w:t xml:space="preserve">Use the supplied constructed scenarios to make the </w:t>
       </w:r>
       <w:r>
         <w:rPr>
           <w:b/>
         </w:rPr>
-        <w:t>input</w:t>
+        <w:t>mechanism</w:t>
       </w:r>
       <w:r>
         <w:rPr>
           <w:b w:val="0"/>
         </w:rPr>
-        <w:t xml:space="preserve">s, procedure and conditions that produced it. Preserve data roles and distinguish observed outcomes from </w:t>
-      </w:r>
-      <w:r>
-        <w:rPr>
-          <w:b/>
-        </w:rPr>
-        <w:t>prediction</w:t>
-      </w:r>
-      <w:r>
-        <w:rPr>
-          <w:b w:val="0"/>
-        </w:rPr>
-        <w:t>s or unmeasured conditions.</w:t>
+        <w:t xml:space="preserve"> inspectable. Collect W4 before sharing solutions.</w:t>
       </w:r>
     </w:p>
     <w:p>
@@ -703,7 +691,19 @@
         <w:rPr>
           <w:b w:val="0"/>
         </w:rPr>
-        <w:t>If the prior concept cannot be explained, use a short retrieval activity before this chapter.</w:t>
+        <w:t xml:space="preserve">Students should name intermediate </w:t>
+      </w:r>
+      <w:r>
+        <w:rPr>
+          <w:b/>
+        </w:rPr>
+        <w:t>evidence</w:t>
+      </w:r>
+      <w:r>
+        <w:rPr>
+          <w:b w:val="0"/>
+        </w:rPr>
+        <w:t xml:space="preserve"> and limitations; classroom pacing and learning effectiveness remain unvalidated.</w:t>
       </w:r>
     </w:p>
     <w:p>
@@ -711,7 +711,7 @@
         <w:pStyle w:val="Heading3"/>
       </w:pPr>
       <w:r>
-        <w:t>End goal for the pictorial case</w:t>
+        <w:t>Outcomes</w:t>
       </w:r>
     </w:p>
     <w:p>
@@ -722,7 +722,19 @@
         <w:rPr>
           <w:b w:val="0"/>
         </w:rPr>
-        <w:t>Explain robustness across conditions using the records and boundaries of this fictional investigation.</w:t>
+        <w:t xml:space="preserve">Explain the </w:t>
+      </w:r>
+      <w:r>
+        <w:rPr>
+          <w:b/>
+        </w:rPr>
+        <w:t>mechanism</w:t>
+      </w:r>
+      <w:r>
+        <w:rPr>
+          <w:b w:val="0"/>
+        </w:rPr>
+        <w:t xml:space="preserve"> and terminology of robustness across conditions</w:t>
       </w:r>
     </w:p>
     <w:p>
@@ -733,37 +745,34 @@
         <w:rPr>
           <w:b w:val="0"/>
         </w:rPr>
-        <w:t>This added worked case illustrates the week’s main idea. Retain all original and connected topics; schedule its practice within the teaching cycle.</w:t>
+        <w:t>Apply the stated procedure to a new case with a traceable result</w:t>
       </w:r>
     </w:p>
     <w:p>
       <w:pPr>
-        <w:pStyle w:val="Heading1"/>
-      </w:pPr>
-      <w:r>
-        <w:t>02. Explain and model the mechanism</w:t>
+        <w:spacing w:line="336" w:lineRule="auto" w:after="180"/>
+      </w:pPr>
+      <w:r>
+        <w:rPr>
+          <w:b w:val="0"/>
+        </w:rPr>
+        <w:t>Identify an assumption or limitation and design a revealing follow-up</w:t>
       </w:r>
     </w:p>
     <w:p>
-      <w:r>
-        <w:t>Model Robustness across conditions using the supplied case, labelled mechanism and reasoning. Make the scope of each conclusion explicit.</w:t>
+      <w:pPr>
+        <w:pStyle w:val="Heading3"/>
+      </w:pPr>
+      <w:r>
+        <w:t>Preparation</w:t>
       </w:r>
     </w:p>
     <w:p>
       <w:pPr>
-        <w:spacing w:line="336" w:lineRule="auto" w:after="180"/>
-      </w:pPr>
-      <w:r>
-        <w:rPr>
-          <w:b/>
-        </w:rPr>
-        <w:t>Robustness check</w:t>
-      </w:r>
-      <w:r>
-        <w:rPr>
-          <w:b w:val="0"/>
-        </w:rPr>
-        <w:t>s examine a frozen procedure under declared varied conditions. Performance differences do not by themselves identify cause.</w:t>
+        <w:pStyle w:val="Heading3"/>
+      </w:pPr>
+      <w:r>
+        <w:t>Prerequisite answer</w:t>
       </w:r>
     </w:p>
     <w:p>
@@ -771,7 +780,7 @@
         <w:pStyle w:val="Heading3"/>
       </w:pPr>
       <w:r>
-        <w:t>Explain Robustness across conditions · 1</w:t>
+        <w:t>End goal for the pictorial case</w:t>
       </w:r>
     </w:p>
     <w:p>
@@ -782,49 +791,1535 @@
         <w:rPr>
           <w:b w:val="0"/>
         </w:rPr>
-        <w:t>Begin by writing the question the procedure is intended to answer. Identify the information already supplied, the information it will produce and the information still missing.</w:t>
+        <w:t>This added worked case illustrates the week’s main idea. Retain all original and connected topics; schedule its practice within the teaching cycle.</w:t>
       </w:r>
     </w:p>
     <w:p>
       <w:pPr>
-        <w:spacing w:line="336" w:lineRule="auto" w:after="180"/>
-      </w:pPr>
-      <w:r>
-        <w:rPr>
-          <w:b w:val="0"/>
-        </w:rPr>
-        <w:t>These are constructed classroom examples; they do not require live accounts, private records or an external service. Do not treat a plausible explanation as a measured outcome.</w:t>
+        <w:pStyle w:val="Heading1"/>
+      </w:pPr>
+      <w:r>
+        <w:t>02. Model the whole case and check each inference</w:t>
       </w:r>
     </w:p>
     <w:p>
-      <w:pPr>
-        <w:spacing w:line="336" w:lineRule="auto" w:after="180"/>
-      </w:pPr>
-      <w:r>
-        <w:rPr>
-          <w:b w:val="0"/>
-        </w:rPr>
-        <w:t xml:space="preserve">Keep baseline, metric and eligibility aligned across conditions. Report condition counts and failures separately; new conditions may extend </w:t>
-      </w:r>
-      <w:r>
-        <w:rPr>
-          <w:b/>
-        </w:rPr>
-        <w:t>evidence</w:t>
-      </w:r>
-      <w:r>
-        <w:rPr>
-          <w:b w:val="0"/>
-        </w:rPr>
-        <w:t xml:space="preserve"> but cannot guarantee all conditions.</w:t>
+      <w:r>
+        <w:t>Keep the independent answer private until after the first attempt.</w:t>
       </w:r>
     </w:p>
     <w:p>
       <w:pPr>
+        <w:pStyle w:val="Heading2"/>
+      </w:pPr>
+      <w:r>
+        <w:t>Definitions and complete contract</w:t>
+      </w:r>
+    </w:p>
+    <w:p>
+      <w:pPr>
+        <w:spacing w:line="336" w:lineRule="auto" w:after="180"/>
+      </w:pPr>
+      <w:r>
+        <w:rPr>
+          <w:b/>
+        </w:rPr>
+        <w:t>Robustness check</w:t>
+      </w:r>
+      <w:r>
+        <w:rPr>
+          <w:b w:val="0"/>
+        </w:rPr>
+        <w:t>s examine a frozen procedure under declared varied conditions. Performance differences do not by themselves identify cause.</w:t>
+      </w:r>
+    </w:p>
+    <w:p>
+      <w:pPr>
+        <w:spacing w:line="336" w:lineRule="auto" w:after="180"/>
+      </w:pPr>
+      <w:r>
+        <w:rPr>
+          <w:b w:val="0"/>
+        </w:rPr>
+        <w:t xml:space="preserve">Keep baseline, metric and eligibility aligned across conditions. Report condition counts and failures separately; new conditions may extend </w:t>
+      </w:r>
+      <w:r>
+        <w:rPr>
+          <w:b/>
+        </w:rPr>
+        <w:t>evidence</w:t>
+      </w:r>
+      <w:r>
+        <w:rPr>
+          <w:b w:val="0"/>
+        </w:rPr>
+        <w:t xml:space="preserve"> but cannot guarantee all conditions.</w:t>
+      </w:r>
+    </w:p>
+    <w:tbl>
+      <w:tblPr>
+        <w:tblStyle w:val="LightShading-Accent1"/>
+        <w:tblW w:type="auto" w:w="0"/>
+        <w:tblLook w:firstColumn="1" w:firstRow="1" w:lastColumn="0" w:lastRow="0" w:noHBand="0" w:noVBand="1" w:val="04A0"/>
+      </w:tblPr>
+      <w:tblGrid>
+        <w:gridCol w:w="5112"/>
+        <w:gridCol w:w="5112"/>
+      </w:tblGrid>
+      <w:tr>
+        <w:trPr>
+          <w:tblHeader/>
+        </w:trPr>
+        <w:tc>
+          <w:tcPr>
+            <w:tcW w:type="dxa" w:w="5112"/>
+          </w:tcPr>
+          <w:p>
+            <w:r>
+              <w:t>Robustness item</w:t>
+            </w:r>
+          </w:p>
+        </w:tc>
+        <w:tc>
+          <w:tcPr>
+            <w:tcW w:type="dxa" w:w="5112"/>
+          </w:tcPr>
+          <w:p>
+            <w:r>
+              <w:t>Complete supplied exercise contract</w:t>
+            </w:r>
+          </w:p>
+        </w:tc>
+      </w:tr>
+      <w:tr>
+        <w:tc>
+          <w:tcPr>
+            <w:tcW w:type="dxa" w:w="5112"/>
+          </w:tcPr>
+          <w:p>
+            <w:r>
+              <w:t>Main condition counts</w:t>
+            </w:r>
+          </w:p>
+        </w:tc>
+        <w:tc>
+          <w:tcPr>
+            <w:tcW w:type="dxa" w:w="5112"/>
+          </w:tcPr>
+          <w:p>
+            <w:r>
+              <w:t>Current sources: 9/10 pass; outdated sources: 5/10</w:t>
+            </w:r>
+          </w:p>
+        </w:tc>
+      </w:tr>
+      <w:tr>
+        <w:tc>
+          <w:tcPr>
+            <w:tcW w:type="dxa" w:w="5112"/>
+          </w:tcPr>
+          <w:p>
+            <w:r>
+              <w:t>Main interpretation</w:t>
+            </w:r>
+          </w:p>
+        </w:tc>
+        <w:tc>
+          <w:tcPr>
+            <w:tcW w:type="dxa" w:w="5112"/>
+          </w:tcPr>
+          <w:p>
+            <w:r>
+              <w:t>Condition-associated descriptive difference; no causal mechanism identified</w:t>
+            </w:r>
+          </w:p>
+        </w:tc>
+      </w:tr>
+      <w:tr>
+        <w:tc>
+          <w:tcPr>
+            <w:tcW w:type="dxa" w:w="5112"/>
+          </w:tcPr>
+          <w:p>
+            <w:r>
+              <w:t>Separate picture</w:t>
+            </w:r>
+          </w:p>
+        </w:tc>
+        <w:tc>
+          <w:tcPr>
+            <w:tcW w:type="dxa" w:w="5112"/>
+          </w:tcPr>
+          <w:p>
+            <w:r>
+              <w:t>Frozen classifier and rubric unchanged; indoor 7/8 correct, outdoor 3/8</w:t>
+            </w:r>
+          </w:p>
+        </w:tc>
+      </w:tr>
+      <w:tr>
+        <w:tc>
+          <w:tcPr>
+            <w:tcW w:type="dxa" w:w="5112"/>
+          </w:tcPr>
+          <w:p>
+            <w:r>
+              <w:t>Picture pooled count</w:t>
+            </w:r>
+          </w:p>
+        </w:tc>
+        <w:tc>
+          <w:tcPr>
+            <w:tcW w:type="dxa" w:w="5112"/>
+          </w:tcPr>
+          <w:p>
+            <w:r>
+              <w:t>Ten correct among sixteen cases</w:t>
+            </w:r>
+          </w:p>
+        </w:tc>
+      </w:tr>
+      <w:tr>
+        <w:tc>
+          <w:tcPr>
+            <w:tcW w:type="dxa" w:w="5112"/>
+          </w:tcPr>
+          <w:p>
+            <w:r>
+              <w:t>Needed for a controlled follow-up</w:t>
+            </w:r>
+          </w:p>
+        </w:tc>
+        <w:tc>
+          <w:tcPr>
+            <w:tcW w:type="dxa" w:w="5112"/>
+          </w:tcPr>
+          <w:p>
+            <w:r>
+              <w:t>Aligned baseline, scoring and eligibility; recorded case/condition changes</w:t>
+            </w:r>
+          </w:p>
+        </w:tc>
+      </w:tr>
+      <w:tr>
+        <w:tc>
+          <w:tcPr>
+            <w:tcW w:type="dxa" w:w="5112"/>
+          </w:tcPr>
+          <w:p>
+            <w:r>
+              <w:t>Not supplied</w:t>
+            </w:r>
+          </w:p>
+        </w:tc>
+        <w:tc>
+          <w:tcPr>
+            <w:tcW w:type="dxa" w:w="5112"/>
+          </w:tcPr>
+          <w:p>
+            <w:r>
+              <w:t>Per-case outputs, matched-case transition identities, stable population rates or significance</w:t>
+            </w:r>
+          </w:p>
+        </w:tc>
+      </w:tr>
+      <w:tr>
+        <w:tc>
+          <w:tcPr>
+            <w:tcW w:type="dxa" w:w="5112"/>
+          </w:tcPr>
+          <w:p>
+            <w:r>
+              <w:t>Scope</w:t>
+            </w:r>
+          </w:p>
+        </w:tc>
+        <w:tc>
+          <w:tcPr>
+            <w:tcW w:type="dxa" w:w="5112"/>
+          </w:tcPr>
+          <w:p>
+            <w:r>
+              <w:t>Fictional supplied summaries; no new model run or data collection</w:t>
+            </w:r>
+          </w:p>
+        </w:tc>
+      </w:tr>
+    </w:tbl>
+    <w:p>
+      <w:pPr>
+        <w:pStyle w:val="Heading2"/>
+      </w:pPr>
+      <w:r>
+        <w:t>Main evidence ledger and checked key</w:t>
+      </w:r>
+    </w:p>
+    <w:tbl>
+      <w:tblPr>
+        <w:tblStyle w:val="LightShading-Accent1"/>
+        <w:tblW w:type="auto" w:w="0"/>
+        <w:tblLook w:firstColumn="1" w:firstRow="1" w:lastColumn="0" w:lastRow="0" w:noHBand="0" w:noVBand="1" w:val="04A0"/>
+      </w:tblPr>
+      <w:tblGrid>
+        <w:gridCol w:w="3408"/>
+        <w:gridCol w:w="3408"/>
+        <w:gridCol w:w="3408"/>
+      </w:tblGrid>
+      <w:tr>
+        <w:trPr>
+          <w:tblHeader/>
+        </w:trPr>
+        <w:tc>
+          <w:tcPr>
+            <w:tcW w:type="dxa" w:w="3408"/>
+          </w:tcPr>
+          <w:p>
+            <w:r>
+              <w:t>Main quantity</w:t>
+            </w:r>
+          </w:p>
+        </w:tc>
+        <w:tc>
+          <w:tcPr>
+            <w:tcW w:type="dxa" w:w="3408"/>
+          </w:tcPr>
+          <w:p>
+            <w:r>
+              <w:t>Current sources</w:t>
+            </w:r>
+          </w:p>
+        </w:tc>
+        <w:tc>
+          <w:tcPr>
+            <w:tcW w:type="dxa" w:w="3408"/>
+          </w:tcPr>
+          <w:p>
+            <w:r>
+              <w:t>Outdated sources</w:t>
+            </w:r>
+          </w:p>
+        </w:tc>
+      </w:tr>
+      <w:tr>
+        <w:tc>
+          <w:tcPr>
+            <w:tcW w:type="dxa" w:w="3408"/>
+          </w:tcPr>
+          <w:p>
+            <w:r>
+              <w:t>Passes / evaluated</w:t>
+            </w:r>
+          </w:p>
+        </w:tc>
+        <w:tc>
+          <w:tcPr>
+            <w:tcW w:type="dxa" w:w="3408"/>
+          </w:tcPr>
+          <w:p>
+            <w:r>
+              <w:t>9/10</w:t>
+            </w:r>
+          </w:p>
+        </w:tc>
+        <w:tc>
+          <w:tcPr>
+            <w:tcW w:type="dxa" w:w="3408"/>
+          </w:tcPr>
+          <w:p>
+            <w:r>
+              <w:t>5/10</w:t>
+            </w:r>
+          </w:p>
+        </w:tc>
+      </w:tr>
+      <w:tr>
+        <w:tc>
+          <w:tcPr>
+            <w:tcW w:type="dxa" w:w="3408"/>
+          </w:tcPr>
+          <w:p>
+            <w:r>
+              <w:t>Observed rate</w:t>
+            </w:r>
+          </w:p>
+        </w:tc>
+        <w:tc>
+          <w:tcPr>
+            <w:tcW w:type="dxa" w:w="3408"/>
+          </w:tcPr>
+          <w:p>
+            <w:r>
+              <w:t>90%</w:t>
+            </w:r>
+          </w:p>
+        </w:tc>
+        <w:tc>
+          <w:tcPr>
+            <w:tcW w:type="dxa" w:w="3408"/>
+          </w:tcPr>
+          <w:p>
+            <w:r>
+              <w:t>50%</w:t>
+            </w:r>
+          </w:p>
+        </w:tc>
+      </w:tr>
+      <w:tr>
+        <w:tc>
+          <w:tcPr>
+            <w:tcW w:type="dxa" w:w="3408"/>
+          </w:tcPr>
+          <w:p>
+            <w:r>
+              <w:t>Current minus outdated</w:t>
+            </w:r>
+          </w:p>
+        </w:tc>
+        <w:tc>
+          <w:tcPr>
+            <w:tcW w:type="dxa" w:w="3408"/>
+          </w:tcPr>
+          <w:p>
+            <w:r>
+              <w:t>40 percentage points</w:t>
+            </w:r>
+          </w:p>
+        </w:tc>
+        <w:tc>
+          <w:tcPr>
+            <w:tcW w:type="dxa" w:w="3408"/>
+          </w:tcPr>
+          <w:p>
+            <w:r>
+              <w:t>Lower quality associated with this condition here</w:t>
+            </w:r>
+          </w:p>
+        </w:tc>
+      </w:tr>
+      <w:tr>
+        <w:tc>
+          <w:tcPr>
+            <w:tcW w:type="dxa" w:w="3408"/>
+          </w:tcPr>
+          <w:p>
+            <w:r>
+              <w:t>Mechanism</w:t>
+            </w:r>
+          </w:p>
+        </w:tc>
+        <w:tc>
+          <w:tcPr>
+            <w:tcW w:type="dxa" w:w="3408"/>
+          </w:tcPr>
+          <w:p>
+            <w:r>
+              <w:t>Not identified</w:t>
+            </w:r>
+          </w:p>
+        </w:tc>
+        <w:tc>
+          <w:tcPr>
+            <w:tcW w:type="dxa" w:w="3408"/>
+          </w:tcPr>
+          <w:p>
+            <w:r>
+              <w:t>Inspect source validity and procedure traces</w:t>
+            </w:r>
+          </w:p>
+        </w:tc>
+      </w:tr>
+      <w:tr>
+        <w:tc>
+          <w:tcPr>
+            <w:tcW w:type="dxa" w:w="3408"/>
+          </w:tcPr>
+          <w:p>
+            <w:r>
+              <w:t>Generalization</w:t>
+            </w:r>
+          </w:p>
+        </w:tc>
+        <w:tc>
+          <w:tcPr>
+            <w:tcW w:type="dxa" w:w="3408"/>
+          </w:tcPr>
+          <w:p>
+            <w:r>
+              <w:t>Only supplied cases</w:t>
+            </w:r>
+          </w:p>
+        </w:tc>
+        <w:tc>
+          <w:tcPr>
+            <w:tcW w:type="dxa" w:w="3408"/>
+          </w:tcPr>
+          <w:p>
+            <w:r>
+              <w:t>No universal causal or robustness conclusion</w:t>
+            </w:r>
+          </w:p>
+        </w:tc>
+      </w:tr>
+    </w:tbl>
+    <w:p>
+      <w:pPr>
+        <w:spacing w:line="336" w:lineRule="auto" w:after="180"/>
+      </w:pPr>
+      <w:r>
+        <w:rPr>
+          <w:b w:val="0"/>
+        </w:rPr>
+        <w:t>Main current 9/10 = 90%, outdated 5/10 = 50%, gap forty percentage points. Do not claim the source condition alone caused the difference. Picture indoor 7/8 = 87.5%, outdoor 3/8 = 37.5%, gap fifty points; pooled 10/16 = 62.5% hides the weaker slice. Independent condition A baseline 6/8 = 75% and candidate 7/8 = 87.5% gives +12.5 points; condition B baseline 5/8 = 62.5% and candidate 4/8 = 50% gives −12.5 points.</w:t>
+      </w:r>
+    </w:p>
+    <w:p>
+      <w:pPr>
+        <w:spacing w:line="336" w:lineRule="auto" w:after="180"/>
+      </w:pPr>
+      <w:r>
+        <w:rPr>
+          <w:b w:val="0"/>
+        </w:rPr>
+        <w:t>Both pooled totals are 11/16, so the tie hides opposite condition effects. Per-case flip identities are not supplied despite paired-rate wording. No significance, universal advantage or causal attribution follows.</w:t>
+      </w:r>
+    </w:p>
+    <w:p>
+      <w:pPr>
         <w:pStyle w:val="Heading3"/>
       </w:pPr>
       <w:r>
-        <w:t>Explain Robustness across conditions · 2</w:t>
+        <w:t>Robustness across conditions — evidence trace</w:t>
+      </w:r>
+    </w:p>
+    <w:tbl>
+      <w:tblPr>
+        <w:tblStyle w:val="LightShading-Accent1"/>
+        <w:tblW w:type="auto" w:w="0"/>
+        <w:tblLook w:firstColumn="1" w:firstRow="1" w:lastColumn="0" w:lastRow="0" w:noHBand="0" w:noVBand="1" w:val="04A0"/>
+      </w:tblPr>
+      <w:tblGrid>
+        <w:gridCol w:w="3408"/>
+        <w:gridCol w:w="3408"/>
+        <w:gridCol w:w="3408"/>
+      </w:tblGrid>
+      <w:tr>
+        <w:trPr>
+          <w:tblHeader/>
+        </w:trPr>
+        <w:tc>
+          <w:tcPr>
+            <w:tcW w:type="dxa" w:w="3408"/>
+          </w:tcPr>
+          <w:p>
+            <w:r>
+              <w:t>Input and scope</w:t>
+            </w:r>
+          </w:p>
+        </w:tc>
+        <w:tc>
+          <w:tcPr>
+            <w:tcW w:type="dxa" w:w="3408"/>
+          </w:tcPr>
+          <w:p>
+            <w:r>
+              <w:t>Check or calculation</w:t>
+            </w:r>
+          </w:p>
+        </w:tc>
+        <w:tc>
+          <w:tcPr>
+            <w:tcW w:type="dxa" w:w="3408"/>
+          </w:tcPr>
+          <w:p>
+            <w:r>
+              <w:t>Conclusion and limit</w:t>
+            </w:r>
+          </w:p>
+        </w:tc>
+      </w:tr>
+      <w:tr>
+        <w:tc>
+          <w:tcPr>
+            <w:tcW w:type="dxa" w:w="3408"/>
+          </w:tcPr>
+          <w:p>
+            <w:r>
+              <w:t>Method passes 9/10 on current sources and 5/10 on outdated sources.</w:t>
+            </w:r>
+          </w:p>
+        </w:tc>
+        <w:tc>
+          <w:tcPr>
+            <w:tcW w:type="dxa" w:w="3408"/>
+          </w:tcPr>
+          <w:p>
+            <w:r>
+              <w:t>Keep baseline, metric and eligibility aligned across conditions. Report condition counts and failures separately; new conditions may extend evidence but cannot guarantee all conditions.</w:t>
+            </w:r>
+          </w:p>
+        </w:tc>
+        <w:tc>
+          <w:tcPr>
+            <w:tcW w:type="dxa" w:w="3408"/>
+          </w:tcPr>
+          <w:p>
+            <w:r>
+              <w:t>90% versus 50%; gap 40 percentage points. The outdated-source condition is associated with lower quality here; inspect mechanisms before general causal claims.</w:t>
+            </w:r>
+          </w:p>
+        </w:tc>
+      </w:tr>
+    </w:tbl>
+    <w:p>
+      <w:r>
+        <w:t>The figure connects this chapter's worked input, declared procedure and result. Read the complete worked reasoning for qualifiers and intermediate steps; the abbreviated labels do not replace that reasoning.</w:t>
+      </w:r>
+    </w:p>
+    <w:p>
+      <w:pPr>
+        <w:spacing w:line="336" w:lineRule="auto" w:after="180"/>
+      </w:pPr>
+      <w:r>
+        <w:rPr>
+          <w:b w:val="0"/>
+        </w:rPr>
+        <w:t xml:space="preserve">Guided: 90% versus 50%; gap 40 percentage points. The outdated-source condition is associated with lower quality here; inspect </w:t>
+      </w:r>
+      <w:r>
+        <w:rPr>
+          <w:b/>
+        </w:rPr>
+        <w:t>mechanism</w:t>
+      </w:r>
+      <w:r>
+        <w:rPr>
+          <w:b w:val="0"/>
+        </w:rPr>
+        <w:t xml:space="preserve">s before general causal claims. Qualification: Robustness is bounded by the tested variations and independent </w:t>
+      </w:r>
+      <w:r>
+        <w:rPr>
+          <w:b/>
+        </w:rPr>
+        <w:t>evidence</w:t>
+      </w:r>
+      <w:r>
+        <w:rPr>
+          <w:b w:val="0"/>
+        </w:rPr>
+        <w:t xml:space="preserve"> policy. Exit: accept a concrete variation with its predicted outcome and a stated condition that would challenge the </w:t>
+      </w:r>
+      <w:r>
+        <w:rPr>
+          <w:b/>
+        </w:rPr>
+        <w:t>mechanism</w:t>
+      </w:r>
+      <w:r>
+        <w:rPr>
+          <w:b w:val="0"/>
+        </w:rPr>
+        <w:t xml:space="preserve">; reject a claim resting on unmeasured </w:t>
+      </w:r>
+      <w:r>
+        <w:rPr>
+          <w:b/>
+        </w:rPr>
+        <w:t>evidence</w:t>
+      </w:r>
+      <w:r>
+        <w:rPr>
+          <w:b w:val="0"/>
+        </w:rPr>
+        <w:t>.</w:t>
+      </w:r>
+    </w:p>
+    <w:p>
+      <w:pPr>
+        <w:spacing w:line="336" w:lineRule="auto" w:after="180"/>
+      </w:pPr>
+      <w:r>
+        <w:rPr>
+          <w:b w:val="0"/>
+        </w:rPr>
+        <w:t>Method passes 9/10 on current sources and 5/10 on outdated sources.</w:t>
+      </w:r>
+    </w:p>
+    <w:p>
+      <w:pPr>
+        <w:spacing w:line="336" w:lineRule="auto" w:after="180"/>
+      </w:pPr>
+      <w:r>
+        <w:rPr>
+          <w:b w:val="0"/>
+        </w:rPr>
+        <w:t xml:space="preserve">90% versus 50%; gap 40 percentage points. The outdated-source condition is associated with lower quality here; inspect </w:t>
+      </w:r>
+      <w:r>
+        <w:rPr>
+          <w:b/>
+        </w:rPr>
+        <w:t>mechanism</w:t>
+      </w:r>
+      <w:r>
+        <w:rPr>
+          <w:b w:val="0"/>
+        </w:rPr>
+        <w:t>s before general causal claims.</w:t>
+      </w:r>
+    </w:p>
+    <w:p>
+      <w:pPr>
+        <w:spacing w:line="336" w:lineRule="auto" w:after="180"/>
+      </w:pPr>
+      <w:r>
+        <w:rPr>
+          <w:b w:val="0"/>
+        </w:rPr>
+        <w:t xml:space="preserve">Compare the intermediate </w:t>
+      </w:r>
+      <w:r>
+        <w:rPr>
+          <w:b/>
+        </w:rPr>
+        <w:t>evidence</w:t>
+      </w:r>
+      <w:r>
+        <w:rPr>
+          <w:b w:val="0"/>
+        </w:rPr>
+        <w:t xml:space="preserve"> with the final statement. Explain why each number or decision follows from the stated </w:t>
+      </w:r>
+      <w:r>
+        <w:rPr>
+          <w:b/>
+        </w:rPr>
+        <w:t>input</w:t>
+      </w:r>
+      <w:r>
+        <w:rPr>
+          <w:b w:val="0"/>
+        </w:rPr>
+        <w:t>s.</w:t>
+      </w:r>
+    </w:p>
+    <w:p>
+      <w:pPr>
+        <w:spacing w:line="336" w:lineRule="auto" w:after="180"/>
+      </w:pPr>
+      <w:r>
+        <w:rPr>
+          <w:b w:val="0"/>
+        </w:rPr>
+        <w:t xml:space="preserve">The conclusion belongs to this scenario and procedure; changing the </w:t>
+      </w:r>
+      <w:r>
+        <w:rPr>
+          <w:b/>
+        </w:rPr>
+        <w:t>input</w:t>
+      </w:r>
+      <w:r>
+        <w:rPr>
+          <w:b w:val="0"/>
+        </w:rPr>
+        <w:t>s, evaluation population or authority can change what it establishes. Retain the raw record so a later revision can be compared honestly.</w:t>
+      </w:r>
+    </w:p>
+    <w:p>
+      <w:pPr>
+        <w:pStyle w:val="Heading2"/>
+      </w:pPr>
+      <w:r>
+        <w:t>Boundary and misconception probes</w:t>
+      </w:r>
+    </w:p>
+    <w:tbl>
+      <w:tblPr>
+        <w:tblStyle w:val="LightShading-Accent1"/>
+        <w:tblW w:type="auto" w:w="0"/>
+        <w:tblLook w:firstColumn="1" w:firstRow="1" w:lastColumn="0" w:lastRow="0" w:noHBand="0" w:noVBand="1" w:val="04A0"/>
+      </w:tblPr>
+      <w:tblGrid>
+        <w:gridCol w:w="5112"/>
+        <w:gridCol w:w="5112"/>
+      </w:tblGrid>
+      <w:tr>
+        <w:trPr>
+          <w:tblHeader/>
+        </w:trPr>
+        <w:tc>
+          <w:tcPr>
+            <w:tcW w:type="dxa" w:w="5112"/>
+          </w:tcPr>
+          <w:p>
+            <w:r>
+              <w:t>Robustness audit</w:t>
+            </w:r>
+          </w:p>
+        </w:tc>
+        <w:tc>
+          <w:tcPr>
+            <w:tcW w:type="dxa" w:w="5112"/>
+          </w:tcPr>
+          <w:p>
+            <w:r>
+              <w:t>Checked interpretation</w:t>
+            </w:r>
+          </w:p>
+        </w:tc>
+      </w:tr>
+      <w:tr>
+        <w:tc>
+          <w:tcPr>
+            <w:tcW w:type="dxa" w:w="5112"/>
+          </w:tcPr>
+          <w:p>
+            <w:r>
+              <w:t>Overall score looks acceptable</w:t>
+            </w:r>
+          </w:p>
+        </w:tc>
+        <w:tc>
+          <w:tcPr>
+            <w:tcW w:type="dxa" w:w="5112"/>
+          </w:tcPr>
+          <w:p>
+            <w:r>
+              <w:t>A weak relevant condition can still be hidden</w:t>
+            </w:r>
+          </w:p>
+        </w:tc>
+      </w:tr>
+      <w:tr>
+        <w:tc>
+          <w:tcPr>
+            <w:tcW w:type="dxa" w:w="5112"/>
+          </w:tcPr>
+          <w:p>
+            <w:r>
+              <w:t>Same frozen model and rubric</w:t>
+            </w:r>
+          </w:p>
+        </w:tc>
+        <w:tc>
+          <w:tcPr>
+            <w:tcW w:type="dxa" w:w="5112"/>
+          </w:tcPr>
+          <w:p>
+            <w:r>
+              <w:t>Useful declared controls, not proof all case properties align</w:t>
+            </w:r>
+          </w:p>
+        </w:tc>
+      </w:tr>
+      <w:tr>
+        <w:tc>
+          <w:tcPr>
+            <w:tcW w:type="dxa" w:w="5112"/>
+          </w:tcPr>
+          <w:p>
+            <w:r>
+              <w:t>Outdoor score lower</w:t>
+            </w:r>
+          </w:p>
+        </w:tc>
+        <w:tc>
+          <w:tcPr>
+            <w:tcW w:type="dxa" w:w="5112"/>
+          </w:tcPr>
+          <w:p>
+            <w:r>
+              <w:t>Descriptive pattern, not a root-cause diagnosis</w:t>
+            </w:r>
+          </w:p>
+        </w:tc>
+      </w:tr>
+      <w:tr>
+        <w:tc>
+          <w:tcPr>
+            <w:tcW w:type="dxa" w:w="5112"/>
+          </w:tcPr>
+          <w:p>
+            <w:r>
+              <w:t>New condition tested</w:t>
+            </w:r>
+          </w:p>
+        </w:tc>
+        <w:tc>
+          <w:tcPr>
+            <w:tcW w:type="dxa" w:w="5112"/>
+          </w:tcPr>
+          <w:p>
+            <w:r>
+              <w:t>Extends evidence to that condition only</w:t>
+            </w:r>
+          </w:p>
+        </w:tc>
+      </w:tr>
+      <w:tr>
+        <w:tc>
+          <w:tcPr>
+            <w:tcW w:type="dxa" w:w="5112"/>
+          </w:tcPr>
+          <w:p>
+            <w:r>
+              <w:t>One candidate improves one slice</w:t>
+            </w:r>
+          </w:p>
+        </w:tc>
+        <w:tc>
+          <w:tcPr>
+            <w:tcW w:type="dxa" w:w="5112"/>
+          </w:tcPr>
+          <w:p>
+            <w:r>
+              <w:t>Check whether another slice worsens</w:t>
+            </w:r>
+          </w:p>
+        </w:tc>
+      </w:tr>
+      <w:tr>
+        <w:tc>
+          <w:tcPr>
+            <w:tcW w:type="dxa" w:w="5112"/>
+          </w:tcPr>
+          <w:p>
+            <w:r>
+              <w:t>Two conditions pooled</w:t>
+            </w:r>
+          </w:p>
+        </w:tc>
+        <w:tc>
+          <w:tcPr>
+            <w:tcW w:type="dxa" w:w="5112"/>
+          </w:tcPr>
+          <w:p>
+            <w:r>
+              <w:t>Their observed weights may differ from intended use</w:t>
+            </w:r>
+          </w:p>
+        </w:tc>
+      </w:tr>
+      <w:tr>
+        <w:tc>
+          <w:tcPr>
+            <w:tcW w:type="dxa" w:w="5112"/>
+          </w:tcPr>
+          <w:p>
+            <w:r>
+              <w:t>Only aggregate counts supplied</w:t>
+            </w:r>
+          </w:p>
+        </w:tc>
+        <w:tc>
+          <w:tcPr>
+            <w:tcW w:type="dxa" w:w="5112"/>
+          </w:tcPr>
+          <w:p>
+            <w:r>
+              <w:t>Cannot reconstruct individual paired flips</w:t>
+            </w:r>
+          </w:p>
+        </w:tc>
+      </w:tr>
+      <w:tr>
+        <w:tc>
+          <w:tcPr>
+            <w:tcW w:type="dxa" w:w="5112"/>
+          </w:tcPr>
+          <w:p>
+            <w:r>
+              <w:t>No statistical analysis supplied</w:t>
+            </w:r>
+          </w:p>
+        </w:tc>
+        <w:tc>
+          <w:tcPr>
+            <w:tcW w:type="dxa" w:w="5112"/>
+          </w:tcPr>
+          <w:p>
+            <w:r>
+              <w:t>Do not label slice gaps statistically established</w:t>
+            </w:r>
+          </w:p>
+        </w:tc>
+      </w:tr>
+    </w:tbl>
+    <w:p>
+      <w:pPr>
+        <w:pStyle w:val="Heading2"/>
+      </w:pPr>
+      <w:r>
+        <w:t>Separate pictured facts and full reasoning</w:t>
+      </w:r>
+    </w:p>
+    <w:p>
+      <w:pPr>
+        <w:spacing w:line="336" w:lineRule="auto" w:after="180"/>
+      </w:pPr>
+      <w:r>
+        <w:rPr>
+          <w:b w:val="0"/>
+        </w:rPr>
+        <w:t>Check robustness across conditions. A fixed classifier is tested separately on indoor and shaded outdoor cases.</w:t>
+      </w:r>
+    </w:p>
+    <w:p>
+      <w:pPr>
+        <w:spacing w:line="336" w:lineRule="auto" w:after="180"/>
+      </w:pPr>
+      <w:r>
+        <w:rPr>
+          <w:b w:val="0"/>
+        </w:rPr>
+        <w:t>Indoor 7/8 correct; outdoor 3/8 correct. The rubric and frozen model are unchanged.</w:t>
+      </w:r>
+    </w:p>
+    <w:p>
+      <w:pPr>
+        <w:spacing w:line="336" w:lineRule="auto" w:after="180"/>
+      </w:pPr>
+      <w:r>
+        <w:rPr>
+          <w:b w:val="0"/>
+        </w:rPr>
+        <w:t>The separate frozen-classifier picture has seven correct of eight indoor cases, or 87.5%, and three correct of eight shaded outdoor cases, or 37.5%. The descriptive slice gap is fifty percentage points. Combined correctness is ten of sixteen, or 62.5%. Reporting only that pooled score hides the weaker outdoor slice and is not a result for either setting alone.</w:t>
+      </w:r>
+    </w:p>
+    <w:p>
+      <w:pPr>
+        <w:spacing w:line="336" w:lineRule="auto" w:after="180"/>
+      </w:pPr>
+      <w:r>
+        <w:rPr>
+          <w:b w:val="0"/>
+        </w:rPr>
+        <w:t>Eight cases per slice do not establish stable population rates or the reason for the difference. Keep the model and rubric frozen in the stated comparison, but do not mistake that exercise assumption for code-verified controls or full sampling evidence.</w:t>
+      </w:r>
+    </w:p>
+    <w:tbl>
+      <w:tblPr>
+        <w:tblStyle w:val="LightShading-Accent1"/>
+        <w:tblW w:type="auto" w:w="0"/>
+        <w:tblLook w:firstColumn="1" w:firstRow="1" w:lastColumn="0" w:lastRow="0" w:noHBand="0" w:noVBand="1" w:val="04A0"/>
+      </w:tblPr>
+      <w:tblGrid>
+        <w:gridCol w:w="3408"/>
+        <w:gridCol w:w="3408"/>
+        <w:gridCol w:w="3408"/>
+      </w:tblGrid>
+      <w:tr>
+        <w:trPr>
+          <w:tblHeader/>
+        </w:trPr>
+        <w:tc>
+          <w:tcPr>
+            <w:tcW w:type="dxa" w:w="3408"/>
+          </w:tcPr>
+          <w:p>
+            <w:r>
+              <w:t>Separate picture slice</w:t>
+            </w:r>
+          </w:p>
+        </w:tc>
+        <w:tc>
+          <w:tcPr>
+            <w:tcW w:type="dxa" w:w="3408"/>
+          </w:tcPr>
+          <w:p>
+            <w:r>
+              <w:t>Correct / total</w:t>
+            </w:r>
+          </w:p>
+        </w:tc>
+        <w:tc>
+          <w:tcPr>
+            <w:tcW w:type="dxa" w:w="3408"/>
+          </w:tcPr>
+          <w:p>
+            <w:r>
+              <w:t>Observed rate</w:t>
+            </w:r>
+          </w:p>
+        </w:tc>
+      </w:tr>
+      <w:tr>
+        <w:tc>
+          <w:tcPr>
+            <w:tcW w:type="dxa" w:w="3408"/>
+          </w:tcPr>
+          <w:p>
+            <w:r>
+              <w:t>Indoor</w:t>
+            </w:r>
+          </w:p>
+        </w:tc>
+        <w:tc>
+          <w:tcPr>
+            <w:tcW w:type="dxa" w:w="3408"/>
+          </w:tcPr>
+          <w:p>
+            <w:r>
+              <w:t>7/8</w:t>
+            </w:r>
+          </w:p>
+        </w:tc>
+        <w:tc>
+          <w:tcPr>
+            <w:tcW w:type="dxa" w:w="3408"/>
+          </w:tcPr>
+          <w:p>
+            <w:r>
+              <w:t>87.5%</w:t>
+            </w:r>
+          </w:p>
+        </w:tc>
+      </w:tr>
+      <w:tr>
+        <w:tc>
+          <w:tcPr>
+            <w:tcW w:type="dxa" w:w="3408"/>
+          </w:tcPr>
+          <w:p>
+            <w:r>
+              <w:t>Outdoor shade</w:t>
+            </w:r>
+          </w:p>
+        </w:tc>
+        <w:tc>
+          <w:tcPr>
+            <w:tcW w:type="dxa" w:w="3408"/>
+          </w:tcPr>
+          <w:p>
+            <w:r>
+              <w:t>3/8</w:t>
+            </w:r>
+          </w:p>
+        </w:tc>
+        <w:tc>
+          <w:tcPr>
+            <w:tcW w:type="dxa" w:w="3408"/>
+          </w:tcPr>
+          <w:p>
+            <w:r>
+              <w:t>37.5%</w:t>
+            </w:r>
+          </w:p>
+        </w:tc>
+      </w:tr>
+      <w:tr>
+        <w:tc>
+          <w:tcPr>
+            <w:tcW w:type="dxa" w:w="3408"/>
+          </w:tcPr>
+          <w:p>
+            <w:r>
+              <w:t>Pooled</w:t>
+            </w:r>
+          </w:p>
+        </w:tc>
+        <w:tc>
+          <w:tcPr>
+            <w:tcW w:type="dxa" w:w="3408"/>
+          </w:tcPr>
+          <w:p>
+            <w:r>
+              <w:t>10/16</w:t>
+            </w:r>
+          </w:p>
+        </w:tc>
+        <w:tc>
+          <w:tcPr>
+            <w:tcW w:type="dxa" w:w="3408"/>
+          </w:tcPr>
+          <w:p>
+            <w:r>
+              <w:t>62.5%</w:t>
+            </w:r>
+          </w:p>
+        </w:tc>
+      </w:tr>
+      <w:tr>
+        <w:tc>
+          <w:tcPr>
+            <w:tcW w:type="dxa" w:w="3408"/>
+          </w:tcPr>
+          <w:p>
+            <w:r>
+              <w:t>Indoor minus outdoor</w:t>
+            </w:r>
+          </w:p>
+        </w:tc>
+        <w:tc>
+          <w:tcPr>
+            <w:tcW w:type="dxa" w:w="3408"/>
+          </w:tcPr>
+          <w:p>
+            <w:r>
+              <w:t>Different supplied slices</w:t>
+            </w:r>
+          </w:p>
+        </w:tc>
+        <w:tc>
+          <w:tcPr>
+            <w:tcW w:type="dxa" w:w="3408"/>
+          </w:tcPr>
+          <w:p>
+            <w:r>
+              <w:t>50 percentage points</w:t>
+            </w:r>
+          </w:p>
+        </w:tc>
+      </w:tr>
+      <w:tr>
+        <w:tc>
+          <w:tcPr>
+            <w:tcW w:type="dxa" w:w="3408"/>
+          </w:tcPr>
+          <w:p>
+            <w:r>
+              <w:t>Hidden by pooled-only report</w:t>
+            </w:r>
+          </w:p>
+        </w:tc>
+        <w:tc>
+          <w:tcPr>
+            <w:tcW w:type="dxa" w:w="3408"/>
+          </w:tcPr>
+          <w:p>
+            <w:r>
+              <w:t>Outdoor weakness</w:t>
+            </w:r>
+          </w:p>
+        </w:tc>
+        <w:tc>
+          <w:tcPr>
+            <w:tcW w:type="dxa" w:w="3408"/>
+          </w:tcPr>
+          <w:p>
+            <w:r>
+              <w:t>No separate outdoor rate visible</w:t>
+            </w:r>
+          </w:p>
+        </w:tc>
+      </w:tr>
+      <w:tr>
+        <w:tc>
+          <w:tcPr>
+            <w:tcW w:type="dxa" w:w="3408"/>
+          </w:tcPr>
+          <w:p>
+            <w:r>
+              <w:t>Why rates differ</w:t>
+            </w:r>
+          </w:p>
+        </w:tc>
+        <w:tc>
+          <w:tcPr>
+            <w:tcW w:type="dxa" w:w="3408"/>
+          </w:tcPr>
+          <w:p>
+            <w:r>
+              <w:t>Not supplied</w:t>
+            </w:r>
+          </w:p>
+        </w:tc>
+        <w:tc>
+          <w:tcPr>
+            <w:tcW w:type="dxa" w:w="3408"/>
+          </w:tcPr>
+          <w:p>
+            <w:r>
+              <w:t>No causal or significance claim</w:t>
+            </w:r>
+          </w:p>
+        </w:tc>
+      </w:tr>
+    </w:tbl>
+    <w:p>
+      <w:r>
+        <w:drawing>
+          <wp:inline xmlns:a="http://schemas.openxmlformats.org/drawingml/2006/main" xmlns:pic="http://schemas.openxmlformats.org/drawingml/2006/picture">
+            <wp:extent cx="5334000" cy="3200400"/>
+            <wp:docPr id="1" name="Picture 1" descr="Frozen classifier is correct on seven of eight indoor cases, eighty-seven point five percent, and three of eight outdoor cases, thirty-seven point five percent. Pooled ten of sixteen is sixty-two point five percent and hides a fifty-percentage-point slice gap."/>
+            <wp:cNvGraphicFramePr>
+              <a:graphicFrameLocks noChangeAspect="1"/>
+            </wp:cNvGraphicFramePr>
+            <a:graphic>
+              <a:graphicData uri="http://schemas.openxmlformats.org/drawingml/2006/picture">
+                <pic:pic>
+                  <pic:nvPicPr>
+                    <pic:cNvPr id="0" name="ai-7-27-slice-rates.png"/>
+                    <pic:cNvPicPr/>
+                  </pic:nvPicPr>
+                  <pic:blipFill>
+                    <a:blip r:embed="rId9"/>
+                    <a:stretch>
+                      <a:fillRect/>
+                    </a:stretch>
+                  </pic:blipFill>
+                  <pic:spPr>
+                    <a:xfrm>
+                      <a:off x="0" y="0"/>
+                      <a:ext cx="5334000" cy="3200400"/>
+                    </a:xfrm>
+                    <a:prstGeom prst="rect"/>
+                  </pic:spPr>
+                </pic:pic>
+              </a:graphicData>
+            </a:graphic>
+          </wp:inline>
+        </w:drawing>
+      </w:r>
+    </w:p>
+    <w:p>
+      <w:pPr>
+        <w:pStyle w:val="Heading2"/>
+      </w:pPr>
+      <w:r>
+        <w:t>Picture trace and changed-condition key</w:t>
+      </w:r>
+    </w:p>
+    <w:p>
+      <w:r>
+        <w:drawing>
+          <wp:inline xmlns:a="http://schemas.openxmlformats.org/drawingml/2006/main" xmlns:pic="http://schemas.openxmlformats.org/drawingml/2006/picture">
+            <wp:extent cx="5486400" cy="3337560"/>
+            <wp:docPr id="2" name="Picture 2" descr="Name both slices: Each condition has eight labelled cases. → Compute rates: Indoor is 87.5%; outdoor is 37.5%. → Bound robustness: The large observed gap motivates investigation rather than claiming condition independence."/>
+            <wp:cNvGraphicFramePr>
+              <a:graphicFrameLocks noChangeAspect="1"/>
+            </wp:cNvGraphicFramePr>
+            <a:graphic>
+              <a:graphicData uri="http://schemas.openxmlformats.org/drawingml/2006/picture">
+                <pic:pic>
+                  <pic:nvPicPr>
+                    <pic:cNvPr id="0" name="academy-story-ai-7-27-02.png"/>
+                    <pic:cNvPicPr/>
+                  </pic:nvPicPr>
+                  <pic:blipFill>
+                    <a:blip r:embed="rId10"/>
+                    <a:stretch>
+                      <a:fillRect/>
+                    </a:stretch>
+                  </pic:blipFill>
+                  <pic:spPr>
+                    <a:xfrm>
+                      <a:off x="0" y="0"/>
+                      <a:ext cx="5486400" cy="3337560"/>
+                    </a:xfrm>
+                    <a:prstGeom prst="rect"/>
+                  </pic:spPr>
+                </pic:pic>
+              </a:graphicData>
+            </a:graphic>
+          </wp:inline>
+        </w:drawing>
+      </w:r>
+    </w:p>
+    <w:p>
+      <w:pPr>
+        <w:pStyle w:val="Heading3"/>
+      </w:pPr>
+      <w:r>
+        <w:t>Read the picture one step at a time</w:t>
+      </w:r>
+    </w:p>
+    <w:tbl>
+      <w:tblPr>
+        <w:tblStyle w:val="LightShading-Accent1"/>
+        <w:tblW w:type="auto" w:w="0"/>
+        <w:tblLook w:firstColumn="1" w:firstRow="1" w:lastColumn="0" w:lastRow="0" w:noHBand="0" w:noVBand="1" w:val="04A0"/>
+      </w:tblPr>
+      <w:tblGrid>
+        <w:gridCol w:w="5112"/>
+        <w:gridCol w:w="5112"/>
+      </w:tblGrid>
+      <w:tr>
+        <w:trPr>
+          <w:tblHeader/>
+        </w:trPr>
+        <w:tc>
+          <w:tcPr>
+            <w:tcW w:type="dxa" w:w="5112"/>
+          </w:tcPr>
+          <w:p>
+            <w:r>
+              <w:t>Step</w:t>
+            </w:r>
+          </w:p>
+        </w:tc>
+        <w:tc>
+          <w:tcPr>
+            <w:tcW w:type="dxa" w:w="5112"/>
+          </w:tcPr>
+          <w:p>
+            <w:r>
+              <w:t>What happens and why</w:t>
+            </w:r>
+          </w:p>
+        </w:tc>
+      </w:tr>
+      <w:tr>
+        <w:tc>
+          <w:tcPr>
+            <w:tcW w:type="dxa" w:w="5112"/>
+          </w:tcPr>
+          <w:p>
+            <w:r>
+              <w:t>1. Name both slices</w:t>
+            </w:r>
+          </w:p>
+        </w:tc>
+        <w:tc>
+          <w:tcPr>
+            <w:tcW w:type="dxa" w:w="5112"/>
+          </w:tcPr>
+          <w:p>
+            <w:r>
+              <w:t>Each condition has eight labelled cases.</w:t>
+            </w:r>
+          </w:p>
+        </w:tc>
+      </w:tr>
+      <w:tr>
+        <w:tc>
+          <w:tcPr>
+            <w:tcW w:type="dxa" w:w="5112"/>
+          </w:tcPr>
+          <w:p>
+            <w:r>
+              <w:t>2. Compute rates</w:t>
+            </w:r>
+          </w:p>
+        </w:tc>
+        <w:tc>
+          <w:tcPr>
+            <w:tcW w:type="dxa" w:w="5112"/>
+          </w:tcPr>
+          <w:p>
+            <w:r>
+              <w:t>Indoor is 87.5%; outdoor is 37.5%.</w:t>
+            </w:r>
+          </w:p>
+        </w:tc>
+      </w:tr>
+      <w:tr>
+        <w:tc>
+          <w:tcPr>
+            <w:tcW w:type="dxa" w:w="5112"/>
+          </w:tcPr>
+          <w:p>
+            <w:r>
+              <w:t>3. Bound robustness</w:t>
+            </w:r>
+          </w:p>
+        </w:tc>
+        <w:tc>
+          <w:tcPr>
+            <w:tcW w:type="dxa" w:w="5112"/>
+          </w:tcPr>
+          <w:p>
+            <w:r>
+              <w:t>The large observed gap motivates investigation rather than claiming condition independence.</w:t>
+            </w:r>
+          </w:p>
+        </w:tc>
+      </w:tr>
+    </w:tbl>
+    <w:p>
+      <w:r>
+        <w:t>Match each pictured step to the supplied facts. This is a worked teaching case, not an independent assessment.</w:t>
+      </w:r>
+    </w:p>
+    <w:p>
+      <w:pPr>
+        <w:spacing w:line="336" w:lineRule="auto" w:after="180"/>
+      </w:pPr>
+      <w:r>
+        <w:rPr>
+          <w:b w:val="0"/>
+        </w:rPr>
+        <w:t>Robustness asks whether behaviour survives relevant changes in conditions. A total score can hide a weak slice; keep the scenario and denominator visible.</w:t>
+      </w:r>
+    </w:p>
+    <w:p>
+      <w:pPr>
+        <w:spacing w:line="336" w:lineRule="auto" w:after="180"/>
+      </w:pPr>
+      <w:r>
+        <w:rPr>
+          <w:b w:val="0"/>
+        </w:rPr>
+        <w:t>Eight cases per slice do not establish stable population rates or the reason for the difference.</w:t>
+      </w:r>
+    </w:p>
+    <w:p>
+      <w:pPr>
+        <w:spacing w:line="336" w:lineRule="auto" w:after="180"/>
+      </w:pPr>
+      <w:r>
+        <w:rPr>
+          <w:b w:val="0"/>
+        </w:rPr>
+        <w:t>Change: Report only the combined 10/16=62.5%.</w:t>
+      </w:r>
+    </w:p>
+    <w:p>
+      <w:pPr>
+        <w:spacing w:line="336" w:lineRule="auto" w:after="180"/>
+      </w:pPr>
+      <w:r>
+        <w:rPr>
+          <w:b/>
+        </w:rPr>
+        <w:t>Prediction</w:t>
+      </w:r>
+      <w:r>
+        <w:rPr>
+          <w:b w:val="0"/>
+        </w:rPr>
+        <w:t>: The arithmetic is correct, but the condition gap becomes hidden.</w:t>
+      </w:r>
+    </w:p>
+    <w:p>
+      <w:pPr>
+        <w:spacing w:line="336" w:lineRule="auto" w:after="180"/>
+      </w:pPr>
+      <w:r>
+        <w:rPr>
+          <w:b w:val="0"/>
+        </w:rPr>
+        <w:t>Reason: Combining records discards the slice distinction relevant to the deployment goal.</w:t>
+      </w:r>
+    </w:p>
+    <w:p>
+      <w:pPr>
+        <w:pStyle w:val="Heading2"/>
+      </w:pPr>
+      <w:r>
+        <w:t>Earlier wording, alternatives and picture transcripts · reference / check after trying</w:t>
+      </w:r>
+    </w:p>
+    <w:p>
+      <w:pPr>
+        <w:spacing w:line="336" w:lineRule="auto" w:after="180"/>
+      </w:pPr>
+      <w:r>
+        <w:rPr>
+          <w:b w:val="0"/>
+        </w:rPr>
+        <w:t>Begin by writing the question the procedure is intended to answer. Identify the information already supplied, the information it will produce and the information still missing.</w:t>
+      </w:r>
+    </w:p>
+    <w:p>
+      <w:pPr>
+        <w:spacing w:line="336" w:lineRule="auto" w:after="180"/>
+      </w:pPr>
+      <w:r>
+        <w:rPr>
+          <w:b w:val="0"/>
+        </w:rPr>
+        <w:t>These are constructed classroom examples; they do not require live accounts, private records or an external service. Do not treat a plausible explanation as a measured outcome.</w:t>
       </w:r>
     </w:p>
     <w:p>
@@ -980,99 +2475,30 @@
         <w:pStyle w:val="Heading3"/>
       </w:pPr>
       <w:r>
-        <w:t>Robustness across conditions — evidence trace</w:t>
-      </w:r>
-    </w:p>
-    <w:tbl>
-      <w:tblPr>
-        <w:tblStyle w:val="LightShading-Accent1"/>
-        <w:tblW w:type="auto" w:w="0"/>
-        <w:tblLook w:firstColumn="1" w:firstRow="1" w:lastColumn="0" w:lastRow="0" w:noHBand="0" w:noVBand="1" w:val="04A0"/>
-      </w:tblPr>
-      <w:tblGrid>
-        <w:gridCol w:w="3408"/>
-        <w:gridCol w:w="3408"/>
-        <w:gridCol w:w="3408"/>
-      </w:tblGrid>
-      <w:tr>
-        <w:trPr>
-          <w:tblHeader/>
-        </w:trPr>
-        <w:tc>
-          <w:tcPr>
-            <w:tcW w:type="dxa" w:w="3408"/>
-          </w:tcPr>
-          <w:p>
-            <w:r>
-              <w:t>Input and scope</w:t>
-            </w:r>
-          </w:p>
-        </w:tc>
-        <w:tc>
-          <w:tcPr>
-            <w:tcW w:type="dxa" w:w="3408"/>
-          </w:tcPr>
-          <w:p>
-            <w:r>
-              <w:t>Check or calculation</w:t>
-            </w:r>
-          </w:p>
-        </w:tc>
-        <w:tc>
-          <w:tcPr>
-            <w:tcW w:type="dxa" w:w="3408"/>
-          </w:tcPr>
-          <w:p>
-            <w:r>
-              <w:t>Conclusion and limit</w:t>
-            </w:r>
-          </w:p>
-        </w:tc>
-      </w:tr>
-      <w:tr>
-        <w:tc>
-          <w:tcPr>
-            <w:tcW w:type="dxa" w:w="3408"/>
-          </w:tcPr>
-          <w:p>
-            <w:r>
-              <w:t>Method passes9/10 on current sources and5/10 on outdated sources.</w:t>
-            </w:r>
-          </w:p>
-        </w:tc>
-        <w:tc>
-          <w:tcPr>
-            <w:tcW w:type="dxa" w:w="3408"/>
-          </w:tcPr>
-          <w:p>
-            <w:r>
-              <w:t>Keep baseline, metric and eligibility aligned across conditions. Report condition counts and failures separately; new conditions may extend evidence but cannot guarantee all conditions.</w:t>
-            </w:r>
-          </w:p>
-        </w:tc>
-        <w:tc>
-          <w:tcPr>
-            <w:tcW w:type="dxa" w:w="3408"/>
-          </w:tcPr>
-          <w:p>
-            <w:r>
-              <w:t>90% versus50%; gap40 percentage points. The outdated-source condition is associated with lower quality here; inspect mechanisms before general causal claims.</w:t>
-            </w:r>
-          </w:p>
-        </w:tc>
-      </w:tr>
-    </w:tbl>
-    <w:p>
-      <w:r>
-        <w:t>The figure connects this chapter's worked input, declared procedure and result. Read the complete worked reasoning for qualifiers and intermediate steps; the abbreviated labels do not replace that reasoning.</w:t>
+        <w:t>Model the reasoning aloud</w:t>
       </w:r>
     </w:p>
     <w:p>
       <w:pPr>
-        <w:pStyle w:val="Heading3"/>
-      </w:pPr>
-      <w:r>
-        <w:t>Explain Robustness across conditions · 3</w:t>
+        <w:spacing w:line="336" w:lineRule="auto" w:after="180"/>
+      </w:pPr>
+      <w:r>
+        <w:rPr>
+          <w:b w:val="0"/>
+        </w:rPr>
+        <w:t xml:space="preserve">Use the complete worked example below before asking learners to complete W2. Reveal a small part, invite a </w:t>
+      </w:r>
+      <w:r>
+        <w:rPr>
+          <w:b/>
+        </w:rPr>
+        <w:t>prediction</w:t>
+      </w:r>
+      <w:r>
+        <w:rPr>
+          <w:b w:val="0"/>
+        </w:rPr>
+        <w:t>, then explain the deciding step.</w:t>
       </w:r>
     </w:p>
     <w:p>
@@ -1083,219 +2509,7 @@
         <w:rPr>
           <w:b w:val="0"/>
         </w:rPr>
-        <w:t xml:space="preserve">Guided: 90% versus50%; gap40 percentage points. The outdated-source condition is associated with lower quality here; inspect </w:t>
-      </w:r>
-      <w:r>
-        <w:rPr>
-          <w:b/>
-        </w:rPr>
-        <w:t>mechanism</w:t>
-      </w:r>
-      <w:r>
-        <w:rPr>
-          <w:b w:val="0"/>
-        </w:rPr>
-        <w:t>s before general causal claims.</w:t>
-      </w:r>
-    </w:p>
-    <w:p>
-      <w:pPr>
-        <w:spacing w:line="336" w:lineRule="auto" w:after="180"/>
-      </w:pPr>
-      <w:r>
-        <w:rPr>
-          <w:b w:val="0"/>
-        </w:rPr>
-        <w:t xml:space="preserve">Qualification: Robustness is bounded by the tested variations and independent </w:t>
-      </w:r>
-      <w:r>
-        <w:rPr>
-          <w:b/>
-        </w:rPr>
-        <w:t>evidence</w:t>
-      </w:r>
-      <w:r>
-        <w:rPr>
-          <w:b w:val="0"/>
-        </w:rPr>
-        <w:t xml:space="preserve"> policy.</w:t>
-      </w:r>
-    </w:p>
-    <w:p>
-      <w:pPr>
-        <w:spacing w:line="336" w:lineRule="auto" w:after="180"/>
-      </w:pPr>
-      <w:r>
-        <w:rPr>
-          <w:b w:val="0"/>
-        </w:rPr>
-        <w:t xml:space="preserve">Exit: accept a concrete variation with its predicted outcome and a stated condition that would challenge the </w:t>
-      </w:r>
-      <w:r>
-        <w:rPr>
-          <w:b/>
-        </w:rPr>
-        <w:t>mechanism</w:t>
-      </w:r>
-      <w:r>
-        <w:rPr>
-          <w:b w:val="0"/>
-        </w:rPr>
-        <w:t xml:space="preserve">; reject a claim resting on unmeasured </w:t>
-      </w:r>
-      <w:r>
-        <w:rPr>
-          <w:b/>
-        </w:rPr>
-        <w:t>evidence</w:t>
-      </w:r>
-      <w:r>
-        <w:rPr>
-          <w:b w:val="0"/>
-        </w:rPr>
-        <w:t>.</w:t>
-      </w:r>
-    </w:p>
-    <w:p>
-      <w:pPr>
-        <w:pStyle w:val="Heading3"/>
-      </w:pPr>
-      <w:r>
-        <w:t>Model the reasoning aloud</w:t>
-      </w:r>
-    </w:p>
-    <w:p>
-      <w:pPr>
-        <w:spacing w:line="336" w:lineRule="auto" w:after="180"/>
-      </w:pPr>
-      <w:r>
-        <w:rPr>
-          <w:b w:val="0"/>
-        </w:rPr>
-        <w:t xml:space="preserve">Use the complete worked example below before asking learners to complete W2. Reveal a small part, invite a </w:t>
-      </w:r>
-      <w:r>
-        <w:rPr>
-          <w:b/>
-        </w:rPr>
-        <w:t>prediction</w:t>
-      </w:r>
-      <w:r>
-        <w:rPr>
-          <w:b w:val="0"/>
-        </w:rPr>
-        <w:t>, then explain the deciding step.</w:t>
-      </w:r>
-    </w:p>
-    <w:p>
-      <w:pPr>
-        <w:spacing w:line="336" w:lineRule="auto" w:after="180"/>
-      </w:pPr>
-      <w:r>
-        <w:rPr>
-          <w:b w:val="0"/>
-        </w:rPr>
         <w:t>These teacher notes contain solutions; do not reveal the independent case answer during modelling.</w:t>
-      </w:r>
-    </w:p>
-    <w:p>
-      <w:pPr>
-        <w:spacing w:line="336" w:lineRule="auto" w:after="180"/>
-      </w:pPr>
-      <w:r>
-        <w:rPr>
-          <w:b w:val="0"/>
-        </w:rPr>
-        <w:t>Method passes9/10 on current sources and5/10 on outdated sources.</w:t>
-      </w:r>
-    </w:p>
-    <w:p>
-      <w:pPr>
-        <w:spacing w:line="336" w:lineRule="auto" w:after="180"/>
-      </w:pPr>
-      <w:r>
-        <w:rPr>
-          <w:b w:val="0"/>
-        </w:rPr>
-        <w:t xml:space="preserve">90% versus50%; gap40 percentage points. The outdated-source condition is associated with lower quality here; inspect </w:t>
-      </w:r>
-      <w:r>
-        <w:rPr>
-          <w:b/>
-        </w:rPr>
-        <w:t>mechanism</w:t>
-      </w:r>
-      <w:r>
-        <w:rPr>
-          <w:b w:val="0"/>
-        </w:rPr>
-        <w:t>s before general causal claims.</w:t>
-      </w:r>
-    </w:p>
-    <w:p>
-      <w:pPr>
-        <w:pStyle w:val="Heading3"/>
-      </w:pPr>
-      <w:r>
-        <w:t>Model the reasoning aloud · 4</w:t>
-      </w:r>
-    </w:p>
-    <w:p>
-      <w:pPr>
-        <w:spacing w:line="336" w:lineRule="auto" w:after="180"/>
-      </w:pPr>
-      <w:r>
-        <w:rPr>
-          <w:b w:val="0"/>
-        </w:rPr>
-        <w:t xml:space="preserve">Compare the intermediate </w:t>
-      </w:r>
-      <w:r>
-        <w:rPr>
-          <w:b/>
-        </w:rPr>
-        <w:t>evidence</w:t>
-      </w:r>
-      <w:r>
-        <w:rPr>
-          <w:b w:val="0"/>
-        </w:rPr>
-        <w:t xml:space="preserve"> with the final statement. Explain why each number or decision follows from the stated </w:t>
-      </w:r>
-      <w:r>
-        <w:rPr>
-          <w:b/>
-        </w:rPr>
-        <w:t>input</w:t>
-      </w:r>
-      <w:r>
-        <w:rPr>
-          <w:b w:val="0"/>
-        </w:rPr>
-        <w:t>s.</w:t>
-      </w:r>
-    </w:p>
-    <w:p>
-      <w:pPr>
-        <w:spacing w:line="336" w:lineRule="auto" w:after="180"/>
-      </w:pPr>
-      <w:r>
-        <w:rPr>
-          <w:b w:val="0"/>
-        </w:rPr>
-        <w:t xml:space="preserve">The conclusion belongs to this scenario and procedure; changing the </w:t>
-      </w:r>
-      <w:r>
-        <w:rPr>
-          <w:b/>
-        </w:rPr>
-        <w:t>input</w:t>
-      </w:r>
-      <w:r>
-        <w:rPr>
-          <w:b w:val="0"/>
-        </w:rPr>
-        <w:t>s, evaluation population or authority can change what it establishes. Retain the raw record so a later revision can be compared honestly.</w:t>
       </w:r>
     </w:p>
     <w:tbl>
@@ -1421,41 +2635,10 @@
     </w:p>
     <w:p>
       <w:pPr>
-        <w:spacing w:line="336" w:lineRule="auto" w:after="180"/>
-      </w:pPr>
-      <w:r>
-        <w:rPr>
-          <w:b w:val="0"/>
-        </w:rPr>
-        <w:t>Check robustness across conditions. A fixed classifier is tested separately on indoor and shaded outdoor cases.</w:t>
-      </w:r>
-    </w:p>
-    <w:p>
-      <w:pPr>
         <w:pStyle w:val="Heading3"/>
       </w:pPr>
       <w:r>
         <w:t>The facts we will use</w:t>
-      </w:r>
-    </w:p>
-    <w:p>
-      <w:pPr>
-        <w:pStyle w:val="Heading3"/>
-      </w:pPr>
-      <w:r>
-        <w:t>Supplied facts</w:t>
-      </w:r>
-    </w:p>
-    <w:p>
-      <w:pPr>
-        <w:spacing w:line="336" w:lineRule="auto" w:after="180"/>
-        <w:shd w:fill="F1F6FC"/>
-      </w:pPr>
-      <w:r>
-        <w:rPr>
-          <w:b w:val="0"/>
-        </w:rPr>
-        <w:t>Indoor 7/8 correct; outdoor 3/8 correct. The rubric and frozen model are unchanged.</w:t>
       </w:r>
     </w:p>
     <w:p>
@@ -1463,7 +2646,7 @@
         <w:drawing>
           <wp:inline xmlns:a="http://schemas.openxmlformats.org/drawingml/2006/main" xmlns:pic="http://schemas.openxmlformats.org/drawingml/2006/picture">
             <wp:extent cx="5486400" cy="2641600"/>
-            <wp:docPr id="1" name="Picture 1" descr="Fixed model across conditions"/>
+            <wp:docPr id="3" name="Picture 3" descr="Fixed model across conditions"/>
             <wp:cNvGraphicFramePr>
               <a:graphicFrameLocks noChangeAspect="1"/>
             </wp:cNvGraphicFramePr>
@@ -1475,7 +2658,7 @@
                     <pic:cNvPicPr/>
                   </pic:nvPicPr>
                   <pic:blipFill>
-                    <a:blip r:embed="rId9"/>
+                    <a:blip r:embed="rId11"/>
                     <a:stretch>
                       <a:fillRect/>
                     </a:stretch>
@@ -1499,7 +2682,7 @@
         <w:drawing>
           <wp:inline xmlns:a="http://schemas.openxmlformats.org/drawingml/2006/main" xmlns:pic="http://schemas.openxmlformats.org/drawingml/2006/picture">
             <wp:extent cx="5486400" cy="5185229"/>
-            <wp:docPr id="2" name="Picture 2" descr="Robustness across conditions. Name both slices: Each condition has eight labelled cases.. Compute rates: Indoor is 87.5%; outdoor is 37.5%.. Bound robustness: The large observed gap motivates investigation rather than claiming condition independence."/>
+            <wp:docPr id="4" name="Picture 4" descr="Robustness across conditions. Name both slices: Each condition has eight labelled cases.. Compute rates: Indoor is 87.5%; outdoor is 37.5%.. Bound robustness: The large observed gap motivates investigation rather than claiming condition independence."/>
             <wp:cNvGraphicFramePr>
               <a:graphicFrameLocks noChangeAspect="1"/>
             </wp:cNvGraphicFramePr>
@@ -1511,7 +2694,7 @@
                     <pic:cNvPicPr/>
                   </pic:nvPicPr>
                   <pic:blipFill>
-                    <a:blip r:embed="rId10"/>
+                    <a:blip r:embed="rId12"/>
                     <a:stretch>
                       <a:fillRect/>
                     </a:stretch>
@@ -1535,114 +2718,7 @@
         <w:pStyle w:val="Heading3"/>
       </w:pPr>
       <w:r>
-        <w:t>Read the picture one step at a time</w:t>
-      </w:r>
-    </w:p>
-    <w:tbl>
-      <w:tblPr>
-        <w:tblStyle w:val="LightShading-Accent1"/>
-        <w:tblW w:type="auto" w:w="0"/>
-        <w:tblLook w:firstColumn="1" w:firstRow="1" w:lastColumn="0" w:lastRow="0" w:noHBand="0" w:noVBand="1" w:val="04A0"/>
-      </w:tblPr>
-      <w:tblGrid>
-        <w:gridCol w:w="5112"/>
-        <w:gridCol w:w="5112"/>
-      </w:tblGrid>
-      <w:tr>
-        <w:trPr>
-          <w:tblHeader/>
-        </w:trPr>
-        <w:tc>
-          <w:tcPr>
-            <w:tcW w:type="dxa" w:w="5112"/>
-          </w:tcPr>
-          <w:p>
-            <w:r>
-              <w:t>Step</w:t>
-            </w:r>
-          </w:p>
-        </w:tc>
-        <w:tc>
-          <w:tcPr>
-            <w:tcW w:type="dxa" w:w="5112"/>
-          </w:tcPr>
-          <w:p>
-            <w:r>
-              <w:t>What happens and why</w:t>
-            </w:r>
-          </w:p>
-        </w:tc>
-      </w:tr>
-      <w:tr>
-        <w:tc>
-          <w:tcPr>
-            <w:tcW w:type="dxa" w:w="5112"/>
-          </w:tcPr>
-          <w:p>
-            <w:r>
-              <w:t>1. Name both slices</w:t>
-            </w:r>
-          </w:p>
-        </w:tc>
-        <w:tc>
-          <w:tcPr>
-            <w:tcW w:type="dxa" w:w="5112"/>
-          </w:tcPr>
-          <w:p>
-            <w:r>
-              <w:t>Each condition has eight labelled cases.</w:t>
-            </w:r>
-          </w:p>
-        </w:tc>
-      </w:tr>
-      <w:tr>
-        <w:tc>
-          <w:tcPr>
-            <w:tcW w:type="dxa" w:w="5112"/>
-          </w:tcPr>
-          <w:p>
-            <w:r>
-              <w:t>2. Compute rates</w:t>
-            </w:r>
-          </w:p>
-        </w:tc>
-        <w:tc>
-          <w:tcPr>
-            <w:tcW w:type="dxa" w:w="5112"/>
-          </w:tcPr>
-          <w:p>
-            <w:r>
-              <w:t>Indoor is 87.5%; outdoor is 37.5%.</w:t>
-            </w:r>
-          </w:p>
-        </w:tc>
-      </w:tr>
-      <w:tr>
-        <w:tc>
-          <w:tcPr>
-            <w:tcW w:type="dxa" w:w="5112"/>
-          </w:tcPr>
-          <w:p>
-            <w:r>
-              <w:t>3. Bound robustness</w:t>
-            </w:r>
-          </w:p>
-        </w:tc>
-        <w:tc>
-          <w:tcPr>
-            <w:tcW w:type="dxa" w:w="5112"/>
-          </w:tcPr>
-          <w:p>
-            <w:r>
-              <w:t>The large observed gap motivates investigation rather than claiming condition independence.</w:t>
-            </w:r>
-          </w:p>
-        </w:tc>
-      </w:tr>
-    </w:tbl>
-    <w:p>
-      <w:r>
-        <w:t>Match each pictured step to the supplied facts. This is a worked teaching case, not an independent assessment.</w:t>
+        <w:t>Why this result follows</w:t>
       </w:r>
     </w:p>
     <w:p>
@@ -1650,7 +2726,7 @@
         <w:pStyle w:val="Heading3"/>
       </w:pPr>
       <w:r>
-        <w:t>Why this result follows</w:t>
+        <w:t>What this example does not establish</w:t>
       </w:r>
     </w:p>
     <w:p>
@@ -1658,137 +2734,180 @@
         <w:pStyle w:val="Heading3"/>
       </w:pPr>
       <w:r>
-        <w:t>Why the result follows</w:t>
+        <w:t>Change one thing in the pictured case</w:t>
       </w:r>
     </w:p>
     <w:p>
       <w:pPr>
-        <w:spacing w:line="336" w:lineRule="auto" w:after="180"/>
-        <w:shd w:fill="F1F6FC"/>
-      </w:pPr>
-      <w:r>
-        <w:rPr>
-          <w:b w:val="0"/>
-        </w:rPr>
-        <w:t>Robustness asks whether behaviour survives relevant changes in conditions. A total score can hide a weak slice; keep the scenario and denominator visible.</w:t>
+        <w:pStyle w:val="Heading3"/>
+      </w:pPr>
+      <w:r>
+        <w:t>Ask while showing the picture</w:t>
       </w:r>
     </w:p>
     <w:p>
       <w:pPr>
-        <w:pStyle w:val="Heading3"/>
-      </w:pPr>
-      <w:r>
-        <w:t>What this example does not establish</w:t>
+        <w:spacing w:line="336" w:lineRule="auto" w:after="180"/>
+      </w:pPr>
+      <w:r>
+        <w:rPr>
+          <w:b w:val="0"/>
+        </w:rPr>
+        <w:t xml:space="preserve">Cover the result. Ask learners to name the </w:t>
+      </w:r>
+      <w:r>
+        <w:rPr>
+          <w:b/>
+        </w:rPr>
+        <w:t>input</w:t>
+      </w:r>
+      <w:r>
+        <w:rPr>
+          <w:b w:val="0"/>
+        </w:rPr>
+        <w:t xml:space="preserve">s and predict the next step. Uncover one step, connect the icon to the actual procedure, and explain its </w:t>
+      </w:r>
+      <w:r>
+        <w:rPr>
+          <w:b/>
+        </w:rPr>
+        <w:t>evidence</w:t>
+      </w:r>
+      <w:r>
+        <w:rPr>
+          <w:b w:val="0"/>
+        </w:rPr>
+        <w:t>. Then change the supplied condition and compare.</w:t>
       </w:r>
     </w:p>
     <w:p>
       <w:pPr>
-        <w:pStyle w:val="Heading3"/>
-      </w:pPr>
-      <w:r>
-        <w:t>Keep the stated limit</w:t>
+        <w:spacing w:line="336" w:lineRule="auto" w:after="180"/>
+      </w:pPr>
+      <w:r>
+        <w:rPr>
+          <w:b w:val="0"/>
+        </w:rPr>
+        <w:t>The picture is a representation; it does not document execution of a real AI model.</w:t>
       </w:r>
     </w:p>
     <w:p>
       <w:pPr>
-        <w:spacing w:line="336" w:lineRule="auto" w:after="180"/>
-        <w:shd w:fill="FFF5E6"/>
-      </w:pPr>
-      <w:r>
-        <w:rPr>
-          <w:b w:val="0"/>
-        </w:rPr>
-        <w:t>Eight cases per slice do not establish stable population rates or the reason for the difference.</w:t>
+        <w:pStyle w:val="Heading1"/>
+      </w:pPr>
+      <w:r>
+        <w:t>03. Model a step,then remove help</w:t>
       </w:r>
     </w:p>
     <w:p>
-      <w:pPr>
-        <w:pStyle w:val="Heading3"/>
-      </w:pPr>
-      <w:r>
-        <w:t>Change one thing in the pictured case</w:t>
+      <w:r>
+        <w:t>Collect each learner’s reasoning before showing a key.</w:t>
       </w:r>
     </w:p>
     <w:p>
       <w:pPr>
-        <w:pStyle w:val="Heading3"/>
-      </w:pPr>
-      <w:r>
-        <w:t>Change one thing</w:t>
+        <w:pStyle w:val="Heading2"/>
+      </w:pPr>
+      <w:r>
+        <w:t>Current completion task and checked reasoning</w:t>
       </w:r>
     </w:p>
     <w:p>
       <w:pPr>
         <w:spacing w:line="336" w:lineRule="auto" w:after="180"/>
-        <w:shd w:fill="F5F1FB"/>
       </w:pPr>
       <w:r>
         <w:rPr>
           <w:b w:val="0"/>
         </w:rPr>
-        <w:t>Change: Report only the combined 10/16=62.5%.</w:t>
+        <w:t>Completion task: Method passes 9/10 on current sources and 5/10 on outdated sources. Show the intermediate steps and give the conclusion with its scope.</w:t>
       </w:r>
     </w:p>
     <w:p>
       <w:pPr>
-        <w:pStyle w:val="Heading3"/>
-      </w:pPr>
-      <w:r>
-        <w:t>Predicted result</w:t>
+        <w:spacing w:line="336" w:lineRule="auto" w:after="180"/>
+      </w:pPr>
+      <w:r>
+        <w:rPr>
+          <w:b w:val="0"/>
+        </w:rPr>
+        <w:t xml:space="preserve">Teacher check: Teacher explanation: 90% versus 50%; gap 40 percentage points. The outdated-source condition is associated with lower quality here; inspect </w:t>
+      </w:r>
+      <w:r>
+        <w:rPr>
+          <w:b/>
+        </w:rPr>
+        <w:t>mechanism</w:t>
+      </w:r>
+      <w:r>
+        <w:rPr>
+          <w:b w:val="0"/>
+        </w:rPr>
+        <w:t>s before general causal claims.</w:t>
       </w:r>
     </w:p>
     <w:p>
       <w:pPr>
         <w:spacing w:line="336" w:lineRule="auto" w:after="180"/>
-        <w:shd w:fill="F1F6FC"/>
-      </w:pPr>
+      </w:pPr>
+      <w:r>
+        <w:rPr>
+          <w:b w:val="0"/>
+        </w:rPr>
+        <w:t xml:space="preserve">Start by identifying the given </w:t>
+      </w:r>
       <w:r>
         <w:rPr>
           <w:b/>
         </w:rPr>
-        <w:t>Prediction</w:t>
+        <w:t>input</w:t>
       </w:r>
       <w:r>
         <w:rPr>
           <w:b w:val="0"/>
         </w:rPr>
-        <w:t>: The arithmetic is correct, but the condition gap becomes hidden.</w:t>
+        <w:t>s together. Leave the intermediate steps blank. If needed, model one step, then withdraw that help on the next step. Move to a full trace only when the partial trace is understood.</w:t>
       </w:r>
     </w:p>
     <w:p>
       <w:pPr>
-        <w:pStyle w:val="Heading3"/>
-      </w:pPr>
-      <w:r>
-        <w:t>Why the result follows</w:t>
+        <w:spacing w:line="336" w:lineRule="auto" w:after="180"/>
+      </w:pPr>
+      <w:r>
+        <w:rPr>
+          <w:b w:val="0"/>
+        </w:rPr>
+        <w:t>For partners, alternate explainer and checker; collect a response from every learner before discussion.</w:t>
       </w:r>
     </w:p>
     <w:p>
       <w:pPr>
-        <w:spacing w:line="336" w:lineRule="auto" w:after="180"/>
-        <w:shd w:fill="F1F6FC"/>
-      </w:pPr>
-      <w:r>
-        <w:rPr>
-          <w:b w:val="0"/>
-        </w:rPr>
-        <w:t>Reason: Combining records discards the slice distinction relevant to the deployment goal.</w:t>
+        <w:pStyle w:val="Heading2"/>
+      </w:pPr>
+      <w:r>
+        <w:t>Individual misconception check</w:t>
       </w:r>
     </w:p>
     <w:p>
       <w:pPr>
-        <w:pStyle w:val="Heading3"/>
-      </w:pPr>
-      <w:r>
-        <w:t>Ask while showing the picture</w:t>
+        <w:spacing w:line="336" w:lineRule="auto" w:after="180"/>
+      </w:pPr>
+      <w:r>
+        <w:rPr>
+          <w:b w:val="0"/>
+        </w:rPr>
+        <w:t>Use the worked case for Robustness across conditions. Proposed explanation: “The worked result establishes every future case”. Decide whether this explanation is supported.</w:t>
       </w:r>
     </w:p>
     <w:p>
       <w:pPr>
-        <w:pStyle w:val="Heading3"/>
-      </w:pPr>
-      <w:r>
-        <w:t>Ask while showing the picture · 5</w:t>
+        <w:spacing w:line="336" w:lineRule="auto" w:after="180"/>
+      </w:pPr>
+      <w:r>
+        <w:rPr>
+          <w:b w:val="0"/>
+        </w:rPr>
+        <w:t>Point to the step or supplied fact that decides; explain your repair if needed.</w:t>
       </w:r>
     </w:p>
     <w:p>
@@ -1799,31 +2918,19 @@
         <w:rPr>
           <w:b w:val="0"/>
         </w:rPr>
-        <w:t xml:space="preserve">Cover the result. Ask learners to name the </w:t>
+        <w:t xml:space="preserve">Expected correction: Robustness is bounded by the tested variations and independent </w:t>
       </w:r>
       <w:r>
         <w:rPr>
           <w:b/>
         </w:rPr>
-        <w:t>input</w:t>
+        <w:t>evidence</w:t>
       </w:r>
       <w:r>
         <w:rPr>
           <w:b w:val="0"/>
         </w:rPr>
-        <w:t xml:space="preserve">s and predict the next step. Uncover one step, connect the icon to the actual procedure, and explain its </w:t>
-      </w:r>
-      <w:r>
-        <w:rPr>
-          <w:b/>
-        </w:rPr>
-        <w:t>evidence</w:t>
-      </w:r>
-      <w:r>
-        <w:rPr>
-          <w:b w:val="0"/>
-        </w:rPr>
-        <w:t>. Then change the supplied condition and compare.</w:t>
+        <w:t xml:space="preserve"> policy.</w:t>
       </w:r>
     </w:p>
     <w:p>
@@ -1834,20 +2941,190 @@
         <w:rPr>
           <w:b w:val="0"/>
         </w:rPr>
-        <w:t>The picture is a representation; it does not document execution of a real AI model.</w:t>
+        <w:t>Collect explanations, not only yes/no votes. If a misunderstanding is common, re-model the relevant step for the class.</w:t>
       </w:r>
     </w:p>
     <w:p>
       <w:pPr>
-        <w:pStyle w:val="Heading1"/>
-      </w:pPr>
-      <w:r>
-        <w:t>03. Demonstrate and guide practice</w:t>
+        <w:spacing w:line="336" w:lineRule="auto" w:after="180"/>
+      </w:pPr>
+      <w:r>
+        <w:rPr>
+          <w:b w:val="0"/>
+        </w:rPr>
+        <w:t>If it affects a few learners, give a short targeted group explanation while others solve a more demanding variation.</w:t>
       </w:r>
     </w:p>
     <w:p>
-      <w:r>
-        <w:t>Demonstrate Robustness across conditions, reduce support deliberately and check individual reasoning before discussing answers.</w:t>
+      <w:pPr>
+        <w:pStyle w:val="Heading2"/>
+      </w:pPr>
+      <w:r>
+        <w:t>Pictured reasoning and changed case</w:t>
+      </w:r>
+    </w:p>
+    <w:p>
+      <w:pPr>
+        <w:spacing w:line="336" w:lineRule="auto" w:after="180"/>
+      </w:pPr>
+      <w:r>
+        <w:rPr>
+          <w:b w:val="0"/>
+        </w:rPr>
+        <w:t>Calculate indoor, outdoor and combined rates. Which relevant weakness disappears from view when only the combined rate is reported?</w:t>
+      </w:r>
+    </w:p>
+    <w:p>
+      <w:pPr>
+        <w:spacing w:line="336" w:lineRule="auto" w:after="180"/>
+      </w:pPr>
+      <w:r>
+        <w:rPr>
+          <w:b w:val="0"/>
+        </w:rPr>
+        <w:t>Each condition has eight labelled cases. Indoor is 87.5%; outdoor is 37.5%. The large observed gap motivates investigation rather than claiming condition independence.</w:t>
+      </w:r>
+    </w:p>
+    <w:p>
+      <w:pPr>
+        <w:spacing w:line="336" w:lineRule="auto" w:after="180"/>
+      </w:pPr>
+      <w:r>
+        <w:rPr>
+          <w:b w:val="0"/>
+        </w:rPr>
+        <w:t>Changed case: The arithmetic is correct, but the condition gap becomes hidden. Combining records discards the slice distinction relevant to the deployment goal.</w:t>
+      </w:r>
+    </w:p>
+    <w:p>
+      <w:pPr>
+        <w:spacing w:line="336" w:lineRule="auto" w:after="180"/>
+      </w:pPr>
+      <w:r>
+        <w:rPr>
+          <w:b w:val="0"/>
+        </w:rPr>
+        <w:t>Changed-case reasoning: The arithmetic is correct, but the condition gap becomes hidden. Combining records discards the slice distinction relevant to the deployment goal.</w:t>
+      </w:r>
+    </w:p>
+    <w:p>
+      <w:pPr>
+        <w:spacing w:line="336" w:lineRule="auto" w:after="180"/>
+      </w:pPr>
+      <w:r>
+        <w:rPr>
+          <w:b w:val="0"/>
+        </w:rPr>
+        <w:t xml:space="preserve">Collect each learner’s explanation before discussion. Use the first missing connection between </w:t>
+      </w:r>
+      <w:r>
+        <w:rPr>
+          <w:b/>
+        </w:rPr>
+        <w:t>input</w:t>
+      </w:r>
+      <w:r>
+        <w:rPr>
+          <w:b w:val="0"/>
+        </w:rPr>
+        <w:t xml:space="preserve">, deciding step and result to choose support. This question is worked-case practice, not fresh mastery </w:t>
+      </w:r>
+      <w:r>
+        <w:rPr>
+          <w:b/>
+        </w:rPr>
+        <w:t>evidence</w:t>
+      </w:r>
+      <w:r>
+        <w:rPr>
+          <w:b w:val="0"/>
+        </w:rPr>
+        <w:t>.</w:t>
+      </w:r>
+    </w:p>
+    <w:p>
+      <w:pPr>
+        <w:pStyle w:val="Heading2"/>
+      </w:pPr>
+      <w:r>
+        <w:t>Accessible support and extension</w:t>
+      </w:r>
+    </w:p>
+    <w:p>
+      <w:pPr>
+        <w:spacing w:line="336" w:lineRule="auto" w:after="180"/>
+      </w:pPr>
+      <w:r>
+        <w:rPr>
+          <w:b w:val="0"/>
+        </w:rPr>
+        <w:t xml:space="preserve">Use the worked example in Sections 3 and 6. Collect a </w:t>
+      </w:r>
+      <w:r>
+        <w:rPr>
+          <w:b/>
+        </w:rPr>
+        <w:t>prediction</w:t>
+      </w:r>
+      <w:r>
+        <w:rPr>
+          <w:b w:val="0"/>
+        </w:rPr>
+        <w:t xml:space="preserve"> before revealing its result; ask the learner to point to each intermediate fact.</w:t>
+      </w:r>
+    </w:p>
+    <w:p>
+      <w:pPr>
+        <w:spacing w:line="336" w:lineRule="auto" w:after="180"/>
+      </w:pPr>
+      <w:r>
+        <w:rPr>
+          <w:b w:val="0"/>
+        </w:rPr>
+        <w:t xml:space="preserve">Provide an </w:t>
+      </w:r>
+      <w:r>
+        <w:rPr>
+          <w:b/>
+        </w:rPr>
+        <w:t>input</w:t>
+      </w:r>
+      <w:r>
+        <w:rPr>
+          <w:b w:val="0"/>
+        </w:rPr>
+        <w:t>/procedure/result/limit frame and a calculator when needed. Ask students to identify the first step before completing the whole trace.</w:t>
+      </w:r>
+    </w:p>
+    <w:p>
+      <w:pPr>
+        <w:spacing w:line="336" w:lineRule="auto" w:after="180"/>
+      </w:pPr>
+      <w:r>
+        <w:rPr>
+          <w:b w:val="0"/>
+        </w:rPr>
+        <w:t xml:space="preserve">Extension: compare two concrete variants of this </w:t>
+      </w:r>
+      <w:r>
+        <w:rPr>
+          <w:b/>
+        </w:rPr>
+        <w:t>mechanism</w:t>
+      </w:r>
+      <w:r>
+        <w:rPr>
+          <w:b w:val="0"/>
+        </w:rPr>
+        <w:t xml:space="preserve"> while holding unrelated conditions fixed; report both successful and unsuccessful outcomes.</w:t>
+      </w:r>
+    </w:p>
+    <w:p>
+      <w:pPr>
+        <w:pStyle w:val="Heading2"/>
+      </w:pPr>
+      <w:r>
+        <w:t>Earlier wording, alternatives and picture transcripts · reference / check after trying</w:t>
       </w:r>
     </w:p>
     <w:tbl>
@@ -2064,71 +3341,26 @@
     </w:tbl>
     <w:p>
       <w:pPr>
-        <w:spacing w:line="336" w:lineRule="auto" w:after="180"/>
-      </w:pPr>
-      <w:r>
-        <w:rPr>
-          <w:b w:val="0"/>
-        </w:rPr>
-        <w:t xml:space="preserve">Use the worked example in Sections 3 and 6. Collect a </w:t>
-      </w:r>
-      <w:r>
-        <w:rPr>
-          <w:b/>
-        </w:rPr>
-        <w:t>prediction</w:t>
-      </w:r>
-      <w:r>
-        <w:rPr>
-          <w:b w:val="0"/>
-        </w:rPr>
-        <w:t xml:space="preserve"> before revealing its result; ask the learner to point to each intermediate fact.</w:t>
+        <w:pStyle w:val="Heading3"/>
+      </w:pPr>
+      <w:r>
+        <w:t>Reduce help deliberately</w:t>
       </w:r>
     </w:p>
     <w:p>
       <w:pPr>
-        <w:spacing w:line="336" w:lineRule="auto" w:after="180"/>
-      </w:pPr>
-      <w:r>
-        <w:rPr>
-          <w:b w:val="0"/>
-        </w:rPr>
-        <w:t xml:space="preserve">Provide an </w:t>
-      </w:r>
-      <w:r>
-        <w:rPr>
-          <w:b/>
-        </w:rPr>
-        <w:t>input</w:t>
-      </w:r>
-      <w:r>
-        <w:rPr>
-          <w:b w:val="0"/>
-        </w:rPr>
-        <w:t>/procedure/result/limit frame and a calculator when needed. Ask students to identify the first step before completing the whole trace.</w:t>
+        <w:pStyle w:val="Heading3"/>
+      </w:pPr>
+      <w:r>
+        <w:t>Individual reasoning check</w:t>
       </w:r>
     </w:p>
     <w:p>
       <w:pPr>
-        <w:spacing w:line="336" w:lineRule="auto" w:after="180"/>
-      </w:pPr>
-      <w:r>
-        <w:rPr>
-          <w:b w:val="0"/>
-        </w:rPr>
-        <w:t xml:space="preserve">Extension: compare two concrete variants of this </w:t>
-      </w:r>
-      <w:r>
-        <w:rPr>
-          <w:b/>
-        </w:rPr>
-        <w:t>mechanism</w:t>
-      </w:r>
-      <w:r>
-        <w:rPr>
-          <w:b w:val="0"/>
-        </w:rPr>
-        <w:t xml:space="preserve"> while holding unrelated conditions fixed; report both successful and unsuccessful outcomes.</w:t>
+        <w:pStyle w:val="Heading3"/>
+      </w:pPr>
+      <w:r>
+        <w:t>Pictorial practice question</w:t>
       </w:r>
     </w:p>
     <w:p>
@@ -2136,59 +3368,39 @@
         <w:pStyle w:val="Heading3"/>
       </w:pPr>
       <w:r>
-        <w:t>Reduce help deliberately</w:t>
+        <w:t>Reasoned teacher answer</w:t>
       </w:r>
     </w:p>
     <w:p>
       <w:pPr>
-        <w:pStyle w:val="Heading3"/>
-      </w:pPr>
-      <w:r>
-        <w:t>Completion practice</w:t>
+        <w:pStyle w:val="Heading1"/>
+      </w:pPr>
+      <w:r>
+        <w:t>04. Run the complete supplied investigation</w:t>
       </w:r>
     </w:p>
     <w:p>
-      <w:pPr>
-        <w:spacing w:line="336" w:lineRule="auto" w:after="180"/>
-        <w:shd w:fill="F5F1FB"/>
-      </w:pPr>
-      <w:r>
-        <w:rPr>
-          <w:b w:val="0"/>
-        </w:rPr>
-        <w:t>Completion task: Method passes9/10 on current sources and5/10 on outdated sources. Show the intermediate steps and give the conclusion with its scope.</w:t>
+      <w:r>
+        <w:t>Separate predictions,actual runs and paper traces.</w:t>
       </w:r>
     </w:p>
     <w:p>
       <w:pPr>
-        <w:pStyle w:val="Heading3"/>
-      </w:pPr>
-      <w:r>
-        <w:t>Reasoning to listen for</w:t>
+        <w:pStyle w:val="Heading2"/>
+      </w:pPr>
+      <w:r>
+        <w:t>Complete inputs,expected results and limits</w:t>
       </w:r>
     </w:p>
     <w:p>
       <w:pPr>
         <w:spacing w:line="336" w:lineRule="auto" w:after="180"/>
-        <w:shd w:fill="F1F6FC"/>
       </w:pPr>
       <w:r>
         <w:rPr>
           <w:b w:val="0"/>
         </w:rPr>
-        <w:t xml:space="preserve">Teacher check: Teacher explanation: 90% versus50%; gap40 percentage points. The outdated-source condition is associated with lower quality here; inspect </w:t>
-      </w:r>
-      <w:r>
-        <w:rPr>
-          <w:b/>
-        </w:rPr>
-        <w:t>mechanism</w:t>
-      </w:r>
-      <w:r>
-        <w:rPr>
-          <w:b w:val="0"/>
-        </w:rPr>
-        <w:t>s before general causal claims.</w:t>
+        <w:t>Main current 9/10 = 90%, outdated 5/10 = 50%, gap forty percentage points. Do not claim the source condition alone caused the difference. Picture indoor 7/8 = 87.5%, outdoor 3/8 = 37.5%, gap fifty points; pooled 10/16 = 62.5% hides the weaker slice. Independent condition A baseline 6/8 = 75% and candidate 7/8 = 87.5% gives +12.5 points; condition B baseline 5/8 = 62.5% and candidate 4/8 = 50% gives −12.5 points.</w:t>
       </w:r>
     </w:p>
     <w:p>
@@ -2199,38 +3411,38 @@
         <w:rPr>
           <w:b w:val="0"/>
         </w:rPr>
-        <w:t xml:space="preserve">Start by identifying the given </w:t>
-      </w:r>
-      <w:r>
-        <w:rPr>
-          <w:b/>
-        </w:rPr>
-        <w:t>input</w:t>
-      </w:r>
-      <w:r>
-        <w:rPr>
-          <w:b w:val="0"/>
-        </w:rPr>
-        <w:t>s together. Leave the intermediate steps blank. If needed, model one step, then withdraw that help on the next step. Move to a full trace only when the partial trace is understood.</w:t>
+        <w:t>Both pooled totals are 11/16, so the tie hides opposite condition effects. Per-case flip identities are not supplied despite paired-rate wording. No significance, universal advantage or causal attribution follows.</w:t>
       </w:r>
     </w:p>
     <w:p>
       <w:pPr>
-        <w:spacing w:line="336" w:lineRule="auto" w:after="180"/>
-      </w:pPr>
-      <w:r>
-        <w:rPr>
-          <w:b w:val="0"/>
-        </w:rPr>
-        <w:t>For partners, alternate explainer and checker; collect a response from every learner before discussion.</w:t>
+        <w:pStyle w:val="Heading2"/>
+      </w:pPr>
+      <w:r>
+        <w:t>Diagnose the current misconceptions</w:t>
       </w:r>
     </w:p>
     <w:p>
       <w:pPr>
-        <w:pStyle w:val="Heading3"/>
-      </w:pPr>
-      <w:r>
-        <w:t>Individual reasoning check</w:t>
+        <w:spacing w:line="336" w:lineRule="auto" w:after="180"/>
+      </w:pPr>
+      <w:r>
+        <w:rPr>
+          <w:b w:val="0"/>
+        </w:rPr>
+        <w:t xml:space="preserve">The worked result establishes every future case: Robustness is bounded by the tested variations and independent </w:t>
+      </w:r>
+      <w:r>
+        <w:rPr>
+          <w:b/>
+        </w:rPr>
+        <w:t>evidence</w:t>
+      </w:r>
+      <w:r>
+        <w:rPr>
+          <w:b w:val="0"/>
+        </w:rPr>
+        <w:t xml:space="preserve"> policy.</w:t>
       </w:r>
     </w:p>
     <w:p>
@@ -2241,7 +3453,31 @@
         <w:rPr>
           <w:b w:val="0"/>
         </w:rPr>
-        <w:t>Use the worked case for Robustness across conditions. Proposed explanation: “The worked result establishes every future case”. Decide whether this explanation is supported.</w:t>
+        <w:t xml:space="preserve">A missing </w:t>
+      </w:r>
+      <w:r>
+        <w:rPr>
+          <w:b/>
+        </w:rPr>
+        <w:t>input</w:t>
+      </w:r>
+      <w:r>
+        <w:rPr>
+          <w:b w:val="0"/>
+        </w:rPr>
+        <w:t xml:space="preserve"> may be replaced without recording the change: A replacement changes the </w:t>
+      </w:r>
+      <w:r>
+        <w:rPr>
+          <w:b/>
+        </w:rPr>
+        <w:t>evidence</w:t>
+      </w:r>
+      <w:r>
+        <w:rPr>
+          <w:b w:val="0"/>
+        </w:rPr>
+        <w:t xml:space="preserve"> or contract. Record the change and its justification; do not silently turn unknown into a measured value.</w:t>
       </w:r>
     </w:p>
     <w:p>
@@ -2252,294 +3488,62 @@
         <w:rPr>
           <w:b w:val="0"/>
         </w:rPr>
-        <w:t>Point to the step or supplied fact that decides; explain your repair if needed.</w:t>
+        <w:t xml:space="preserve">Repeating an assessed case is new independent </w:t>
+      </w:r>
+      <w:r>
+        <w:rPr>
+          <w:b/>
+        </w:rPr>
+        <w:t>evidence</w:t>
+      </w:r>
+      <w:r>
+        <w:rPr>
+          <w:b w:val="0"/>
+        </w:rPr>
+        <w:t>: A replay checks consistency. An example used for feedback or revision cannot later be described as untouched final evaluation.</w:t>
       </w:r>
     </w:p>
     <w:p>
       <w:pPr>
-        <w:pStyle w:val="Heading3"/>
-      </w:pPr>
-      <w:r>
-        <w:t>Expected repair</w:t>
+        <w:spacing w:line="336" w:lineRule="auto" w:after="180"/>
+      </w:pPr>
+      <w:r>
+        <w:rPr>
+          <w:b w:val="0"/>
+        </w:rPr>
+        <w:t xml:space="preserve">Use Section 9 for the </w:t>
+      </w:r>
+      <w:r>
+        <w:rPr>
+          <w:b/>
+        </w:rPr>
+        <w:t>evidence</w:t>
+      </w:r>
+      <w:r>
+        <w:rPr>
+          <w:b w:val="0"/>
+        </w:rPr>
+        <w:t xml:space="preserve"> ledger. Add a boundary or missing-</w:t>
+      </w:r>
+      <w:r>
+        <w:rPr>
+          <w:b/>
+        </w:rPr>
+        <w:t>input</w:t>
+      </w:r>
+      <w:r>
+        <w:rPr>
+          <w:b w:val="0"/>
+        </w:rPr>
+        <w:t xml:space="preserve"> case and record the expected response before checking. More successful repeats of one case do not establish wider coverage.</w:t>
       </w:r>
     </w:p>
     <w:p>
       <w:pPr>
-        <w:spacing w:line="336" w:lineRule="auto" w:after="180"/>
-        <w:shd w:fill="F1F6FC"/>
-      </w:pPr>
-      <w:r>
-        <w:rPr>
-          <w:b w:val="0"/>
-        </w:rPr>
-        <w:t xml:space="preserve">Expected correction: Robustness is bounded by the tested variations and independent </w:t>
-      </w:r>
-      <w:r>
-        <w:rPr>
-          <w:b/>
-        </w:rPr>
-        <w:t>evidence</w:t>
-      </w:r>
-      <w:r>
-        <w:rPr>
-          <w:b w:val="0"/>
-        </w:rPr>
-        <w:t xml:space="preserve"> policy.</w:t>
-      </w:r>
-    </w:p>
-    <w:p>
-      <w:pPr>
-        <w:spacing w:line="336" w:lineRule="auto" w:after="180"/>
-      </w:pPr>
-      <w:r>
-        <w:rPr>
-          <w:b w:val="0"/>
-        </w:rPr>
-        <w:t>Collect explanations, not only yes/no votes. If a misunderstanding is common, re-model the relevant step for the class.</w:t>
-      </w:r>
-    </w:p>
-    <w:p>
-      <w:pPr>
-        <w:spacing w:line="336" w:lineRule="auto" w:after="180"/>
-      </w:pPr>
-      <w:r>
-        <w:rPr>
-          <w:b w:val="0"/>
-        </w:rPr>
-        <w:t>If it affects a few learners, give a short targeted group explanation while others solve a more demanding variation.</w:t>
-      </w:r>
-    </w:p>
-    <w:p>
-      <w:pPr>
-        <w:pStyle w:val="Heading3"/>
-      </w:pPr>
-      <w:r>
-        <w:t>Pictorial practice question</w:t>
-      </w:r>
-    </w:p>
-    <w:p>
-      <w:pPr>
-        <w:spacing w:line="336" w:lineRule="auto" w:after="180"/>
-        <w:shd w:fill="F5F1FB"/>
-      </w:pPr>
-      <w:r>
-        <w:rPr>
-          <w:b w:val="0"/>
-        </w:rPr>
-        <w:t>Calculate indoor, outdoor and combined rates. Which relevant weakness disappears from view when only the combined rate is reported?</w:t>
-      </w:r>
-    </w:p>
-    <w:p>
-      <w:pPr>
-        <w:pStyle w:val="Heading3"/>
-      </w:pPr>
-      <w:r>
-        <w:t>Reasoned teacher answer</w:t>
-      </w:r>
-    </w:p>
-    <w:p>
-      <w:pPr>
-        <w:spacing w:line="336" w:lineRule="auto" w:after="180"/>
-      </w:pPr>
-      <w:r>
-        <w:rPr>
-          <w:b w:val="0"/>
-        </w:rPr>
-        <w:t>Each condition has eight labelled cases. Indoor is 87.5%; outdoor is 37.5%. The large observed gap motivates investigation rather than claiming condition independence.</w:t>
-      </w:r>
-    </w:p>
-    <w:p>
-      <w:pPr>
-        <w:spacing w:line="336" w:lineRule="auto" w:after="180"/>
-      </w:pPr>
-      <w:r>
-        <w:rPr>
-          <w:b w:val="0"/>
-        </w:rPr>
-        <w:t>Changed case: The arithmetic is correct, but the condition gap becomes hidden. Combining records discards the slice distinction relevant to the deployment goal.</w:t>
-      </w:r>
-    </w:p>
-    <w:p>
-      <w:pPr>
-        <w:spacing w:line="336" w:lineRule="auto" w:after="180"/>
-      </w:pPr>
-      <w:r>
-        <w:rPr>
-          <w:b w:val="0"/>
-        </w:rPr>
-        <w:t>Changed-case reasoning: The arithmetic is correct, but the condition gap becomes hidden. Combining records discards the slice distinction relevant to the deployment goal.</w:t>
-      </w:r>
-    </w:p>
-    <w:p>
-      <w:pPr>
-        <w:spacing w:line="336" w:lineRule="auto" w:after="180"/>
-      </w:pPr>
-      <w:r>
-        <w:rPr>
-          <w:b w:val="0"/>
-        </w:rPr>
-        <w:t xml:space="preserve">Collect each learner’s explanation before discussion. Use the first missing connection between </w:t>
-      </w:r>
-      <w:r>
-        <w:rPr>
-          <w:b/>
-        </w:rPr>
-        <w:t>input</w:t>
-      </w:r>
-      <w:r>
-        <w:rPr>
-          <w:b w:val="0"/>
-        </w:rPr>
-        <w:t xml:space="preserve">, deciding step and result to choose support. This question is worked-case practice, not fresh mastery </w:t>
-      </w:r>
-      <w:r>
-        <w:rPr>
-          <w:b/>
-        </w:rPr>
-        <w:t>evidence</w:t>
-      </w:r>
-      <w:r>
-        <w:rPr>
-          <w:b w:val="0"/>
-        </w:rPr>
-        <w:t>.</w:t>
-      </w:r>
-    </w:p>
-    <w:p>
-      <w:pPr>
-        <w:pStyle w:val="Heading1"/>
-      </w:pPr>
-      <w:r>
-        <w:t>04. Run the investigation and diagnose misconceptions</w:t>
-      </w:r>
-    </w:p>
-    <w:p>
-      <w:r>
-        <w:t>Run the Robustness across conditions investigation and use the first unsupported step to choose a teaching response.</w:t>
-      </w:r>
-    </w:p>
-    <w:p>
-      <w:pPr>
-        <w:spacing w:line="336" w:lineRule="auto" w:after="180"/>
-      </w:pPr>
-      <w:r>
-        <w:rPr>
-          <w:b w:val="0"/>
-        </w:rPr>
-        <w:t xml:space="preserve">The worked result establishes every future case: Robustness is bounded by the tested variations and independent </w:t>
-      </w:r>
-      <w:r>
-        <w:rPr>
-          <w:b/>
-        </w:rPr>
-        <w:t>evidence</w:t>
-      </w:r>
-      <w:r>
-        <w:rPr>
-          <w:b w:val="0"/>
-        </w:rPr>
-        <w:t xml:space="preserve"> policy.</w:t>
-      </w:r>
-    </w:p>
-    <w:p>
-      <w:pPr>
-        <w:spacing w:line="336" w:lineRule="auto" w:after="180"/>
-      </w:pPr>
-      <w:r>
-        <w:rPr>
-          <w:b w:val="0"/>
-        </w:rPr>
-        <w:t xml:space="preserve">A missing </w:t>
-      </w:r>
-      <w:r>
-        <w:rPr>
-          <w:b/>
-        </w:rPr>
-        <w:t>input</w:t>
-      </w:r>
-      <w:r>
-        <w:rPr>
-          <w:b w:val="0"/>
-        </w:rPr>
-        <w:t xml:space="preserve"> may be replaced without recording the change: A replacement changes the </w:t>
-      </w:r>
-      <w:r>
-        <w:rPr>
-          <w:b/>
-        </w:rPr>
-        <w:t>evidence</w:t>
-      </w:r>
-      <w:r>
-        <w:rPr>
-          <w:b w:val="0"/>
-        </w:rPr>
-        <w:t xml:space="preserve"> or contract. Record the change and its justification; do not silently turn unknown into a measured value.</w:t>
-      </w:r>
-    </w:p>
-    <w:p>
-      <w:pPr>
-        <w:spacing w:line="336" w:lineRule="auto" w:after="180"/>
-      </w:pPr>
-      <w:r>
-        <w:rPr>
-          <w:b w:val="0"/>
-        </w:rPr>
-        <w:t xml:space="preserve">Repeating an assessed case is new independent </w:t>
-      </w:r>
-      <w:r>
-        <w:rPr>
-          <w:b/>
-        </w:rPr>
-        <w:t>evidence</w:t>
-      </w:r>
-      <w:r>
-        <w:rPr>
-          <w:b w:val="0"/>
-        </w:rPr>
-        <w:t>: A replay checks consistency. An example used for feedback or revision cannot later be described as untouched final evaluation.</w:t>
-      </w:r>
-    </w:p>
-    <w:p>
-      <w:pPr>
-        <w:spacing w:line="336" w:lineRule="auto" w:after="180"/>
-      </w:pPr>
-      <w:r>
-        <w:rPr>
-          <w:b w:val="0"/>
-        </w:rPr>
-        <w:t xml:space="preserve">Use Section 9 for the </w:t>
-      </w:r>
-      <w:r>
-        <w:rPr>
-          <w:b/>
-        </w:rPr>
-        <w:t>evidence</w:t>
-      </w:r>
-      <w:r>
-        <w:rPr>
-          <w:b w:val="0"/>
-        </w:rPr>
-        <w:t xml:space="preserve"> ledger. Add a boundary or missing-</w:t>
-      </w:r>
-      <w:r>
-        <w:rPr>
-          <w:b/>
-        </w:rPr>
-        <w:t>input</w:t>
-      </w:r>
-      <w:r>
-        <w:rPr>
-          <w:b w:val="0"/>
-        </w:rPr>
-        <w:t xml:space="preserve"> case and record the expected response before checking. More successful repeats of one case do not establish wider coverage.</w:t>
-      </w:r>
-    </w:p>
-    <w:p>
-      <w:pPr>
-        <w:pStyle w:val="Heading3"/>
-      </w:pPr>
-      <w:r>
-        <w:t>Match the support to the first error</w:t>
+        <w:pStyle w:val="Heading2"/>
+      </w:pPr>
+      <w:r>
+        <w:t>Choose accessible support</w:t>
       </w:r>
     </w:p>
     <w:tbl>
@@ -2712,69 +3716,39 @@
     </w:p>
     <w:p>
       <w:pPr>
-        <w:pStyle w:val="Heading1"/>
-      </w:pPr>
-      <w:r>
-        <w:t>05. Assess and explain the answers</w:t>
+        <w:pStyle w:val="Heading2"/>
+      </w:pPr>
+      <w:r>
+        <w:t>Earlier wording, alternatives and picture transcripts · reference / check after trying</w:t>
       </w:r>
     </w:p>
     <w:p>
-      <w:r>
-        <w:t>Use the Robustness across conditions questions, teacher keys and criteria after the relevant attempts. Previously discussed cases are practice; protect the separately selected independent task.</w:t>
+      <w:pPr>
+        <w:pStyle w:val="Heading3"/>
+      </w:pPr>
+      <w:r>
+        <w:t>Match the support to the first error</w:t>
       </w:r>
     </w:p>
     <w:p>
       <w:pPr>
-        <w:pStyle w:val="Heading3"/>
-      </w:pPr>
-      <w:r>
-        <w:t>Guided and exit questions</w:t>
+        <w:pStyle w:val="Heading1"/>
+      </w:pPr>
+      <w:r>
+        <w:t>05. Assess the new research scenario</w:t>
       </w:r>
     </w:p>
     <w:p>
-      <w:pPr>
-        <w:spacing w:line="336" w:lineRule="auto" w:after="180"/>
-      </w:pPr>
-      <w:r>
-        <w:rPr>
-          <w:b w:val="0"/>
-        </w:rPr>
-        <w:t xml:space="preserve">Guided: 90% versus50%; gap40 percentage points. The outdated-source condition is associated with lower quality here; inspect </w:t>
-      </w:r>
-      <w:r>
-        <w:rPr>
-          <w:b/>
-        </w:rPr>
-        <w:t>mechanism</w:t>
-      </w:r>
-      <w:r>
-        <w:rPr>
-          <w:b w:val="0"/>
-        </w:rPr>
-        <w:t>s before general causal claims.</w:t>
+      <w:r>
+        <w:t>Keep the selected answer private until after a first attempt.</w:t>
       </w:r>
     </w:p>
     <w:p>
       <w:pPr>
-        <w:spacing w:line="336" w:lineRule="auto" w:after="180"/>
-      </w:pPr>
-      <w:r>
-        <w:rPr>
-          <w:b w:val="0"/>
-        </w:rPr>
-        <w:t xml:space="preserve">Qualification: Robustness is bounded by the tested variations and independent </w:t>
-      </w:r>
-      <w:r>
-        <w:rPr>
-          <w:b/>
-        </w:rPr>
-        <w:t>evidence</w:t>
-      </w:r>
-      <w:r>
-        <w:rPr>
-          <w:b w:val="0"/>
-        </w:rPr>
-        <w:t xml:space="preserve"> policy.</w:t>
+        <w:pStyle w:val="Heading2"/>
+      </w:pPr>
+      <w:r>
+        <w:t>Selected independent task and checked answer</w:t>
       </w:r>
     </w:p>
     <w:p>
@@ -2785,595 +3759,26 @@
         <w:rPr>
           <w:b w:val="0"/>
         </w:rPr>
-        <w:t xml:space="preserve">Exit: accept a concrete variation with its predicted outcome and a stated condition that would challenge the </w:t>
-      </w:r>
-      <w:r>
-        <w:rPr>
-          <w:b/>
-        </w:rPr>
-        <w:t>mechanism</w:t>
-      </w:r>
-      <w:r>
-        <w:rPr>
-          <w:b w:val="0"/>
-        </w:rPr>
-        <w:t xml:space="preserve">; reject a claim resting on unmeasured </w:t>
-      </w:r>
-      <w:r>
-        <w:rPr>
-          <w:b/>
-        </w:rPr>
-        <w:t>evidence</w:t>
-      </w:r>
-      <w:r>
-        <w:rPr>
-          <w:b w:val="0"/>
-        </w:rPr>
-        <w:t>.</w:t>
+        <w:t>Selected case: Baseline/candidate on condition A:6/8, 7/8; condition B:5/8, 4/8. Compare paired rates.</w:t>
       </w:r>
     </w:p>
     <w:p>
       <w:pPr>
-        <w:pStyle w:val="Heading3"/>
-      </w:pPr>
-      <w:r>
-        <w:t>W1 Explain the mechanism</w:t>
+        <w:spacing w:line="336" w:lineRule="auto" w:after="180"/>
+      </w:pPr>
+      <w:r>
+        <w:rPr>
+          <w:b w:val="0"/>
+        </w:rPr>
+        <w:t>Teacher explanation: Candidate gains12.5 points inA but loses12.5 inB; overall11/16 for both. Aggregate equality hides condition differences.</w:t>
       </w:r>
     </w:p>
     <w:p>
       <w:pPr>
-        <w:pStyle w:val="Heading3"/>
-      </w:pPr>
-      <w:r>
-        <w:t>Workbook question · W1</w:t>
-      </w:r>
-    </w:p>
-    <w:p>
-      <w:pPr>
-        <w:spacing w:line="336" w:lineRule="auto" w:after="180"/>
-        <w:shd w:fill="F5F1FB"/>
-      </w:pPr>
-      <w:r>
-        <w:rPr>
-          <w:b w:val="0"/>
-        </w:rPr>
-        <w:t xml:space="preserve">Explain the weekly </w:t>
-      </w:r>
-      <w:r>
-        <w:rPr>
-          <w:b/>
-        </w:rPr>
-        <w:t>mechanism</w:t>
-      </w:r>
-      <w:r>
-        <w:rPr>
-          <w:b w:val="0"/>
-        </w:rPr>
-        <w:t xml:space="preserve"> in your own words. Use the worked scenario to name its </w:t>
-      </w:r>
-      <w:r>
-        <w:rPr>
-          <w:b/>
-        </w:rPr>
-        <w:t>input</w:t>
-      </w:r>
-      <w:r>
-        <w:rPr>
-          <w:b w:val="0"/>
-        </w:rPr>
-        <w:t xml:space="preserve">, decision rule and </w:t>
-      </w:r>
-      <w:r>
-        <w:rPr>
-          <w:b/>
-        </w:rPr>
-        <w:t>output</w:t>
-      </w:r>
-      <w:r>
-        <w:rPr>
-          <w:b w:val="0"/>
-        </w:rPr>
-        <w:t>.</w:t>
-      </w:r>
-    </w:p>
-    <w:p>
-      <w:pPr>
-        <w:pStyle w:val="Heading3"/>
-      </w:pPr>
-      <w:r>
-        <w:t>Teacher reasoning · W1</w:t>
-      </w:r>
-    </w:p>
-    <w:p>
-      <w:pPr>
-        <w:spacing w:line="336" w:lineRule="auto" w:after="180"/>
-        <w:shd w:fill="F1F6FC"/>
-      </w:pPr>
-      <w:r>
-        <w:rPr>
-          <w:b w:val="0"/>
-        </w:rPr>
-        <w:t xml:space="preserve">Teacher explanation: </w:t>
-      </w:r>
-      <w:r>
-        <w:rPr>
-          <w:b/>
-        </w:rPr>
-        <w:t>Robustness check</w:t>
-      </w:r>
-      <w:r>
-        <w:rPr>
-          <w:b w:val="0"/>
-        </w:rPr>
-        <w:t>s examine a frozen procedure under declared varied conditions. Performance differences do not by themselves identify cause. Keep baseline, metric and eligibility aligned across conditions.</w:t>
-      </w:r>
-    </w:p>
-    <w:p>
-      <w:pPr>
-        <w:spacing w:line="336" w:lineRule="auto" w:after="180"/>
-        <w:shd w:fill="F1F6FC"/>
-      </w:pPr>
-      <w:r>
-        <w:rPr>
-          <w:b w:val="0"/>
-        </w:rPr>
-        <w:t xml:space="preserve">Report condition counts and failures separately; new conditions may extend </w:t>
-      </w:r>
-      <w:r>
-        <w:rPr>
-          <w:b/>
-        </w:rPr>
-        <w:t>evidence</w:t>
-      </w:r>
-      <w:r>
-        <w:rPr>
-          <w:b w:val="0"/>
-        </w:rPr>
-        <w:t xml:space="preserve"> but cannot guarantee all conditions.</w:t>
-      </w:r>
-    </w:p>
-    <w:p>
-      <w:pPr>
-        <w:pStyle w:val="Heading3"/>
-      </w:pPr>
-      <w:r>
-        <w:t>W2 Trace the worked case</w:t>
-      </w:r>
-    </w:p>
-    <w:p>
-      <w:pPr>
-        <w:pStyle w:val="Heading3"/>
-      </w:pPr>
-      <w:r>
-        <w:t>Workbook question · W2</w:t>
-      </w:r>
-    </w:p>
-    <w:p>
-      <w:pPr>
-        <w:spacing w:line="336" w:lineRule="auto" w:after="180"/>
-        <w:shd w:fill="F5F1FB"/>
-      </w:pPr>
-      <w:r>
-        <w:rPr>
-          <w:b w:val="0"/>
-        </w:rPr>
-        <w:t>Method passes9/10 on current sources and5/10 on outdated sources. Show the intermediate steps and give the conclusion with its scope.</w:t>
-      </w:r>
-    </w:p>
-    <w:p>
-      <w:pPr>
-        <w:pStyle w:val="Heading3"/>
-      </w:pPr>
-      <w:r>
-        <w:t>Teacher reasoning · W2</w:t>
-      </w:r>
-    </w:p>
-    <w:p>
-      <w:pPr>
-        <w:spacing w:line="336" w:lineRule="auto" w:after="180"/>
-        <w:shd w:fill="F1F6FC"/>
-      </w:pPr>
-      <w:r>
-        <w:rPr>
-          <w:b w:val="0"/>
-        </w:rPr>
-        <w:t xml:space="preserve">Teacher explanation: 90% versus50%; gap40 percentage points. The outdated-source condition is associated with lower quality here; inspect </w:t>
-      </w:r>
-      <w:r>
-        <w:rPr>
-          <w:b/>
-        </w:rPr>
-        <w:t>mechanism</w:t>
-      </w:r>
-      <w:r>
-        <w:rPr>
-          <w:b w:val="0"/>
-        </w:rPr>
-        <w:t>s before general causal claims.</w:t>
-      </w:r>
-    </w:p>
-    <w:p>
-      <w:pPr>
-        <w:pStyle w:val="Heading3"/>
-      </w:pPr>
-      <w:r>
-        <w:t>W3 Audit the limit</w:t>
-      </w:r>
-    </w:p>
-    <w:p>
-      <w:pPr>
-        <w:pStyle w:val="Heading3"/>
-      </w:pPr>
-      <w:r>
-        <w:t>Workbook question · W3</w:t>
-      </w:r>
-    </w:p>
-    <w:p>
-      <w:pPr>
-        <w:spacing w:line="336" w:lineRule="auto" w:after="180"/>
-        <w:shd w:fill="F5F1FB"/>
-      </w:pPr>
-      <w:r>
-        <w:rPr>
-          <w:b w:val="0"/>
-        </w:rPr>
-        <w:t xml:space="preserve">A report omits this qualification: Robustness is bounded by the tested variations and independent </w:t>
-      </w:r>
-      <w:r>
-        <w:rPr>
-          <w:b/>
-        </w:rPr>
-        <w:t>evidence</w:t>
-      </w:r>
-      <w:r>
-        <w:rPr>
-          <w:b w:val="0"/>
-        </w:rPr>
-        <w:t xml:space="preserve"> policy. Explain how omitting it could change a reader's interpretation, and write an accurate replacement.</w:t>
-      </w:r>
-    </w:p>
-    <w:p>
-      <w:pPr>
-        <w:pStyle w:val="Heading3"/>
-      </w:pPr>
-      <w:r>
-        <w:t>Teacher reasoning · W3</w:t>
-      </w:r>
-    </w:p>
-    <w:p>
-      <w:pPr>
-        <w:spacing w:line="336" w:lineRule="auto" w:after="180"/>
-        <w:shd w:fill="F1F6FC"/>
-      </w:pPr>
-      <w:r>
-        <w:rPr>
-          <w:b w:val="0"/>
-        </w:rPr>
-        <w:t xml:space="preserve">Teacher explanation: Robustness is bounded by the tested variations and independent </w:t>
-      </w:r>
-      <w:r>
-        <w:rPr>
-          <w:b/>
-        </w:rPr>
-        <w:t>evidence</w:t>
-      </w:r>
-      <w:r>
-        <w:rPr>
-          <w:b w:val="0"/>
-        </w:rPr>
-        <w:t xml:space="preserve"> policy.</w:t>
-      </w:r>
-    </w:p>
-    <w:p>
-      <w:pPr>
-        <w:spacing w:line="336" w:lineRule="auto" w:after="180"/>
-        <w:shd w:fill="F1F6FC"/>
-      </w:pPr>
-      <w:r>
-        <w:rPr>
-          <w:b w:val="0"/>
-        </w:rPr>
-        <w:t xml:space="preserve">State the observed result separately from the unverified or out-of-scope claim; preserve the original </w:t>
-      </w:r>
-      <w:r>
-        <w:rPr>
-          <w:b/>
-        </w:rPr>
-        <w:t>evidence</w:t>
-      </w:r>
-      <w:r>
-        <w:rPr>
-          <w:b w:val="0"/>
-        </w:rPr>
-        <w:t xml:space="preserve"> rather than inventing a missing fact.</w:t>
-      </w:r>
-    </w:p>
-    <w:p>
-      <w:pPr>
-        <w:pStyle w:val="Heading3"/>
-      </w:pPr>
-      <w:r>
-        <w:t>W4 Apply a new case independently</w:t>
-      </w:r>
-    </w:p>
-    <w:p>
-      <w:pPr>
-        <w:pStyle w:val="Heading3"/>
-      </w:pPr>
-      <w:r>
-        <w:t>Workbook question · W4</w:t>
-      </w:r>
-    </w:p>
-    <w:p>
-      <w:pPr>
-        <w:spacing w:line="336" w:lineRule="auto" w:after="180"/>
-        <w:shd w:fill="F5F1FB"/>
-      </w:pPr>
-      <w:r>
-        <w:rPr>
-          <w:b w:val="0"/>
-        </w:rPr>
-        <w:t>Baseline/candidate on conditionA:6/8, 7/8; conditionB:5/8, 4/8. Compare paired rates.</w:t>
-      </w:r>
-    </w:p>
-    <w:p>
-      <w:pPr>
-        <w:pStyle w:val="Heading3"/>
-      </w:pPr>
-      <w:r>
-        <w:t>Teacher reasoning · W4</w:t>
-      </w:r>
-    </w:p>
-    <w:p>
-      <w:pPr>
-        <w:spacing w:line="336" w:lineRule="auto" w:after="180"/>
-        <w:shd w:fill="F1F6FC"/>
-      </w:pPr>
-      <w:r>
-        <w:rPr>
-          <w:b w:val="0"/>
-        </w:rPr>
-        <w:t>Teacher explanation: Candidate gains12.5 points inA but loses12.5 inB; overall11/16 for both. Aggregate equality hides condition differences.</w:t>
-      </w:r>
-    </w:p>
-    <w:p>
-      <w:pPr>
-        <w:pStyle w:val="Heading3"/>
-      </w:pPr>
-      <w:r>
-        <w:t>W5 Design a revealing follow-up</w:t>
-      </w:r>
-    </w:p>
-    <w:p>
-      <w:pPr>
-        <w:pStyle w:val="Heading3"/>
-      </w:pPr>
-      <w:r>
-        <w:t>Workbook question · W5</w:t>
-      </w:r>
-    </w:p>
-    <w:p>
-      <w:pPr>
-        <w:spacing w:line="336" w:lineRule="auto" w:after="180"/>
-        <w:shd w:fill="F5F1FB"/>
-      </w:pPr>
-      <w:r>
-        <w:rPr>
-          <w:b w:val="0"/>
-        </w:rPr>
-        <w:t>For the worked scenario, propose one additional case that could reveal a failure, describe its expected outcome before running it, and explain what would need to remain fixed for a fair comparison.</w:t>
-      </w:r>
-    </w:p>
-    <w:p>
-      <w:pPr>
-        <w:spacing w:line="336" w:lineRule="auto" w:after="180"/>
-        <w:shd w:fill="F5F1FB"/>
-      </w:pPr>
-      <w:r>
-        <w:rPr>
-          <w:b w:val="0"/>
-        </w:rPr>
-        <w:t>Do not reuse W4 as a new final test after receiving feedback.</w:t>
-      </w:r>
-    </w:p>
-    <w:p>
-      <w:pPr>
-        <w:pStyle w:val="Heading3"/>
-      </w:pPr>
-      <w:r>
-        <w:t>Teacher reasoning · W5</w:t>
-      </w:r>
-    </w:p>
-    <w:p>
-      <w:pPr>
-        <w:spacing w:line="336" w:lineRule="auto" w:after="180"/>
-        <w:shd w:fill="F1F6FC"/>
-      </w:pPr>
-      <w:r>
-        <w:rPr>
-          <w:b w:val="0"/>
-        </w:rPr>
-        <w:t xml:space="preserve">Teacher explanation: Accept a concrete variant of the worked </w:t>
-      </w:r>
-      <w:r>
-        <w:rPr>
-          <w:b/>
-        </w:rPr>
-        <w:t>input</w:t>
-      </w:r>
-      <w:r>
-        <w:rPr>
-          <w:b w:val="0"/>
-        </w:rPr>
-        <w:t xml:space="preserve"> or a missing/conflicting/boundary condition, with an expectation derived from the declared procedure.</w:t>
-      </w:r>
-    </w:p>
-    <w:p>
-      <w:pPr>
-        <w:spacing w:line="336" w:lineRule="auto" w:after="180"/>
-        <w:shd w:fill="F1F6FC"/>
-      </w:pPr>
-      <w:r>
-        <w:rPr>
-          <w:b w:val="0"/>
-        </w:rPr>
-        <w:t xml:space="preserve">Require preserved settings, original </w:t>
-      </w:r>
-      <w:r>
-        <w:rPr>
-          <w:b/>
-        </w:rPr>
-        <w:t>output</w:t>
-      </w:r>
-      <w:r>
-        <w:rPr>
-          <w:b w:val="0"/>
-        </w:rPr>
-        <w:t xml:space="preserve">s and data roles. Robustness is bounded by the tested variations and independent </w:t>
-      </w:r>
-      <w:r>
-        <w:rPr>
-          <w:b/>
-        </w:rPr>
-        <w:t>evidence</w:t>
-      </w:r>
-      <w:r>
-        <w:rPr>
-          <w:b w:val="0"/>
-        </w:rPr>
-        <w:t xml:space="preserve"> policy.</w:t>
-      </w:r>
-    </w:p>
-    <w:p>
-      <w:pPr>
-        <w:spacing w:line="336" w:lineRule="auto" w:after="180"/>
-        <w:shd w:fill="F1F6FC"/>
-      </w:pPr>
-      <w:r>
-        <w:rPr>
-          <w:b w:val="0"/>
-        </w:rPr>
-        <w:t xml:space="preserve">The new case should test this particular </w:t>
-      </w:r>
-      <w:r>
-        <w:rPr>
-          <w:b/>
-        </w:rPr>
-        <w:t>mechanism</w:t>
-      </w:r>
-      <w:r>
-        <w:rPr>
-          <w:b w:val="0"/>
-        </w:rPr>
-        <w:t xml:space="preserve"> rather than merely restate the original result.</w:t>
-      </w:r>
-    </w:p>
-    <w:p>
-      <w:pPr>
-        <w:pStyle w:val="Heading3"/>
-      </w:pPr>
-      <w:r>
-        <w:t>Independent assessment and fresh retry</w:t>
-      </w:r>
-    </w:p>
-    <w:p>
-      <w:pPr>
-        <w:pStyle w:val="Heading3"/>
-      </w:pPr>
-      <w:r>
-        <w:t>Teacher key · Independent assessment and fresh retry</w:t>
-      </w:r>
-    </w:p>
-    <w:p>
-      <w:pPr>
-        <w:spacing w:line="336" w:lineRule="auto" w:after="180"/>
-        <w:shd w:fill="F1F6FC"/>
-      </w:pPr>
-      <w:r>
-        <w:rPr>
-          <w:b w:val="0"/>
-        </w:rPr>
-        <w:t>W4: Candidate gains12.5 points inA but loses12.5 inB; overall11/16 for both. Aggregate equality hides condition differences. Require intermediate reasoning and the stated scope.</w:t>
-      </w:r>
-    </w:p>
-    <w:p>
-      <w:pPr>
-        <w:spacing w:line="336" w:lineRule="auto" w:after="180"/>
-        <w:shd w:fill="F1F6FC"/>
-      </w:pPr>
-      <w:r>
-        <w:rPr>
-          <w:b w:val="0"/>
-        </w:rPr>
-        <w:t>Fresh retry: A baseline4/6, candidate5/6; B baseline5/6, candidate4/6. Expected reasoning: Gains/losses16.667 points; overall9/12 each. Preserve condition-specific findings.</w:t>
-      </w:r>
-    </w:p>
-    <w:p>
-      <w:pPr>
-        <w:spacing w:line="336" w:lineRule="auto" w:after="180"/>
-        <w:shd w:fill="F1F6FC"/>
-      </w:pPr>
-      <w:r>
-        <w:rPr>
-          <w:b w:val="0"/>
-        </w:rPr>
-        <w:t>If students need support, record it and reassess with another new case rather than awarding independence to a copied answer.</w:t>
-      </w:r>
-    </w:p>
-    <w:p>
-      <w:pPr>
-        <w:pStyle w:val="Heading3"/>
-      </w:pPr>
-      <w:r>
-        <w:t>Assess independent transfer</w:t>
-      </w:r>
-    </w:p>
-    <w:p>
-      <w:pPr>
-        <w:pStyle w:val="Heading3"/>
-      </w:pPr>
-      <w:r>
-        <w:t>Independent question · withhold the key</w:t>
-      </w:r>
-    </w:p>
-    <w:p>
-      <w:pPr>
-        <w:spacing w:line="336" w:lineRule="auto" w:after="180"/>
-        <w:shd w:fill="F5F1FB"/>
-      </w:pPr>
-      <w:r>
-        <w:rPr>
-          <w:b w:val="0"/>
-        </w:rPr>
-        <w:t>Selected case: Baseline/candidate on conditionA:6/8, 7/8; conditionB:5/8, 4/8. Compare paired rates.</w:t>
-      </w:r>
-    </w:p>
-    <w:p>
-      <w:pPr>
-        <w:pStyle w:val="Heading3"/>
-      </w:pPr>
-      <w:r>
-        <w:t>Selected case answer</w:t>
-      </w:r>
-    </w:p>
-    <w:p>
-      <w:pPr>
-        <w:pStyle w:val="Heading3"/>
-      </w:pPr>
-      <w:r>
-        <w:t>Teacher key · Selected case answer</w:t>
-      </w:r>
-    </w:p>
-    <w:p>
-      <w:pPr>
-        <w:spacing w:line="336" w:lineRule="auto" w:after="180"/>
-        <w:shd w:fill="F1F6FC"/>
-      </w:pPr>
-      <w:r>
-        <w:rPr>
-          <w:b w:val="0"/>
-        </w:rPr>
-        <w:t>Teacher explanation: Candidate gains12.5 points inA but loses12.5 inB; overall11/16 for both. Aggregate equality hides condition differences.</w:t>
+        <w:pStyle w:val="Heading2"/>
+      </w:pPr>
+      <w:r>
+        <w:t>Judge explanation,trace and limits</w:t>
       </w:r>
     </w:p>
     <w:tbl>
@@ -3480,54 +3885,55 @@
     </w:tbl>
     <w:p>
       <w:pPr>
-        <w:pStyle w:val="Heading3"/>
-      </w:pPr>
-      <w:r>
-        <w:t>Teacher key · Selected case answer</w:t>
+        <w:spacing w:line="336" w:lineRule="auto" w:after="180"/>
+      </w:pPr>
+      <w:r>
+        <w:rPr>
+          <w:b w:val="0"/>
+        </w:rPr>
+        <w:t>Record each dimension as not yet, with support, or independent. Accept a valid alternative procedure with a defensible trace.</w:t>
       </w:r>
     </w:p>
     <w:p>
       <w:pPr>
         <w:spacing w:line="336" w:lineRule="auto" w:after="180"/>
-        <w:shd w:fill="F1F6FC"/>
       </w:pPr>
       <w:r>
         <w:rPr>
           <w:b w:val="0"/>
         </w:rPr>
-        <w:t>Record each dimension as not yet, with support, or independent. Accept a valid alternative procedure with a defensible trace.</w:t>
+        <w:t xml:space="preserve">Do not penalise an honestly recorded model failure if the learner correctly explains its </w:t>
+      </w:r>
+      <w:r>
+        <w:rPr>
+          <w:b/>
+        </w:rPr>
+        <w:t>evidence</w:t>
+      </w:r>
+      <w:r>
+        <w:rPr>
+          <w:b w:val="0"/>
+        </w:rPr>
+        <w:t xml:space="preserve"> and limits.</w:t>
       </w:r>
     </w:p>
     <w:p>
       <w:pPr>
-        <w:spacing w:line="336" w:lineRule="auto" w:after="180"/>
-        <w:shd w:fill="F1F6FC"/>
-      </w:pPr>
-      <w:r>
-        <w:rPr>
-          <w:b w:val="0"/>
-        </w:rPr>
-        <w:t xml:space="preserve">Do not penalise an honestly recorded model failure if the learner correctly explains its </w:t>
-      </w:r>
-      <w:r>
-        <w:rPr>
-          <w:b/>
-        </w:rPr>
-        <w:t>evidence</w:t>
-      </w:r>
-      <w:r>
-        <w:rPr>
-          <w:b w:val="0"/>
-        </w:rPr>
-        <w:t xml:space="preserve"> and limits.</w:t>
+        <w:pStyle w:val="Heading2"/>
+      </w:pPr>
+      <w:r>
+        <w:t>Give one usable repair</w:t>
       </w:r>
     </w:p>
     <w:p>
       <w:pPr>
-        <w:pStyle w:val="Heading3"/>
-      </w:pPr>
-      <w:r>
-        <w:t>Feedback that the learner uses</w:t>
+        <w:spacing w:line="336" w:lineRule="auto" w:after="180"/>
+      </w:pPr>
+      <w:r>
+        <w:rPr>
+          <w:b w:val="0"/>
+        </w:rPr>
+        <w:t>Name the earliest unsupported step and give one action to repair it. Have the learner make that repair now and explain why. Then assess the relevant skill on a fresh, fully specified case.</w:t>
       </w:r>
     </w:p>
     <w:p>
@@ -3538,31 +3944,85 @@
         <w:rPr>
           <w:b w:val="0"/>
         </w:rPr>
-        <w:t>Name the earliest unsupported step and give one action to repair it. Have the learner make that repair now and explain why. Then assess the relevant skill on a fresh, fully specified case.</w:t>
+        <w:t>Confirm it was not previously practised with feedback; solve and check the new case before assigning it. A follow-up design prompt is a starting brief, not automatically an equivalent test.</w:t>
       </w:r>
     </w:p>
     <w:p>
       <w:pPr>
-        <w:spacing w:line="336" w:lineRule="auto" w:after="180"/>
-      </w:pPr>
-      <w:r>
-        <w:rPr>
-          <w:b w:val="0"/>
-        </w:rPr>
-        <w:t>Confirm it was not previously practised with feedback; solve and check the new case before assigning it. A follow-up design prompt is a starting brief, not automatically an equivalent test.</w:t>
+        <w:pStyle w:val="Heading2"/>
+      </w:pPr>
+      <w:r>
+        <w:t>W1 Explain the mechanism</w:t>
       </w:r>
     </w:p>
     <w:p>
       <w:pPr>
-        <w:pStyle w:val="Heading1"/>
-      </w:pPr>
-      <w:r>
-        <w:t>06. Connect the project, support and next lesson</w:t>
+        <w:spacing w:line="336" w:lineRule="auto" w:after="180"/>
+      </w:pPr>
+      <w:r>
+        <w:rPr>
+          <w:b w:val="0"/>
+        </w:rPr>
+        <w:t xml:space="preserve">Explain the weekly </w:t>
+      </w:r>
+      <w:r>
+        <w:rPr>
+          <w:b/>
+        </w:rPr>
+        <w:t>mechanism</w:t>
+      </w:r>
+      <w:r>
+        <w:rPr>
+          <w:b w:val="0"/>
+        </w:rPr>
+        <w:t xml:space="preserve"> in your own words. Use the worked scenario to name its </w:t>
+      </w:r>
+      <w:r>
+        <w:rPr>
+          <w:b/>
+        </w:rPr>
+        <w:t>input</w:t>
+      </w:r>
+      <w:r>
+        <w:rPr>
+          <w:b w:val="0"/>
+        </w:rPr>
+        <w:t xml:space="preserve">, decision rule and </w:t>
+      </w:r>
+      <w:r>
+        <w:rPr>
+          <w:b/>
+        </w:rPr>
+        <w:t>output</w:t>
+      </w:r>
+      <w:r>
+        <w:rPr>
+          <w:b w:val="0"/>
+        </w:rPr>
+        <w:t>.</w:t>
       </w:r>
     </w:p>
     <w:p>
-      <w:r>
-        <w:t>Connect Robustness across conditions to Reproducible AI Research Study, adapt support and plan a later changed-case check.</w:t>
+      <w:pPr>
+        <w:spacing w:line="336" w:lineRule="auto" w:after="180"/>
+      </w:pPr>
+      <w:r>
+        <w:rPr>
+          <w:b w:val="0"/>
+        </w:rPr>
+        <w:t xml:space="preserve">Teacher explanation: </w:t>
+      </w:r>
+      <w:r>
+        <w:rPr>
+          <w:b/>
+        </w:rPr>
+        <w:t>Robustness check</w:t>
+      </w:r>
+      <w:r>
+        <w:rPr>
+          <w:b w:val="0"/>
+        </w:rPr>
+        <w:t>s examine a frozen procedure under declared varied conditions. Performance differences do not by themselves identify cause. Keep baseline, metric and eligibility aligned across conditions.</w:t>
       </w:r>
     </w:p>
     <w:p>
@@ -3573,7 +4033,7 @@
         <w:rPr>
           <w:b w:val="0"/>
         </w:rPr>
-        <w:t xml:space="preserve">Add a labelled robustness across conditions </w:t>
+        <w:t xml:space="preserve">Report condition counts and failures separately; new conditions may extend </w:t>
       </w:r>
       <w:r>
         <w:rPr>
@@ -3585,54 +4045,15 @@
         <w:rPr>
           <w:b w:val="0"/>
         </w:rPr>
-        <w:t xml:space="preserve"> sheet to Reproducible AI Research Study. Show how you can explain the </w:t>
-      </w:r>
-      <w:r>
-        <w:rPr>
-          <w:b/>
-        </w:rPr>
-        <w:t>mechanism</w:t>
-      </w:r>
-      <w:r>
-        <w:rPr>
-          <w:b w:val="0"/>
-        </w:rPr>
-        <w:t xml:space="preserve"> and terminology of robustness across conditions.</w:t>
+        <w:t xml:space="preserve"> but cannot guarantee all conditions.</w:t>
       </w:r>
     </w:p>
     <w:p>
       <w:pPr>
-        <w:spacing w:line="336" w:lineRule="auto" w:after="180"/>
-      </w:pPr>
-      <w:r>
-        <w:rPr>
-          <w:b w:val="0"/>
-        </w:rPr>
-        <w:t xml:space="preserve">Use the supplied fictional case and keep its </w:t>
-      </w:r>
-      <w:r>
-        <w:rPr>
-          <w:b/>
-        </w:rPr>
-        <w:t>input</w:t>
-      </w:r>
-      <w:r>
-        <w:rPr>
-          <w:b w:val="0"/>
-        </w:rPr>
-        <w:t xml:space="preserve">s, intermediate steps, calculation or </w:t>
-      </w:r>
-      <w:r>
-        <w:rPr>
-          <w:b/>
-        </w:rPr>
-        <w:t>prediction</w:t>
-      </w:r>
-      <w:r>
-        <w:rPr>
-          <w:b w:val="0"/>
-        </w:rPr>
-        <w:t>, and limitation. Connect this record to last week’s record; a matching answer without a trace is insufficient.</w:t>
+        <w:pStyle w:val="Heading2"/>
+      </w:pPr>
+      <w:r>
+        <w:t>W2 Trace the worked case</w:t>
       </w:r>
     </w:p>
     <w:p>
@@ -3643,19 +4064,7 @@
         <w:rPr>
           <w:b w:val="0"/>
         </w:rPr>
-        <w:t xml:space="preserve">Provide an </w:t>
-      </w:r>
-      <w:r>
-        <w:rPr>
-          <w:b/>
-        </w:rPr>
-        <w:t>input</w:t>
-      </w:r>
-      <w:r>
-        <w:rPr>
-          <w:b w:val="0"/>
-        </w:rPr>
-        <w:t>/procedure/result/limit frame and a calculator when needed. Ask students to identify the first step before completing the whole trace.</w:t>
+        <w:t>Method passes 9/10 on current sources and 5/10 on outdated sources. Show the intermediate steps and give the conclusion with its scope.</w:t>
       </w:r>
     </w:p>
     <w:p>
@@ -3666,7 +4075,7 @@
         <w:rPr>
           <w:b w:val="0"/>
         </w:rPr>
-        <w:t xml:space="preserve">Extension: compare two concrete variants of this </w:t>
+        <w:t xml:space="preserve">Teacher explanation: 90% versus 50%; gap 40 percentage points. The outdated-source condition is associated with lower quality here; inspect </w:t>
       </w:r>
       <w:r>
         <w:rPr>
@@ -3678,30 +4087,15 @@
         <w:rPr>
           <w:b w:val="0"/>
         </w:rPr>
-        <w:t xml:space="preserve"> while holding unrelated conditions fixed; report both successful and unsuccessful outcomes.</w:t>
+        <w:t>s before general causal claims.</w:t>
       </w:r>
     </w:p>
     <w:p>
       <w:pPr>
-        <w:spacing w:line="336" w:lineRule="auto" w:after="180"/>
-      </w:pPr>
-      <w:r>
-        <w:rPr>
-          <w:b w:val="0"/>
-        </w:rPr>
-        <w:t xml:space="preserve">Next connection: Negative results and claim revision. Preserve the current case record and retrieve its </w:t>
-      </w:r>
-      <w:r>
-        <w:rPr>
-          <w:b/>
-        </w:rPr>
-        <w:t>evidence</w:t>
-      </w:r>
-      <w:r>
-        <w:rPr>
-          <w:b w:val="0"/>
-        </w:rPr>
-        <w:t xml:space="preserve"> boundary before moving on.</w:t>
+        <w:pStyle w:val="Heading2"/>
+      </w:pPr>
+      <w:r>
+        <w:t>W3 Audit the limit</w:t>
       </w:r>
     </w:p>
     <w:p>
@@ -3712,15 +4106,568 @@
         <w:rPr>
           <w:b w:val="0"/>
         </w:rPr>
-        <w:t>Retain the project ledger and assess a changed case after support. Check the relevant prerequisite before carrying this component forward.</w:t>
+        <w:t xml:space="preserve">A report omits this qualification: Robustness is bounded by the tested variations and independent </w:t>
+      </w:r>
+      <w:r>
+        <w:rPr>
+          <w:b/>
+        </w:rPr>
+        <w:t>evidence</w:t>
+      </w:r>
+      <w:r>
+        <w:rPr>
+          <w:b w:val="0"/>
+        </w:rPr>
+        <w:t xml:space="preserve"> policy. Explain how omitting it could change a reader's interpretation, and write an accurate replacement.</w:t>
       </w:r>
     </w:p>
     <w:p>
       <w:pPr>
+        <w:spacing w:line="336" w:lineRule="auto" w:after="180"/>
+      </w:pPr>
+      <w:r>
+        <w:rPr>
+          <w:b w:val="0"/>
+        </w:rPr>
+        <w:t xml:space="preserve">Teacher explanation: Robustness is bounded by the tested variations and independent </w:t>
+      </w:r>
+      <w:r>
+        <w:rPr>
+          <w:b/>
+        </w:rPr>
+        <w:t>evidence</w:t>
+      </w:r>
+      <w:r>
+        <w:rPr>
+          <w:b w:val="0"/>
+        </w:rPr>
+        <w:t xml:space="preserve"> policy.</w:t>
+      </w:r>
+    </w:p>
+    <w:p>
+      <w:pPr>
+        <w:spacing w:line="336" w:lineRule="auto" w:after="180"/>
+      </w:pPr>
+      <w:r>
+        <w:rPr>
+          <w:b w:val="0"/>
+        </w:rPr>
+        <w:t xml:space="preserve">State the observed result separately from the unverified or out-of-scope claim; preserve the original </w:t>
+      </w:r>
+      <w:r>
+        <w:rPr>
+          <w:b/>
+        </w:rPr>
+        <w:t>evidence</w:t>
+      </w:r>
+      <w:r>
+        <w:rPr>
+          <w:b w:val="0"/>
+        </w:rPr>
+        <w:t xml:space="preserve"> rather than inventing a missing fact.</w:t>
+      </w:r>
+    </w:p>
+    <w:p>
+      <w:pPr>
+        <w:pStyle w:val="Heading2"/>
+      </w:pPr>
+      <w:r>
+        <w:t>W5 Design a revealing follow-up</w:t>
+      </w:r>
+    </w:p>
+    <w:p>
+      <w:pPr>
+        <w:spacing w:line="336" w:lineRule="auto" w:after="180"/>
+      </w:pPr>
+      <w:r>
+        <w:rPr>
+          <w:b w:val="0"/>
+        </w:rPr>
+        <w:t>For the worked scenario, propose one additional case that could reveal a failure, describe its expected outcome before running it, and explain what would need to remain fixed for a fair comparison.</w:t>
+      </w:r>
+    </w:p>
+    <w:p>
+      <w:pPr>
+        <w:spacing w:line="336" w:lineRule="auto" w:after="180"/>
+      </w:pPr>
+      <w:r>
+        <w:rPr>
+          <w:b w:val="0"/>
+        </w:rPr>
+        <w:t>Do not reuse W4 as a new final test after receiving feedback.</w:t>
+      </w:r>
+    </w:p>
+    <w:p>
+      <w:pPr>
+        <w:spacing w:line="336" w:lineRule="auto" w:after="180"/>
+      </w:pPr>
+      <w:r>
+        <w:rPr>
+          <w:b w:val="0"/>
+        </w:rPr>
+        <w:t xml:space="preserve">Teacher explanation: Accept a concrete variant of the worked </w:t>
+      </w:r>
+      <w:r>
+        <w:rPr>
+          <w:b/>
+        </w:rPr>
+        <w:t>input</w:t>
+      </w:r>
+      <w:r>
+        <w:rPr>
+          <w:b w:val="0"/>
+        </w:rPr>
+        <w:t xml:space="preserve"> or a missing/conflicting/boundary condition, with an expectation derived from the declared procedure.</w:t>
+      </w:r>
+    </w:p>
+    <w:p>
+      <w:pPr>
+        <w:spacing w:line="336" w:lineRule="auto" w:after="180"/>
+      </w:pPr>
+      <w:r>
+        <w:rPr>
+          <w:b w:val="0"/>
+        </w:rPr>
+        <w:t xml:space="preserve">Require preserved settings, original </w:t>
+      </w:r>
+      <w:r>
+        <w:rPr>
+          <w:b/>
+        </w:rPr>
+        <w:t>output</w:t>
+      </w:r>
+      <w:r>
+        <w:rPr>
+          <w:b w:val="0"/>
+        </w:rPr>
+        <w:t xml:space="preserve">s and data roles. Robustness is bounded by the tested variations and independent </w:t>
+      </w:r>
+      <w:r>
+        <w:rPr>
+          <w:b/>
+        </w:rPr>
+        <w:t>evidence</w:t>
+      </w:r>
+      <w:r>
+        <w:rPr>
+          <w:b w:val="0"/>
+        </w:rPr>
+        <w:t xml:space="preserve"> policy.</w:t>
+      </w:r>
+    </w:p>
+    <w:p>
+      <w:pPr>
+        <w:spacing w:line="336" w:lineRule="auto" w:after="180"/>
+      </w:pPr>
+      <w:r>
+        <w:rPr>
+          <w:b w:val="0"/>
+        </w:rPr>
+        <w:t xml:space="preserve">The new case should test this particular </w:t>
+      </w:r>
+      <w:r>
+        <w:rPr>
+          <w:b/>
+        </w:rPr>
+        <w:t>mechanism</w:t>
+      </w:r>
+      <w:r>
+        <w:rPr>
+          <w:b w:val="0"/>
+        </w:rPr>
+        <w:t xml:space="preserve"> rather than merely restate the original result.</w:t>
+      </w:r>
+    </w:p>
+    <w:p>
+      <w:pPr>
+        <w:pStyle w:val="Heading2"/>
+      </w:pPr>
+      <w:r>
+        <w:t>Earlier wording, alternatives and picture transcripts · reference / check after trying</w:t>
+      </w:r>
+    </w:p>
+    <w:p>
+      <w:pPr>
         <w:pStyle w:val="Heading3"/>
       </w:pPr>
       <w:r>
-        <w:t>Plan the delayed return</w:t>
+        <w:t>Guided and exit questions</w:t>
+      </w:r>
+    </w:p>
+    <w:p>
+      <w:pPr>
+        <w:spacing w:line="336" w:lineRule="auto" w:after="180"/>
+      </w:pPr>
+      <w:r>
+        <w:rPr>
+          <w:b w:val="0"/>
+        </w:rPr>
+        <w:t xml:space="preserve">Guided: 90% versus 50%; gap 40 percentage points. The outdated-source condition is associated with lower quality here; inspect </w:t>
+      </w:r>
+      <w:r>
+        <w:rPr>
+          <w:b/>
+        </w:rPr>
+        <w:t>mechanism</w:t>
+      </w:r>
+      <w:r>
+        <w:rPr>
+          <w:b w:val="0"/>
+        </w:rPr>
+        <w:t xml:space="preserve">s before general causal claims. Qualification: Robustness is bounded by the tested variations and independent </w:t>
+      </w:r>
+      <w:r>
+        <w:rPr>
+          <w:b/>
+        </w:rPr>
+        <w:t>evidence</w:t>
+      </w:r>
+      <w:r>
+        <w:rPr>
+          <w:b w:val="0"/>
+        </w:rPr>
+        <w:t xml:space="preserve"> policy. Exit: accept a concrete variation with its predicted outcome and a stated condition that would challenge the </w:t>
+      </w:r>
+      <w:r>
+        <w:rPr>
+          <w:b/>
+        </w:rPr>
+        <w:t>mechanism</w:t>
+      </w:r>
+      <w:r>
+        <w:rPr>
+          <w:b w:val="0"/>
+        </w:rPr>
+        <w:t xml:space="preserve">; reject a claim resting on unmeasured </w:t>
+      </w:r>
+      <w:r>
+        <w:rPr>
+          <w:b/>
+        </w:rPr>
+        <w:t>evidence</w:t>
+      </w:r>
+      <w:r>
+        <w:rPr>
+          <w:b w:val="0"/>
+        </w:rPr>
+        <w:t>.</w:t>
+      </w:r>
+    </w:p>
+    <w:p>
+      <w:pPr>
+        <w:pStyle w:val="Heading3"/>
+      </w:pPr>
+      <w:r>
+        <w:t>W1 Explain the mechanism</w:t>
+      </w:r>
+    </w:p>
+    <w:p>
+      <w:pPr>
+        <w:pStyle w:val="Heading3"/>
+      </w:pPr>
+      <w:r>
+        <w:t>W2 Trace the worked case</w:t>
+      </w:r>
+    </w:p>
+    <w:p>
+      <w:pPr>
+        <w:pStyle w:val="Heading3"/>
+      </w:pPr>
+      <w:r>
+        <w:t>W3 Audit the limit</w:t>
+      </w:r>
+    </w:p>
+    <w:p>
+      <w:pPr>
+        <w:pStyle w:val="Heading3"/>
+      </w:pPr>
+      <w:r>
+        <w:t>W4 Apply a new case independently</w:t>
+      </w:r>
+    </w:p>
+    <w:p>
+      <w:pPr>
+        <w:spacing w:line="336" w:lineRule="auto" w:after="180"/>
+      </w:pPr>
+      <w:r>
+        <w:rPr>
+          <w:b w:val="0"/>
+        </w:rPr>
+        <w:t>Baseline/candidate on condition A:6/8, 7/8; condition B:5/8, 4/8. Compare paired rates.</w:t>
+      </w:r>
+    </w:p>
+    <w:p>
+      <w:pPr>
+        <w:spacing w:line="336" w:lineRule="auto" w:after="180"/>
+      </w:pPr>
+      <w:r>
+        <w:rPr>
+          <w:b w:val="0"/>
+        </w:rPr>
+        <w:t>Teacher explanation: Candidate gains12.5 points inA but loses12.5 inB; overall11/16 for both. Aggregate equality hides condition differences.</w:t>
+      </w:r>
+    </w:p>
+    <w:p>
+      <w:pPr>
+        <w:pStyle w:val="Heading3"/>
+      </w:pPr>
+      <w:r>
+        <w:t>W5 Design a revealing follow-up</w:t>
+      </w:r>
+    </w:p>
+    <w:p>
+      <w:pPr>
+        <w:pStyle w:val="Heading3"/>
+      </w:pPr>
+      <w:r>
+        <w:t>Independent assessment and fresh retry</w:t>
+      </w:r>
+    </w:p>
+    <w:p>
+      <w:pPr>
+        <w:spacing w:line="336" w:lineRule="auto" w:after="180"/>
+      </w:pPr>
+      <w:r>
+        <w:rPr>
+          <w:b w:val="0"/>
+        </w:rPr>
+        <w:t>W4: Candidate gains12.5 points inA but loses12.5 inB; overall11/16 for both. Aggregate equality hides condition differences. Require intermediate reasoning and the stated scope.</w:t>
+      </w:r>
+    </w:p>
+    <w:p>
+      <w:pPr>
+        <w:spacing w:line="336" w:lineRule="auto" w:after="180"/>
+      </w:pPr>
+      <w:r>
+        <w:rPr>
+          <w:b w:val="0"/>
+        </w:rPr>
+        <w:t>Fresh retry: A baseline4/6, candidate5/6; B baseline5/6, candidate4/6. Expected reasoning: Gains/losses16.667 points; overall9/12 each. Preserve condition-specific findings.</w:t>
+      </w:r>
+    </w:p>
+    <w:p>
+      <w:pPr>
+        <w:spacing w:line="336" w:lineRule="auto" w:after="180"/>
+      </w:pPr>
+      <w:r>
+        <w:rPr>
+          <w:b w:val="0"/>
+        </w:rPr>
+        <w:t>If students need support, record it and reassess with another new case rather than awarding independence to a copied answer.</w:t>
+      </w:r>
+    </w:p>
+    <w:p>
+      <w:pPr>
+        <w:pStyle w:val="Heading3"/>
+      </w:pPr>
+      <w:r>
+        <w:t>Assess independent transfer</w:t>
+      </w:r>
+    </w:p>
+    <w:p>
+      <w:pPr>
+        <w:pStyle w:val="Heading3"/>
+      </w:pPr>
+      <w:r>
+        <w:t>Selected case answer</w:t>
+      </w:r>
+    </w:p>
+    <w:p>
+      <w:pPr>
+        <w:pStyle w:val="Heading3"/>
+      </w:pPr>
+      <w:r>
+        <w:t>Feedback that the learner uses</w:t>
+      </w:r>
+    </w:p>
+    <w:p>
+      <w:pPr>
+        <w:pStyle w:val="Heading1"/>
+      </w:pPr>
+      <w:r>
+        <w:t>06. Connect, support and revisit research reasoning</w:t>
+      </w:r>
+    </w:p>
+    <w:p>
+      <w:r>
+        <w:t>Use saved evidence and assumptions to choose the next question.</w:t>
+      </w:r>
+    </w:p>
+    <w:p>
+      <w:pPr>
+        <w:pStyle w:val="Heading2"/>
+      </w:pPr>
+      <w:r>
+        <w:t>Project and next-week bridge</w:t>
+      </w:r>
+    </w:p>
+    <w:p>
+      <w:pPr>
+        <w:spacing w:line="336" w:lineRule="auto" w:after="180"/>
+      </w:pPr>
+      <w:r>
+        <w:rPr>
+          <w:b w:val="0"/>
+        </w:rPr>
+        <w:t xml:space="preserve">Add a labelled robustness across conditions </w:t>
+      </w:r>
+      <w:r>
+        <w:rPr>
+          <w:b/>
+        </w:rPr>
+        <w:t>evidence</w:t>
+      </w:r>
+      <w:r>
+        <w:rPr>
+          <w:b w:val="0"/>
+        </w:rPr>
+        <w:t xml:space="preserve"> sheet to Reproducible AI Research Study. Show how you can explain the </w:t>
+      </w:r>
+      <w:r>
+        <w:rPr>
+          <w:b/>
+        </w:rPr>
+        <w:t>mechanism</w:t>
+      </w:r>
+      <w:r>
+        <w:rPr>
+          <w:b w:val="0"/>
+        </w:rPr>
+        <w:t xml:space="preserve"> and terminology of robustness across conditions.</w:t>
+      </w:r>
+    </w:p>
+    <w:p>
+      <w:pPr>
+        <w:spacing w:line="336" w:lineRule="auto" w:after="180"/>
+      </w:pPr>
+      <w:r>
+        <w:rPr>
+          <w:b w:val="0"/>
+        </w:rPr>
+        <w:t xml:space="preserve">Use the supplied fictional case and keep its </w:t>
+      </w:r>
+      <w:r>
+        <w:rPr>
+          <w:b/>
+        </w:rPr>
+        <w:t>input</w:t>
+      </w:r>
+      <w:r>
+        <w:rPr>
+          <w:b w:val="0"/>
+        </w:rPr>
+        <w:t xml:space="preserve">s, intermediate steps, calculation or </w:t>
+      </w:r>
+      <w:r>
+        <w:rPr>
+          <w:b/>
+        </w:rPr>
+        <w:t>prediction</w:t>
+      </w:r>
+      <w:r>
+        <w:rPr>
+          <w:b w:val="0"/>
+        </w:rPr>
+        <w:t>, and limitation. Connect this record to last week’s record; a matching answer without a trace is insufficient.</w:t>
+      </w:r>
+    </w:p>
+    <w:p>
+      <w:pPr>
+        <w:spacing w:line="336" w:lineRule="auto" w:after="180"/>
+      </w:pPr>
+      <w:r>
+        <w:rPr>
+          <w:b w:val="0"/>
+        </w:rPr>
+        <w:t xml:space="preserve">Provide an </w:t>
+      </w:r>
+      <w:r>
+        <w:rPr>
+          <w:b/>
+        </w:rPr>
+        <w:t>input</w:t>
+      </w:r>
+      <w:r>
+        <w:rPr>
+          <w:b w:val="0"/>
+        </w:rPr>
+        <w:t>/procedure/result/limit frame and a calculator when needed. Ask students to identify the first step before completing the whole trace.</w:t>
+      </w:r>
+    </w:p>
+    <w:p>
+      <w:pPr>
+        <w:spacing w:line="336" w:lineRule="auto" w:after="180"/>
+      </w:pPr>
+      <w:r>
+        <w:rPr>
+          <w:b w:val="0"/>
+        </w:rPr>
+        <w:t xml:space="preserve">Extension: compare two concrete variants of this </w:t>
+      </w:r>
+      <w:r>
+        <w:rPr>
+          <w:b/>
+        </w:rPr>
+        <w:t>mechanism</w:t>
+      </w:r>
+      <w:r>
+        <w:rPr>
+          <w:b w:val="0"/>
+        </w:rPr>
+        <w:t xml:space="preserve"> while holding unrelated conditions fixed; report both successful and unsuccessful outcomes.</w:t>
+      </w:r>
+    </w:p>
+    <w:p>
+      <w:pPr>
+        <w:spacing w:line="336" w:lineRule="auto" w:after="180"/>
+      </w:pPr>
+      <w:r>
+        <w:rPr>
+          <w:b w:val="0"/>
+        </w:rPr>
+        <w:t xml:space="preserve">Next connection: Negative results and claim revision. Preserve the current case record and retrieve its </w:t>
+      </w:r>
+      <w:r>
+        <w:rPr>
+          <w:b/>
+        </w:rPr>
+        <w:t>evidence</w:t>
+      </w:r>
+      <w:r>
+        <w:rPr>
+          <w:b w:val="0"/>
+        </w:rPr>
+        <w:t xml:space="preserve"> boundary before moving on.</w:t>
+      </w:r>
+    </w:p>
+    <w:p>
+      <w:pPr>
+        <w:spacing w:line="336" w:lineRule="auto" w:after="180"/>
+      </w:pPr>
+      <w:r>
+        <w:rPr>
+          <w:b w:val="0"/>
+        </w:rPr>
+        <w:t>Retain the project ledger and assess a changed case after support. Check the relevant prerequisite before carrying this component forward.</w:t>
+      </w:r>
+    </w:p>
+    <w:p>
+      <w:pPr>
+        <w:spacing w:line="336" w:lineRule="auto" w:after="180"/>
+      </w:pPr>
+      <w:r>
+        <w:rPr>
+          <w:b w:val="0"/>
+        </w:rPr>
+        <w:t>For the Reproducible AI Research Study, retain an annotated worked trace and the changed-case reasoning. Connect the claim to its records, units and assumptions so another investigator can challenge or reproduce it.</w:t>
+      </w:r>
+    </w:p>
+    <w:p>
+      <w:pPr>
+        <w:pStyle w:val="Heading2"/>
+      </w:pPr>
+      <w:r>
+        <w:t>Delayed return and support record</w:t>
       </w:r>
     </w:p>
     <w:p>
@@ -3937,48 +4884,60 @@
     </w:p>
     <w:p>
       <w:pPr>
-        <w:pStyle w:val="Heading3"/>
-      </w:pPr>
-      <w:r>
-        <w:t>Project evidence from this case</w:t>
+        <w:pStyle w:val="Heading2"/>
+      </w:pPr>
+      <w:r>
+        <w:t>Earlier wording, alternatives and picture transcripts · reference / check after trying</w:t>
       </w:r>
     </w:p>
     <w:p>
       <w:pPr>
-        <w:spacing w:line="336" w:lineRule="auto" w:after="180"/>
-      </w:pPr>
-      <w:r>
-        <w:rPr>
-          <w:b w:val="0"/>
-        </w:rPr>
-        <w:t>For the Reproducible AI Research Study, retain an annotated worked trace and the changed-case reasoning. Connect the claim to its records, units and assumptions so another investigator can challenge or reproduce it.</w:t>
+        <w:pStyle w:val="Heading3"/>
+      </w:pPr>
+      <w:r>
+        <w:t>Plan the delayed return</w:t>
       </w:r>
     </w:p>
     <w:p>
       <w:pPr>
-        <w:pStyle w:val="Heading1"/>
-      </w:pPr>
-      <w:r>
-        <w:t>07. Prepare, teach and assess</w:t>
+        <w:pStyle w:val="Heading3"/>
+      </w:pPr>
+      <w:r>
+        <w:t>Project evidence from this case</w:t>
       </w:r>
     </w:p>
     <w:p>
-      <w:r>
-        <w:t>Use this preparation summary alongside the detailed Robustness across conditions lesson; it is a checklist rather than a replacement for the full sequence.</w:t>
+      <w:pPr>
+        <w:pStyle w:val="Heading1"/>
+      </w:pPr>
+      <w:r>
+        <w:t>Reference bank and extra practice</w:t>
       </w:r>
     </w:p>
     <w:p>
       <w:pPr>
-        <w:pStyle w:val="Heading3"/>
-      </w:pPr>
-      <w:r>
-        <w:t>Teaching target</w:t>
+        <w:pStyle w:val="Heading1"/>
+      </w:pPr>
+      <w:r>
+        <w:t>07. Reference · Alternative planning checklist</w:t>
       </w:r>
     </w:p>
     <w:p>
+      <w:r>
+        <w:t>Use alongside the main route when helpful.</w:t>
+      </w:r>
+    </w:p>
+    <w:p>
+      <w:pPr>
+        <w:pStyle w:val="Heading2"/>
+      </w:pPr>
+      <w:r>
+        <w:t>Planning,assessment and project reminders</w:t>
+      </w:r>
+    </w:p>
+    <w:p>
       <w:pPr>
         <w:spacing w:line="336" w:lineRule="auto" w:after="180"/>
-        <w:shd w:fill="EDF7F3"/>
       </w:pPr>
       <w:r>
         <w:rPr>
@@ -4173,39 +5132,41 @@
         <w:rPr>
           <w:b w:val="0"/>
         </w:rPr>
-        <w:t>Before class, solve the supported practice: Method passes9/10 on current sources and5/10 on outdated sources. Show the intermediate steps and give the conclusion with its scope.</w:t>
+        <w:t>Before class, solve the supported practice: Method passes 9/10 on current sources and 5/10 on outdated sources. Show the intermediate steps and give the conclusion with its scope.</w:t>
       </w:r>
     </w:p>
     <w:p>
       <w:pPr>
-        <w:pStyle w:val="Heading3"/>
-      </w:pPr>
-      <w:r>
-        <w:t>Supported practice answer</w:t>
+        <w:spacing w:line="336" w:lineRule="auto" w:after="180"/>
+      </w:pPr>
+      <w:r>
+        <w:rPr>
+          <w:b w:val="0"/>
+        </w:rPr>
+        <w:t xml:space="preserve">Reasoned practice answer: Teacher explanation: 90% versus 50%; gap 40 percentage points. The outdated-source condition is associated with lower quality here; inspect </w:t>
+      </w:r>
+      <w:r>
+        <w:rPr>
+          <w:b/>
+        </w:rPr>
+        <w:t>mechanism</w:t>
+      </w:r>
+      <w:r>
+        <w:rPr>
+          <w:b w:val="0"/>
+        </w:rPr>
+        <w:t>s before general causal claims.</w:t>
       </w:r>
     </w:p>
     <w:p>
       <w:pPr>
         <w:spacing w:line="336" w:lineRule="auto" w:after="180"/>
-        <w:shd w:fill="F1F6FC"/>
       </w:pPr>
       <w:r>
         <w:rPr>
           <w:b w:val="0"/>
         </w:rPr>
-        <w:t xml:space="preserve">Reasoned practice answer: Teacher explanation: 90% versus50%; gap40 percentage points. The outdated-source condition is associated with lower quality here; inspect </w:t>
-      </w:r>
-      <w:r>
-        <w:rPr>
-          <w:b/>
-        </w:rPr>
-        <w:t>mechanism</w:t>
-      </w:r>
-      <w:r>
-        <w:rPr>
-          <w:b w:val="0"/>
-        </w:rPr>
-        <w:t>s before general causal claims.</w:t>
+        <w:t>Check every learner before discussion: Use the worked case for Robustness across conditions. Proposed explanation: “The worked result establishes every future case”. Decide whether this explanation is supported.</w:t>
       </w:r>
     </w:p>
     <w:p>
@@ -4216,7 +5177,7 @@
         <w:rPr>
           <w:b w:val="0"/>
         </w:rPr>
-        <w:t>Check every learner before discussion: Use the worked case for Robustness across conditions. Proposed explanation: “The worked result establishes every future case”. Decide whether this explanation is supported.</w:t>
+        <w:t>Point to the step or supplied fact that decides; explain your repair if needed.</w:t>
       </w:r>
     </w:p>
     <w:p>
@@ -4227,129 +5188,81 @@
         <w:rPr>
           <w:b w:val="0"/>
         </w:rPr>
-        <w:t>Point to the step or supplied fact that decides; explain your repair if needed.</w:t>
+        <w:t xml:space="preserve">Misconception repair: Robustness is bounded by the tested variations and independent </w:t>
+      </w:r>
+      <w:r>
+        <w:rPr>
+          <w:b/>
+        </w:rPr>
+        <w:t>evidence</w:t>
+      </w:r>
+      <w:r>
+        <w:rPr>
+          <w:b w:val="0"/>
+        </w:rPr>
+        <w:t xml:space="preserve"> policy.</w:t>
       </w:r>
     </w:p>
     <w:p>
       <w:pPr>
-        <w:pStyle w:val="Heading3"/>
-      </w:pPr>
-      <w:r>
-        <w:t>Repair the misconception</w:t>
+        <w:spacing w:line="336" w:lineRule="auto" w:after="180"/>
+      </w:pPr>
+      <w:r>
+        <w:rPr>
+          <w:b w:val="0"/>
+        </w:rPr>
+        <w:t xml:space="preserve">Support: read the exact case aloud, enlarge the labelled picture, supply </w:t>
+      </w:r>
+      <w:r>
+        <w:rPr>
+          <w:b/>
+        </w:rPr>
+        <w:t>input</w:t>
+      </w:r>
+      <w:r>
+        <w:rPr>
+          <w:b w:val="0"/>
+        </w:rPr>
+        <w:t xml:space="preserve"> cards and model only the first deciding step. Accept a spoken explanation or drawing; retain the reasoning goal.</w:t>
       </w:r>
     </w:p>
     <w:p>
       <w:pPr>
         <w:spacing w:line="336" w:lineRule="auto" w:after="180"/>
-        <w:shd w:fill="FFF5E6"/>
       </w:pPr>
       <w:r>
         <w:rPr>
           <w:b w:val="0"/>
         </w:rPr>
-        <w:t xml:space="preserve">Misconception repair: Robustness is bounded by the tested variations and independent </w:t>
+        <w:t xml:space="preserve">Extension: Report only the combined 10/16=62.5%. Require a </w:t>
       </w:r>
       <w:r>
         <w:rPr>
           <w:b/>
         </w:rPr>
-        <w:t>evidence</w:t>
+        <w:t>prediction</w:t>
       </w:r>
       <w:r>
         <w:rPr>
           <w:b w:val="0"/>
         </w:rPr>
-        <w:t xml:space="preserve"> policy.</w:t>
+        <w:t xml:space="preserve"> and a reason before comparing. Expected result: The arithmetic is correct, but the condition gap becomes hidden.</w:t>
       </w:r>
     </w:p>
     <w:p>
       <w:pPr>
-        <w:pStyle w:val="Heading3"/>
-      </w:pPr>
-      <w:r>
-        <w:t>Support without giving away the answer</w:t>
+        <w:spacing w:line="336" w:lineRule="auto" w:after="180"/>
+      </w:pPr>
+      <w:r>
+        <w:rPr>
+          <w:b w:val="0"/>
+        </w:rPr>
+        <w:t>Reason: Combining records discards the slice distinction relevant to the deployment goal.</w:t>
       </w:r>
     </w:p>
     <w:p>
       <w:pPr>
         <w:spacing w:line="336" w:lineRule="auto" w:after="180"/>
-        <w:shd w:fill="F1F6F8"/>
-      </w:pPr>
-      <w:r>
-        <w:rPr>
-          <w:b w:val="0"/>
-        </w:rPr>
-        <w:t xml:space="preserve">Support: read the exact case aloud, enlarge the labelled picture, supply </w:t>
-      </w:r>
-      <w:r>
-        <w:rPr>
-          <w:b/>
-        </w:rPr>
-        <w:t>input</w:t>
-      </w:r>
-      <w:r>
-        <w:rPr>
-          <w:b w:val="0"/>
-        </w:rPr>
-        <w:t xml:space="preserve"> cards and model only the first deciding step. Accept a spoken explanation or drawing; retain the reasoning goal.</w:t>
-      </w:r>
-    </w:p>
-    <w:p>
-      <w:pPr>
-        <w:pStyle w:val="Heading3"/>
-      </w:pPr>
-      <w:r>
-        <w:t>Extend the reasoning</w:t>
-      </w:r>
-    </w:p>
-    <w:p>
-      <w:pPr>
-        <w:spacing w:line="336" w:lineRule="auto" w:after="180"/>
-        <w:shd w:fill="F5F1FB"/>
-      </w:pPr>
-      <w:r>
-        <w:rPr>
-          <w:b w:val="0"/>
-        </w:rPr>
-        <w:t xml:space="preserve">Extension: Report only the combined 10/16=62.5%. Require a </w:t>
-      </w:r>
-      <w:r>
-        <w:rPr>
-          <w:b/>
-        </w:rPr>
-        <w:t>prediction</w:t>
-      </w:r>
-      <w:r>
-        <w:rPr>
-          <w:b w:val="0"/>
-        </w:rPr>
-        <w:t xml:space="preserve"> and a reason before comparing. Expected result: The arithmetic is correct, but the condition gap becomes hidden.</w:t>
-      </w:r>
-    </w:p>
-    <w:p>
-      <w:pPr>
-        <w:spacing w:line="336" w:lineRule="auto" w:after="180"/>
-        <w:shd w:fill="F5F1FB"/>
-      </w:pPr>
-      <w:r>
-        <w:rPr>
-          <w:b w:val="0"/>
-        </w:rPr>
-        <w:t>Reason: Combining records discards the slice distinction relevant to the deployment goal.</w:t>
-      </w:r>
-    </w:p>
-    <w:p>
-      <w:pPr>
-        <w:pStyle w:val="Heading3"/>
-      </w:pPr>
-      <w:r>
-        <w:t>Protect the independent attempt</w:t>
-      </w:r>
-    </w:p>
-    <w:p>
-      <w:pPr>
-        <w:spacing w:line="336" w:lineRule="auto" w:after="180"/>
-        <w:shd w:fill="FFF5E6"/>
       </w:pPr>
       <w:r>
         <w:rPr>
@@ -4544,22 +5457,36 @@
     </w:tbl>
     <w:p>
       <w:pPr>
-        <w:pStyle w:val="Heading3"/>
-      </w:pPr>
-      <w:r>
-        <w:t>Project checkpoint</w:t>
+        <w:spacing w:line="336" w:lineRule="auto" w:after="180"/>
+      </w:pPr>
+      <w:r>
+        <w:rPr>
+          <w:b w:val="0"/>
+        </w:rPr>
+        <w:t xml:space="preserve">Project checkpoint: Prepare the demonstration. Gather reproducible instructions, </w:t>
+      </w:r>
+      <w:r>
+        <w:rPr>
+          <w:b/>
+        </w:rPr>
+        <w:t>evidence</w:t>
+      </w:r>
+      <w:r>
+        <w:rPr>
+          <w:b w:val="0"/>
+        </w:rPr>
+        <w:t>, access checks and remaining limitations.</w:t>
       </w:r>
     </w:p>
     <w:p>
       <w:pPr>
         <w:spacing w:line="336" w:lineRule="auto" w:after="180"/>
-        <w:shd w:fill="EDF7F3"/>
       </w:pPr>
       <w:r>
         <w:rPr>
           <w:b w:val="0"/>
         </w:rPr>
-        <w:t xml:space="preserve">Project checkpoint: Prepare the demonstration. Gather reproducible instructions, </w:t>
+        <w:t xml:space="preserve">Use the weekly teacher answer for topic-specific reasoning. A saved progress tick is an activity record; judge mastery from the learner’s explanation and </w:t>
       </w:r>
       <w:r>
         <w:rPr>
@@ -4571,43 +5498,28 @@
         <w:rPr>
           <w:b w:val="0"/>
         </w:rPr>
-        <w:t>, access checks and remaining limitations.</w:t>
+        <w:t>.</w:t>
       </w:r>
     </w:p>
     <w:p>
       <w:pPr>
-        <w:spacing w:line="336" w:lineRule="auto" w:after="180"/>
-      </w:pPr>
-      <w:r>
-        <w:rPr>
-          <w:b w:val="0"/>
-        </w:rPr>
-        <w:t xml:space="preserve">Use the weekly teacher answer for topic-specific reasoning. A saved progress tick is an activity record; judge mastery from the learner’s explanation and </w:t>
-      </w:r>
-      <w:r>
-        <w:rPr>
-          <w:b/>
-        </w:rPr>
-        <w:t>evidence</w:t>
-      </w:r>
-      <w:r>
-        <w:rPr>
-          <w:b w:val="0"/>
-        </w:rPr>
-        <w:t>.</w:t>
+        <w:pStyle w:val="Heading1"/>
+      </w:pPr>
+      <w:r>
+        <w:t>08. Reference · Feedback,labs and repair paths</w:t>
       </w:r>
     </w:p>
     <w:p>
-      <w:pPr>
-        <w:pStyle w:val="Heading1"/>
-      </w:pPr>
-      <w:r>
-        <w:t>08. Use feedback, labs and repair paths</w:t>
+      <w:r>
+        <w:t>Retain the first attempt and the evidence used for a repair.</w:t>
       </w:r>
     </w:p>
     <w:p>
-      <w:r>
-        <w:t>Use feedback, earlier review and portfolios purposefully. Apply the coding routine only when this lesson has an executable lab.</w:t>
+      <w:pPr>
+        <w:pStyle w:val="Heading2"/>
+      </w:pPr>
+      <w:r>
+        <w:t>Feedback and record guidance</w:t>
       </w:r>
     </w:p>
     <w:p>
@@ -4645,40 +5557,42 @@
       </w:r>
     </w:p>
     <w:p>
-      <w:pPr>
-        <w:pStyle w:val="Heading3"/>
-      </w:pPr>
-      <w:r>
-        <w:t>For later coding lessons</w:t>
+      <w:r>
+        <w:t>This week has no code block. Use this routine when a later lesson includes an executable lab.</w:t>
       </w:r>
     </w:p>
     <w:p>
-      <w:r>
-        <w:t>This week has no code block. Use this routine when a later lesson includes an executable lab.</w:t>
+      <w:pPr>
+        <w:spacing w:line="336" w:lineRule="auto" w:after="180"/>
+      </w:pPr>
+      <w:r>
+        <w:rPr>
+          <w:b w:val="0"/>
+        </w:rPr>
+        <w:t xml:space="preserve">Ask students to predict before running code. Preserve errors and actual </w:t>
+      </w:r>
+      <w:r>
+        <w:rPr>
+          <w:b/>
+        </w:rPr>
+        <w:t>output</w:t>
+      </w:r>
+      <w:r>
+        <w:rPr>
+          <w:b w:val="0"/>
+        </w:rPr>
+        <w:t>s; collect a changed test and an explanation. The branch-boundary and indexing lessons deliberately include failure cases.</w:t>
       </w:r>
     </w:p>
     <w:p>
       <w:pPr>
         <w:spacing w:line="336" w:lineRule="auto" w:after="180"/>
-        <w:shd w:fill="F1F6F8"/>
       </w:pPr>
       <w:r>
         <w:rPr>
           <w:b w:val="0"/>
         </w:rPr>
-        <w:t xml:space="preserve">Ask students to predict before running code. Preserve errors and actual </w:t>
-      </w:r>
-      <w:r>
-        <w:rPr>
-          <w:b/>
-        </w:rPr>
-        <w:t>output</w:t>
-      </w:r>
-      <w:r>
-        <w:rPr>
-          <w:b w:val="0"/>
-        </w:rPr>
-        <w:t>s; collect a changed test and an explanation. The branch-boundary and indexing lessons deliberately include failure cases.</w:t>
+        <w:t>Use the earlier worked-explanation links to address a specific missing building block, then return to the current question. Adapt this suggestion after observing the learner; it is not an automatic diagnosis.</w:t>
       </w:r>
     </w:p>
     <w:p>
@@ -4689,71 +5603,37 @@
         <w:rPr>
           <w:b w:val="0"/>
         </w:rPr>
-        <w:t>Use the earlier worked-explanation links to address a specific missing building block, then return to the current question. Adapt this suggestion after observing the learner; it is not an automatic diagnosis.</w:t>
+        <w:t xml:space="preserve">Collect the completed-work portfolio as </w:t>
+      </w:r>
+      <w:r>
+        <w:rPr>
+          <w:b/>
+        </w:rPr>
+        <w:t>evidence</w:t>
+      </w:r>
+      <w:r>
+        <w:rPr>
+          <w:b w:val="0"/>
+        </w:rPr>
+        <w:t>. Record support separately from correctness, and assess explanation, trace/test and limitations. Progress ticks and quiz selections alone do not establish mastery.</w:t>
       </w:r>
     </w:p>
     <w:p>
       <w:pPr>
-        <w:spacing w:line="336" w:lineRule="auto" w:after="180"/>
-      </w:pPr>
-      <w:r>
-        <w:rPr>
-          <w:b w:val="0"/>
-        </w:rPr>
-        <w:t xml:space="preserve">Collect the completed-work portfolio as </w:t>
-      </w:r>
-      <w:r>
-        <w:rPr>
-          <w:b/>
-        </w:rPr>
-        <w:t>evidence</w:t>
-      </w:r>
-      <w:r>
-        <w:rPr>
-          <w:b w:val="0"/>
-        </w:rPr>
-        <w:t>. Record support separately from correctness, and assess explanation, trace/test and limitations. Progress ticks and quiz selections alone do not establish mastery.</w:t>
+        <w:pStyle w:val="Heading1"/>
+      </w:pPr>
+      <w:r>
+        <w:t>09. Reference · Teach with the six pictures</w:t>
       </w:r>
     </w:p>
     <w:p>
-      <w:pPr>
-        <w:pStyle w:val="Heading1"/>
-      </w:pPr>
-      <w:r>
-        <w:t>09. Visual concept journey</w:t>
+      <w:r>
+        <w:t>Choose one picture for a particular reasoning move.</w:t>
       </w:r>
     </w:p>
     <w:p>
-      <w:r>
-        <w:t>Show one Robustness across conditions graphic at a time, request a prediction and discuss its trace before the independent assessment.</w:t>
-      </w:r>
-    </w:p>
-    <w:p>
-      <w:pPr>
-        <w:spacing w:line="336" w:lineRule="auto" w:after="180"/>
-      </w:pPr>
-      <w:r>
-        <w:rPr>
-          <w:b w:val="0"/>
-        </w:rPr>
-        <w:t xml:space="preserve">Use one picture at a time. Hide a worked result before asking for a </w:t>
-      </w:r>
-      <w:r>
-        <w:rPr>
-          <w:b/>
-        </w:rPr>
-        <w:t>prediction</w:t>
-      </w:r>
-      <w:r>
-        <w:rPr>
-          <w:b w:val="0"/>
-        </w:rPr>
-        <w:t>, then reveal it for feedback. These are supported teaching cases; retain the separate independent assessment for a fresh first attempt.</w:t>
-      </w:r>
-    </w:p>
-    <w:p>
-      <w:pPr>
-        <w:pStyle w:val="Heading3"/>
+      <w:pPr>
+        <w:pStyle w:val="Heading2"/>
       </w:pPr>
       <w:r>
         <w:t>01. Robustness across conditions: the case</w:t>
@@ -4764,7 +5644,7 @@
         <w:drawing>
           <wp:inline xmlns:a="http://schemas.openxmlformats.org/drawingml/2006/main" xmlns:pic="http://schemas.openxmlformats.org/drawingml/2006/picture">
             <wp:extent cx="5486400" cy="2834640"/>
-            <wp:docPr id="3" name="Picture 3" descr="Check robustness across conditions. A fixed classifier is tested separately on indoor and shaded outdoor cases. Supplied facts: Indoor 7/8 correct; outdoor 3/8 correct. The rubric and frozen model are unchanged."/>
+            <wp:docPr id="5" name="Picture 5" descr="Check robustness across conditions. A fixed classifier is tested separately on indoor and shaded outdoor cases. Supplied facts: Indoor 7/8 correct; outdoor 3/8 correct. The rubric and frozen model are unchanged."/>
             <wp:cNvGraphicFramePr>
               <a:graphicFrameLocks noChangeAspect="1"/>
             </wp:cNvGraphicFramePr>
@@ -4773,204 +5653,6 @@
                 <pic:pic>
                   <pic:nvPicPr>
                     <pic:cNvPr id="0" name="academy-story-ai-7-27-01.png"/>
-                    <pic:cNvPicPr/>
-                  </pic:nvPicPr>
-                  <pic:blipFill>
-                    <a:blip r:embed="rId11"/>
-                    <a:stretch>
-                      <a:fillRect/>
-                    </a:stretch>
-                  </pic:blipFill>
-                  <pic:spPr>
-                    <a:xfrm>
-                      <a:off x="0" y="0"/>
-                      <a:ext cx="5486400" cy="2834640"/>
-                    </a:xfrm>
-                    <a:prstGeom prst="rect"/>
-                  </pic:spPr>
-                </pic:pic>
-              </a:graphicData>
-            </a:graphic>
-          </wp:inline>
-        </w:drawing>
-      </w:r>
-    </w:p>
-    <w:p>
-      <w:pPr>
-        <w:spacing w:line="336" w:lineRule="auto" w:after="180"/>
-      </w:pPr>
-      <w:r>
-        <w:rPr>
-          <w:b w:val="0"/>
-        </w:rPr>
-        <w:t>Check robustness across conditions. A fixed classifier is tested separately on indoor and shaded outdoor cases. Supplied facts: Indoor 7/8 correct; outdoor 3/8 correct. The rubric and frozen model are unchanged.</w:t>
-      </w:r>
-    </w:p>
-    <w:p>
-      <w:pPr>
-        <w:spacing w:line="336" w:lineRule="auto" w:after="180"/>
-        <w:shd w:fill="F5F1FB"/>
-      </w:pPr>
-      <w:r>
-        <w:rPr>
-          <w:b w:val="0"/>
-        </w:rPr>
-        <w:t>Point to the given fact that matters most. Explain why it matters.</w:t>
-      </w:r>
-    </w:p>
-    <w:p>
-      <w:pPr>
-        <w:pStyle w:val="Heading3"/>
-      </w:pPr>
-      <w:r>
-        <w:t>Discuss while showing the picture</w:t>
-      </w:r>
-    </w:p>
-    <w:p>
-      <w:pPr>
-        <w:spacing w:line="336" w:lineRule="auto" w:after="180"/>
-        <w:shd w:fill="F1F6F8"/>
-      </w:pPr>
-      <w:r>
-        <w:rPr>
-          <w:b w:val="0"/>
-        </w:rPr>
-        <w:t>Teacher prompt: Point to the given fact that matters most. Explain why it matters. Ask learners to describe one label or arrow in ordinary words. Use the adjacent transcript if the image is difficult to see.</w:t>
-      </w:r>
-    </w:p>
-    <w:p>
-      <w:pPr>
-        <w:pStyle w:val="Heading3"/>
-      </w:pPr>
-      <w:r>
-        <w:t>02. Follow the deciding steps</w:t>
-      </w:r>
-    </w:p>
-    <w:p>
-      <w:r>
-        <w:drawing>
-          <wp:inline xmlns:a="http://schemas.openxmlformats.org/drawingml/2006/main" xmlns:pic="http://schemas.openxmlformats.org/drawingml/2006/picture">
-            <wp:extent cx="5486400" cy="3337560"/>
-            <wp:docPr id="4" name="Picture 4" descr="Name both slices: Each condition has eight labelled cases. → Compute rates: Indoor is 87.5%; outdoor is 37.5%. → Bound robustness: The large observed gap motivates investigation rather than claiming condition independence."/>
-            <wp:cNvGraphicFramePr>
-              <a:graphicFrameLocks noChangeAspect="1"/>
-            </wp:cNvGraphicFramePr>
-            <a:graphic>
-              <a:graphicData uri="http://schemas.openxmlformats.org/drawingml/2006/picture">
-                <pic:pic>
-                  <pic:nvPicPr>
-                    <pic:cNvPr id="0" name="academy-story-ai-7-27-02.png"/>
-                    <pic:cNvPicPr/>
-                  </pic:nvPicPr>
-                  <pic:blipFill>
-                    <a:blip r:embed="rId12"/>
-                    <a:stretch>
-                      <a:fillRect/>
-                    </a:stretch>
-                  </pic:blipFill>
-                  <pic:spPr>
-                    <a:xfrm>
-                      <a:off x="0" y="0"/>
-                      <a:ext cx="5486400" cy="3337560"/>
-                    </a:xfrm>
-                    <a:prstGeom prst="rect"/>
-                  </pic:spPr>
-                </pic:pic>
-              </a:graphicData>
-            </a:graphic>
-          </wp:inline>
-        </w:drawing>
-      </w:r>
-    </w:p>
-    <w:p>
-      <w:pPr>
-        <w:spacing w:line="336" w:lineRule="auto" w:after="180"/>
-      </w:pPr>
-      <w:r>
-        <w:rPr>
-          <w:b w:val="0"/>
-        </w:rPr>
-        <w:t>Name both slices: Each condition has eight labelled cases. → Compute rates: Indoor is 87.5%; outdoor is 37.5%. → Bound robustness: The large observed gap motivates investigation rather than claiming condition independence.</w:t>
-      </w:r>
-    </w:p>
-    <w:p>
-      <w:pPr>
-        <w:spacing w:line="336" w:lineRule="auto" w:after="180"/>
-        <w:shd w:fill="F5F1FB"/>
-      </w:pPr>
-      <w:r>
-        <w:rPr>
-          <w:b w:val="0"/>
-        </w:rPr>
-        <w:t xml:space="preserve">Point to each numbered stage and explain which recorded </w:t>
-      </w:r>
-      <w:r>
-        <w:rPr>
-          <w:b/>
-        </w:rPr>
-        <w:t>input</w:t>
-      </w:r>
-      <w:r>
-        <w:rPr>
-          <w:b w:val="0"/>
-        </w:rPr>
-        <w:t xml:space="preserve"> it uses.</w:t>
-      </w:r>
-    </w:p>
-    <w:p>
-      <w:pPr>
-        <w:pStyle w:val="Heading3"/>
-      </w:pPr>
-      <w:r>
-        <w:t>Discuss while showing the picture</w:t>
-      </w:r>
-    </w:p>
-    <w:p>
-      <w:pPr>
-        <w:spacing w:line="336" w:lineRule="auto" w:after="180"/>
-        <w:shd w:fill="F1F6F8"/>
-      </w:pPr>
-      <w:r>
-        <w:rPr>
-          <w:b w:val="0"/>
-        </w:rPr>
-        <w:t xml:space="preserve">Teacher prompt: Point to each numbered stage and explain which recorded </w:t>
-      </w:r>
-      <w:r>
-        <w:rPr>
-          <w:b/>
-        </w:rPr>
-        <w:t>input</w:t>
-      </w:r>
-      <w:r>
-        <w:rPr>
-          <w:b w:val="0"/>
-        </w:rPr>
-        <w:t xml:space="preserve"> it uses. Ask learners to describe one label or arrow in ordinary words. Use the adjacent transcript if the image is difficult to see.</w:t>
-      </w:r>
-    </w:p>
-    <w:p>
-      <w:pPr>
-        <w:pStyle w:val="Heading3"/>
-      </w:pPr>
-      <w:r>
-        <w:t>03. Fixed model across conditions</w:t>
-      </w:r>
-    </w:p>
-    <w:p>
-      <w:r>
-        <w:drawing>
-          <wp:inline xmlns:a="http://schemas.openxmlformats.org/drawingml/2006/main" xmlns:pic="http://schemas.openxmlformats.org/drawingml/2006/picture">
-            <wp:extent cx="5486400" cy="2834640"/>
-            <wp:docPr id="5" name="Picture 5" descr="Fixed model across conditions. Units: correct cases out of 8 per condition. Indoor: 7. Shaded outdoor: 3."/>
-            <wp:cNvGraphicFramePr>
-              <a:graphicFrameLocks noChangeAspect="1"/>
-            </wp:cNvGraphicFramePr>
-            <a:graphic>
-              <a:graphicData uri="http://schemas.openxmlformats.org/drawingml/2006/picture">
-                <pic:pic>
-                  <pic:nvPicPr>
-                    <pic:cNvPr id="0" name="academy-story-ai-7-27-03.png"/>
                     <pic:cNvPicPr/>
                   </pic:nvPicPr>
                   <pic:blipFill>
@@ -5001,56 +5683,223 @@
         <w:rPr>
           <w:b w:val="0"/>
         </w:rPr>
-        <w:t>Fixed model across conditions. Units: correct cases out of 8 per condition. Indoor: 7. Shaded outdoor: 3.</w:t>
+        <w:t>Check robustness across conditions. A fixed classifier is tested separately on indoor and shaded outdoor cases. Supplied facts: Indoor 7/8 correct; outdoor 3/8 correct. The rubric and frozen model are unchanged.</w:t>
       </w:r>
     </w:p>
     <w:p>
       <w:pPr>
         <w:spacing w:line="336" w:lineRule="auto" w:after="180"/>
-        <w:shd w:fill="F5F1FB"/>
       </w:pPr>
       <w:r>
         <w:rPr>
           <w:b w:val="0"/>
         </w:rPr>
-        <w:t>Read the labels and values. Explain the relationship the model shows.</w:t>
+        <w:t>Point to the given fact that matters most. Explain why it matters.</w:t>
       </w:r>
     </w:p>
     <w:p>
       <w:pPr>
-        <w:pStyle w:val="Heading3"/>
-      </w:pPr>
-      <w:r>
-        <w:t>Discuss while showing the picture</w:t>
+        <w:spacing w:line="336" w:lineRule="auto" w:after="180"/>
+      </w:pPr>
+      <w:r>
+        <w:rPr>
+          <w:b w:val="0"/>
+        </w:rPr>
+        <w:t>Teacher prompt: Point to the given fact that matters most. Explain why it matters. Ask learners to describe one label or arrow in ordinary words. Use the adjacent transcript if the image is difficult to see.</w:t>
       </w:r>
     </w:p>
     <w:p>
       <w:pPr>
-        <w:spacing w:line="336" w:lineRule="auto" w:after="180"/>
-        <w:shd w:fill="F1F6F8"/>
-      </w:pPr>
-      <w:r>
-        <w:rPr>
-          <w:b w:val="0"/>
-        </w:rPr>
-        <w:t>Teacher prompt: Read the labels and values. Explain the relationship the model shows. Ask learners to describe one label or arrow in ordinary words. Use the adjacent transcript if the image is difficult to see.</w:t>
+        <w:pStyle w:val="Heading2"/>
+      </w:pPr>
+      <w:r>
+        <w:t>02. Follow the deciding steps</w:t>
       </w:r>
     </w:p>
     <w:p>
-      <w:pPr>
-        <w:spacing w:line="336" w:lineRule="auto" w:after="180"/>
-        <w:shd w:fill="F1F6F8"/>
-      </w:pPr>
-      <w:r>
-        <w:rPr>
-          <w:b w:val="0"/>
-        </w:rPr>
-        <w:t>Check row/column meanings, units and denominators before discussing a difference. Supplied toy values are not real class or model results.</w:t>
+      <w:r>
+        <w:drawing>
+          <wp:inline xmlns:a="http://schemas.openxmlformats.org/drawingml/2006/main" xmlns:pic="http://schemas.openxmlformats.org/drawingml/2006/picture">
+            <wp:extent cx="5486400" cy="3337560"/>
+            <wp:docPr id="6" name="Picture 6" descr="Name both slices: Each condition has eight labelled cases. → Compute rates: Indoor is 87.5%; outdoor is 37.5%. → Bound robustness: The large observed gap motivates investigation rather than claiming condition independence."/>
+            <wp:cNvGraphicFramePr>
+              <a:graphicFrameLocks noChangeAspect="1"/>
+            </wp:cNvGraphicFramePr>
+            <a:graphic>
+              <a:graphicData uri="http://schemas.openxmlformats.org/drawingml/2006/picture">
+                <pic:pic>
+                  <pic:nvPicPr>
+                    <pic:cNvPr id="0" name="academy-story-ai-7-27-02.png"/>
+                    <pic:cNvPicPr/>
+                  </pic:nvPicPr>
+                  <pic:blipFill>
+                    <a:blip r:embed="rId10"/>
+                    <a:stretch>
+                      <a:fillRect/>
+                    </a:stretch>
+                  </pic:blipFill>
+                  <pic:spPr>
+                    <a:xfrm>
+                      <a:off x="0" y="0"/>
+                      <a:ext cx="5486400" cy="3337560"/>
+                    </a:xfrm>
+                    <a:prstGeom prst="rect"/>
+                  </pic:spPr>
+                </pic:pic>
+              </a:graphicData>
+            </a:graphic>
+          </wp:inline>
+        </w:drawing>
       </w:r>
     </w:p>
     <w:p>
       <w:pPr>
-        <w:pStyle w:val="Heading3"/>
+        <w:spacing w:line="336" w:lineRule="auto" w:after="180"/>
+      </w:pPr>
+      <w:r>
+        <w:rPr>
+          <w:b w:val="0"/>
+        </w:rPr>
+        <w:t>Name both slices: Each condition has eight labelled cases. → Compute rates: Indoor is 87.5%; outdoor is 37.5%. → Bound robustness: The large observed gap motivates investigation rather than claiming condition independence.</w:t>
+      </w:r>
+    </w:p>
+    <w:p>
+      <w:pPr>
+        <w:spacing w:line="336" w:lineRule="auto" w:after="180"/>
+      </w:pPr>
+      <w:r>
+        <w:rPr>
+          <w:b w:val="0"/>
+        </w:rPr>
+        <w:t xml:space="preserve">Point to each numbered stage and explain which recorded </w:t>
+      </w:r>
+      <w:r>
+        <w:rPr>
+          <w:b/>
+        </w:rPr>
+        <w:t>input</w:t>
+      </w:r>
+      <w:r>
+        <w:rPr>
+          <w:b w:val="0"/>
+        </w:rPr>
+        <w:t xml:space="preserve"> it uses.</w:t>
+      </w:r>
+    </w:p>
+    <w:p>
+      <w:pPr>
+        <w:spacing w:line="336" w:lineRule="auto" w:after="180"/>
+      </w:pPr>
+      <w:r>
+        <w:rPr>
+          <w:b w:val="0"/>
+        </w:rPr>
+        <w:t xml:space="preserve">Teacher prompt: Point to each numbered stage and explain which recorded </w:t>
+      </w:r>
+      <w:r>
+        <w:rPr>
+          <w:b/>
+        </w:rPr>
+        <w:t>input</w:t>
+      </w:r>
+      <w:r>
+        <w:rPr>
+          <w:b w:val="0"/>
+        </w:rPr>
+        <w:t xml:space="preserve"> it uses. Ask learners to describe one label or arrow in ordinary words. Use the adjacent transcript if the image is difficult to see.</w:t>
+      </w:r>
+    </w:p>
+    <w:p>
+      <w:pPr>
+        <w:pStyle w:val="Heading2"/>
+      </w:pPr>
+      <w:r>
+        <w:t>03. Fixed model across conditions</w:t>
+      </w:r>
+    </w:p>
+    <w:p>
+      <w:r>
+        <w:drawing>
+          <wp:inline xmlns:a="http://schemas.openxmlformats.org/drawingml/2006/main" xmlns:pic="http://schemas.openxmlformats.org/drawingml/2006/picture">
+            <wp:extent cx="5486400" cy="2834640"/>
+            <wp:docPr id="7" name="Picture 7" descr="Fixed model across conditions. Units: correct cases out of 8 per condition. Indoor: 7. Shaded outdoor: 3."/>
+            <wp:cNvGraphicFramePr>
+              <a:graphicFrameLocks noChangeAspect="1"/>
+            </wp:cNvGraphicFramePr>
+            <a:graphic>
+              <a:graphicData uri="http://schemas.openxmlformats.org/drawingml/2006/picture">
+                <pic:pic>
+                  <pic:nvPicPr>
+                    <pic:cNvPr id="0" name="academy-story-ai-7-27-03.png"/>
+                    <pic:cNvPicPr/>
+                  </pic:nvPicPr>
+                  <pic:blipFill>
+                    <a:blip r:embed="rId14"/>
+                    <a:stretch>
+                      <a:fillRect/>
+                    </a:stretch>
+                  </pic:blipFill>
+                  <pic:spPr>
+                    <a:xfrm>
+                      <a:off x="0" y="0"/>
+                      <a:ext cx="5486400" cy="2834640"/>
+                    </a:xfrm>
+                    <a:prstGeom prst="rect"/>
+                  </pic:spPr>
+                </pic:pic>
+              </a:graphicData>
+            </a:graphic>
+          </wp:inline>
+        </w:drawing>
+      </w:r>
+    </w:p>
+    <w:p>
+      <w:pPr>
+        <w:spacing w:line="336" w:lineRule="auto" w:after="180"/>
+      </w:pPr>
+      <w:r>
+        <w:rPr>
+          <w:b w:val="0"/>
+        </w:rPr>
+        <w:t>Fixed model across conditions. Units: correct cases out of 8 per condition. Indoor: 7. Shaded outdoor: 3.</w:t>
+      </w:r>
+    </w:p>
+    <w:p>
+      <w:pPr>
+        <w:spacing w:line="336" w:lineRule="auto" w:after="180"/>
+      </w:pPr>
+      <w:r>
+        <w:rPr>
+          <w:b w:val="0"/>
+        </w:rPr>
+        <w:t>Read the labels and values. Explain the relationship the model shows.</w:t>
+      </w:r>
+    </w:p>
+    <w:p>
+      <w:pPr>
+        <w:spacing w:line="336" w:lineRule="auto" w:after="180"/>
+      </w:pPr>
+      <w:r>
+        <w:rPr>
+          <w:b w:val="0"/>
+        </w:rPr>
+        <w:t>Teacher prompt: Read the labels and values. Explain the relationship the model shows. Ask learners to describe one label or arrow in ordinary words. Use the adjacent transcript if the image is difficult to see.</w:t>
+      </w:r>
+    </w:p>
+    <w:p>
+      <w:pPr>
+        <w:spacing w:line="336" w:lineRule="auto" w:after="180"/>
+      </w:pPr>
+      <w:r>
+        <w:rPr>
+          <w:b w:val="0"/>
+        </w:rPr>
+        <w:t>Check row/column meanings, units and denominators before discussing a difference. Supplied toy values are not real class or model results.</w:t>
+      </w:r>
+    </w:p>
+    <w:p>
+      <w:pPr>
+        <w:pStyle w:val="Heading2"/>
       </w:pPr>
       <w:r>
         <w:t>04. Change one thing. Trace what follows.</w:t>
@@ -5061,7 +5910,7 @@
         <w:drawing>
           <wp:inline xmlns:a="http://schemas.openxmlformats.org/drawingml/2006/main" xmlns:pic="http://schemas.openxmlformats.org/drawingml/2006/picture">
             <wp:extent cx="5486400" cy="3041904"/>
-            <wp:docPr id="6" name="Picture 6" descr="Original case: The large observed gap motivates investigation rather than claiming condition independence. Changed condition: Report only the combined 10/16=62.5%. Expected result: The arithmetic is correct, but the condition gap becomes hidden. Reason: Combining records discards the slice distinction relevant to the deployment goal."/>
+            <wp:docPr id="8" name="Picture 8" descr="Original case: The large observed gap motivates investigation rather than claiming condition independence. Changed condition: Report only the combined 10/16=62.5%. Expected result: The arithmetic is correct, but the condition gap becomes hidden. Reason: Combining records discards the slice distinction relevant to the deployment goal."/>
             <wp:cNvGraphicFramePr>
               <a:graphicFrameLocks noChangeAspect="1"/>
             </wp:cNvGraphicFramePr>
@@ -5073,7 +5922,7 @@
                     <pic:cNvPicPr/>
                   </pic:nvPicPr>
                   <pic:blipFill>
-                    <a:blip r:embed="rId14"/>
+                    <a:blip r:embed="rId15"/>
                     <a:stretch>
                       <a:fillRect/>
                     </a:stretch>
@@ -5117,7 +5966,6 @@
     <w:p>
       <w:pPr>
         <w:spacing w:line="336" w:lineRule="auto" w:after="180"/>
-        <w:shd w:fill="F5F1FB"/>
       </w:pPr>
       <w:r>
         <w:rPr>
@@ -5128,39 +5976,29 @@
     </w:p>
     <w:p>
       <w:pPr>
-        <w:pStyle w:val="Heading3"/>
-      </w:pPr>
-      <w:r>
-        <w:t>Discuss while showing the picture</w:t>
+        <w:spacing w:line="336" w:lineRule="auto" w:after="180"/>
+      </w:pPr>
+      <w:r>
+        <w:rPr>
+          <w:b w:val="0"/>
+        </w:rPr>
+        <w:t>Teacher prompt: Predict before checking the worked changed-case result. Name what changed and what the supplied facts allow you to conclude. Ask learners to describe one label or arrow in ordinary words.</w:t>
       </w:r>
     </w:p>
     <w:p>
       <w:pPr>
         <w:spacing w:line="336" w:lineRule="auto" w:after="180"/>
-        <w:shd w:fill="F1F6F8"/>
       </w:pPr>
       <w:r>
         <w:rPr>
           <w:b w:val="0"/>
         </w:rPr>
-        <w:t>Teacher prompt: Predict before checking the worked changed-case result. Name what changed and what the supplied facts allow you to conclude. Ask learners to describe one label or arrow in ordinary words.</w:t>
+        <w:t>Use the adjacent transcript if the image is difficult to see. Changed-case reasoning: Combining records discards the slice distinction relevant to the deployment goal.</w:t>
       </w:r>
     </w:p>
     <w:p>
       <w:pPr>
-        <w:spacing w:line="336" w:lineRule="auto" w:after="180"/>
-        <w:shd w:fill="F1F6F8"/>
-      </w:pPr>
-      <w:r>
-        <w:rPr>
-          <w:b w:val="0"/>
-        </w:rPr>
-        <w:t>Use the adjacent transcript if the image is difficult to see. Changed-case reasoning: Combining records discards the slice distinction relevant to the deployment goal.</w:t>
-      </w:r>
-    </w:p>
-    <w:p>
-      <w:pPr>
-        <w:pStyle w:val="Heading3"/>
+        <w:pStyle w:val="Heading2"/>
       </w:pPr>
       <w:r>
         <w:t>05. Connect the explanation to its limit</w:t>
@@ -5171,7 +6009,7 @@
         <w:drawing>
           <wp:inline xmlns:a="http://schemas.openxmlformats.org/drawingml/2006/main" xmlns:pic="http://schemas.openxmlformats.org/drawingml/2006/picture">
             <wp:extent cx="5486400" cy="2834640"/>
-            <wp:docPr id="7" name="Picture 7" descr="Robustness asks whether behaviour survives relevant changes in conditions. A total score can hide a weak slice; keep the scenario and denominator visible. Limit: Eight cases per slice do not establish stable population rates or the reason for the difference."/>
+            <wp:docPr id="9" name="Picture 9" descr="Robustness asks whether behaviour survives relevant changes in conditions. A total score can hide a weak slice; keep the scenario and denominator visible. Limit: Eight cases per slice do not establish stable population rates or the reason for the difference."/>
             <wp:cNvGraphicFramePr>
               <a:graphicFrameLocks noChangeAspect="1"/>
             </wp:cNvGraphicFramePr>
@@ -5183,7 +6021,7 @@
                     <pic:cNvPicPr/>
                   </pic:nvPicPr>
                   <pic:blipFill>
-                    <a:blip r:embed="rId15"/>
+                    <a:blip r:embed="rId16"/>
                     <a:stretch>
                       <a:fillRect/>
                     </a:stretch>
@@ -5227,7 +6065,6 @@
     <w:p>
       <w:pPr>
         <w:spacing w:line="336" w:lineRule="auto" w:after="180"/>
-        <w:shd w:fill="F5F1FB"/>
       </w:pPr>
       <w:r>
         <w:rPr>
@@ -5238,39 +6075,29 @@
     </w:p>
     <w:p>
       <w:pPr>
-        <w:pStyle w:val="Heading3"/>
-      </w:pPr>
-      <w:r>
-        <w:t>Discuss while showing the picture</w:t>
+        <w:spacing w:line="336" w:lineRule="auto" w:after="180"/>
+      </w:pPr>
+      <w:r>
+        <w:rPr>
+          <w:b w:val="0"/>
+        </w:rPr>
+        <w:t>Teacher prompt: Explain the case, then point to a limit on the claim. Ask learners to describe one label or arrow in ordinary words. Use the adjacent transcript if the image is difficult to see.</w:t>
       </w:r>
     </w:p>
     <w:p>
       <w:pPr>
         <w:spacing w:line="336" w:lineRule="auto" w:after="180"/>
-        <w:shd w:fill="F1F6F8"/>
       </w:pPr>
       <w:r>
         <w:rPr>
           <w:b w:val="0"/>
         </w:rPr>
-        <w:t>Teacher prompt: Explain the case, then point to a limit on the claim. Ask learners to describe one label or arrow in ordinary words. Use the adjacent transcript if the image is difficult to see.</w:t>
+        <w:t>Keep the stated scope: Eight cases per slice do not establish stable population rates or the reason for the difference.</w:t>
       </w:r>
     </w:p>
     <w:p>
       <w:pPr>
-        <w:spacing w:line="336" w:lineRule="auto" w:after="180"/>
-        <w:shd w:fill="F1F6F8"/>
-      </w:pPr>
-      <w:r>
-        <w:rPr>
-          <w:b w:val="0"/>
-        </w:rPr>
-        <w:t>Keep the stated scope: Eight cases per slice do not establish stable population rates or the reason for the difference.</w:t>
-      </w:r>
-    </w:p>
-    <w:p>
-      <w:pPr>
-        <w:pStyle w:val="Heading3"/>
+        <w:pStyle w:val="Heading2"/>
       </w:pPr>
       <w:r>
         <w:t>06. Make the idea visible in your project</w:t>
@@ -5281,7 +6108,7 @@
         <w:drawing>
           <wp:inline xmlns:a="http://schemas.openxmlformats.org/drawingml/2006/main" xmlns:pic="http://schemas.openxmlformats.org/drawingml/2006/picture">
             <wp:extent cx="5486400" cy="3681984"/>
-            <wp:docPr id="8" name="Picture 8" descr="For the Reproducible AI Research Study, retain an annotated worked trace and the changed-case reasoning. Connect the claim to its records, units and assumptions so another investigator can challenge or reproduce it. Draw your input, deciding step, result and limit. Supported question: Calculate indoor, outdoor and combined rates. Which relevant weakness disappears from view when only the combined rate is reported?"/>
+            <wp:docPr id="10" name="Picture 10" descr="For the Reproducible AI Research Study, retain an annotated worked trace and the changed-case reasoning. Connect the claim to its records, units and assumptions so another investigator can challenge or reproduce it. Draw your input, deciding step, result and limit. Supported question: Calculate indoor, outdoor and combined rates. Which relevant weakness disappears from view when only the combined rate is reported?"/>
             <wp:cNvGraphicFramePr>
               <a:graphicFrameLocks noChangeAspect="1"/>
             </wp:cNvGraphicFramePr>
@@ -5293,7 +6120,7 @@
                     <pic:cNvPicPr/>
                   </pic:nvPicPr>
                   <pic:blipFill>
-                    <a:blip r:embed="rId16"/>
+                    <a:blip r:embed="rId17"/>
                     <a:stretch>
                       <a:fillRect/>
                     </a:stretch>
@@ -5349,7 +6176,6 @@
     <w:p>
       <w:pPr>
         <w:spacing w:line="336" w:lineRule="auto" w:after="180"/>
-        <w:shd w:fill="F5F1FB"/>
       </w:pPr>
       <w:r>
         <w:rPr>
@@ -5372,58 +6198,126 @@
     </w:p>
     <w:p>
       <w:pPr>
-        <w:pStyle w:val="Heading3"/>
-      </w:pPr>
-      <w:r>
-        <w:t>Discuss while showing the picture</w:t>
+        <w:spacing w:line="336" w:lineRule="auto" w:after="180"/>
+      </w:pPr>
+      <w:r>
+        <w:rPr>
+          <w:b w:val="0"/>
+        </w:rPr>
+        <w:t xml:space="preserve">Teacher prompt: Draw your project trace and justify the deciding step using </w:t>
+      </w:r>
+      <w:r>
+        <w:rPr>
+          <w:b/>
+        </w:rPr>
+        <w:t>evidence</w:t>
+      </w:r>
+      <w:r>
+        <w:rPr>
+          <w:b w:val="0"/>
+        </w:rPr>
+        <w:t>. Ask learners to describe one label or arrow in ordinary words. Use the adjacent transcript if the image is difficult to see.</w:t>
       </w:r>
     </w:p>
     <w:p>
       <w:pPr>
         <w:spacing w:line="336" w:lineRule="auto" w:after="180"/>
-        <w:shd w:fill="F1F6F8"/>
       </w:pPr>
       <w:r>
         <w:rPr>
           <w:b w:val="0"/>
         </w:rPr>
-        <w:t xml:space="preserve">Teacher prompt: Draw your project trace and justify the deciding step using </w:t>
-      </w:r>
-      <w:r>
-        <w:rPr>
-          <w:b/>
-        </w:rPr>
-        <w:t>evidence</w:t>
-      </w:r>
-      <w:r>
-        <w:rPr>
-          <w:b w:val="0"/>
-        </w:rPr>
-        <w:t>. Ask learners to describe one label or arrow in ordinary words. Use the adjacent transcript if the image is difficult to see.</w:t>
+        <w:t>Supported practice key: Each condition has eight labelled cases. Indoor is 87.5%; outdoor is 37.5%. The large observed gap motivates investigation rather than claiming condition independence.</w:t>
       </w:r>
     </w:p>
     <w:p>
       <w:pPr>
         <w:spacing w:line="336" w:lineRule="auto" w:after="180"/>
-        <w:shd w:fill="F1F6F8"/>
       </w:pPr>
       <w:r>
         <w:rPr>
           <w:b w:val="0"/>
         </w:rPr>
-        <w:t>Supported practice key: Each condition has eight labelled cases. Indoor is 87.5%; outdoor is 37.5%. The large observed gap motivates investigation rather than claiming condition independence.</w:t>
+        <w:t>Changed case: The arithmetic is correct, but the condition gap becomes hidden. Combining records discards the slice distinction relevant to the deployment goal.</w:t>
       </w:r>
     </w:p>
     <w:p>
       <w:pPr>
+        <w:pStyle w:val="Heading2"/>
+      </w:pPr>
+      <w:r>
+        <w:t>Earlier wording, alternatives and picture transcripts · reference / check after trying</w:t>
+      </w:r>
+    </w:p>
+    <w:p>
+      <w:pPr>
         <w:spacing w:line="336" w:lineRule="auto" w:after="180"/>
-        <w:shd w:fill="F1F6F8"/>
       </w:pPr>
       <w:r>
         <w:rPr>
           <w:b w:val="0"/>
         </w:rPr>
-        <w:t>Changed case: The arithmetic is correct, but the condition gap becomes hidden. Combining records discards the slice distinction relevant to the deployment goal.</w:t>
+        <w:t xml:space="preserve">Use one picture at a time. Hide a worked result before asking for a </w:t>
+      </w:r>
+      <w:r>
+        <w:rPr>
+          <w:b/>
+        </w:rPr>
+        <w:t>prediction</w:t>
+      </w:r>
+      <w:r>
+        <w:rPr>
+          <w:b w:val="0"/>
+        </w:rPr>
+        <w:t>, then reveal it for feedback. These are supported teaching cases; retain the separate independent assessment for a fresh first attempt.</w:t>
+      </w:r>
+    </w:p>
+    <w:p>
+      <w:pPr>
+        <w:pStyle w:val="Heading3"/>
+      </w:pPr>
+      <w:r>
+        <w:t>01. Robustness across conditions: the case</w:t>
+      </w:r>
+    </w:p>
+    <w:p>
+      <w:pPr>
+        <w:pStyle w:val="Heading3"/>
+      </w:pPr>
+      <w:r>
+        <w:t>02. Follow the deciding steps</w:t>
+      </w:r>
+    </w:p>
+    <w:p>
+      <w:pPr>
+        <w:pStyle w:val="Heading3"/>
+      </w:pPr>
+      <w:r>
+        <w:t>03. Fixed model across conditions</w:t>
+      </w:r>
+    </w:p>
+    <w:p>
+      <w:pPr>
+        <w:pStyle w:val="Heading3"/>
+      </w:pPr>
+      <w:r>
+        <w:t>04. Change one thing. Trace what follows.</w:t>
+      </w:r>
+    </w:p>
+    <w:p>
+      <w:pPr>
+        <w:pStyle w:val="Heading3"/>
+      </w:pPr>
+      <w:r>
+        <w:t>05. Connect the explanation to its limit</w:t>
+      </w:r>
+    </w:p>
+    <w:p>
+      <w:pPr>
+        <w:pStyle w:val="Heading3"/>
+      </w:pPr>
+      <w:r>
+        <w:t>06. Make the idea visible in your project</w:t>
       </w:r>
     </w:p>
     <w:sectPr>
